--- a/v1.00.2.docx
+++ b/v1.00.2.docx
@@ -344,7 +344,7 @@
         <mc:AlternateContent>
           <mc:Choice Requires="wpg">
             <w:drawing>
-              <wp:anchor distT="0" distB="0" distL="114300" distR="114300" simplePos="0" relativeHeight="251657216" behindDoc="0" locked="0" layoutInCell="1" allowOverlap="1" wp14:anchorId="2B99AA4A" wp14:editId="374A9C71">
+              <wp:anchor distT="0" distB="0" distL="114300" distR="114300" simplePos="0" relativeHeight="251657216" behindDoc="0" locked="0" layoutInCell="1" allowOverlap="1" wp14:anchorId="2B99AA4A" wp14:editId="0BDFBF9D">
                 <wp:simplePos x="0" y="0"/>
                 <wp:positionH relativeFrom="column">
                   <wp:posOffset>-342900</wp:posOffset>
@@ -1218,7 +1218,7 @@
         </w:rPr>
       </w:pPr>
       <w:bookmarkStart w:id="1" w:name="_Toc290284588"/>
-      <w:bookmarkStart w:id="2" w:name="_Toc232083772"/>
+      <w:bookmarkStart w:id="2" w:name="_Toc232096986"/>
       <w:r>
         <w:rPr>
           <w:rFonts w:ascii="Times New Roman" w:hAnsi="Times New Roman" w:cs="Times New Roman"/>
@@ -1353,15 +1353,15 @@
     </w:p>
     <w:p>
       <w:pPr>
-        <w:pStyle w:val="12"/>
+        <w:pStyle w:val="TOC1"/>
         <w:tabs>
           <w:tab w:val="right" w:leader="dot" w:pos="9060"/>
         </w:tabs>
         <w:spacing w:before="120" w:after="120"/>
         <w:rPr>
-          <w:rFonts w:ascii="等线" w:eastAsia="等线" w:hAnsi="等线" w:hint="eastAsia"/>
+          <w:rFonts w:asciiTheme="minorHAnsi" w:eastAsiaTheme="minorEastAsia" w:hAnsiTheme="minorHAnsi" w:cstheme="minorBidi"/>
           <w:noProof/>
-          <w:sz w:val="22"/>
+          <w14:ligatures w14:val="standardContextual"/>
         </w:rPr>
       </w:pPr>
       <w:r>
@@ -1373,11 +1373,10 @@
       <w:r>
         <w:fldChar w:fldCharType="separate"/>
       </w:r>
-      <w:hyperlink w:anchor="_Toc232083772" w:history="1">
+      <w:hyperlink w:anchor="_Toc232096986" w:history="1">
         <w:r>
           <w:rPr>
             <w:rStyle w:val="a5"/>
-            <w:rFonts w:ascii="Times New Roman" w:hAnsi="Times New Roman" w:hint="eastAsia"/>
             <w:b/>
             <w:noProof/>
             <w:lang w:val="fr-FR"/>
@@ -1386,7 +1385,6 @@
         </w:r>
         <w:r>
           <w:rPr>
-            <w:rFonts w:hint="eastAsia"/>
             <w:noProof/>
             <w:webHidden/>
           </w:rPr>
@@ -1394,7 +1392,6 @@
         </w:r>
         <w:r>
           <w:rPr>
-            <w:rFonts w:hint="eastAsia"/>
             <w:noProof/>
             <w:webHidden/>
           </w:rPr>
@@ -1402,85 +1399,70 @@
         </w:r>
         <w:r>
           <w:rPr>
-            <w:rFonts w:hint="eastAsia"/>
             <w:noProof/>
             <w:webHidden/>
           </w:rPr>
-          <w:instrText xml:space="preserve"> </w:instrText>
+          <w:instrText xml:space="preserve"> PAGEREF _Toc232096986 \h </w:instrText>
         </w:r>
         <w:r>
           <w:rPr>
             <w:noProof/>
             <w:webHidden/>
           </w:rPr>
-          <w:instrText>PAGEREF _Toc232083772 \h</w:instrText>
-        </w:r>
-        <w:r>
-          <w:rPr>
-            <w:rFonts w:hint="eastAsia"/>
+        </w:r>
+        <w:r>
+          <w:rPr>
             <w:noProof/>
             <w:webHidden/>
           </w:rPr>
-          <w:instrText xml:space="preserve"> </w:instrText>
-        </w:r>
-        <w:r>
-          <w:rPr>
-            <w:rFonts w:hint="eastAsia"/>
+          <w:fldChar w:fldCharType="separate"/>
+        </w:r>
+        <w:r>
+          <w:rPr>
             <w:noProof/>
             <w:webHidden/>
           </w:rPr>
-        </w:r>
-        <w:r>
-          <w:rPr>
-            <w:rFonts w:hint="eastAsia"/>
+          <w:t>I</w:t>
+        </w:r>
+        <w:r>
+          <w:rPr>
             <w:noProof/>
             <w:webHidden/>
           </w:rPr>
-          <w:fldChar w:fldCharType="separate"/>
-        </w:r>
-        <w:r>
-          <w:rPr>
-            <w:rFonts w:hint="eastAsia"/>
-            <w:noProof/>
-            <w:webHidden/>
-          </w:rPr>
-          <w:t>I</w:t>
-        </w:r>
-        <w:r>
-          <w:rPr>
-            <w:rFonts w:hint="eastAsia"/>
-            <w:noProof/>
-            <w:webHidden/>
-          </w:rPr>
           <w:fldChar w:fldCharType="end"/>
         </w:r>
       </w:hyperlink>
     </w:p>
     <w:p>
       <w:pPr>
-        <w:pStyle w:val="12"/>
+        <w:pStyle w:val="TOC1"/>
         <w:tabs>
           <w:tab w:val="right" w:leader="dot" w:pos="9060"/>
         </w:tabs>
         <w:spacing w:before="120" w:after="120"/>
         <w:rPr>
-          <w:rFonts w:ascii="等线" w:eastAsia="等线" w:hAnsi="等线" w:hint="eastAsia"/>
+          <w:rFonts w:asciiTheme="minorHAnsi" w:eastAsiaTheme="minorEastAsia" w:hAnsiTheme="minorHAnsi" w:cstheme="minorBidi"/>
           <w:noProof/>
-          <w:sz w:val="22"/>
-        </w:rPr>
-      </w:pPr>
-      <w:hyperlink w:anchor="_Toc232083773" w:history="1">
+          <w14:ligatures w14:val="standardContextual"/>
+        </w:rPr>
+      </w:pPr>
+      <w:hyperlink w:anchor="_Toc232096987" w:history="1">
         <w:r>
           <w:rPr>
             <w:rStyle w:val="a5"/>
-            <w:rFonts w:hint="eastAsia"/>
-            <w:noProof/>
-          </w:rPr>
-          <w:t>1 绪论</w:t>
-        </w:r>
-        <w:r>
-          <w:rPr>
-            <w:rFonts w:hint="eastAsia"/>
+            <w:noProof/>
+          </w:rPr>
+          <w:t xml:space="preserve">1 </w:t>
+        </w:r>
+        <w:r>
+          <w:rPr>
+            <w:rStyle w:val="a5"/>
+            <w:noProof/>
+          </w:rPr>
+          <w:t>绪论</w:t>
+        </w:r>
+        <w:r>
+          <w:rPr>
             <w:noProof/>
             <w:webHidden/>
           </w:rPr>
@@ -1488,7 +1470,6 @@
         </w:r>
         <w:r>
           <w:rPr>
-            <w:rFonts w:hint="eastAsia"/>
             <w:noProof/>
             <w:webHidden/>
           </w:rPr>
@@ -1496,103 +1477,81 @@
         </w:r>
         <w:r>
           <w:rPr>
-            <w:rFonts w:hint="eastAsia"/>
             <w:noProof/>
             <w:webHidden/>
           </w:rPr>
-          <w:instrText xml:space="preserve"> </w:instrText>
+          <w:instrText xml:space="preserve"> PAGEREF _Toc232096987 \h </w:instrText>
         </w:r>
         <w:r>
           <w:rPr>
             <w:noProof/>
             <w:webHidden/>
           </w:rPr>
-          <w:instrText>PAGEREF _Toc232083773 \h</w:instrText>
-        </w:r>
-        <w:r>
-          <w:rPr>
-            <w:rFonts w:hint="eastAsia"/>
+        </w:r>
+        <w:r>
+          <w:rPr>
             <w:noProof/>
             <w:webHidden/>
           </w:rPr>
-          <w:instrText xml:space="preserve"> </w:instrText>
-        </w:r>
-        <w:r>
-          <w:rPr>
-            <w:rFonts w:hint="eastAsia"/>
+          <w:fldChar w:fldCharType="separate"/>
+        </w:r>
+        <w:r>
+          <w:rPr>
             <w:noProof/>
             <w:webHidden/>
           </w:rPr>
-        </w:r>
-        <w:r>
-          <w:rPr>
-            <w:rFonts w:hint="eastAsia"/>
+          <w:t>1</w:t>
+        </w:r>
+        <w:r>
+          <w:rPr>
             <w:noProof/>
             <w:webHidden/>
           </w:rPr>
-          <w:fldChar w:fldCharType="separate"/>
-        </w:r>
-        <w:r>
-          <w:rPr>
-            <w:rFonts w:hint="eastAsia"/>
-            <w:noProof/>
-            <w:webHidden/>
-          </w:rPr>
-          <w:t>1</w:t>
-        </w:r>
-        <w:r>
-          <w:rPr>
-            <w:rFonts w:hint="eastAsia"/>
-            <w:noProof/>
-            <w:webHidden/>
-          </w:rPr>
           <w:fldChar w:fldCharType="end"/>
         </w:r>
       </w:hyperlink>
     </w:p>
     <w:p>
       <w:pPr>
-        <w:pStyle w:val="21"/>
+        <w:pStyle w:val="TOC2"/>
         <w:tabs>
-          <w:tab w:val="left" w:pos="1260"/>
+          <w:tab w:val="left" w:pos="960"/>
           <w:tab w:val="right" w:leader="dot" w:pos="9060"/>
         </w:tabs>
         <w:spacing w:before="120" w:after="120"/>
-        <w:ind w:left="480"/>
-        <w:rPr>
-          <w:rFonts w:ascii="等线" w:eastAsia="等线" w:hAnsi="等线" w:hint="eastAsia"/>
+        <w:rPr>
+          <w:rFonts w:asciiTheme="minorHAnsi" w:eastAsiaTheme="minorEastAsia" w:hAnsiTheme="minorHAnsi" w:cstheme="minorBidi"/>
           <w:noProof/>
-          <w:sz w:val="22"/>
-        </w:rPr>
-      </w:pPr>
-      <w:hyperlink w:anchor="_Toc232083774" w:history="1">
+          <w14:ligatures w14:val="standardContextual"/>
+        </w:rPr>
+      </w:pPr>
+      <w:hyperlink w:anchor="_Toc232096988" w:history="1">
         <w:r>
           <w:rPr>
             <w:rStyle w:val="a5"/>
-            <w:rFonts w:ascii="黑体" w:hint="eastAsia"/>
+            <w:rFonts w:ascii="黑体"/>
             <w:noProof/>
           </w:rPr>
           <w:t>1.1</w:t>
         </w:r>
         <w:r>
           <w:rPr>
-            <w:rFonts w:ascii="等线" w:eastAsia="等线" w:hAnsi="等线" w:hint="eastAsia"/>
-            <w:noProof/>
-            <w:sz w:val="22"/>
+            <w:rFonts w:asciiTheme="minorHAnsi" w:eastAsiaTheme="minorEastAsia" w:hAnsiTheme="minorHAnsi" w:cstheme="minorBidi"/>
+            <w:noProof/>
+            <w14:ligatures w14:val="standardContextual"/>
           </w:rPr>
           <w:tab/>
         </w:r>
         <w:r>
           <w:rPr>
             <w:rStyle w:val="a5"/>
-            <w:rFonts w:ascii="黑体" w:hint="eastAsia"/>
+            <w:rFonts w:ascii="黑体"/>
             <w:noProof/>
           </w:rPr>
           <w:t>设计背景与意义</w:t>
         </w:r>
         <w:r>
           <w:rPr>
-            <w:rFonts w:hint="eastAsia"/>
             <w:noProof/>
             <w:webHidden/>
           </w:rPr>
@@ -1600,7 +1559,6 @@
         </w:r>
         <w:r>
           <w:rPr>
-            <w:rFonts w:hint="eastAsia"/>
             <w:noProof/>
             <w:webHidden/>
           </w:rPr>
@@ -1608,102 +1566,81 @@
         </w:r>
         <w:r>
           <w:rPr>
-            <w:rFonts w:hint="eastAsia"/>
             <w:noProof/>
             <w:webHidden/>
           </w:rPr>
-          <w:instrText xml:space="preserve"> </w:instrText>
+          <w:instrText xml:space="preserve"> PAGEREF _Toc232096988 \h </w:instrText>
         </w:r>
         <w:r>
           <w:rPr>
             <w:noProof/>
             <w:webHidden/>
           </w:rPr>
-          <w:instrText>PAGEREF _Toc232083774 \h</w:instrText>
-        </w:r>
-        <w:r>
-          <w:rPr>
-            <w:rFonts w:hint="eastAsia"/>
+        </w:r>
+        <w:r>
+          <w:rPr>
             <w:noProof/>
             <w:webHidden/>
           </w:rPr>
-          <w:instrText xml:space="preserve"> </w:instrText>
-        </w:r>
-        <w:r>
-          <w:rPr>
-            <w:rFonts w:hint="eastAsia"/>
+          <w:fldChar w:fldCharType="separate"/>
+        </w:r>
+        <w:r>
+          <w:rPr>
             <w:noProof/>
             <w:webHidden/>
           </w:rPr>
-        </w:r>
-        <w:r>
-          <w:rPr>
-            <w:rFonts w:hint="eastAsia"/>
+          <w:t>1</w:t>
+        </w:r>
+        <w:r>
+          <w:rPr>
             <w:noProof/>
             <w:webHidden/>
           </w:rPr>
-          <w:fldChar w:fldCharType="separate"/>
-        </w:r>
-        <w:r>
-          <w:rPr>
-            <w:noProof/>
-            <w:webHidden/>
-          </w:rPr>
-          <w:t>1</w:t>
-        </w:r>
-        <w:r>
-          <w:rPr>
-            <w:rFonts w:hint="eastAsia"/>
-            <w:noProof/>
-            <w:webHidden/>
-          </w:rPr>
           <w:fldChar w:fldCharType="end"/>
         </w:r>
       </w:hyperlink>
     </w:p>
     <w:p>
       <w:pPr>
-        <w:pStyle w:val="21"/>
+        <w:pStyle w:val="TOC2"/>
         <w:tabs>
-          <w:tab w:val="left" w:pos="1260"/>
+          <w:tab w:val="left" w:pos="960"/>
           <w:tab w:val="right" w:leader="dot" w:pos="9060"/>
         </w:tabs>
         <w:spacing w:before="120" w:after="120"/>
-        <w:ind w:left="480"/>
-        <w:rPr>
-          <w:rFonts w:ascii="等线" w:eastAsia="等线" w:hAnsi="等线" w:hint="eastAsia"/>
+        <w:rPr>
+          <w:rFonts w:asciiTheme="minorHAnsi" w:eastAsiaTheme="minorEastAsia" w:hAnsiTheme="minorHAnsi" w:cstheme="minorBidi"/>
           <w:noProof/>
-          <w:sz w:val="22"/>
-        </w:rPr>
-      </w:pPr>
-      <w:hyperlink w:anchor="_Toc232083775" w:history="1">
+          <w14:ligatures w14:val="standardContextual"/>
+        </w:rPr>
+      </w:pPr>
+      <w:hyperlink w:anchor="_Toc232096989" w:history="1">
         <w:r>
           <w:rPr>
             <w:rStyle w:val="a5"/>
-            <w:rFonts w:ascii="黑体" w:hint="eastAsia"/>
+            <w:rFonts w:ascii="黑体"/>
             <w:noProof/>
           </w:rPr>
           <w:t>1.2</w:t>
         </w:r>
         <w:r>
           <w:rPr>
-            <w:rFonts w:ascii="等线" w:eastAsia="等线" w:hAnsi="等线" w:hint="eastAsia"/>
-            <w:noProof/>
-            <w:sz w:val="22"/>
+            <w:rFonts w:asciiTheme="minorHAnsi" w:eastAsiaTheme="minorEastAsia" w:hAnsiTheme="minorHAnsi" w:cstheme="minorBidi"/>
+            <w:noProof/>
+            <w14:ligatures w14:val="standardContextual"/>
           </w:rPr>
           <w:tab/>
         </w:r>
         <w:r>
           <w:rPr>
             <w:rStyle w:val="a5"/>
-            <w:rFonts w:ascii="黑体" w:hint="eastAsia"/>
+            <w:rFonts w:ascii="黑体"/>
             <w:noProof/>
           </w:rPr>
           <w:t>国内外研究现状</w:t>
         </w:r>
         <w:r>
           <w:rPr>
-            <w:rFonts w:hint="eastAsia"/>
             <w:noProof/>
             <w:webHidden/>
           </w:rPr>
@@ -1711,7 +1648,6 @@
         </w:r>
         <w:r>
           <w:rPr>
-            <w:rFonts w:hint="eastAsia"/>
             <w:noProof/>
             <w:webHidden/>
           </w:rPr>
@@ -1719,102 +1655,81 @@
         </w:r>
         <w:r>
           <w:rPr>
-            <w:rFonts w:hint="eastAsia"/>
             <w:noProof/>
             <w:webHidden/>
           </w:rPr>
-          <w:instrText xml:space="preserve"> </w:instrText>
+          <w:instrText xml:space="preserve"> PAGEREF _Toc232096989 \h </w:instrText>
         </w:r>
         <w:r>
           <w:rPr>
             <w:noProof/>
             <w:webHidden/>
           </w:rPr>
-          <w:instrText>PAGEREF _Toc232083775 \h</w:instrText>
-        </w:r>
-        <w:r>
-          <w:rPr>
-            <w:rFonts w:hint="eastAsia"/>
+        </w:r>
+        <w:r>
+          <w:rPr>
             <w:noProof/>
             <w:webHidden/>
           </w:rPr>
-          <w:instrText xml:space="preserve"> </w:instrText>
-        </w:r>
-        <w:r>
-          <w:rPr>
-            <w:rFonts w:hint="eastAsia"/>
+          <w:fldChar w:fldCharType="separate"/>
+        </w:r>
+        <w:r>
+          <w:rPr>
             <w:noProof/>
             <w:webHidden/>
           </w:rPr>
-        </w:r>
-        <w:r>
-          <w:rPr>
-            <w:rFonts w:hint="eastAsia"/>
+          <w:t>1</w:t>
+        </w:r>
+        <w:r>
+          <w:rPr>
             <w:noProof/>
             <w:webHidden/>
           </w:rPr>
-          <w:fldChar w:fldCharType="separate"/>
-        </w:r>
-        <w:r>
-          <w:rPr>
-            <w:noProof/>
-            <w:webHidden/>
-          </w:rPr>
-          <w:t>1</w:t>
-        </w:r>
-        <w:r>
-          <w:rPr>
-            <w:rFonts w:hint="eastAsia"/>
-            <w:noProof/>
-            <w:webHidden/>
-          </w:rPr>
           <w:fldChar w:fldCharType="end"/>
         </w:r>
       </w:hyperlink>
     </w:p>
     <w:p>
       <w:pPr>
-        <w:pStyle w:val="21"/>
+        <w:pStyle w:val="TOC2"/>
         <w:tabs>
-          <w:tab w:val="left" w:pos="1260"/>
+          <w:tab w:val="left" w:pos="960"/>
           <w:tab w:val="right" w:leader="dot" w:pos="9060"/>
         </w:tabs>
         <w:spacing w:before="120" w:after="120"/>
-        <w:ind w:left="480"/>
-        <w:rPr>
-          <w:rFonts w:ascii="等线" w:eastAsia="等线" w:hAnsi="等线" w:hint="eastAsia"/>
+        <w:rPr>
+          <w:rFonts w:asciiTheme="minorHAnsi" w:eastAsiaTheme="minorEastAsia" w:hAnsiTheme="minorHAnsi" w:cstheme="minorBidi"/>
           <w:noProof/>
-          <w:sz w:val="22"/>
-        </w:rPr>
-      </w:pPr>
-      <w:hyperlink w:anchor="_Toc232083776" w:history="1">
+          <w14:ligatures w14:val="standardContextual"/>
+        </w:rPr>
+      </w:pPr>
+      <w:hyperlink w:anchor="_Toc232096990" w:history="1">
         <w:r>
           <w:rPr>
             <w:rStyle w:val="a5"/>
-            <w:rFonts w:ascii="黑体" w:hint="eastAsia"/>
+            <w:rFonts w:ascii="黑体"/>
             <w:noProof/>
           </w:rPr>
           <w:t>1.3</w:t>
         </w:r>
         <w:r>
           <w:rPr>
-            <w:rFonts w:ascii="等线" w:eastAsia="等线" w:hAnsi="等线" w:hint="eastAsia"/>
-            <w:noProof/>
-            <w:sz w:val="22"/>
+            <w:rFonts w:asciiTheme="minorHAnsi" w:eastAsiaTheme="minorEastAsia" w:hAnsiTheme="minorHAnsi" w:cstheme="minorBidi"/>
+            <w:noProof/>
+            <w14:ligatures w14:val="standardContextual"/>
           </w:rPr>
           <w:tab/>
         </w:r>
         <w:r>
           <w:rPr>
             <w:rStyle w:val="a5"/>
-            <w:rFonts w:ascii="黑体" w:hint="eastAsia"/>
+            <w:rFonts w:ascii="黑体"/>
             <w:noProof/>
           </w:rPr>
           <w:t>本文主要工作</w:t>
         </w:r>
         <w:r>
           <w:rPr>
-            <w:rFonts w:hint="eastAsia"/>
             <w:noProof/>
             <w:webHidden/>
           </w:rPr>
@@ -1822,7 +1737,6 @@
         </w:r>
         <w:r>
           <w:rPr>
-            <w:rFonts w:hint="eastAsia"/>
             <w:noProof/>
             <w:webHidden/>
           </w:rPr>
@@ -1830,84 +1744,70 @@
         </w:r>
         <w:r>
           <w:rPr>
-            <w:rFonts w:hint="eastAsia"/>
             <w:noProof/>
             <w:webHidden/>
           </w:rPr>
-          <w:instrText xml:space="preserve"> </w:instrText>
+          <w:instrText xml:space="preserve"> PAGEREF _Toc232096990 \h </w:instrText>
         </w:r>
         <w:r>
           <w:rPr>
             <w:noProof/>
             <w:webHidden/>
           </w:rPr>
-          <w:instrText>PAGEREF _Toc232083776 \h</w:instrText>
-        </w:r>
-        <w:r>
-          <w:rPr>
-            <w:rFonts w:hint="eastAsia"/>
+        </w:r>
+        <w:r>
+          <w:rPr>
             <w:noProof/>
             <w:webHidden/>
           </w:rPr>
-          <w:instrText xml:space="preserve"> </w:instrText>
-        </w:r>
-        <w:r>
-          <w:rPr>
-            <w:rFonts w:hint="eastAsia"/>
+          <w:fldChar w:fldCharType="separate"/>
+        </w:r>
+        <w:r>
+          <w:rPr>
             <w:noProof/>
             <w:webHidden/>
           </w:rPr>
-        </w:r>
-        <w:r>
-          <w:rPr>
-            <w:rFonts w:hint="eastAsia"/>
+          <w:t>4</w:t>
+        </w:r>
+        <w:r>
+          <w:rPr>
             <w:noProof/>
             <w:webHidden/>
           </w:rPr>
-          <w:fldChar w:fldCharType="separate"/>
-        </w:r>
-        <w:r>
-          <w:rPr>
-            <w:noProof/>
-            <w:webHidden/>
-          </w:rPr>
-          <w:t>4</w:t>
-        </w:r>
-        <w:r>
-          <w:rPr>
-            <w:rFonts w:hint="eastAsia"/>
-            <w:noProof/>
-            <w:webHidden/>
-          </w:rPr>
           <w:fldChar w:fldCharType="end"/>
         </w:r>
       </w:hyperlink>
     </w:p>
     <w:p>
       <w:pPr>
-        <w:pStyle w:val="12"/>
+        <w:pStyle w:val="TOC1"/>
         <w:tabs>
           <w:tab w:val="right" w:leader="dot" w:pos="9060"/>
         </w:tabs>
         <w:spacing w:before="120" w:after="120"/>
         <w:rPr>
-          <w:rFonts w:ascii="等线" w:eastAsia="等线" w:hAnsi="等线" w:hint="eastAsia"/>
+          <w:rFonts w:asciiTheme="minorHAnsi" w:eastAsiaTheme="minorEastAsia" w:hAnsiTheme="minorHAnsi" w:cstheme="minorBidi"/>
           <w:noProof/>
-          <w:sz w:val="22"/>
-        </w:rPr>
-      </w:pPr>
-      <w:hyperlink w:anchor="_Toc232083777" w:history="1">
+          <w14:ligatures w14:val="standardContextual"/>
+        </w:rPr>
+      </w:pPr>
+      <w:hyperlink w:anchor="_Toc232096991" w:history="1">
         <w:r>
           <w:rPr>
             <w:rStyle w:val="a5"/>
-            <w:rFonts w:hint="eastAsia"/>
-            <w:noProof/>
-          </w:rPr>
-          <w:t>2 系统方案论证与选择</w:t>
-        </w:r>
-        <w:r>
-          <w:rPr>
-            <w:rFonts w:hint="eastAsia"/>
+            <w:noProof/>
+          </w:rPr>
+          <w:t xml:space="preserve">2 </w:t>
+        </w:r>
+        <w:r>
+          <w:rPr>
+            <w:rStyle w:val="a5"/>
+            <w:noProof/>
+          </w:rPr>
+          <w:t>系统方案论证与选择</w:t>
+        </w:r>
+        <w:r>
+          <w:rPr>
             <w:noProof/>
             <w:webHidden/>
           </w:rPr>
@@ -1915,7 +1815,6 @@
         </w:r>
         <w:r>
           <w:rPr>
-            <w:rFonts w:hint="eastAsia"/>
             <w:noProof/>
             <w:webHidden/>
           </w:rPr>
@@ -1923,79 +1822,58 @@
         </w:r>
         <w:r>
           <w:rPr>
-            <w:rFonts w:hint="eastAsia"/>
             <w:noProof/>
             <w:webHidden/>
           </w:rPr>
-          <w:instrText xml:space="preserve"> </w:instrText>
+          <w:instrText xml:space="preserve"> PAGEREF _Toc232096991 \h </w:instrText>
         </w:r>
         <w:r>
           <w:rPr>
             <w:noProof/>
             <w:webHidden/>
           </w:rPr>
-          <w:instrText>PAGEREF _Toc232083777 \h</w:instrText>
-        </w:r>
-        <w:r>
-          <w:rPr>
-            <w:rFonts w:hint="eastAsia"/>
+        </w:r>
+        <w:r>
+          <w:rPr>
             <w:noProof/>
             <w:webHidden/>
           </w:rPr>
-          <w:instrText xml:space="preserve"> </w:instrText>
-        </w:r>
-        <w:r>
-          <w:rPr>
-            <w:rFonts w:hint="eastAsia"/>
+          <w:fldChar w:fldCharType="separate"/>
+        </w:r>
+        <w:r>
+          <w:rPr>
             <w:noProof/>
             <w:webHidden/>
           </w:rPr>
-        </w:r>
-        <w:r>
-          <w:rPr>
-            <w:rFonts w:hint="eastAsia"/>
+          <w:t>5</w:t>
+        </w:r>
+        <w:r>
+          <w:rPr>
             <w:noProof/>
             <w:webHidden/>
           </w:rPr>
-          <w:fldChar w:fldCharType="separate"/>
-        </w:r>
-        <w:r>
-          <w:rPr>
-            <w:rFonts w:hint="eastAsia"/>
-            <w:noProof/>
-            <w:webHidden/>
-          </w:rPr>
-          <w:t>5</w:t>
-        </w:r>
-        <w:r>
-          <w:rPr>
-            <w:rFonts w:hint="eastAsia"/>
-            <w:noProof/>
-            <w:webHidden/>
-          </w:rPr>
           <w:fldChar w:fldCharType="end"/>
         </w:r>
       </w:hyperlink>
     </w:p>
     <w:p>
       <w:pPr>
-        <w:pStyle w:val="21"/>
+        <w:pStyle w:val="TOC2"/>
         <w:tabs>
           <w:tab w:val="right" w:leader="dot" w:pos="9060"/>
         </w:tabs>
         <w:spacing w:before="120" w:after="120"/>
-        <w:ind w:left="480"/>
-        <w:rPr>
-          <w:rFonts w:ascii="等线" w:eastAsia="等线" w:hAnsi="等线" w:hint="eastAsia"/>
+        <w:rPr>
+          <w:rFonts w:asciiTheme="minorHAnsi" w:eastAsiaTheme="minorEastAsia" w:hAnsiTheme="minorHAnsi" w:cstheme="minorBidi"/>
           <w:noProof/>
-          <w:sz w:val="22"/>
-        </w:rPr>
-      </w:pPr>
-      <w:hyperlink w:anchor="_Toc232083778" w:history="1">
+          <w14:ligatures w14:val="standardContextual"/>
+        </w:rPr>
+      </w:pPr>
+      <w:hyperlink w:anchor="_Toc232096992" w:history="1">
         <w:r>
           <w:rPr>
             <w:rStyle w:val="a5"/>
-            <w:rFonts w:ascii="黑体" w:hint="eastAsia"/>
+            <w:rFonts w:ascii="黑体"/>
             <w:noProof/>
           </w:rPr>
           <w:t xml:space="preserve">2.1 </w:t>
@@ -2003,14 +1881,13 @@
         <w:r>
           <w:rPr>
             <w:rStyle w:val="a5"/>
-            <w:rFonts w:ascii="黑体" w:hint="eastAsia"/>
+            <w:rFonts w:ascii="黑体"/>
             <w:noProof/>
           </w:rPr>
           <w:t>系统功能与技术指标</w:t>
         </w:r>
         <w:r>
           <w:rPr>
-            <w:rFonts w:hint="eastAsia"/>
             <w:noProof/>
             <w:webHidden/>
           </w:rPr>
@@ -2018,7 +1895,6 @@
         </w:r>
         <w:r>
           <w:rPr>
-            <w:rFonts w:hint="eastAsia"/>
             <w:noProof/>
             <w:webHidden/>
           </w:rPr>
@@ -2026,78 +1902,58 @@
         </w:r>
         <w:r>
           <w:rPr>
-            <w:rFonts w:hint="eastAsia"/>
             <w:noProof/>
             <w:webHidden/>
           </w:rPr>
-          <w:instrText xml:space="preserve"> </w:instrText>
+          <w:instrText xml:space="preserve"> PAGEREF _Toc232096992 \h </w:instrText>
         </w:r>
         <w:r>
           <w:rPr>
             <w:noProof/>
             <w:webHidden/>
           </w:rPr>
-          <w:instrText>PAGEREF _Toc232083778 \h</w:instrText>
-        </w:r>
-        <w:r>
-          <w:rPr>
-            <w:rFonts w:hint="eastAsia"/>
+        </w:r>
+        <w:r>
+          <w:rPr>
             <w:noProof/>
             <w:webHidden/>
           </w:rPr>
-          <w:instrText xml:space="preserve"> </w:instrText>
-        </w:r>
-        <w:r>
-          <w:rPr>
-            <w:rFonts w:hint="eastAsia"/>
+          <w:fldChar w:fldCharType="separate"/>
+        </w:r>
+        <w:r>
+          <w:rPr>
             <w:noProof/>
             <w:webHidden/>
           </w:rPr>
-        </w:r>
-        <w:r>
-          <w:rPr>
-            <w:rFonts w:hint="eastAsia"/>
+          <w:t>5</w:t>
+        </w:r>
+        <w:r>
+          <w:rPr>
             <w:noProof/>
             <w:webHidden/>
           </w:rPr>
-          <w:fldChar w:fldCharType="separate"/>
-        </w:r>
-        <w:r>
-          <w:rPr>
-            <w:noProof/>
-            <w:webHidden/>
-          </w:rPr>
-          <w:t>5</w:t>
-        </w:r>
-        <w:r>
-          <w:rPr>
-            <w:rFonts w:hint="eastAsia"/>
-            <w:noProof/>
-            <w:webHidden/>
-          </w:rPr>
           <w:fldChar w:fldCharType="end"/>
         </w:r>
       </w:hyperlink>
     </w:p>
     <w:p>
       <w:pPr>
-        <w:pStyle w:val="31"/>
+        <w:pStyle w:val="TOC3"/>
         <w:tabs>
           <w:tab w:val="right" w:leader="dot" w:pos="9060"/>
         </w:tabs>
         <w:spacing w:before="120" w:after="120"/>
-        <w:ind w:left="960"/>
-        <w:rPr>
-          <w:rFonts w:ascii="等线" w:eastAsia="等线" w:hAnsi="等线" w:hint="eastAsia"/>
+        <w:rPr>
+          <w:rFonts w:asciiTheme="minorHAnsi" w:eastAsiaTheme="minorEastAsia" w:hAnsiTheme="minorHAnsi" w:cstheme="minorBidi"/>
           <w:noProof/>
-          <w:sz w:val="22"/>
-        </w:rPr>
-      </w:pPr>
-      <w:hyperlink w:anchor="_Toc232083779" w:history="1">
+          <w14:ligatures w14:val="standardContextual"/>
+        </w:rPr>
+      </w:pPr>
+      <w:hyperlink w:anchor="_Toc232096993" w:history="1">
         <w:r>
           <w:rPr>
             <w:rStyle w:val="a5"/>
-            <w:rFonts w:ascii="黑体" w:hAnsi="黑体" w:hint="eastAsia"/>
+            <w:rFonts w:ascii="黑体" w:hAnsi="黑体"/>
             <w:noProof/>
           </w:rPr>
           <w:t xml:space="preserve">2.1.1 </w:t>
@@ -2105,14 +1961,13 @@
         <w:r>
           <w:rPr>
             <w:rStyle w:val="a5"/>
-            <w:rFonts w:ascii="黑体" w:hAnsi="黑体" w:hint="eastAsia"/>
+            <w:rFonts w:ascii="黑体" w:hAnsi="黑体"/>
             <w:noProof/>
           </w:rPr>
           <w:t>功能要求</w:t>
         </w:r>
         <w:r>
           <w:rPr>
-            <w:rFonts w:hint="eastAsia"/>
             <w:noProof/>
             <w:webHidden/>
           </w:rPr>
@@ -2120,7 +1975,6 @@
         </w:r>
         <w:r>
           <w:rPr>
-            <w:rFonts w:hint="eastAsia"/>
             <w:noProof/>
             <w:webHidden/>
           </w:rPr>
@@ -2128,78 +1982,58 @@
         </w:r>
         <w:r>
           <w:rPr>
-            <w:rFonts w:hint="eastAsia"/>
             <w:noProof/>
             <w:webHidden/>
           </w:rPr>
-          <w:instrText xml:space="preserve"> </w:instrText>
+          <w:instrText xml:space="preserve"> PAGEREF _Toc232096993 \h </w:instrText>
         </w:r>
         <w:r>
           <w:rPr>
             <w:noProof/>
             <w:webHidden/>
           </w:rPr>
-          <w:instrText>PAGEREF _Toc232083779 \h</w:instrText>
-        </w:r>
-        <w:r>
-          <w:rPr>
-            <w:rFonts w:hint="eastAsia"/>
+        </w:r>
+        <w:r>
+          <w:rPr>
             <w:noProof/>
             <w:webHidden/>
           </w:rPr>
-          <w:instrText xml:space="preserve"> </w:instrText>
-        </w:r>
-        <w:r>
-          <w:rPr>
-            <w:rFonts w:hint="eastAsia"/>
+          <w:fldChar w:fldCharType="separate"/>
+        </w:r>
+        <w:r>
+          <w:rPr>
             <w:noProof/>
             <w:webHidden/>
           </w:rPr>
-        </w:r>
-        <w:r>
-          <w:rPr>
-            <w:rFonts w:hint="eastAsia"/>
+          <w:t>5</w:t>
+        </w:r>
+        <w:r>
+          <w:rPr>
             <w:noProof/>
             <w:webHidden/>
           </w:rPr>
-          <w:fldChar w:fldCharType="separate"/>
-        </w:r>
-        <w:r>
-          <w:rPr>
-            <w:noProof/>
-            <w:webHidden/>
-          </w:rPr>
-          <w:t>5</w:t>
-        </w:r>
-        <w:r>
-          <w:rPr>
-            <w:rFonts w:hint="eastAsia"/>
-            <w:noProof/>
-            <w:webHidden/>
-          </w:rPr>
           <w:fldChar w:fldCharType="end"/>
         </w:r>
       </w:hyperlink>
     </w:p>
     <w:p>
       <w:pPr>
-        <w:pStyle w:val="31"/>
+        <w:pStyle w:val="TOC3"/>
         <w:tabs>
           <w:tab w:val="right" w:leader="dot" w:pos="9060"/>
         </w:tabs>
         <w:spacing w:before="120" w:after="120"/>
-        <w:ind w:left="960"/>
-        <w:rPr>
-          <w:rFonts w:ascii="等线" w:eastAsia="等线" w:hAnsi="等线" w:hint="eastAsia"/>
+        <w:rPr>
+          <w:rFonts w:asciiTheme="minorHAnsi" w:eastAsiaTheme="minorEastAsia" w:hAnsiTheme="minorHAnsi" w:cstheme="minorBidi"/>
           <w:noProof/>
-          <w:sz w:val="22"/>
-        </w:rPr>
-      </w:pPr>
-      <w:hyperlink w:anchor="_Toc232083780" w:history="1">
+          <w14:ligatures w14:val="standardContextual"/>
+        </w:rPr>
+      </w:pPr>
+      <w:hyperlink w:anchor="_Toc232096994" w:history="1">
         <w:r>
           <w:rPr>
             <w:rStyle w:val="a5"/>
-            <w:rFonts w:ascii="黑体" w:hAnsi="黑体" w:hint="eastAsia"/>
+            <w:rFonts w:ascii="黑体" w:hAnsi="黑体"/>
             <w:noProof/>
           </w:rPr>
           <w:t xml:space="preserve">2.1.2 </w:t>
@@ -2207,14 +2041,13 @@
         <w:r>
           <w:rPr>
             <w:rStyle w:val="a5"/>
-            <w:rFonts w:ascii="黑体" w:hAnsi="黑体" w:hint="eastAsia"/>
+            <w:rFonts w:ascii="黑体" w:hAnsi="黑体"/>
             <w:noProof/>
           </w:rPr>
           <w:t>技术指标</w:t>
         </w:r>
         <w:r>
           <w:rPr>
-            <w:rFonts w:hint="eastAsia"/>
             <w:noProof/>
             <w:webHidden/>
           </w:rPr>
@@ -2222,7 +2055,6 @@
         </w:r>
         <w:r>
           <w:rPr>
-            <w:rFonts w:hint="eastAsia"/>
             <w:noProof/>
             <w:webHidden/>
           </w:rPr>
@@ -2230,95 +2062,75 @@
         </w:r>
         <w:r>
           <w:rPr>
-            <w:rFonts w:hint="eastAsia"/>
             <w:noProof/>
             <w:webHidden/>
           </w:rPr>
-          <w:instrText xml:space="preserve"> </w:instrText>
+          <w:instrText xml:space="preserve"> PAGEREF _Toc232096994 \h </w:instrText>
         </w:r>
         <w:r>
           <w:rPr>
             <w:noProof/>
             <w:webHidden/>
           </w:rPr>
-          <w:instrText>PAGEREF _Toc232083780 \h</w:instrText>
-        </w:r>
-        <w:r>
-          <w:rPr>
-            <w:rFonts w:hint="eastAsia"/>
+        </w:r>
+        <w:r>
+          <w:rPr>
             <w:noProof/>
             <w:webHidden/>
           </w:rPr>
-          <w:instrText xml:space="preserve"> </w:instrText>
-        </w:r>
-        <w:r>
-          <w:rPr>
-            <w:rFonts w:hint="eastAsia"/>
+          <w:fldChar w:fldCharType="separate"/>
+        </w:r>
+        <w:r>
+          <w:rPr>
             <w:noProof/>
             <w:webHidden/>
           </w:rPr>
-        </w:r>
-        <w:r>
-          <w:rPr>
-            <w:rFonts w:hint="eastAsia"/>
+          <w:t>5</w:t>
+        </w:r>
+        <w:r>
+          <w:rPr>
             <w:noProof/>
             <w:webHidden/>
           </w:rPr>
-          <w:fldChar w:fldCharType="separate"/>
-        </w:r>
-        <w:r>
-          <w:rPr>
-            <w:noProof/>
-            <w:webHidden/>
-          </w:rPr>
-          <w:t>5</w:t>
-        </w:r>
-        <w:r>
-          <w:rPr>
-            <w:rFonts w:hint="eastAsia"/>
-            <w:noProof/>
-            <w:webHidden/>
-          </w:rPr>
           <w:fldChar w:fldCharType="end"/>
         </w:r>
       </w:hyperlink>
     </w:p>
     <w:p>
       <w:pPr>
-        <w:pStyle w:val="21"/>
+        <w:pStyle w:val="TOC2"/>
         <w:tabs>
-          <w:tab w:val="left" w:pos="1260"/>
+          <w:tab w:val="left" w:pos="960"/>
           <w:tab w:val="right" w:leader="dot" w:pos="9060"/>
         </w:tabs>
         <w:spacing w:before="120" w:after="120"/>
-        <w:ind w:left="480"/>
-        <w:rPr>
-          <w:rFonts w:ascii="等线" w:eastAsia="等线" w:hAnsi="等线" w:hint="eastAsia"/>
+        <w:rPr>
+          <w:rFonts w:asciiTheme="minorHAnsi" w:eastAsiaTheme="minorEastAsia" w:hAnsiTheme="minorHAnsi" w:cstheme="minorBidi"/>
           <w:noProof/>
-          <w:sz w:val="22"/>
-        </w:rPr>
-      </w:pPr>
-      <w:hyperlink w:anchor="_Toc232083781" w:history="1">
+          <w14:ligatures w14:val="standardContextual"/>
+        </w:rPr>
+      </w:pPr>
+      <w:hyperlink w:anchor="_Toc232096995" w:history="1">
         <w:r>
           <w:rPr>
             <w:rStyle w:val="a5"/>
-            <w:rFonts w:ascii="黑体" w:hAnsi="黑体" w:hint="eastAsia"/>
+            <w:rFonts w:ascii="黑体" w:hAnsi="黑体"/>
             <w:noProof/>
           </w:rPr>
           <w:t>2.2</w:t>
         </w:r>
         <w:r>
           <w:rPr>
-            <w:rFonts w:ascii="等线" w:eastAsia="等线" w:hAnsi="等线" w:hint="eastAsia"/>
-            <w:noProof/>
-            <w:sz w:val="22"/>
+            <w:rFonts w:asciiTheme="minorHAnsi" w:eastAsiaTheme="minorEastAsia" w:hAnsiTheme="minorHAnsi" w:cstheme="minorBidi"/>
+            <w:noProof/>
+            <w14:ligatures w14:val="standardContextual"/>
           </w:rPr>
           <w:tab/>
         </w:r>
         <w:r>
           <w:rPr>
             <w:rStyle w:val="a5"/>
-            <w:rFonts w:ascii="黑体" w:hAnsi="黑体" w:hint="eastAsia"/>
+            <w:rFonts w:ascii="黑体" w:hAnsi="黑体"/>
             <w:noProof/>
           </w:rPr>
           <w:t>NTC</w:t>
@@ -2326,14 +2138,13 @@
         <w:r>
           <w:rPr>
             <w:rStyle w:val="a5"/>
-            <w:rFonts w:ascii="黑体" w:hAnsi="黑体" w:hint="eastAsia"/>
+            <w:rFonts w:ascii="黑体" w:hAnsi="黑体"/>
             <w:noProof/>
           </w:rPr>
           <w:t>温度传感器选型论证</w:t>
         </w:r>
         <w:r>
           <w:rPr>
-            <w:rFonts w:hint="eastAsia"/>
             <w:noProof/>
             <w:webHidden/>
           </w:rPr>
@@ -2341,7 +2152,6 @@
         </w:r>
         <w:r>
           <w:rPr>
-            <w:rFonts w:hint="eastAsia"/>
             <w:noProof/>
             <w:webHidden/>
           </w:rPr>
@@ -2349,95 +2159,75 @@
         </w:r>
         <w:r>
           <w:rPr>
-            <w:rFonts w:hint="eastAsia"/>
             <w:noProof/>
             <w:webHidden/>
           </w:rPr>
-          <w:instrText xml:space="preserve"> </w:instrText>
+          <w:instrText xml:space="preserve"> PAGEREF _Toc232096995 \h </w:instrText>
         </w:r>
         <w:r>
           <w:rPr>
             <w:noProof/>
             <w:webHidden/>
           </w:rPr>
-          <w:instrText>PAGEREF _Toc232083781 \h</w:instrText>
-        </w:r>
-        <w:r>
-          <w:rPr>
-            <w:rFonts w:hint="eastAsia"/>
+        </w:r>
+        <w:r>
+          <w:rPr>
             <w:noProof/>
             <w:webHidden/>
           </w:rPr>
-          <w:instrText xml:space="preserve"> </w:instrText>
-        </w:r>
-        <w:r>
-          <w:rPr>
-            <w:rFonts w:hint="eastAsia"/>
+          <w:fldChar w:fldCharType="separate"/>
+        </w:r>
+        <w:r>
+          <w:rPr>
             <w:noProof/>
             <w:webHidden/>
           </w:rPr>
-        </w:r>
-        <w:r>
-          <w:rPr>
-            <w:rFonts w:hint="eastAsia"/>
+          <w:t>5</w:t>
+        </w:r>
+        <w:r>
+          <w:rPr>
             <w:noProof/>
             <w:webHidden/>
           </w:rPr>
-          <w:fldChar w:fldCharType="separate"/>
-        </w:r>
-        <w:r>
-          <w:rPr>
-            <w:noProof/>
-            <w:webHidden/>
-          </w:rPr>
-          <w:t>6</w:t>
-        </w:r>
-        <w:r>
-          <w:rPr>
-            <w:rFonts w:hint="eastAsia"/>
-            <w:noProof/>
-            <w:webHidden/>
-          </w:rPr>
           <w:fldChar w:fldCharType="end"/>
         </w:r>
       </w:hyperlink>
     </w:p>
     <w:p>
       <w:pPr>
-        <w:pStyle w:val="31"/>
+        <w:pStyle w:val="TOC3"/>
         <w:tabs>
-          <w:tab w:val="left" w:pos="2100"/>
+          <w:tab w:val="left" w:pos="1440"/>
           <w:tab w:val="right" w:leader="dot" w:pos="9060"/>
         </w:tabs>
         <w:spacing w:before="120" w:after="120"/>
-        <w:ind w:left="960"/>
-        <w:rPr>
-          <w:rFonts w:ascii="等线" w:eastAsia="等线" w:hAnsi="等线" w:hint="eastAsia"/>
+        <w:rPr>
+          <w:rFonts w:asciiTheme="minorHAnsi" w:eastAsiaTheme="minorEastAsia" w:hAnsiTheme="minorHAnsi" w:cstheme="minorBidi"/>
           <w:noProof/>
-          <w:sz w:val="22"/>
-        </w:rPr>
-      </w:pPr>
-      <w:hyperlink w:anchor="_Toc232083782" w:history="1">
+          <w14:ligatures w14:val="standardContextual"/>
+        </w:rPr>
+      </w:pPr>
+      <w:hyperlink w:anchor="_Toc232096996" w:history="1">
         <w:r>
           <w:rPr>
             <w:rStyle w:val="a5"/>
-            <w:rFonts w:ascii="黑体" w:hAnsi="黑体" w:hint="eastAsia"/>
+            <w:rFonts w:ascii="黑体" w:hAnsi="黑体"/>
             <w:noProof/>
           </w:rPr>
           <w:t>2.2.1</w:t>
         </w:r>
         <w:r>
           <w:rPr>
-            <w:rFonts w:ascii="等线" w:eastAsia="等线" w:hAnsi="等线" w:hint="eastAsia"/>
-            <w:noProof/>
-            <w:sz w:val="22"/>
+            <w:rFonts w:asciiTheme="minorHAnsi" w:eastAsiaTheme="minorEastAsia" w:hAnsiTheme="minorHAnsi" w:cstheme="minorBidi"/>
+            <w:noProof/>
+            <w14:ligatures w14:val="standardContextual"/>
           </w:rPr>
           <w:tab/>
         </w:r>
         <w:r>
           <w:rPr>
             <w:rStyle w:val="a5"/>
-            <w:rFonts w:ascii="黑体" w:hAnsi="黑体" w:hint="eastAsia"/>
+            <w:rFonts w:ascii="黑体" w:hAnsi="黑体"/>
             <w:noProof/>
           </w:rPr>
           <w:t>NTC</w:t>
@@ -2445,7 +2235,7 @@
         <w:r>
           <w:rPr>
             <w:rStyle w:val="a5"/>
-            <w:rFonts w:ascii="黑体" w:hAnsi="黑体" w:hint="eastAsia"/>
+            <w:rFonts w:ascii="黑体" w:hAnsi="黑体"/>
             <w:noProof/>
           </w:rPr>
           <w:t>热敏电阻的</w:t>
@@ -2453,14 +2243,12 @@
         <w:r>
           <w:rPr>
             <w:rStyle w:val="a5"/>
-            <w:rFonts w:hint="eastAsia"/>
             <w:noProof/>
           </w:rPr>
           <w:t>测温原理</w:t>
         </w:r>
         <w:r>
           <w:rPr>
-            <w:rFonts w:hint="eastAsia"/>
             <w:noProof/>
             <w:webHidden/>
           </w:rPr>
@@ -2468,7 +2256,6 @@
         </w:r>
         <w:r>
           <w:rPr>
-            <w:rFonts w:hint="eastAsia"/>
             <w:noProof/>
             <w:webHidden/>
           </w:rPr>
@@ -2476,95 +2263,75 @@
         </w:r>
         <w:r>
           <w:rPr>
-            <w:rFonts w:hint="eastAsia"/>
             <w:noProof/>
             <w:webHidden/>
           </w:rPr>
-          <w:instrText xml:space="preserve"> </w:instrText>
+          <w:instrText xml:space="preserve"> PAGEREF _Toc232096996 \h </w:instrText>
         </w:r>
         <w:r>
           <w:rPr>
             <w:noProof/>
             <w:webHidden/>
           </w:rPr>
-          <w:instrText>PAGEREF _Toc232083782 \h</w:instrText>
-        </w:r>
-        <w:r>
-          <w:rPr>
-            <w:rFonts w:hint="eastAsia"/>
+        </w:r>
+        <w:r>
+          <w:rPr>
             <w:noProof/>
             <w:webHidden/>
           </w:rPr>
-          <w:instrText xml:space="preserve"> </w:instrText>
-        </w:r>
-        <w:r>
-          <w:rPr>
-            <w:rFonts w:hint="eastAsia"/>
+          <w:fldChar w:fldCharType="separate"/>
+        </w:r>
+        <w:r>
+          <w:rPr>
             <w:noProof/>
             <w:webHidden/>
           </w:rPr>
-        </w:r>
-        <w:r>
-          <w:rPr>
-            <w:rFonts w:hint="eastAsia"/>
+          <w:t>5</w:t>
+        </w:r>
+        <w:r>
+          <w:rPr>
             <w:noProof/>
             <w:webHidden/>
           </w:rPr>
-          <w:fldChar w:fldCharType="separate"/>
-        </w:r>
-        <w:r>
-          <w:rPr>
-            <w:noProof/>
-            <w:webHidden/>
-          </w:rPr>
-          <w:t>6</w:t>
-        </w:r>
-        <w:r>
-          <w:rPr>
-            <w:rFonts w:hint="eastAsia"/>
-            <w:noProof/>
-            <w:webHidden/>
-          </w:rPr>
           <w:fldChar w:fldCharType="end"/>
         </w:r>
       </w:hyperlink>
     </w:p>
     <w:p>
       <w:pPr>
-        <w:pStyle w:val="31"/>
+        <w:pStyle w:val="TOC3"/>
         <w:tabs>
-          <w:tab w:val="left" w:pos="2100"/>
+          <w:tab w:val="left" w:pos="1440"/>
           <w:tab w:val="right" w:leader="dot" w:pos="9060"/>
         </w:tabs>
         <w:spacing w:before="120" w:after="120"/>
-        <w:ind w:left="960"/>
-        <w:rPr>
-          <w:rFonts w:ascii="等线" w:eastAsia="等线" w:hAnsi="等线" w:hint="eastAsia"/>
+        <w:rPr>
+          <w:rFonts w:asciiTheme="minorHAnsi" w:eastAsiaTheme="minorEastAsia" w:hAnsiTheme="minorHAnsi" w:cstheme="minorBidi"/>
           <w:noProof/>
-          <w:sz w:val="22"/>
-        </w:rPr>
-      </w:pPr>
-      <w:hyperlink w:anchor="_Toc232083783" w:history="1">
+          <w14:ligatures w14:val="standardContextual"/>
+        </w:rPr>
+      </w:pPr>
+      <w:hyperlink w:anchor="_Toc232096997" w:history="1">
         <w:r>
           <w:rPr>
             <w:rStyle w:val="a5"/>
-            <w:rFonts w:ascii="黑体" w:hAnsi="黑体" w:hint="eastAsia"/>
+            <w:rFonts w:ascii="黑体" w:hAnsi="黑体"/>
             <w:noProof/>
           </w:rPr>
           <w:t>2.2.2</w:t>
         </w:r>
         <w:r>
           <w:rPr>
-            <w:rFonts w:ascii="等线" w:eastAsia="等线" w:hAnsi="等线" w:hint="eastAsia"/>
-            <w:noProof/>
-            <w:sz w:val="22"/>
+            <w:rFonts w:asciiTheme="minorHAnsi" w:eastAsiaTheme="minorEastAsia" w:hAnsiTheme="minorHAnsi" w:cstheme="minorBidi"/>
+            <w:noProof/>
+            <w14:ligatures w14:val="standardContextual"/>
           </w:rPr>
           <w:tab/>
         </w:r>
         <w:r>
           <w:rPr>
             <w:rStyle w:val="a5"/>
-            <w:rFonts w:ascii="黑体" w:hAnsi="黑体" w:hint="eastAsia"/>
+            <w:rFonts w:ascii="黑体" w:hAnsi="黑体"/>
             <w:noProof/>
           </w:rPr>
           <w:t xml:space="preserve">NTSD0XV103 </w:t>
@@ -2572,14 +2339,13 @@
         <w:r>
           <w:rPr>
             <w:rStyle w:val="a5"/>
-            <w:rFonts w:ascii="黑体" w:hAnsi="黑体" w:hint="eastAsia"/>
+            <w:rFonts w:ascii="黑体" w:hAnsi="黑体"/>
             <w:noProof/>
           </w:rPr>
           <w:t>型热敏电阻的选型依据</w:t>
         </w:r>
         <w:r>
           <w:rPr>
-            <w:rFonts w:hint="eastAsia"/>
             <w:noProof/>
             <w:webHidden/>
           </w:rPr>
@@ -2587,7 +2353,6 @@
         </w:r>
         <w:r>
           <w:rPr>
-            <w:rFonts w:hint="eastAsia"/>
             <w:noProof/>
             <w:webHidden/>
           </w:rPr>
@@ -2595,95 +2360,75 @@
         </w:r>
         <w:r>
           <w:rPr>
-            <w:rFonts w:hint="eastAsia"/>
             <w:noProof/>
             <w:webHidden/>
           </w:rPr>
-          <w:instrText xml:space="preserve"> </w:instrText>
+          <w:instrText xml:space="preserve"> PAGEREF _Toc232096997 \h </w:instrText>
         </w:r>
         <w:r>
           <w:rPr>
             <w:noProof/>
             <w:webHidden/>
           </w:rPr>
-          <w:instrText>PAGEREF _Toc232083783 \h</w:instrText>
-        </w:r>
-        <w:r>
-          <w:rPr>
-            <w:rFonts w:hint="eastAsia"/>
+        </w:r>
+        <w:r>
+          <w:rPr>
             <w:noProof/>
             <w:webHidden/>
           </w:rPr>
-          <w:instrText xml:space="preserve"> </w:instrText>
-        </w:r>
-        <w:r>
-          <w:rPr>
-            <w:rFonts w:hint="eastAsia"/>
+          <w:fldChar w:fldCharType="separate"/>
+        </w:r>
+        <w:r>
+          <w:rPr>
             <w:noProof/>
             <w:webHidden/>
           </w:rPr>
-        </w:r>
-        <w:r>
-          <w:rPr>
-            <w:rFonts w:hint="eastAsia"/>
+          <w:t>6</w:t>
+        </w:r>
+        <w:r>
+          <w:rPr>
             <w:noProof/>
             <w:webHidden/>
           </w:rPr>
-          <w:fldChar w:fldCharType="separate"/>
-        </w:r>
-        <w:r>
-          <w:rPr>
-            <w:noProof/>
-            <w:webHidden/>
-          </w:rPr>
-          <w:t>6</w:t>
-        </w:r>
-        <w:r>
-          <w:rPr>
-            <w:rFonts w:hint="eastAsia"/>
-            <w:noProof/>
-            <w:webHidden/>
-          </w:rPr>
           <w:fldChar w:fldCharType="end"/>
         </w:r>
       </w:hyperlink>
     </w:p>
     <w:p>
       <w:pPr>
-        <w:pStyle w:val="21"/>
+        <w:pStyle w:val="TOC2"/>
         <w:tabs>
-          <w:tab w:val="left" w:pos="1260"/>
+          <w:tab w:val="left" w:pos="960"/>
           <w:tab w:val="right" w:leader="dot" w:pos="9060"/>
         </w:tabs>
         <w:spacing w:before="120" w:after="120"/>
-        <w:ind w:left="480"/>
-        <w:rPr>
-          <w:rFonts w:ascii="等线" w:eastAsia="等线" w:hAnsi="等线" w:hint="eastAsia"/>
+        <w:rPr>
+          <w:rFonts w:asciiTheme="minorHAnsi" w:eastAsiaTheme="minorEastAsia" w:hAnsiTheme="minorHAnsi" w:cstheme="minorBidi"/>
           <w:noProof/>
-          <w:sz w:val="22"/>
-        </w:rPr>
-      </w:pPr>
-      <w:hyperlink w:anchor="_Toc232083784" w:history="1">
+          <w14:ligatures w14:val="standardContextual"/>
+        </w:rPr>
+      </w:pPr>
+      <w:hyperlink w:anchor="_Toc232096998" w:history="1">
         <w:r>
           <w:rPr>
             <w:rStyle w:val="a5"/>
-            <w:rFonts w:ascii="黑体" w:hAnsi="黑体" w:hint="eastAsia"/>
+            <w:rFonts w:ascii="黑体" w:hAnsi="黑体"/>
             <w:noProof/>
           </w:rPr>
           <w:t>2.3</w:t>
         </w:r>
         <w:r>
           <w:rPr>
-            <w:rFonts w:ascii="等线" w:eastAsia="等线" w:hAnsi="等线" w:hint="eastAsia"/>
-            <w:noProof/>
-            <w:sz w:val="22"/>
+            <w:rFonts w:asciiTheme="minorHAnsi" w:eastAsiaTheme="minorEastAsia" w:hAnsiTheme="minorHAnsi" w:cstheme="minorBidi"/>
+            <w:noProof/>
+            <w14:ligatures w14:val="standardContextual"/>
           </w:rPr>
           <w:tab/>
         </w:r>
         <w:r>
           <w:rPr>
             <w:rStyle w:val="a5"/>
-            <w:rFonts w:ascii="黑体" w:hAnsi="黑体" w:hint="eastAsia"/>
+            <w:rFonts w:ascii="黑体" w:hAnsi="黑体"/>
             <w:noProof/>
           </w:rPr>
           <w:t xml:space="preserve">LM358 </w:t>
@@ -2691,14 +2436,13 @@
         <w:r>
           <w:rPr>
             <w:rStyle w:val="a5"/>
-            <w:rFonts w:ascii="黑体" w:hAnsi="黑体" w:hint="eastAsia"/>
+            <w:rFonts w:ascii="黑体" w:hAnsi="黑体"/>
             <w:noProof/>
           </w:rPr>
           <w:t>运算放大器选型论证</w:t>
         </w:r>
         <w:r>
           <w:rPr>
-            <w:rFonts w:hint="eastAsia"/>
             <w:noProof/>
             <w:webHidden/>
           </w:rPr>
@@ -2706,7 +2450,6 @@
         </w:r>
         <w:r>
           <w:rPr>
-            <w:rFonts w:hint="eastAsia"/>
             <w:noProof/>
             <w:webHidden/>
           </w:rPr>
@@ -2714,95 +2457,75 @@
         </w:r>
         <w:r>
           <w:rPr>
-            <w:rFonts w:hint="eastAsia"/>
             <w:noProof/>
             <w:webHidden/>
           </w:rPr>
-          <w:instrText xml:space="preserve"> </w:instrText>
+          <w:instrText xml:space="preserve"> PAGEREF _Toc232096998 \h </w:instrText>
         </w:r>
         <w:r>
           <w:rPr>
             <w:noProof/>
             <w:webHidden/>
           </w:rPr>
-          <w:instrText>PAGEREF _Toc232083784 \h</w:instrText>
-        </w:r>
-        <w:r>
-          <w:rPr>
-            <w:rFonts w:hint="eastAsia"/>
+        </w:r>
+        <w:r>
+          <w:rPr>
             <w:noProof/>
             <w:webHidden/>
           </w:rPr>
-          <w:instrText xml:space="preserve"> </w:instrText>
-        </w:r>
-        <w:r>
-          <w:rPr>
-            <w:rFonts w:hint="eastAsia"/>
+          <w:fldChar w:fldCharType="separate"/>
+        </w:r>
+        <w:r>
+          <w:rPr>
             <w:noProof/>
             <w:webHidden/>
           </w:rPr>
-        </w:r>
-        <w:r>
-          <w:rPr>
-            <w:rFonts w:hint="eastAsia"/>
+          <w:t>7</w:t>
+        </w:r>
+        <w:r>
+          <w:rPr>
             <w:noProof/>
             <w:webHidden/>
           </w:rPr>
-          <w:fldChar w:fldCharType="separate"/>
-        </w:r>
-        <w:r>
-          <w:rPr>
-            <w:noProof/>
-            <w:webHidden/>
-          </w:rPr>
-          <w:t>6</w:t>
-        </w:r>
-        <w:r>
-          <w:rPr>
-            <w:rFonts w:hint="eastAsia"/>
-            <w:noProof/>
-            <w:webHidden/>
-          </w:rPr>
           <w:fldChar w:fldCharType="end"/>
         </w:r>
       </w:hyperlink>
     </w:p>
     <w:p>
       <w:pPr>
-        <w:pStyle w:val="31"/>
+        <w:pStyle w:val="TOC3"/>
         <w:tabs>
-          <w:tab w:val="left" w:pos="2100"/>
+          <w:tab w:val="left" w:pos="1440"/>
           <w:tab w:val="right" w:leader="dot" w:pos="9060"/>
         </w:tabs>
         <w:spacing w:before="120" w:after="120"/>
-        <w:ind w:left="960"/>
-        <w:rPr>
-          <w:rFonts w:ascii="等线" w:eastAsia="等线" w:hAnsi="等线" w:hint="eastAsia"/>
+        <w:rPr>
+          <w:rFonts w:asciiTheme="minorHAnsi" w:eastAsiaTheme="minorEastAsia" w:hAnsiTheme="minorHAnsi" w:cstheme="minorBidi"/>
           <w:noProof/>
-          <w:sz w:val="22"/>
-        </w:rPr>
-      </w:pPr>
-      <w:hyperlink w:anchor="_Toc232083785" w:history="1">
+          <w14:ligatures w14:val="standardContextual"/>
+        </w:rPr>
+      </w:pPr>
+      <w:hyperlink w:anchor="_Toc232096999" w:history="1">
         <w:r>
           <w:rPr>
             <w:rStyle w:val="a5"/>
-            <w:rFonts w:ascii="黑体" w:hAnsi="黑体" w:hint="eastAsia"/>
+            <w:rFonts w:ascii="黑体" w:hAnsi="黑体"/>
             <w:noProof/>
           </w:rPr>
           <w:t>2.3.1</w:t>
         </w:r>
         <w:r>
           <w:rPr>
-            <w:rFonts w:ascii="等线" w:eastAsia="等线" w:hAnsi="等线" w:hint="eastAsia"/>
-            <w:noProof/>
-            <w:sz w:val="22"/>
+            <w:rFonts w:asciiTheme="minorHAnsi" w:eastAsiaTheme="minorEastAsia" w:hAnsiTheme="minorHAnsi" w:cstheme="minorBidi"/>
+            <w:noProof/>
+            <w14:ligatures w14:val="standardContextual"/>
           </w:rPr>
           <w:tab/>
         </w:r>
         <w:r>
           <w:rPr>
             <w:rStyle w:val="a5"/>
-            <w:rFonts w:ascii="黑体" w:hAnsi="黑体" w:hint="eastAsia"/>
+            <w:rFonts w:ascii="黑体" w:hAnsi="黑体"/>
             <w:noProof/>
           </w:rPr>
           <w:t xml:space="preserve">LM358 </w:t>
@@ -2810,14 +2533,13 @@
         <w:r>
           <w:rPr>
             <w:rStyle w:val="a5"/>
-            <w:rFonts w:ascii="黑体" w:hAnsi="黑体" w:hint="eastAsia"/>
+            <w:rFonts w:ascii="黑体" w:hAnsi="黑体"/>
             <w:noProof/>
           </w:rPr>
           <w:t>的主要特性与参数</w:t>
         </w:r>
         <w:r>
           <w:rPr>
-            <w:rFonts w:hint="eastAsia"/>
             <w:noProof/>
             <w:webHidden/>
           </w:rPr>
@@ -2825,7 +2547,6 @@
         </w:r>
         <w:r>
           <w:rPr>
-            <w:rFonts w:hint="eastAsia"/>
             <w:noProof/>
             <w:webHidden/>
           </w:rPr>
@@ -2833,95 +2554,75 @@
         </w:r>
         <w:r>
           <w:rPr>
-            <w:rFonts w:hint="eastAsia"/>
             <w:noProof/>
             <w:webHidden/>
           </w:rPr>
-          <w:instrText xml:space="preserve"> </w:instrText>
+          <w:instrText xml:space="preserve"> PAGEREF _Toc232096999 \h </w:instrText>
         </w:r>
         <w:r>
           <w:rPr>
             <w:noProof/>
             <w:webHidden/>
           </w:rPr>
-          <w:instrText>PAGEREF _Toc232083785 \h</w:instrText>
-        </w:r>
-        <w:r>
-          <w:rPr>
-            <w:rFonts w:hint="eastAsia"/>
+        </w:r>
+        <w:r>
+          <w:rPr>
             <w:noProof/>
             <w:webHidden/>
           </w:rPr>
-          <w:instrText xml:space="preserve"> </w:instrText>
-        </w:r>
-        <w:r>
-          <w:rPr>
-            <w:rFonts w:hint="eastAsia"/>
+          <w:fldChar w:fldCharType="separate"/>
+        </w:r>
+        <w:r>
+          <w:rPr>
             <w:noProof/>
             <w:webHidden/>
           </w:rPr>
-        </w:r>
-        <w:r>
-          <w:rPr>
-            <w:rFonts w:hint="eastAsia"/>
+          <w:t>7</w:t>
+        </w:r>
+        <w:r>
+          <w:rPr>
             <w:noProof/>
             <w:webHidden/>
           </w:rPr>
-          <w:fldChar w:fldCharType="separate"/>
-        </w:r>
-        <w:r>
-          <w:rPr>
-            <w:noProof/>
-            <w:webHidden/>
-          </w:rPr>
-          <w:t>6</w:t>
-        </w:r>
-        <w:r>
-          <w:rPr>
-            <w:rFonts w:hint="eastAsia"/>
-            <w:noProof/>
-            <w:webHidden/>
-          </w:rPr>
           <w:fldChar w:fldCharType="end"/>
         </w:r>
       </w:hyperlink>
     </w:p>
     <w:p>
       <w:pPr>
-        <w:pStyle w:val="31"/>
+        <w:pStyle w:val="TOC3"/>
         <w:tabs>
-          <w:tab w:val="left" w:pos="2100"/>
+          <w:tab w:val="left" w:pos="1440"/>
           <w:tab w:val="right" w:leader="dot" w:pos="9060"/>
         </w:tabs>
         <w:spacing w:before="120" w:after="120"/>
-        <w:ind w:left="960"/>
-        <w:rPr>
-          <w:rFonts w:ascii="等线" w:eastAsia="等线" w:hAnsi="等线" w:hint="eastAsia"/>
+        <w:rPr>
+          <w:rFonts w:asciiTheme="minorHAnsi" w:eastAsiaTheme="minorEastAsia" w:hAnsiTheme="minorHAnsi" w:cstheme="minorBidi"/>
           <w:noProof/>
-          <w:sz w:val="22"/>
-        </w:rPr>
-      </w:pPr>
-      <w:hyperlink w:anchor="_Toc232083786" w:history="1">
+          <w14:ligatures w14:val="standardContextual"/>
+        </w:rPr>
+      </w:pPr>
+      <w:hyperlink w:anchor="_Toc232097000" w:history="1">
         <w:r>
           <w:rPr>
             <w:rStyle w:val="a5"/>
-            <w:rFonts w:ascii="黑体" w:hAnsi="黑体" w:hint="eastAsia"/>
+            <w:rFonts w:ascii="黑体" w:hAnsi="黑体"/>
             <w:noProof/>
           </w:rPr>
           <w:t>2.3.2</w:t>
         </w:r>
         <w:r>
           <w:rPr>
-            <w:rFonts w:ascii="等线" w:eastAsia="等线" w:hAnsi="等线" w:hint="eastAsia"/>
-            <w:noProof/>
-            <w:sz w:val="22"/>
+            <w:rFonts w:asciiTheme="minorHAnsi" w:eastAsiaTheme="minorEastAsia" w:hAnsiTheme="minorHAnsi" w:cstheme="minorBidi"/>
+            <w:noProof/>
+            <w14:ligatures w14:val="standardContextual"/>
           </w:rPr>
           <w:tab/>
         </w:r>
         <w:r>
           <w:rPr>
             <w:rStyle w:val="a5"/>
-            <w:rFonts w:ascii="黑体" w:hAnsi="黑体" w:hint="eastAsia"/>
+            <w:rFonts w:ascii="黑体" w:hAnsi="黑体"/>
             <w:noProof/>
           </w:rPr>
           <w:t>基于</w:t>
@@ -2929,7 +2630,7 @@
         <w:r>
           <w:rPr>
             <w:rStyle w:val="a5"/>
-            <w:rFonts w:ascii="黑体" w:hAnsi="黑体" w:hint="eastAsia"/>
+            <w:rFonts w:ascii="黑体" w:hAnsi="黑体"/>
             <w:noProof/>
           </w:rPr>
           <w:t xml:space="preserve"> LM358 </w:t>
@@ -2937,14 +2638,13 @@
         <w:r>
           <w:rPr>
             <w:rStyle w:val="a5"/>
-            <w:rFonts w:ascii="黑体" w:hAnsi="黑体" w:hint="eastAsia"/>
+            <w:rFonts w:ascii="黑体" w:hAnsi="黑体"/>
             <w:noProof/>
           </w:rPr>
           <w:t>的放大方案论证</w:t>
         </w:r>
         <w:r>
           <w:rPr>
-            <w:rFonts w:hint="eastAsia"/>
             <w:noProof/>
             <w:webHidden/>
           </w:rPr>
@@ -2952,7 +2652,6 @@
         </w:r>
         <w:r>
           <w:rPr>
-            <w:rFonts w:hint="eastAsia"/>
             <w:noProof/>
             <w:webHidden/>
           </w:rPr>
@@ -2960,95 +2659,75 @@
         </w:r>
         <w:r>
           <w:rPr>
-            <w:rFonts w:hint="eastAsia"/>
             <w:noProof/>
             <w:webHidden/>
           </w:rPr>
-          <w:instrText xml:space="preserve"> </w:instrText>
+          <w:instrText xml:space="preserve"> PAGEREF _Toc232097000 \h </w:instrText>
         </w:r>
         <w:r>
           <w:rPr>
             <w:noProof/>
             <w:webHidden/>
           </w:rPr>
-          <w:instrText>PAGEREF _Toc232083786 \h</w:instrText>
-        </w:r>
-        <w:r>
-          <w:rPr>
-            <w:rFonts w:hint="eastAsia"/>
+        </w:r>
+        <w:r>
+          <w:rPr>
             <w:noProof/>
             <w:webHidden/>
           </w:rPr>
-          <w:instrText xml:space="preserve"> </w:instrText>
-        </w:r>
-        <w:r>
-          <w:rPr>
-            <w:rFonts w:hint="eastAsia"/>
+          <w:fldChar w:fldCharType="separate"/>
+        </w:r>
+        <w:r>
+          <w:rPr>
             <w:noProof/>
             <w:webHidden/>
           </w:rPr>
-        </w:r>
-        <w:r>
-          <w:rPr>
-            <w:rFonts w:hint="eastAsia"/>
+          <w:t>8</w:t>
+        </w:r>
+        <w:r>
+          <w:rPr>
             <w:noProof/>
             <w:webHidden/>
           </w:rPr>
-          <w:fldChar w:fldCharType="separate"/>
-        </w:r>
-        <w:r>
-          <w:rPr>
-            <w:noProof/>
-            <w:webHidden/>
-          </w:rPr>
-          <w:t>6</w:t>
-        </w:r>
-        <w:r>
-          <w:rPr>
-            <w:rFonts w:hint="eastAsia"/>
-            <w:noProof/>
-            <w:webHidden/>
-          </w:rPr>
           <w:fldChar w:fldCharType="end"/>
         </w:r>
       </w:hyperlink>
     </w:p>
     <w:p>
       <w:pPr>
-        <w:pStyle w:val="21"/>
+        <w:pStyle w:val="TOC2"/>
         <w:tabs>
-          <w:tab w:val="left" w:pos="1260"/>
+          <w:tab w:val="left" w:pos="960"/>
           <w:tab w:val="right" w:leader="dot" w:pos="9060"/>
         </w:tabs>
         <w:spacing w:before="120" w:after="120"/>
-        <w:ind w:left="480"/>
-        <w:rPr>
-          <w:rFonts w:ascii="等线" w:eastAsia="等线" w:hAnsi="等线" w:hint="eastAsia"/>
+        <w:rPr>
+          <w:rFonts w:asciiTheme="minorHAnsi" w:eastAsiaTheme="minorEastAsia" w:hAnsiTheme="minorHAnsi" w:cstheme="minorBidi"/>
           <w:noProof/>
-          <w:sz w:val="22"/>
-        </w:rPr>
-      </w:pPr>
-      <w:hyperlink w:anchor="_Toc232083787" w:history="1">
+          <w14:ligatures w14:val="standardContextual"/>
+        </w:rPr>
+      </w:pPr>
+      <w:hyperlink w:anchor="_Toc232097001" w:history="1">
         <w:r>
           <w:rPr>
             <w:rStyle w:val="a5"/>
-            <w:rFonts w:ascii="黑体" w:hAnsi="黑体" w:hint="eastAsia"/>
+            <w:rFonts w:ascii="黑体" w:hAnsi="黑体"/>
             <w:noProof/>
           </w:rPr>
           <w:t>2.4</w:t>
         </w:r>
         <w:r>
           <w:rPr>
-            <w:rFonts w:ascii="等线" w:eastAsia="等线" w:hAnsi="等线" w:hint="eastAsia"/>
-            <w:noProof/>
-            <w:sz w:val="22"/>
+            <w:rFonts w:asciiTheme="minorHAnsi" w:eastAsiaTheme="minorEastAsia" w:hAnsiTheme="minorHAnsi" w:cstheme="minorBidi"/>
+            <w:noProof/>
+            <w14:ligatures w14:val="standardContextual"/>
           </w:rPr>
           <w:tab/>
         </w:r>
         <w:r>
           <w:rPr>
             <w:rStyle w:val="a5"/>
-            <w:rFonts w:ascii="黑体" w:hAnsi="黑体" w:hint="eastAsia"/>
+            <w:rFonts w:ascii="黑体" w:hAnsi="黑体"/>
             <w:noProof/>
           </w:rPr>
           <w:t xml:space="preserve">LM393 </w:t>
@@ -3056,14 +2735,13 @@
         <w:r>
           <w:rPr>
             <w:rStyle w:val="a5"/>
-            <w:rFonts w:ascii="黑体" w:hAnsi="黑体" w:hint="eastAsia"/>
+            <w:rFonts w:ascii="黑体" w:hAnsi="黑体"/>
             <w:noProof/>
           </w:rPr>
           <w:t>比较器选型论证</w:t>
         </w:r>
         <w:r>
           <w:rPr>
-            <w:rFonts w:hint="eastAsia"/>
             <w:noProof/>
             <w:webHidden/>
           </w:rPr>
@@ -3071,7 +2749,6 @@
         </w:r>
         <w:r>
           <w:rPr>
-            <w:rFonts w:hint="eastAsia"/>
             <w:noProof/>
             <w:webHidden/>
           </w:rPr>
@@ -3079,95 +2756,75 @@
         </w:r>
         <w:r>
           <w:rPr>
-            <w:rFonts w:hint="eastAsia"/>
             <w:noProof/>
             <w:webHidden/>
           </w:rPr>
-          <w:instrText xml:space="preserve"> </w:instrText>
+          <w:instrText xml:space="preserve"> PAGEREF _Toc232097001 \h </w:instrText>
         </w:r>
         <w:r>
           <w:rPr>
             <w:noProof/>
             <w:webHidden/>
           </w:rPr>
-          <w:instrText>PAGEREF _Toc232083787 \h</w:instrText>
-        </w:r>
-        <w:r>
-          <w:rPr>
-            <w:rFonts w:hint="eastAsia"/>
+        </w:r>
+        <w:r>
+          <w:rPr>
             <w:noProof/>
             <w:webHidden/>
           </w:rPr>
-          <w:instrText xml:space="preserve"> </w:instrText>
-        </w:r>
-        <w:r>
-          <w:rPr>
-            <w:rFonts w:hint="eastAsia"/>
+          <w:fldChar w:fldCharType="separate"/>
+        </w:r>
+        <w:r>
+          <w:rPr>
             <w:noProof/>
             <w:webHidden/>
           </w:rPr>
-        </w:r>
-        <w:r>
-          <w:rPr>
-            <w:rFonts w:hint="eastAsia"/>
+          <w:t>9</w:t>
+        </w:r>
+        <w:r>
+          <w:rPr>
             <w:noProof/>
             <w:webHidden/>
           </w:rPr>
-          <w:fldChar w:fldCharType="separate"/>
-        </w:r>
-        <w:r>
-          <w:rPr>
-            <w:noProof/>
-            <w:webHidden/>
-          </w:rPr>
-          <w:t>7</w:t>
-        </w:r>
-        <w:r>
-          <w:rPr>
-            <w:rFonts w:hint="eastAsia"/>
-            <w:noProof/>
-            <w:webHidden/>
-          </w:rPr>
           <w:fldChar w:fldCharType="end"/>
         </w:r>
       </w:hyperlink>
     </w:p>
     <w:p>
       <w:pPr>
-        <w:pStyle w:val="31"/>
+        <w:pStyle w:val="TOC3"/>
         <w:tabs>
-          <w:tab w:val="left" w:pos="2100"/>
+          <w:tab w:val="left" w:pos="1440"/>
           <w:tab w:val="right" w:leader="dot" w:pos="9060"/>
         </w:tabs>
         <w:spacing w:before="120" w:after="120"/>
-        <w:ind w:left="960"/>
-        <w:rPr>
-          <w:rFonts w:ascii="等线" w:eastAsia="等线" w:hAnsi="等线" w:hint="eastAsia"/>
+        <w:rPr>
+          <w:rFonts w:asciiTheme="minorHAnsi" w:eastAsiaTheme="minorEastAsia" w:hAnsiTheme="minorHAnsi" w:cstheme="minorBidi"/>
           <w:noProof/>
-          <w:sz w:val="22"/>
-        </w:rPr>
-      </w:pPr>
-      <w:hyperlink w:anchor="_Toc232083788" w:history="1">
+          <w14:ligatures w14:val="standardContextual"/>
+        </w:rPr>
+      </w:pPr>
+      <w:hyperlink w:anchor="_Toc232097002" w:history="1">
         <w:r>
           <w:rPr>
             <w:rStyle w:val="a5"/>
-            <w:rFonts w:ascii="黑体" w:hAnsi="黑体" w:hint="eastAsia"/>
+            <w:rFonts w:ascii="黑体" w:hAnsi="黑体"/>
             <w:noProof/>
           </w:rPr>
           <w:t>2.4.1</w:t>
         </w:r>
         <w:r>
           <w:rPr>
-            <w:rFonts w:ascii="等线" w:eastAsia="等线" w:hAnsi="等线" w:hint="eastAsia"/>
-            <w:noProof/>
-            <w:sz w:val="22"/>
+            <w:rFonts w:asciiTheme="minorHAnsi" w:eastAsiaTheme="minorEastAsia" w:hAnsiTheme="minorHAnsi" w:cstheme="minorBidi"/>
+            <w:noProof/>
+            <w14:ligatures w14:val="standardContextual"/>
           </w:rPr>
           <w:tab/>
         </w:r>
         <w:r>
           <w:rPr>
             <w:rStyle w:val="a5"/>
-            <w:rFonts w:ascii="黑体" w:hAnsi="黑体" w:hint="eastAsia"/>
+            <w:rFonts w:ascii="黑体" w:hAnsi="黑体"/>
             <w:noProof/>
           </w:rPr>
           <w:t xml:space="preserve">LM393 </w:t>
@@ -3175,14 +2832,13 @@
         <w:r>
           <w:rPr>
             <w:rStyle w:val="a5"/>
-            <w:rFonts w:ascii="黑体" w:hAnsi="黑体" w:hint="eastAsia"/>
+            <w:rFonts w:ascii="黑体" w:hAnsi="黑体"/>
             <w:noProof/>
           </w:rPr>
           <w:t>的主要特性与参数</w:t>
         </w:r>
         <w:r>
           <w:rPr>
-            <w:rFonts w:hint="eastAsia"/>
             <w:noProof/>
             <w:webHidden/>
           </w:rPr>
@@ -3190,7 +2846,6 @@
         </w:r>
         <w:r>
           <w:rPr>
-            <w:rFonts w:hint="eastAsia"/>
             <w:noProof/>
             <w:webHidden/>
           </w:rPr>
@@ -3198,95 +2853,75 @@
         </w:r>
         <w:r>
           <w:rPr>
-            <w:rFonts w:hint="eastAsia"/>
             <w:noProof/>
             <w:webHidden/>
           </w:rPr>
-          <w:instrText xml:space="preserve"> </w:instrText>
+          <w:instrText xml:space="preserve"> PAGEREF _Toc232097002 \h </w:instrText>
         </w:r>
         <w:r>
           <w:rPr>
             <w:noProof/>
             <w:webHidden/>
           </w:rPr>
-          <w:instrText>PAGEREF _Toc232083788 \h</w:instrText>
-        </w:r>
-        <w:r>
-          <w:rPr>
-            <w:rFonts w:hint="eastAsia"/>
+        </w:r>
+        <w:r>
+          <w:rPr>
             <w:noProof/>
             <w:webHidden/>
           </w:rPr>
-          <w:instrText xml:space="preserve"> </w:instrText>
-        </w:r>
-        <w:r>
-          <w:rPr>
-            <w:rFonts w:hint="eastAsia"/>
+          <w:fldChar w:fldCharType="separate"/>
+        </w:r>
+        <w:r>
+          <w:rPr>
             <w:noProof/>
             <w:webHidden/>
           </w:rPr>
-        </w:r>
-        <w:r>
-          <w:rPr>
-            <w:rFonts w:hint="eastAsia"/>
+          <w:t>9</w:t>
+        </w:r>
+        <w:r>
+          <w:rPr>
             <w:noProof/>
             <w:webHidden/>
           </w:rPr>
-          <w:fldChar w:fldCharType="separate"/>
-        </w:r>
-        <w:r>
-          <w:rPr>
-            <w:noProof/>
-            <w:webHidden/>
-          </w:rPr>
-          <w:t>7</w:t>
-        </w:r>
-        <w:r>
-          <w:rPr>
-            <w:rFonts w:hint="eastAsia"/>
-            <w:noProof/>
-            <w:webHidden/>
-          </w:rPr>
           <w:fldChar w:fldCharType="end"/>
         </w:r>
       </w:hyperlink>
     </w:p>
     <w:p>
       <w:pPr>
-        <w:pStyle w:val="31"/>
+        <w:pStyle w:val="TOC3"/>
         <w:tabs>
-          <w:tab w:val="left" w:pos="2100"/>
+          <w:tab w:val="left" w:pos="1440"/>
           <w:tab w:val="right" w:leader="dot" w:pos="9060"/>
         </w:tabs>
         <w:spacing w:before="120" w:after="120"/>
-        <w:ind w:left="960"/>
-        <w:rPr>
-          <w:rFonts w:ascii="等线" w:eastAsia="等线" w:hAnsi="等线" w:hint="eastAsia"/>
+        <w:rPr>
+          <w:rFonts w:asciiTheme="minorHAnsi" w:eastAsiaTheme="minorEastAsia" w:hAnsiTheme="minorHAnsi" w:cstheme="minorBidi"/>
           <w:noProof/>
-          <w:sz w:val="22"/>
-        </w:rPr>
-      </w:pPr>
-      <w:hyperlink w:anchor="_Toc232083789" w:history="1">
+          <w14:ligatures w14:val="standardContextual"/>
+        </w:rPr>
+      </w:pPr>
+      <w:hyperlink w:anchor="_Toc232097003" w:history="1">
         <w:r>
           <w:rPr>
             <w:rStyle w:val="a5"/>
-            <w:rFonts w:ascii="黑体" w:hAnsi="黑体" w:hint="eastAsia"/>
+            <w:rFonts w:ascii="黑体" w:hAnsi="黑体"/>
             <w:noProof/>
           </w:rPr>
           <w:t>2.4.2</w:t>
         </w:r>
         <w:r>
           <w:rPr>
-            <w:rFonts w:ascii="等线" w:eastAsia="等线" w:hAnsi="等线" w:hint="eastAsia"/>
-            <w:noProof/>
-            <w:sz w:val="22"/>
+            <w:rFonts w:asciiTheme="minorHAnsi" w:eastAsiaTheme="minorEastAsia" w:hAnsiTheme="minorHAnsi" w:cstheme="minorBidi"/>
+            <w:noProof/>
+            <w14:ligatures w14:val="standardContextual"/>
           </w:rPr>
           <w:tab/>
         </w:r>
         <w:r>
           <w:rPr>
             <w:rStyle w:val="a5"/>
-            <w:rFonts w:ascii="黑体" w:hAnsi="黑体" w:hint="eastAsia"/>
+            <w:rFonts w:ascii="黑体" w:hAnsi="黑体"/>
             <w:noProof/>
           </w:rPr>
           <w:t>基于</w:t>
@@ -3294,7 +2929,7 @@
         <w:r>
           <w:rPr>
             <w:rStyle w:val="a5"/>
-            <w:rFonts w:ascii="黑体" w:hAnsi="黑体" w:hint="eastAsia"/>
+            <w:rFonts w:ascii="黑体" w:hAnsi="黑体"/>
             <w:noProof/>
           </w:rPr>
           <w:t xml:space="preserve"> LM393 </w:t>
@@ -3302,14 +2937,13 @@
         <w:r>
           <w:rPr>
             <w:rStyle w:val="a5"/>
-            <w:rFonts w:ascii="黑体" w:hAnsi="黑体" w:hint="eastAsia"/>
+            <w:rFonts w:ascii="黑体" w:hAnsi="黑体"/>
             <w:noProof/>
           </w:rPr>
           <w:t>的比较方案论证</w:t>
         </w:r>
         <w:r>
           <w:rPr>
-            <w:rFonts w:hint="eastAsia"/>
             <w:noProof/>
             <w:webHidden/>
           </w:rPr>
@@ -3317,7 +2951,6 @@
         </w:r>
         <w:r>
           <w:rPr>
-            <w:rFonts w:hint="eastAsia"/>
             <w:noProof/>
             <w:webHidden/>
           </w:rPr>
@@ -3325,78 +2958,58 @@
         </w:r>
         <w:r>
           <w:rPr>
-            <w:rFonts w:hint="eastAsia"/>
             <w:noProof/>
             <w:webHidden/>
           </w:rPr>
-          <w:instrText xml:space="preserve"> </w:instrText>
+          <w:instrText xml:space="preserve"> PAGEREF _Toc232097003 \h </w:instrText>
         </w:r>
         <w:r>
           <w:rPr>
             <w:noProof/>
             <w:webHidden/>
           </w:rPr>
-          <w:instrText>PAGEREF _Toc232083789 \h</w:instrText>
-        </w:r>
-        <w:r>
-          <w:rPr>
-            <w:rFonts w:hint="eastAsia"/>
+        </w:r>
+        <w:r>
+          <w:rPr>
             <w:noProof/>
             <w:webHidden/>
           </w:rPr>
-          <w:instrText xml:space="preserve"> </w:instrText>
-        </w:r>
-        <w:r>
-          <w:rPr>
-            <w:rFonts w:hint="eastAsia"/>
+          <w:fldChar w:fldCharType="separate"/>
+        </w:r>
+        <w:r>
+          <w:rPr>
             <w:noProof/>
             <w:webHidden/>
           </w:rPr>
-        </w:r>
-        <w:r>
-          <w:rPr>
-            <w:rFonts w:hint="eastAsia"/>
+          <w:t>10</w:t>
+        </w:r>
+        <w:r>
+          <w:rPr>
             <w:noProof/>
             <w:webHidden/>
           </w:rPr>
-          <w:fldChar w:fldCharType="separate"/>
-        </w:r>
-        <w:r>
-          <w:rPr>
-            <w:noProof/>
-            <w:webHidden/>
-          </w:rPr>
-          <w:t>7</w:t>
-        </w:r>
-        <w:r>
-          <w:rPr>
-            <w:rFonts w:hint="eastAsia"/>
-            <w:noProof/>
-            <w:webHidden/>
-          </w:rPr>
           <w:fldChar w:fldCharType="end"/>
         </w:r>
       </w:hyperlink>
     </w:p>
     <w:p>
       <w:pPr>
-        <w:pStyle w:val="21"/>
+        <w:pStyle w:val="TOC2"/>
         <w:tabs>
           <w:tab w:val="right" w:leader="dot" w:pos="9060"/>
         </w:tabs>
         <w:spacing w:before="120" w:after="120"/>
-        <w:ind w:left="480"/>
-        <w:rPr>
-          <w:rFonts w:ascii="等线" w:eastAsia="等线" w:hAnsi="等线" w:hint="eastAsia"/>
+        <w:rPr>
+          <w:rFonts w:asciiTheme="minorHAnsi" w:eastAsiaTheme="minorEastAsia" w:hAnsiTheme="minorHAnsi" w:cstheme="minorBidi"/>
           <w:noProof/>
-          <w:sz w:val="22"/>
-        </w:rPr>
-      </w:pPr>
-      <w:hyperlink w:anchor="_Toc232083790" w:history="1">
+          <w14:ligatures w14:val="standardContextual"/>
+        </w:rPr>
+      </w:pPr>
+      <w:hyperlink w:anchor="_Toc232097004" w:history="1">
         <w:r>
           <w:rPr>
             <w:rStyle w:val="a5"/>
-            <w:rFonts w:ascii="黑体" w:hAnsi="黑体" w:hint="eastAsia"/>
+            <w:rFonts w:ascii="黑体" w:hAnsi="黑体"/>
             <w:noProof/>
           </w:rPr>
           <w:t>2.5</w:t>
@@ -3404,14 +3017,13 @@
         <w:r>
           <w:rPr>
             <w:rStyle w:val="a5"/>
-            <w:rFonts w:ascii="黑体" w:hAnsi="黑体" w:hint="eastAsia"/>
+            <w:rFonts w:ascii="黑体" w:hAnsi="黑体"/>
             <w:noProof/>
           </w:rPr>
           <w:t>整体方案论证</w:t>
         </w:r>
         <w:r>
           <w:rPr>
-            <w:rFonts w:hint="eastAsia"/>
             <w:noProof/>
             <w:webHidden/>
           </w:rPr>
@@ -3419,7 +3031,6 @@
         </w:r>
         <w:r>
           <w:rPr>
-            <w:rFonts w:hint="eastAsia"/>
             <w:noProof/>
             <w:webHidden/>
           </w:rPr>
@@ -3427,77 +3038,57 @@
         </w:r>
         <w:r>
           <w:rPr>
-            <w:rFonts w:hint="eastAsia"/>
             <w:noProof/>
             <w:webHidden/>
           </w:rPr>
-          <w:instrText xml:space="preserve"> </w:instrText>
+          <w:instrText xml:space="preserve"> PAGEREF _Toc232097004 \h </w:instrText>
         </w:r>
         <w:r>
           <w:rPr>
             <w:noProof/>
             <w:webHidden/>
           </w:rPr>
-          <w:instrText>PAGEREF _Toc232083790 \h</w:instrText>
-        </w:r>
-        <w:r>
-          <w:rPr>
-            <w:rFonts w:hint="eastAsia"/>
+        </w:r>
+        <w:r>
+          <w:rPr>
             <w:noProof/>
             <w:webHidden/>
           </w:rPr>
-          <w:instrText xml:space="preserve"> </w:instrText>
-        </w:r>
-        <w:r>
-          <w:rPr>
-            <w:rFonts w:hint="eastAsia"/>
+          <w:fldChar w:fldCharType="separate"/>
+        </w:r>
+        <w:r>
+          <w:rPr>
             <w:noProof/>
             <w:webHidden/>
           </w:rPr>
-        </w:r>
-        <w:r>
-          <w:rPr>
-            <w:rFonts w:hint="eastAsia"/>
+          <w:t>11</w:t>
+        </w:r>
+        <w:r>
+          <w:rPr>
             <w:noProof/>
             <w:webHidden/>
           </w:rPr>
-          <w:fldChar w:fldCharType="separate"/>
-        </w:r>
-        <w:r>
-          <w:rPr>
-            <w:noProof/>
-            <w:webHidden/>
-          </w:rPr>
-          <w:t>7</w:t>
-        </w:r>
-        <w:r>
-          <w:rPr>
-            <w:rFonts w:hint="eastAsia"/>
-            <w:noProof/>
-            <w:webHidden/>
-          </w:rPr>
           <w:fldChar w:fldCharType="end"/>
         </w:r>
       </w:hyperlink>
     </w:p>
     <w:p>
       <w:pPr>
-        <w:pStyle w:val="12"/>
+        <w:pStyle w:val="TOC1"/>
         <w:tabs>
           <w:tab w:val="right" w:leader="dot" w:pos="9060"/>
         </w:tabs>
         <w:spacing w:before="120" w:after="120"/>
         <w:rPr>
-          <w:rFonts w:ascii="等线" w:eastAsia="等线" w:hAnsi="等线" w:hint="eastAsia"/>
+          <w:rFonts w:asciiTheme="minorHAnsi" w:eastAsiaTheme="minorEastAsia" w:hAnsiTheme="minorHAnsi" w:cstheme="minorBidi"/>
           <w:noProof/>
-          <w:sz w:val="22"/>
-        </w:rPr>
-      </w:pPr>
-      <w:hyperlink w:anchor="_Toc232083791" w:history="1">
+          <w14:ligatures w14:val="standardContextual"/>
+        </w:rPr>
+      </w:pPr>
+      <w:hyperlink w:anchor="_Toc232097005" w:history="1">
         <w:r>
           <w:rPr>
             <w:rStyle w:val="a5"/>
-            <w:rFonts w:hint="eastAsia"/>
             <w:noProof/>
           </w:rPr>
           <w:t>结论（</w:t>
@@ -3505,7 +3096,7 @@
         <w:r>
           <w:rPr>
             <w:rStyle w:val="a5"/>
-            <w:rFonts w:ascii="仿宋_GB2312" w:eastAsia="仿宋_GB2312" w:hAnsi="宋体" w:hint="eastAsia"/>
+            <w:rFonts w:ascii="仿宋_GB2312" w:eastAsia="仿宋_GB2312" w:hAnsi="宋体"/>
             <w:noProof/>
           </w:rPr>
           <w:t>一级标题 黑体3号，左对齐，段前段后各1行，1.5倍行距</w:t>
@@ -3513,14 +3104,12 @@
         <w:r>
           <w:rPr>
             <w:rStyle w:val="a5"/>
-            <w:rFonts w:hint="eastAsia"/>
             <w:noProof/>
           </w:rPr>
           <w:t>）</w:t>
         </w:r>
         <w:r>
           <w:rPr>
-            <w:rFonts w:hint="eastAsia"/>
             <w:noProof/>
             <w:webHidden/>
           </w:rPr>
@@ -3528,7 +3117,6 @@
         </w:r>
         <w:r>
           <w:rPr>
-            <w:rFonts w:hint="eastAsia"/>
             <w:noProof/>
             <w:webHidden/>
           </w:rPr>
@@ -3536,53 +3124,33 @@
         </w:r>
         <w:r>
           <w:rPr>
-            <w:rFonts w:hint="eastAsia"/>
             <w:noProof/>
             <w:webHidden/>
           </w:rPr>
-          <w:instrText xml:space="preserve"> </w:instrText>
+          <w:instrText xml:space="preserve"> PAGEREF _Toc232097005 \h </w:instrText>
         </w:r>
         <w:r>
           <w:rPr>
             <w:noProof/>
             <w:webHidden/>
           </w:rPr>
-          <w:instrText>PAGEREF _Toc232083791 \h</w:instrText>
-        </w:r>
-        <w:r>
-          <w:rPr>
-            <w:rFonts w:hint="eastAsia"/>
+        </w:r>
+        <w:r>
+          <w:rPr>
             <w:noProof/>
             <w:webHidden/>
           </w:rPr>
-          <w:instrText xml:space="preserve"> </w:instrText>
-        </w:r>
-        <w:r>
-          <w:rPr>
-            <w:rFonts w:hint="eastAsia"/>
+          <w:fldChar w:fldCharType="separate"/>
+        </w:r>
+        <w:r>
+          <w:rPr>
             <w:noProof/>
             <w:webHidden/>
           </w:rPr>
-        </w:r>
-        <w:r>
-          <w:rPr>
-            <w:rFonts w:hint="eastAsia"/>
-            <w:noProof/>
-            <w:webHidden/>
-          </w:rPr>
-          <w:fldChar w:fldCharType="separate"/>
-        </w:r>
-        <w:r>
-          <w:rPr>
-            <w:rFonts w:hint="eastAsia"/>
-            <w:noProof/>
-            <w:webHidden/>
-          </w:rPr>
-          <w:t>7</w:t>
-        </w:r>
-        <w:r>
-          <w:rPr>
-            <w:rFonts w:hint="eastAsia"/>
+          <w:t>12</w:t>
+        </w:r>
+        <w:r>
+          <w:rPr>
             <w:noProof/>
             <w:webHidden/>
           </w:rPr>
@@ -3671,7 +3239,7 @@
           <w:szCs w:val="21"/>
         </w:rPr>
       </w:pPr>
-      <w:bookmarkStart w:id="3" w:name="_Toc232083773"/>
+      <w:bookmarkStart w:id="3" w:name="_Toc232096987"/>
       <w:r>
         <w:rPr>
           <w:rFonts w:hint="eastAsia"/>
@@ -3698,7 +3266,7 @@
           <w:szCs w:val="28"/>
         </w:rPr>
       </w:pPr>
-      <w:bookmarkStart w:id="4" w:name="_Toc232083774"/>
+      <w:bookmarkStart w:id="4" w:name="_Toc232096988"/>
       <w:r>
         <w:rPr>
           <w:rFonts w:ascii="黑体"/>
@@ -3737,7 +3305,7 @@
         <w:rPr>
           <w:rFonts w:ascii="宋体" w:hAnsi="宋体"/>
         </w:rPr>
-        <w:t>NTC 热敏电阻利用半导体材料的负温度系数特性，将环境温度变化转换为相应的电阻变化量；惠斯通电桥将热敏电阻的阻值变化进一步转换为差分电压信号；通过 LM358 运算放大器构成两级差分放大电路，对电桥输出的微弱电压信号进行放大处理，提高了温度检测的分辨率与信噪比；LM393 电压比较器将放大后的信号与预设参考电压进行比较，实现温度阈值的判断；LED 指示灯则根据比较结果输出温度超限告警。系统从方案论证、器件选型、电路参数计算到仿真验证，遵循了电子系统开发的完整流程，设计者在此过程中不仅需要运用理论分析完成电路参数推导，还需查阅元器件数据手册并使用 Proteus 仿真工具对电路进行功能验证。在元器件选型方面，LM358 为双路通用运算放大器，具有单电源供电、功耗低、价格低廉等优点；NTC 热敏电阻和普通阻容元件均为常见器件，整体物料成本可控。同时，该系统预留了阈值调节端口，可通过改变参考电压灵活调整报警门限，也可进一步配合蜂鸣器和显示器输出温度信息，具有较好的可扩展性和实际应用前景。</w:t>
+        <w:t>NTC 热敏电阻利用半导体材料的负温度系数特性，将环境温度变化转换为相应的电阻变化量；惠斯通电桥将热敏电阻的阻值变化进一步转换为差分电压信号；通过 LM358 运算放大器构成两级差分放大电路，对电桥输出的微弱电压信号进行放大处理，提高了温度检测的分辨率与信噪比；LM393 电压比较器将放大后的信号与预设参考电压进行比较，实现温度阈值的判断；LED 指示灯则根据比较结果输出温度超限告警。</w:t>
       </w:r>
     </w:p>
     <w:p>
@@ -3755,7 +3323,7 @@
           <w:szCs w:val="28"/>
         </w:rPr>
       </w:pPr>
-      <w:bookmarkStart w:id="5" w:name="_Toc232083775"/>
+      <w:bookmarkStart w:id="5" w:name="_Toc232096989"/>
       <w:r>
         <w:rPr>
           <w:rFonts w:ascii="黑体" w:hint="eastAsia"/>
@@ -3779,14 +3347,7 @@
         <w:rPr>
           <w:rFonts w:ascii="宋体" w:hAnsi="宋体" w:hint="eastAsia"/>
         </w:rPr>
-        <w:t>温度是自然界与工业过程中最基本、最普遍的物理参数之一，温度检测技术的发展始终伴随着电子测量技术的不断进步。从早期基于汞柱热膨胀原理的玻璃温度计，到二十世纪热电偶、热电阻的广泛应用，再到半导体温度传感器与集成数字温度芯片的相继出现，温度测量技术已经历了从机械式到电气化、从模拟式到数字化、从单点检测到网络化分布式的深刻变革。在这一演进过程中，基于NTC热敏电阻与运算放大器的模拟温度检测方案，凭借其结构简单、成本低廉、信号链路完整等技术特点，在满足基本温度</w:t>
-      </w:r>
-      <w:r>
-        <w:rPr>
-          <w:rFonts w:ascii="宋体" w:hAnsi="宋体" w:hint="eastAsia"/>
-        </w:rPr>
-        <w:lastRenderedPageBreak/>
-        <w:t>测量与报警需求的同时，也为模拟电子技术教学提供了一个具有代表性的综合实践案例。</w:t>
+        <w:t>温度是自然界与工业过程中最基本、最普遍的物理参数之一，温度检测技术的发展始终伴随着电子测量技术的不断进步。从早期基于汞柱热膨胀原理的玻璃温度计，到二十世纪热电偶、热电阻的广泛应用，再到半导体温度传感器与集成数字温度芯片的相继出现，温度测量技术已经历了从机械式到电气化、从模拟式到数字化、从单点检测到网络化分布式的深刻变革。在这一演进过程中，基于NTC热敏电阻与运算放大器的模拟温度检测方案，凭借其结构简单、成本低廉、信号链路完整等技术特点，在满足基本温度测量与报警需求的同时，也为模拟电子技术教学提供了一个具有代表性的综合实践案例。</w:t>
       </w:r>
     </w:p>
     <w:p>
@@ -3820,7 +3381,14 @@
         <w:rPr>
           <w:rFonts w:ascii="宋体" w:hAnsi="宋体" w:hint="eastAsia"/>
         </w:rPr>
-        <w:t>国际上对于温度传感器及其信号调理技术的研究起步较早，体系也较为成熟。在温度敏感元件方面，国外对NTC热敏电阻的研究可追溯至二十世纪三四十年代。贝尔实验室的学者们最早系统研究了锰、钴、镍等过渡金属氧化物的半导体特性，并基于这些材料的负温度系数效应开发了最早的NTC热敏电阻。此后，日本、德国和美国的研究者持续改进NTC热敏电阻的材料配方与制备工艺，逐步形成了以Mn-Co-Ni、Mn-Co-Cu等尖晶石结构氧化物为主的成熟材料体系，有效提升了热敏电阻的稳定性、互换性与工作温度范围。目前，国外主流厂商如日本村田制作所(Murata)、TDK-EPCOS、美国Ametherm和Vishay等均拥有丰富的NTC热敏电阻产品线，其B值常数可覆盖2500K至5000K的宽广范围，室温阻值从数十欧姆到数兆欧姆不等，部分高端产品的工作温度范围已扩展到-55°C至+300°C，较好地满足了各类测温场景的需求。</w:t>
+        <w:t>国际上对于温度传感器及其信号调理技术的研究起步较早，体系也较为成熟。在温度敏感元件方面，国外对NTC热敏电阻的研究可追溯至二十世纪三四十年代。贝尔实验室的学者们最早系统研究了锰、钴、镍等过渡金属氧化物的半导体特性，并基于这些材料的负温度系数效应开发了最早的NTC热敏电阻。此后，日本、德国和美国的研究者持续改进NTC热敏电阻的材料配方与制备工艺，逐步形成了以Mn-Co-Ni、Mn-Co-Cu等尖</w:t>
+      </w:r>
+      <w:r>
+        <w:rPr>
+          <w:rFonts w:ascii="宋体" w:hAnsi="宋体" w:hint="eastAsia"/>
+        </w:rPr>
+        <w:lastRenderedPageBreak/>
+        <w:t>晶石结构氧化物为主的成熟材料体系，有效提升了热敏电阻的稳定性、互换性与工作温度范围。目前，国外主流厂商如日本村田制作所(Murata)、TDK-EPCOS、美国Ametherm和Vishay等均拥有丰富的NTC热敏电阻产品线，其B值常数可覆盖2500K至5000K的宽广范围，室温阻值从数十欧姆到数兆欧姆不等，部分高端产品的工作温度范围已扩展到-55°C至+300°C，较好地满足了各类测温场景的需求。</w:t>
       </w:r>
     </w:p>
     <w:p>
@@ -3869,7 +3437,6 @@
           <w:b/>
           <w:bCs/>
         </w:rPr>
-        <w:lastRenderedPageBreak/>
         <w:t>二、国内研究现状</w:t>
       </w:r>
     </w:p>
@@ -3885,7 +3452,14 @@
         <w:rPr>
           <w:rFonts w:ascii="宋体" w:hAnsi="宋体" w:hint="eastAsia"/>
         </w:rPr>
-        <w:t>国内对于温度检测技术的研究起步于二十世纪五六十年代，早期主要依赖热电偶和铂热电阻等传统测温手段。改革开放后，随着电子工业的快速发展，国内在热敏电阻材料制备和温度测量电路设计方面取得了长足进步。二十世纪八十年代末至九十年代，国内高校和科研院所开始大量引入NTC热敏电阻作为温度敏感元件展开研究，在材料配方优化、B值精确标定、非线性校正算法等方面形成了一系列成果。目前，国内NTC热敏电阻的制造水平已基本满足一般工业与民用需求，以广东、江苏、浙江等地为代表的电子元器件产业集群能够提供品类齐全的国产NTC热敏电阻产品，但在高端应用领域（如高精度、宽温域、长期稳定性要求严格的场景），国产器件与国外知名品牌相比仍存在一定差距。</w:t>
+        <w:t>国内对于温度检测技术的研究起步于二十世纪五六十年代，早期主要依赖热电偶和铂热电阻等传统测温手段。改革开放后，随着电子工业的快速发展，国内在热敏电阻材料制备和温度测量电路设计方面取得了长足进步。二十世纪八十年代末至九十年代，国内高校和科研院所开始大量引入NTC热敏电阻作为温度敏感元件展开研究，在材料配方优化、B值精确标定、非线性校正算法等方面形成了一系列成果。目前，国内NTC热敏电阻的制造水平已基本满足一般工业与民用需求，以广东、江苏、浙江等地为代表的电</w:t>
+      </w:r>
+      <w:r>
+        <w:rPr>
+          <w:rFonts w:ascii="宋体" w:hAnsi="宋体" w:hint="eastAsia"/>
+        </w:rPr>
+        <w:lastRenderedPageBreak/>
+        <w:t>子元器件产业集群能够提供品类齐全的国产NTC热敏电阻产品，但在高端应用领域（如高精度、宽温域、长期稳定性要求严格的场景），国产器件与国外知名品牌相比仍存在一定差距。</w:t>
       </w:r>
     </w:p>
     <w:p>
@@ -3930,14 +3504,7 @@
         <w:rPr>
           <w:rFonts w:ascii="宋体" w:hAnsi="宋体" w:hint="eastAsia"/>
         </w:rPr>
-        <w:t>近年来，随着半导体集成温度传感器（如DS18B20、DHT11、LM75等）的普及，数字温度检测方案在消费类电子和简单温控场景中占据了越来越大的市场比重。然而，数字方案在教学环节中并不能替代模拟电路的分析与设计训练。国内教育界的共识是，基于</w:t>
-      </w:r>
-      <w:r>
-        <w:rPr>
-          <w:rFonts w:ascii="宋体" w:hAnsi="宋体" w:hint="eastAsia"/>
-        </w:rPr>
-        <w:lastRenderedPageBreak/>
-        <w:t>模拟器件的温度检测系统能够完整展现传感器信号采集、电桥变换、差分放大、阈值比较这一经典模拟信号处理链路的全部关键环节，是学生理解和掌握模拟电子技术核心概念不可替代的实践载体。正因如此，国内众多高校的电子技术课程教学大纲中依然保留了以LM358或类似通用运放为核心的模拟温度检测实验项目，并在教材编写和实验指导书修订过程中持续优化其内容体系。综合来看，本研究设计的基于LM358放大器、NTC热敏电阻和LM393比较器的温度检测及报警系统，既是对当前模拟温度检测技术教学与应用领域研究成果的合理借鉴与集成，也为该领域的电路参数优化和系统设计规范提供了有益的实践探索。</w:t>
+        <w:t>近年来，随着半导体集成温度传感器（如DS18B20、DHT11、LM75等）的普及，数字温度检测方案在消费类电子和简单温控场景中占据了越来越大的市场比重。然而，数字方案在教学环节中并不能替代模拟电路的分析与设计训练。国内教育界的共识是，基于模拟器件的温度检测系统能够完整展现传感器信号采集、电桥变换、差分放大、阈值比较这一经典模拟信号处理链路的全部关键环节，是学生理解和掌握模拟电子技术核心概念不可替代的实践载体。正因如此，国内众多高校的电子技术课程教学大纲中依然保留了以LM358或类似通用运放为核心的模拟温度检测实验项目，并在教材编写和实验指导书修订过程中持续优化其内容体系。综合来看，本研究设计的基于LM358放大器、NTC热敏电阻和LM393比较器的温度检测及报警系统，既是对当前模拟温度检测技术教学与应用领域研究成果的合理借鉴与集成，也为该领域的电路参数优化和系统设计规范提供了有益的实践探索。</w:t>
       </w:r>
     </w:p>
     <w:p>
@@ -3955,7 +3522,7 @@
           <w:szCs w:val="28"/>
         </w:rPr>
       </w:pPr>
-      <w:bookmarkStart w:id="6" w:name="_Toc232083776"/>
+      <w:bookmarkStart w:id="6" w:name="_Toc232096990"/>
       <w:r>
         <w:rPr>
           <w:rFonts w:ascii="黑体" w:hint="eastAsia"/>
@@ -3963,6 +3530,7 @@
           <w:sz w:val="28"/>
           <w:szCs w:val="28"/>
         </w:rPr>
+        <w:lastRenderedPageBreak/>
         <w:t>本文主要工作</w:t>
       </w:r>
       <w:bookmarkEnd w:id="6"/>
@@ -4000,7 +3568,7 @@
         <w:rPr>
           <w:rFonts w:ascii="宋体" w:hAnsi="宋体"/>
         </w:rPr>
-        <w:t>（1）系统总体方案设计与论证。首先明确了系统的功能要求与技术指标（包括温度检测范围、检测精度及报警方式等），对温度检测系统的整体架构进行了规划：以 NTC 热敏电阻为温度敏感元件，利用惠斯通电桥将热敏电阻的阻值变化转换为差分电压信号；通过 LM358 运算放大器构成的两级差分放大电路对微弱电压信号进行放大，再由 LM393 电压比较器将放大后的信号与可调参考电压比较，实现温度阈值判断与 LED 超限报警。针对温度传感器方案（NTC 热敏电阻与集成温度传感器 LM35、热电偶的对比）和信号放大方案（分立元件放大电路与 LM358 集成运放的对比）进行了充分的论证，从成本、精度、电路复杂度及教学直观性等维度综合评估，最终确定了整体设计方案。</w:t>
+        <w:t>（1）系统总体方案设计与论证。首先明确了系统的功能要求与技术指标，对温度检测系统的整体架构进行了规划：以 NTC 热敏电阻为温度敏感元件，利用惠斯通电桥将热敏电阻的阻值变化转换为差分电压信号；通过 LM358 运算放大器构成的两级差分放大电路对微弱电压信号进行放大，再由 LM393 电压比较器将放大后的信号与可调参考电压比较，实现温度阈值判断与 LED 超限报警。针对温度传感器方案和信号放大方案进行了充分的论证，从成本、精度、电路复杂度及教学直观性等维度综合评估，最终确定了整体设计方案。</w:t>
       </w:r>
     </w:p>
     <w:p>
@@ -4015,7 +3583,7 @@
         <w:rPr>
           <w:rFonts w:ascii="宋体" w:hAnsi="宋体"/>
         </w:rPr>
-        <w:t>（2）关键器件选型与参数分析。根据系统设计指标，重点分析了 NTC 热敏电阻的温度-电阻特性曲线、B 值常数及额定功率等参数；查阅并分析了 LM358 双路运算放大器的数据手册，掌握了其输入失调电压、偏置电流、增益带宽积、共模抑制比、摆率等关键参数对放大电路性能的影响；对 LM393 电压比较器的传输延时、输出驱动能力和输入共模范围等特性进行了研究与选型论证。此外，对惠斯通电桥中的分压电阻、放大电路中的反馈电阻和耦合电容，以及 LED 报警指示电路中的限流电阻等外围元件的参数进行了初步估算。</w:t>
+        <w:t>（2）关键器件选型与参数分析。根据系统设计指标，重点分析了 NTC 热敏电阻的温度-电阻特性、B 值常数及额定功率等参数；查阅并分析了 LM358 双路运算放大器其输入失调电压、偏置电流、增益带宽积、共模抑制比、摆率等关键参数对放大电路性能的影响；对 LM393 电压比较器的传输延时、输出驱动能力和输入共模范围等特性进行了研究与选型论证。此外，对惠斯通电桥中的分压电阻、放大电路中的反馈电阻和耦合电容，以及 LED 报警指示电路中的限流电阻等外围元件的参数进行了初步估算。</w:t>
       </w:r>
     </w:p>
     <w:p>
@@ -4030,14 +3598,19 @@
         <w:rPr>
           <w:rFonts w:ascii="宋体" w:hAnsi="宋体"/>
         </w:rPr>
-        <w:t>（3）电路参数计算与详细设计。完成了惠斯通电桥的直流工作点计算，包括电桥平衡条件推导和电桥灵敏度分析；针对 NTC 热敏电阻在工作温度范围内的阻值变化量，设计了合理的电桥桥臂电阻比例，以确保差分输出电压具有足够的量程和线性度。在此基础上，计算了 LM358 两级差分放大器的增益分配方案：第一级主要承担共模抑制和阻抗匹配功能，第二级提供主要的电压增益，将电桥输出的毫伏级差分信号放大至 LM393 可有效比较的伏级范围。针对 LM358 的非理想特性，引入了失调电压调零措施；</w:t>
+        <w:t>（3）电路参数计算与详细设计。完成了惠斯通电桥的直流工作点计算，包括电桥平衡条件推导和电桥灵敏度分析；针对 NTC 热敏电阻在工作温度范围内的阻值变化量，设计了合理的电桥桥臂电阻比例，以确保差分输出电压具有足够的量程和线性度。在此基础上，计算了 LM358 两级差分放大器的增益分配方案</w:t>
+      </w:r>
+      <w:r>
+        <w:rPr>
+          <w:rFonts w:ascii="宋体" w:hAnsi="宋体" w:hint="eastAsia"/>
+        </w:rPr>
+        <w:t>。</w:t>
       </w:r>
       <w:r>
         <w:rPr>
           <w:rFonts w:ascii="宋体" w:hAnsi="宋体"/>
         </w:rPr>
-        <w:lastRenderedPageBreak/>
-        <w:t>针对比较器输入端的噪声和高频干扰，设计了输入滤波与滞回比较电路，有效抑制了阈值附近的抖动现象。同时，设计了可调参考电压电路，通过电位器分压实现报警门限的灵活设定。此外，完成了电源模块电路的设计，为各模块提供稳定的工作电压。</w:t>
+        <w:t>针对 LM358 的非理想特性，引入了失调电压调零措施；针对比较器输入端的噪声和高频干扰，设计了输入滤波与滞回比较电路，有效抑制了阈值附近的抖动现象。同时，设计了可调参考电压电路，通过电位器分压实现报警门限的灵活设定。</w:t>
       </w:r>
     </w:p>
     <w:p>
@@ -4052,13 +3625,19 @@
         <w:rPr>
           <w:rFonts w:ascii="宋体" w:hAnsi="宋体"/>
         </w:rPr>
-        <w:t>（4）Proteus 仿真验证。在完成电路原理图设计的基础上，使用Proteus 仿真平台搭建了完整的温度检测。通过设置环境温度参数模拟 NTC 热敏电阻在不同温度条件下的阻值变化，分阶段对电桥输出特性、放大器增益的准确性和频率响应、比较器的阈值触发与指示响应进行了仿真测试。通过对比理论计算值与仿真结果的差异，分析了误差来源并对电路参数进行了迭代优化，确保了设计方案的可行性与合理性</w:t>
-      </w:r>
-      <w:r>
-        <w:rPr>
-          <w:rFonts w:ascii="宋体" w:hAnsi="宋体" w:hint="eastAsia"/>
-        </w:rPr>
-        <w:t>。</w:t>
+        <w:t>（4）Proteus 仿真验证。在完成电路原理图设计的基础上，使用Proteus 仿真平台搭建了完整的温度检测。通过设置环境温度参数模拟 NTC 热敏电阻在不同温度条件下的阻值变化，分阶段对电桥输出特性、放大器增益的准确性和频率响应</w:t>
+      </w:r>
+      <w:r>
+        <w:rPr>
+          <w:rFonts w:ascii="宋体" w:hAnsi="宋体" w:hint="eastAsia"/>
+        </w:rPr>
+        <w:t>与</w:t>
+      </w:r>
+      <w:r>
+        <w:rPr>
+          <w:rFonts w:ascii="宋体" w:hAnsi="宋体"/>
+        </w:rPr>
+        <w:t>指示响应进行了仿真测试。</w:t>
       </w:r>
     </w:p>
     <w:p>
@@ -4073,7 +3652,7 @@
         <w:rPr>
           <w:rFonts w:ascii="宋体" w:hAnsi="宋体"/>
         </w:rPr>
-        <w:t>（5）系统性能分析与讨论。在仿真调试完成后，对系统的整体性能进行了评估，包括温度检测范围与分辨率、报警阈值的设定精度、系统功耗以及元器件成本等方面。探讨了电路设计中可能存在的非理想因素及其改进措施，如运放温漂对测量精度的影响、供电电源波动对电桥输出的干扰等问题，为进一步的功能扩展（如接入蜂鸣器、数码管显示或 ADC 数字化采集）提供了参考依据。</w:t>
+        <w:t>（5）系统性能分析与讨论。在仿真调试完成后，对系统的整体性能进行了评估，包括温度检测范围与分辨率、报警阈值的设定精度、系统功耗以及元器件成本等方面。</w:t>
       </w:r>
     </w:p>
     <w:p>
@@ -4094,13 +3673,14 @@
           <w:szCs w:val="32"/>
         </w:rPr>
       </w:pPr>
-      <w:bookmarkStart w:id="7" w:name="_Toc232083777"/>
+      <w:bookmarkStart w:id="7" w:name="_Toc232096991"/>
       <w:r>
         <w:rPr>
           <w:rFonts w:hint="eastAsia"/>
           <w:sz w:val="32"/>
           <w:szCs w:val="32"/>
         </w:rPr>
+        <w:lastRenderedPageBreak/>
         <w:t xml:space="preserve">2 </w:t>
       </w:r>
       <w:r>
@@ -4128,7 +3708,7 @@
           <w:szCs w:val="28"/>
         </w:rPr>
       </w:pPr>
-      <w:bookmarkStart w:id="8" w:name="_Toc232083778"/>
+      <w:bookmarkStart w:id="8" w:name="_Toc232096992"/>
       <w:r>
         <w:rPr>
           <w:rFonts w:ascii="黑体" w:hint="eastAsia"/>
@@ -4153,7 +3733,7 @@
           <w:rFonts w:ascii="黑体" w:hAnsi="黑体" w:hint="eastAsia"/>
         </w:rPr>
       </w:pPr>
-      <w:bookmarkStart w:id="9" w:name="_Toc232083779"/>
+      <w:bookmarkStart w:id="9" w:name="_Toc232096993"/>
       <w:r>
         <w:rPr>
           <w:rFonts w:ascii="黑体" w:hAnsi="黑体" w:hint="eastAsia"/>
@@ -4241,7 +3821,7 @@
           <w:rFonts w:ascii="黑体" w:hAnsi="黑体" w:hint="eastAsia"/>
         </w:rPr>
       </w:pPr>
-      <w:bookmarkStart w:id="10" w:name="_Toc232083780"/>
+      <w:bookmarkStart w:id="10" w:name="_Toc232096994"/>
       <w:r>
         <w:rPr>
           <w:rFonts w:ascii="黑体" w:hAnsi="黑体" w:hint="eastAsia"/>
@@ -4307,7 +3887,6 @@
         <w:rPr>
           <w:rFonts w:ascii="宋体" w:hAnsi="宋体" w:hint="eastAsia"/>
         </w:rPr>
-        <w:lastRenderedPageBreak/>
         <w:t>（</w:t>
       </w:r>
       <w:r>
@@ -4489,7 +4068,7 @@
           <w:szCs w:val="28"/>
         </w:rPr>
       </w:pPr>
-      <w:bookmarkStart w:id="11" w:name="_Toc232083781"/>
+      <w:bookmarkStart w:id="11" w:name="_Toc232096995"/>
       <w:r>
         <w:rPr>
           <w:rFonts w:ascii="黑体" w:hAnsi="黑体" w:hint="eastAsia"/>
@@ -4548,7 +4127,7 @@
         </w:rPr>
         <w:t xml:space="preserve"> </w:t>
       </w:r>
-      <w:bookmarkStart w:id="12" w:name="_Toc232083782"/>
+      <w:bookmarkStart w:id="12" w:name="_Toc232096996"/>
       <w:r>
         <w:rPr>
           <w:rFonts w:ascii="黑体" w:hAnsi="黑体" w:hint="eastAsia"/>
@@ -4582,7 +4161,7 @@
         <w:spacing w:beforeLines="0" w:before="0" w:afterLines="0" w:after="0" w:line="400" w:lineRule="exact"/>
         <w:ind w:firstLineChars="200" w:firstLine="480"/>
         <w:rPr>
-          <w:rFonts w:ascii="宋体" w:hAnsi="宋体"/>
+          <w:rFonts w:ascii="宋体" w:hAnsi="宋体" w:hint="eastAsia"/>
           <w:iCs/>
           <w:color w:val="666666"/>
         </w:rPr>
@@ -4593,7 +4172,16 @@
           <w:iCs/>
           <w:color w:val="666666"/>
         </w:rPr>
-        <w:t>NTC（Negative Temperature Coefficient，负温度系数）热敏电阻是一种以锰（Mn）、钴（Co）、镍（Ni）等过渡金属氧化物为主要原料，经高温烧结而成的半导体陶瓷敏感元件。其核心特性是电阻值随温度升高而呈指数规律下降，即具有负温度系数效应。这一特性的物理本质在于：随着温度升高，半导体材料内部载流子（电子或空穴）的热激发数量显著增加，导电能力增强，宏观上表现为电阻值的降低。</w:t>
+        <w:t>NTC（Negative Temperature Coefficient，负温度系数）热敏电阻是一种以锰（Mn）、钴（Co）、镍（Ni）等过渡金属氧化物为主要原料，经高温烧结而成的半导体陶瓷敏感元</w:t>
+      </w:r>
+      <w:r>
+        <w:rPr>
+          <w:rFonts w:ascii="宋体" w:hAnsi="宋体" w:hint="eastAsia"/>
+          <w:iCs/>
+          <w:color w:val="666666"/>
+        </w:rPr>
+        <w:lastRenderedPageBreak/>
+        <w:t>件。其核心特性是电阻值随温度升高而呈指数规律下降，即具有负温度系数效应。这一特性的物理本质在于：随着温度升高，半导体材料内部载流子（电子或空穴）的热激发数量显著增加，导电能力增强，宏观上表现为电阻值的降低。</w:t>
       </w:r>
     </w:p>
     <w:p>
@@ -4601,7 +4189,7 @@
         <w:spacing w:beforeLines="0" w:before="0" w:afterLines="0" w:after="0" w:line="400" w:lineRule="exact"/>
         <w:ind w:firstLineChars="200" w:firstLine="480"/>
         <w:rPr>
-          <w:rFonts w:ascii="宋体" w:hAnsi="宋体"/>
+          <w:rFonts w:ascii="宋体" w:hAnsi="宋体" w:hint="eastAsia"/>
           <w:iCs/>
           <w:color w:val="666666"/>
         </w:rPr>
@@ -4628,6 +4216,9 @@
       <m:oMathPara>
         <m:oMath>
           <m:r>
+            <m:rPr>
+              <m:sty m:val="p"/>
+            </m:rPr>
             <w:rPr>
               <w:rFonts w:ascii="Cambria Math" w:hAnsi="Cambria Math"/>
               <w:color w:val="666666"/>
@@ -4832,7 +4423,7 @@
         <w:spacing w:beforeLines="0" w:before="0" w:afterLines="0" w:after="0" w:line="240" w:lineRule="atLeast"/>
         <w:ind w:firstLineChars="200" w:firstLine="480"/>
         <w:rPr>
-          <w:rFonts w:ascii="宋体" w:hAnsi="宋体"/>
+          <w:rFonts w:ascii="宋体" w:hAnsi="宋体" w:hint="eastAsia"/>
           <w:iCs/>
           <w:color w:val="666666"/>
         </w:rPr>
@@ -4843,7 +4434,7 @@
         <w:spacing w:beforeLines="0" w:before="0" w:afterLines="0" w:after="0" w:line="400" w:lineRule="exact"/>
         <w:ind w:firstLineChars="200" w:firstLine="480"/>
         <w:rPr>
-          <w:rFonts w:ascii="宋体" w:hAnsi="宋体"/>
+          <w:rFonts w:ascii="宋体" w:hAnsi="宋体" w:hint="eastAsia"/>
           <w:iCs/>
           <w:color w:val="666666"/>
         </w:rPr>
@@ -4927,7 +4518,7 @@
         <w:spacing w:beforeLines="0" w:before="0" w:afterLines="0" w:after="0" w:line="400" w:lineRule="exact"/>
         <w:ind w:firstLineChars="200" w:firstLine="480"/>
         <w:rPr>
-          <w:rFonts w:ascii="宋体" w:hAnsi="宋体"/>
+          <w:rFonts w:ascii="宋体" w:hAnsi="宋体" w:hint="eastAsia"/>
           <w:iCs/>
           <w:color w:val="666666"/>
         </w:rPr>
@@ -5071,7 +4662,7 @@
         </w:rPr>
         <w:t xml:space="preserve"> </w:t>
       </w:r>
-      <w:bookmarkStart w:id="13" w:name="_Toc232083783"/>
+      <w:bookmarkStart w:id="13" w:name="_Toc232096997"/>
       <w:r>
         <w:rPr>
           <w:rFonts w:ascii="黑体" w:hAnsi="黑体"/>
@@ -5136,28 +4727,21 @@
         <w:spacing w:beforeLines="0" w:before="0" w:afterLines="0" w:after="0" w:line="400" w:lineRule="exact"/>
         <w:ind w:firstLineChars="200" w:firstLine="480"/>
         <w:rPr>
+          <w:rFonts w:ascii="宋体" w:hAnsi="宋体" w:hint="eastAsia"/>
+        </w:rPr>
+      </w:pPr>
+      <w:r>
+        <w:rPr>
           <w:rFonts w:ascii="宋体" w:hAnsi="宋体"/>
         </w:rPr>
-      </w:pPr>
-      <w:r>
-        <w:rPr>
-          <w:rFonts w:ascii="宋体" w:hAnsi="宋体"/>
-        </w:rPr>
-        <w:t>（1）阻值与量程匹配。NTSD0XV103 在 25°C 时的标称阻值为 10 kΩ，材料常数 B = 3900 K。结合惠斯通电桥和后续放大电路，在 25°C 至 100°C 的目标温度范围</w:t>
-      </w:r>
-      <w:r>
-        <w:rPr>
-          <w:rFonts w:ascii="宋体" w:hAnsi="宋体"/>
-        </w:rPr>
-        <w:lastRenderedPageBreak/>
-        <w:t>内，其阻值变化量约从 10 kΩ 变化至 0.72 kΩ，变化幅度接近一个数量级，能够为电桥提供足够大的差分输出电压摆幅，信号强度充分，有利于后级放大电路的处理。表 2-1 列出了该器件在关键温度点的典型阻值。</w:t>
+        <w:t>（1）阻值与量程匹配。NTSD0XV103 在 25°C 时的标称阻值为 10 kΩ，材料常数 B = 3900 K。结合惠斯通电桥和后续放大电路，在 25°C 至 100°C 的目标温度范围内，其阻值变化量约从 10 kΩ 变化至 0.72 kΩ，变化幅度接近一个数量级，能够为电桥提供足够大的差分输出电压摆幅，信号强度充分，有利于后级放大电路的处理。表 2-1 列出了该器件在关键温度点的典型阻值。</w:t>
       </w:r>
     </w:p>
     <w:p>
       <w:pPr>
         <w:spacing w:beforeLines="0" w:before="0" w:afterLines="0" w:after="0" w:line="400" w:lineRule="exact"/>
         <w:rPr>
-          <w:rFonts w:ascii="宋体" w:hAnsi="宋体"/>
+          <w:rFonts w:ascii="宋体" w:hAnsi="宋体" w:hint="eastAsia"/>
         </w:rPr>
       </w:pPr>
     </w:p>
@@ -5167,7 +4751,7 @@
         <w:ind w:firstLineChars="200" w:firstLine="400"/>
         <w:jc w:val="center"/>
         <w:rPr>
-          <w:rFonts w:ascii="宋体" w:hAnsi="宋体"/>
+          <w:rFonts w:ascii="宋体" w:hAnsi="宋体" w:hint="eastAsia"/>
           <w:sz w:val="20"/>
           <w:szCs w:val="20"/>
         </w:rPr>
@@ -5178,7 +4762,23 @@
           <w:sz w:val="20"/>
           <w:szCs w:val="20"/>
         </w:rPr>
-        <w:t>表 2-1 NTSD0XV103 典型温度-阻值对照表（B = 3900 K）</w:t>
+        <w:t>表 2-1</w:t>
+      </w:r>
+      <w:r>
+        <w:rPr>
+          <w:rFonts w:ascii="宋体" w:hAnsi="宋体" w:hint="eastAsia"/>
+          <w:sz w:val="20"/>
+          <w:szCs w:val="20"/>
+        </w:rPr>
+        <w:t>：</w:t>
+      </w:r>
+      <w:r>
+        <w:rPr>
+          <w:rFonts w:ascii="宋体" w:hAnsi="宋体" w:hint="eastAsia"/>
+          <w:sz w:val="20"/>
+          <w:szCs w:val="20"/>
+        </w:rPr>
+        <w:t>NTSD0XV103 典型温度-阻值对照表（B = 3900 K）</w:t>
       </w:r>
     </w:p>
     <w:tbl>
@@ -5226,27 +4826,7 @@
                 <w:sz w:val="20"/>
                 <w:szCs w:val="20"/>
               </w:rPr>
-              <w:t>温度t</w:t>
-            </w:r>
-            <w:r>
-              <w:rPr>
-                <w:rFonts w:ascii="宋体" w:hAnsi="宋体" w:hint="eastAsia"/>
-                <w:b/>
-                <w:bCs/>
-                <w:sz w:val="20"/>
-                <w:szCs w:val="20"/>
-              </w:rPr>
-              <w:t>(°C</w:t>
-            </w:r>
-            <w:r>
-              <w:rPr>
-                <w:rFonts w:ascii="宋体" w:hAnsi="宋体" w:hint="eastAsia"/>
-                <w:b/>
-                <w:bCs/>
-                <w:sz w:val="20"/>
-                <w:szCs w:val="20"/>
-              </w:rPr>
-              <w:t>）</w:t>
+              <w:t>温度t(°C）</w:t>
             </w:r>
           </w:p>
         </w:tc>
@@ -5488,15 +5068,7 @@
                 <w:sz w:val="20"/>
                 <w:szCs w:val="20"/>
               </w:rPr>
-              <w:t>≈</w:t>
-            </w:r>
-            <w:r>
-              <w:rPr>
-                <w:rFonts w:ascii="宋体" w:hAnsi="宋体" w:hint="eastAsia"/>
-                <w:sz w:val="20"/>
-                <w:szCs w:val="20"/>
-              </w:rPr>
-              <w:t>3.6</w:t>
+              <w:t>≈3.6</w:t>
             </w:r>
           </w:p>
         </w:tc>
@@ -5520,15 +5092,7 @@
                 <w:sz w:val="20"/>
                 <w:szCs w:val="20"/>
               </w:rPr>
-              <w:t>≈</w:t>
-            </w:r>
-            <w:r>
-              <w:rPr>
-                <w:rFonts w:ascii="宋体" w:hAnsi="宋体" w:hint="eastAsia"/>
-                <w:sz w:val="20"/>
-                <w:szCs w:val="20"/>
-              </w:rPr>
-              <w:t>1.5</w:t>
+              <w:t>≈1.5</w:t>
             </w:r>
           </w:p>
         </w:tc>
@@ -5552,15 +5116,7 @@
                 <w:sz w:val="20"/>
                 <w:szCs w:val="20"/>
               </w:rPr>
-              <w:t>≈</w:t>
-            </w:r>
-            <w:r>
-              <w:rPr>
-                <w:rFonts w:ascii="宋体" w:hAnsi="宋体" w:hint="eastAsia"/>
-                <w:sz w:val="20"/>
-                <w:szCs w:val="20"/>
-              </w:rPr>
-              <w:t>0.72</w:t>
+              <w:t>≈0.72</w:t>
             </w:r>
           </w:p>
         </w:tc>
@@ -5571,7 +5127,7 @@
         <w:spacing w:beforeLines="0" w:before="0" w:afterLines="0" w:after="0" w:line="400" w:lineRule="exact"/>
         <w:ind w:firstLineChars="200" w:firstLine="480"/>
         <w:rPr>
-          <w:rFonts w:ascii="宋体" w:hAnsi="宋体"/>
+          <w:rFonts w:ascii="宋体" w:hAnsi="宋体" w:hint="eastAsia"/>
         </w:rPr>
       </w:pPr>
     </w:p>
@@ -5580,7 +5136,7 @@
         <w:spacing w:beforeLines="0" w:before="0" w:afterLines="0" w:after="0" w:line="400" w:lineRule="exact"/>
         <w:ind w:firstLineChars="200" w:firstLine="480"/>
         <w:rPr>
-          <w:rFonts w:ascii="宋体" w:hAnsi="宋体"/>
+          <w:rFonts w:ascii="宋体" w:hAnsi="宋体" w:hint="eastAsia"/>
         </w:rPr>
       </w:pPr>
       <w:r>
@@ -5595,7 +5151,7 @@
         <w:spacing w:beforeLines="0" w:before="0" w:afterLines="0" w:after="0" w:line="400" w:lineRule="exact"/>
         <w:ind w:firstLineChars="200" w:firstLine="480"/>
         <w:rPr>
-          <w:rFonts w:ascii="宋体" w:hAnsi="宋体"/>
+          <w:rFonts w:ascii="宋体" w:hAnsi="宋体" w:hint="eastAsia"/>
         </w:rPr>
       </w:pPr>
       <w:r>
@@ -5694,14 +5250,21 @@
         <w:spacing w:beforeLines="0" w:before="0" w:afterLines="0" w:after="0" w:line="400" w:lineRule="exact"/>
         <w:ind w:firstLineChars="200" w:firstLine="480"/>
         <w:rPr>
-          <w:rFonts w:ascii="宋体" w:hAnsi="宋体"/>
-        </w:rPr>
-      </w:pPr>
-      <w:r>
-        <w:rPr>
-          <w:rFonts w:ascii="宋体" w:hAnsi="宋体" w:hint="eastAsia"/>
-        </w:rPr>
-        <w:t>（4）封装形式便于安装。NTSD0XV103 采用径向引线（Radial）封装，引线为柔性导线，便于将传感器探头深入水中进行水温检测，也便于在面包板或通用板上焊接搭建电路。</w:t>
+          <w:rFonts w:ascii="宋体" w:hAnsi="宋体" w:hint="eastAsia"/>
+        </w:rPr>
+      </w:pPr>
+      <w:r>
+        <w:rPr>
+          <w:rFonts w:ascii="宋体" w:hAnsi="宋体" w:hint="eastAsia"/>
+        </w:rPr>
+        <w:t>（4）封装形式便于安装。NTSD0XV103 采用径向引线（Radial）封装，引线为柔性导线，便于将传感器探头深入水中进行水温检测，也便于在面包板或通用板上焊接搭建</w:t>
+      </w:r>
+      <w:r>
+        <w:rPr>
+          <w:rFonts w:ascii="宋体" w:hAnsi="宋体" w:hint="eastAsia"/>
+        </w:rPr>
+        <w:lastRenderedPageBreak/>
+        <w:t>电路。</w:t>
       </w:r>
     </w:p>
     <w:p>
@@ -5735,7 +5298,7 @@
           <w:szCs w:val="28"/>
         </w:rPr>
       </w:pPr>
-      <w:bookmarkStart w:id="14" w:name="_Toc232083784"/>
+      <w:bookmarkStart w:id="14" w:name="_Toc232096998"/>
       <w:r>
         <w:rPr>
           <w:rFonts w:ascii="黑体" w:hAnsi="黑体" w:hint="eastAsia"/>
@@ -5766,7 +5329,7 @@
         </w:rPr>
         <w:t xml:space="preserve"> </w:t>
       </w:r>
-      <w:bookmarkStart w:id="15" w:name="_Toc232083785"/>
+      <w:bookmarkStart w:id="15" w:name="_Toc232096999"/>
       <w:r>
         <w:rPr>
           <w:rFonts w:ascii="黑体" w:hAnsi="黑体" w:hint="eastAsia"/>
@@ -5786,7 +5349,7 @@
         <w:spacing w:beforeLines="0" w:before="0" w:afterLines="0" w:after="0" w:line="400" w:lineRule="exact"/>
         <w:ind w:firstLineChars="200" w:firstLine="480"/>
         <w:rPr>
-          <w:rFonts w:ascii="宋体" w:hAnsi="宋体"/>
+          <w:rFonts w:ascii="宋体" w:hAnsi="宋体" w:hint="eastAsia"/>
         </w:rPr>
       </w:pPr>
       <w:r>
@@ -5891,182 +5454,158 @@
         <w:spacing w:beforeLines="0" w:before="0" w:afterLines="0" w:after="0" w:line="400" w:lineRule="exact"/>
         <w:ind w:firstLineChars="200" w:firstLine="480"/>
         <w:rPr>
+          <w:rFonts w:ascii="宋体" w:hAnsi="宋体" w:hint="eastAsia"/>
+        </w:rPr>
+      </w:pPr>
+      <w:r>
+        <w:rPr>
+          <w:rFonts w:ascii="宋体" w:hAnsi="宋体" w:hint="eastAsia"/>
+        </w:rPr>
+        <w:t>（</w:t>
+      </w:r>
+      <w:r>
+        <w:rPr>
           <w:rFonts w:ascii="宋体" w:hAnsi="宋体"/>
         </w:rPr>
-      </w:pPr>
-      <w:r>
-        <w:rPr>
-          <w:rFonts w:ascii="宋体" w:hAnsi="宋体" w:hint="eastAsia"/>
-        </w:rPr>
-        <w:t>（</w:t>
+        <w:t>1</w:t>
+      </w:r>
+      <w:r>
+        <w:rPr>
+          <w:rFonts w:ascii="宋体" w:hAnsi="宋体" w:hint="eastAsia"/>
+        </w:rPr>
+        <w:t>）共模电压问题与差分放大的必要性。惠斯通电桥在平衡状态下，左臂中点</w:t>
       </w:r>
       <w:r>
         <w:rPr>
           <w:rFonts w:ascii="宋体" w:hAnsi="宋体"/>
         </w:rPr>
-        <w:t>1</w:t>
-      </w:r>
-      <w:r>
-        <w:rPr>
-          <w:rFonts w:ascii="宋体" w:hAnsi="宋体" w:hint="eastAsia"/>
-        </w:rPr>
-        <w:t>）共模电压问题与差分放大的必要性。惠斯通电桥在平衡状态（</w:t>
+        <w:t xml:space="preserve"> Vout+ </w:t>
+      </w:r>
+      <w:r>
+        <w:rPr>
+          <w:rFonts w:ascii="宋体" w:hAnsi="宋体" w:hint="eastAsia"/>
+        </w:rPr>
+        <w:t>和右臂中点</w:t>
       </w:r>
       <w:r>
         <w:rPr>
           <w:rFonts w:ascii="宋体" w:hAnsi="宋体"/>
         </w:rPr>
-        <w:t>25°C</w:t>
-      </w:r>
-      <w:r>
-        <w:rPr>
-          <w:rFonts w:ascii="宋体" w:hAnsi="宋体" w:hint="eastAsia"/>
-        </w:rPr>
-        <w:t>）下，左臂中点</w:t>
+        <w:t xml:space="preserve"> Vout</w:t>
+      </w:r>
+      <w:r>
+        <w:rPr>
+          <w:rFonts w:ascii="宋体" w:hAnsi="宋体" w:cs="Cambria Math"/>
+        </w:rPr>
+        <w:t>-</w:t>
       </w:r>
       <w:r>
         <w:rPr>
           <w:rFonts w:ascii="宋体" w:hAnsi="宋体"/>
         </w:rPr>
+        <w:t xml:space="preserve"> </w:t>
+      </w:r>
+      <w:r>
+        <w:rPr>
+          <w:rFonts w:ascii="宋体" w:hAnsi="宋体" w:hint="eastAsia"/>
+        </w:rPr>
+        <w:t>的直流电平均为</w:t>
+      </w:r>
+      <w:r>
+        <w:rPr>
+          <w:rFonts w:ascii="宋体" w:hAnsi="宋体"/>
+        </w:rPr>
+        <w:t xml:space="preserve"> 2.5 V</w:t>
+      </w:r>
+      <w:r>
+        <w:rPr>
+          <w:rFonts w:ascii="宋体" w:hAnsi="宋体" w:hint="eastAsia"/>
+        </w:rPr>
+        <w:t>。这两个电压各自包含完全相同的</w:t>
+      </w:r>
+      <w:r>
+        <w:rPr>
+          <w:rFonts w:ascii="宋体" w:hAnsi="宋体"/>
+        </w:rPr>
+        <w:t xml:space="preserve"> 2.5 V </w:t>
+      </w:r>
+      <w:r>
+        <w:rPr>
+          <w:rFonts w:ascii="宋体" w:hAnsi="宋体" w:hint="eastAsia"/>
+        </w:rPr>
+        <w:t>直流共模分量，而真正携带温度信息的差分信号仅叠加在该共模电平之上。若采用简单的同相放大器将</w:t>
+      </w:r>
+      <w:r>
+        <w:rPr>
+          <w:rFonts w:ascii="宋体" w:hAnsi="宋体"/>
+        </w:rPr>
         <w:t xml:space="preserve"> Vout+ </w:t>
       </w:r>
       <w:r>
         <w:rPr>
           <w:rFonts w:ascii="宋体" w:hAnsi="宋体" w:hint="eastAsia"/>
         </w:rPr>
-        <w:t>和右臂中点</w:t>
+        <w:t>直接放大，</w:t>
       </w:r>
       <w:r>
         <w:rPr>
           <w:rFonts w:ascii="宋体" w:hAnsi="宋体"/>
         </w:rPr>
-        <w:t xml:space="preserve"> Vout</w:t>
-      </w:r>
-      <w:r>
-        <w:rPr>
-          <w:rFonts w:ascii="宋体" w:hAnsi="宋体" w:cs="Cambria Math"/>
-        </w:rPr>
-        <w:t>-</w:t>
+        <w:t xml:space="preserve">2.5 V </w:t>
+      </w:r>
+      <w:r>
+        <w:rPr>
+          <w:rFonts w:ascii="宋体" w:hAnsi="宋体" w:hint="eastAsia"/>
+        </w:rPr>
+        <w:t>的共模直流电平将被一同放大——以</w:t>
       </w:r>
       <w:r>
         <w:rPr>
           <w:rFonts w:ascii="宋体" w:hAnsi="宋体"/>
         </w:rPr>
-        <w:t xml:space="preserve"> </w:t>
-      </w:r>
-      <w:r>
-        <w:rPr>
-          <w:rFonts w:ascii="宋体" w:hAnsi="宋体" w:hint="eastAsia"/>
-        </w:rPr>
-        <w:t>的直流电平均为</w:t>
+        <w:t xml:space="preserve"> ×10 </w:t>
+      </w:r>
+      <w:r>
+        <w:rPr>
+          <w:rFonts w:ascii="宋体" w:hAnsi="宋体" w:hint="eastAsia"/>
+        </w:rPr>
+        <w:t>增益为例，输出将达</w:t>
       </w:r>
       <w:r>
         <w:rPr>
           <w:rFonts w:ascii="宋体" w:hAnsi="宋体"/>
         </w:rPr>
-        <w:t xml:space="preserve"> 2.5 V</w:t>
-      </w:r>
-      <w:r>
-        <w:rPr>
-          <w:rFonts w:ascii="宋体" w:hAnsi="宋体" w:hint="eastAsia"/>
-        </w:rPr>
-        <w:t>。这两个电压各自包含完全相同的</w:t>
+        <w:t xml:space="preserve"> 25 V</w:t>
+      </w:r>
+      <w:r>
+        <w:rPr>
+          <w:rFonts w:ascii="宋体" w:hAnsi="宋体" w:hint="eastAsia"/>
+        </w:rPr>
+        <w:t>，远超</w:t>
       </w:r>
       <w:r>
         <w:rPr>
           <w:rFonts w:ascii="宋体" w:hAnsi="宋体"/>
         </w:rPr>
-        <w:t xml:space="preserve"> 2.5 V </w:t>
-      </w:r>
-      <w:r>
-        <w:rPr>
-          <w:rFonts w:ascii="宋体" w:hAnsi="宋体" w:hint="eastAsia"/>
-        </w:rPr>
-        <w:t>直流共模分量，而真正携带温度信息的差分信号仅叠加在该共模电平之上。若采用简单的同相放大器将</w:t>
+        <w:t xml:space="preserve"> LM358 </w:t>
+      </w:r>
+      <w:r>
+        <w:rPr>
+          <w:rFonts w:ascii="宋体" w:hAnsi="宋体" w:hint="eastAsia"/>
+        </w:rPr>
+        <w:t>在</w:t>
       </w:r>
       <w:r>
         <w:rPr>
           <w:rFonts w:ascii="宋体" w:hAnsi="宋体"/>
         </w:rPr>
-        <w:t xml:space="preserve"> Vout+ </w:t>
-      </w:r>
-      <w:r>
-        <w:rPr>
-          <w:rFonts w:ascii="宋体" w:hAnsi="宋体" w:hint="eastAsia"/>
-        </w:rPr>
-        <w:t>直接放大，</w:t>
-      </w:r>
-      <w:r>
-        <w:rPr>
-          <w:rFonts w:ascii="宋体" w:hAnsi="宋体"/>
-        </w:rPr>
-        <w:t xml:space="preserve">2.5 V </w:t>
-      </w:r>
-      <w:r>
-        <w:rPr>
-          <w:rFonts w:ascii="宋体" w:hAnsi="宋体" w:hint="eastAsia"/>
-        </w:rPr>
-        <w:t>的共模直流电平将被一同放大——以</w:t>
-      </w:r>
-      <w:r>
-        <w:rPr>
-          <w:rFonts w:ascii="宋体" w:hAnsi="宋体"/>
-        </w:rPr>
-        <w:t xml:space="preserve"> ×10 </w:t>
-      </w:r>
-      <w:r>
-        <w:rPr>
-          <w:rFonts w:ascii="宋体" w:hAnsi="宋体" w:hint="eastAsia"/>
-        </w:rPr>
-        <w:t>增益为例，输出将达</w:t>
-      </w:r>
-      <w:r>
-        <w:rPr>
-          <w:rFonts w:ascii="宋体" w:hAnsi="宋体"/>
-        </w:rPr>
-        <w:t xml:space="preserve"> 25 V</w:t>
-      </w:r>
-      <w:r>
-        <w:rPr>
-          <w:rFonts w:ascii="宋体" w:hAnsi="宋体" w:hint="eastAsia"/>
-        </w:rPr>
-        <w:t>，远超</w:t>
-      </w:r>
-      <w:r>
-        <w:rPr>
-          <w:rFonts w:ascii="宋体" w:hAnsi="宋体"/>
-        </w:rPr>
-        <w:t xml:space="preserve"> LM358 </w:t>
-      </w:r>
-      <w:r>
-        <w:rPr>
-          <w:rFonts w:ascii="宋体" w:hAnsi="宋体" w:hint="eastAsia"/>
-        </w:rPr>
-        <w:t>在</w:t>
-      </w:r>
-      <w:r>
-        <w:rPr>
-          <w:rFonts w:ascii="宋体" w:hAnsi="宋体"/>
-        </w:rPr>
         <w:t xml:space="preserve"> ±12 V </w:t>
       </w:r>
       <w:r>
         <w:rPr>
           <w:rFonts w:ascii="宋体" w:hAnsi="宋体" w:hint="eastAsia"/>
         </w:rPr>
-        <w:t>供电下的最大输出摆幅（约</w:t>
-      </w:r>
-      <w:r>
-        <w:rPr>
-          <w:rFonts w:ascii="宋体" w:hAnsi="宋体"/>
-        </w:rPr>
-        <w:t xml:space="preserve"> ±10.5 V</w:t>
-      </w:r>
-      <w:r>
-        <w:rPr>
-          <w:rFonts w:ascii="宋体" w:hAnsi="宋体" w:hint="eastAsia"/>
-        </w:rPr>
-        <w:t>），导致运放输出饱和，整个放大链路失效。</w:t>
+        <w:t>供电下的最大输出摆幅，导致运放输出饱和，整个放大链路失效。</w:t>
       </w:r>
     </w:p>
     <w:p>
@@ -6074,87 +5613,50 @@
         <w:spacing w:beforeLines="0" w:before="0" w:afterLines="0" w:after="0" w:line="400" w:lineRule="exact"/>
         <w:ind w:firstLineChars="200" w:firstLine="480"/>
         <w:rPr>
+          <w:rFonts w:ascii="宋体" w:hAnsi="宋体" w:hint="eastAsia"/>
+        </w:rPr>
+      </w:pPr>
+      <w:r>
+        <w:rPr>
+          <w:rFonts w:ascii="宋体" w:hAnsi="宋体" w:hint="eastAsia"/>
+        </w:rPr>
+        <w:t>为解决这一问题，采用差分放大器拓扑。差分放大器同时接收</w:t>
+      </w:r>
+      <w:r>
+        <w:rPr>
           <w:rFonts w:ascii="宋体" w:hAnsi="宋体"/>
         </w:rPr>
-      </w:pPr>
-      <w:r>
-        <w:rPr>
-          <w:rFonts w:ascii="宋体" w:hAnsi="宋体" w:hint="eastAsia"/>
-        </w:rPr>
-        <w:t>为解决这一问题，必须采用差分放大器（减法器）拓扑。差分放大器同时接收</w:t>
+        <w:t xml:space="preserve"> Vout+ </w:t>
+      </w:r>
+      <w:r>
+        <w:rPr>
+          <w:rFonts w:ascii="宋体" w:hAnsi="宋体" w:hint="eastAsia"/>
+        </w:rPr>
+        <w:t>和</w:t>
       </w:r>
       <w:r>
         <w:rPr>
           <w:rFonts w:ascii="宋体" w:hAnsi="宋体"/>
         </w:rPr>
-        <w:t xml:space="preserve"> Vout+ </w:t>
-      </w:r>
-      <w:r>
-        <w:rPr>
-          <w:rFonts w:ascii="宋体" w:hAnsi="宋体" w:hint="eastAsia"/>
-        </w:rPr>
-        <w:lastRenderedPageBreak/>
-        <w:t>和</w:t>
+        <w:t xml:space="preserve"> Vout</w:t>
+      </w:r>
+      <w:r>
+        <w:rPr>
+          <w:rFonts w:ascii="宋体" w:hAnsi="宋体" w:cs="Cambria Math"/>
+        </w:rPr>
+        <w:t>-</w:t>
       </w:r>
       <w:r>
         <w:rPr>
           <w:rFonts w:ascii="宋体" w:hAnsi="宋体"/>
         </w:rPr>
-        <w:t xml:space="preserve"> Vout</w:t>
-      </w:r>
-      <w:r>
-        <w:rPr>
-          <w:rFonts w:ascii="宋体" w:hAnsi="宋体" w:cs="Cambria Math"/>
-        </w:rPr>
-        <w:t>-</w:t>
-      </w:r>
-      <w:r>
-        <w:rPr>
-          <w:rFonts w:ascii="宋体" w:hAnsi="宋体"/>
-        </w:rPr>
         <w:t xml:space="preserve"> </w:t>
       </w:r>
       <w:r>
         <w:rPr>
           <w:rFonts w:ascii="宋体" w:hAnsi="宋体" w:hint="eastAsia"/>
         </w:rPr>
-        <w:t>两个输入信号，利用运放的共模抑制特性将两路输入的共模分量相互抵消，仅放大二者之间的差分信号。在电桥平衡时，</w:t>
-      </w:r>
-      <w:r>
-        <w:rPr>
-          <w:rFonts w:ascii="宋体" w:hAnsi="宋体"/>
-        </w:rPr>
-        <w:t>Vout+ = Vout</w:t>
-      </w:r>
-      <w:r>
-        <w:rPr>
-          <w:rFonts w:ascii="宋体" w:hAnsi="宋体" w:cs="Cambria Math" w:hint="eastAsia"/>
-        </w:rPr>
-        <w:t>-</w:t>
-      </w:r>
-      <w:r>
-        <w:rPr>
-          <w:rFonts w:ascii="宋体" w:hAnsi="宋体"/>
-        </w:rPr>
-        <w:t xml:space="preserve"> = 2.5 V</w:t>
-      </w:r>
-      <w:r>
-        <w:rPr>
-          <w:rFonts w:ascii="宋体" w:hAnsi="宋体" w:hint="eastAsia"/>
-        </w:rPr>
-        <w:t>，差分放大器输出为</w:t>
-      </w:r>
-      <w:r>
-        <w:rPr>
-          <w:rFonts w:ascii="宋体" w:hAnsi="宋体"/>
-        </w:rPr>
-        <w:t xml:space="preserve"> 0 V</w:t>
-      </w:r>
-      <w:r>
-        <w:rPr>
-          <w:rFonts w:ascii="宋体" w:hAnsi="宋体" w:hint="eastAsia"/>
-        </w:rPr>
-        <w:t>，运放工作在线性放大区；当温度偏离平衡点时，差分信号被按设定增益放大，输出线性反映温度变化。这一拓扑是保证放大电路在全温度范围内不饱和的唯一方案。</w:t>
+        <w:t>两个输入信号，利用运放的共模抑制特性将两路输入的共模分量相互抵消，仅放大二者之间的差分信号。</w:t>
       </w:r>
     </w:p>
     <w:p>
@@ -6162,7 +5664,7 @@
         <w:spacing w:beforeLines="0" w:before="0" w:afterLines="0" w:after="0" w:line="400" w:lineRule="exact"/>
         <w:ind w:firstLineChars="200" w:firstLine="480"/>
         <w:rPr>
-          <w:rFonts w:ascii="宋体" w:hAnsi="宋体"/>
+          <w:rFonts w:ascii="宋体" w:hAnsi="宋体" w:hint="eastAsia"/>
         </w:rPr>
       </w:pPr>
       <w:r>
@@ -6177,7 +5679,7 @@
         <w:spacing w:beforeLines="0" w:before="0" w:afterLines="0" w:after="0" w:line="400" w:lineRule="exact"/>
         <w:ind w:firstLineChars="400" w:firstLine="960"/>
         <w:rPr>
-          <w:rFonts w:ascii="宋体" w:hAnsi="宋体"/>
+          <w:rFonts w:ascii="宋体" w:hAnsi="宋体" w:hint="eastAsia"/>
         </w:rPr>
       </w:pPr>
       <w:r>
@@ -6253,7 +5755,7 @@
         <w:spacing w:beforeLines="0" w:before="0" w:afterLines="0" w:after="0" w:line="400" w:lineRule="exact"/>
         <w:ind w:firstLineChars="400" w:firstLine="960"/>
         <w:rPr>
-          <w:rFonts w:ascii="宋体" w:hAnsi="宋体"/>
+          <w:rFonts w:ascii="宋体" w:hAnsi="宋体" w:hint="eastAsia"/>
         </w:rPr>
       </w:pPr>
       <w:r>
@@ -6305,7 +5807,7 @@
         <w:spacing w:beforeLines="0" w:before="0" w:afterLines="0" w:after="0" w:line="400" w:lineRule="exact"/>
         <w:ind w:firstLineChars="400" w:firstLine="960"/>
         <w:rPr>
-          <w:rFonts w:ascii="宋体" w:hAnsi="宋体"/>
+          <w:rFonts w:ascii="宋体" w:hAnsi="宋体" w:hint="eastAsia"/>
         </w:rPr>
       </w:pPr>
       <w:r>
@@ -6349,7 +5851,7 @@
         <w:rPr>
           <w:rFonts w:ascii="宋体" w:hAnsi="宋体" w:hint="eastAsia"/>
         </w:rPr>
-        <w:t>两级增益各为 10 倍，每级运放的单位增益带宽裕量充足（LM358 的 GBW = 0.7 MHz，信号频率约 10 Hz，单级裕量超过 70 dB），有利于保证增益精度和稳定性。</w:t>
+        <w:t>两级增益各为 10 倍，每级运放的单位增益带宽裕量充足，有利于保证增益精度和稳定性。</w:t>
       </w:r>
     </w:p>
     <w:p>
@@ -6357,176 +5859,50 @@
         <w:spacing w:beforeLines="0" w:before="0" w:afterLines="0" w:after="0" w:line="400" w:lineRule="exact"/>
         <w:ind w:firstLineChars="200" w:firstLine="480"/>
         <w:rPr>
+          <w:rFonts w:ascii="宋体" w:hAnsi="宋体" w:hint="eastAsia"/>
+        </w:rPr>
+      </w:pPr>
+      <w:r>
+        <w:rPr>
+          <w:rFonts w:ascii="宋体" w:hAnsi="宋体" w:hint="eastAsia"/>
+        </w:rPr>
+        <w:t>（</w:t>
+      </w:r>
+      <w:r>
+        <w:rPr>
           <w:rFonts w:ascii="宋体" w:hAnsi="宋体"/>
         </w:rPr>
-      </w:pPr>
-      <w:r>
-        <w:rPr>
-          <w:rFonts w:ascii="宋体" w:hAnsi="宋体" w:hint="eastAsia"/>
-        </w:rPr>
-        <w:t>（</w:t>
+        <w:t>3</w:t>
+      </w:r>
+      <w:r>
+        <w:rPr>
+          <w:rFonts w:ascii="宋体" w:hAnsi="宋体" w:hint="eastAsia"/>
+        </w:rPr>
+        <w:t>）双电源供电的必要性。放大电路必须能够正确处理正、负两个方向的电压变化。因此，本设计为</w:t>
       </w:r>
       <w:r>
         <w:rPr>
           <w:rFonts w:ascii="宋体" w:hAnsi="宋体"/>
         </w:rPr>
-        <w:t>3</w:t>
-      </w:r>
-      <w:r>
-        <w:rPr>
-          <w:rFonts w:ascii="宋体" w:hAnsi="宋体" w:hint="eastAsia"/>
-        </w:rPr>
-        <w:t>）双电源供电的必要性。电桥在温度低于设定值时，</w:t>
+        <w:t xml:space="preserve"> LM358 </w:t>
+      </w:r>
+      <w:r>
+        <w:rPr>
+          <w:rFonts w:ascii="宋体" w:hAnsi="宋体" w:hint="eastAsia"/>
+        </w:rPr>
+        <w:t>提供</w:t>
       </w:r>
       <w:r>
         <w:rPr>
           <w:rFonts w:ascii="宋体" w:hAnsi="宋体"/>
         </w:rPr>
-        <w:t xml:space="preserve">NTC </w:t>
-      </w:r>
-      <w:r>
-        <w:rPr>
-          <w:rFonts w:ascii="宋体" w:hAnsi="宋体" w:hint="eastAsia"/>
-        </w:rPr>
-        <w:t>阻值上升，</w:t>
-      </w:r>
-      <w:r>
-        <w:rPr>
-          <w:rFonts w:ascii="宋体" w:hAnsi="宋体"/>
-        </w:rPr>
-        <w:t>Vout</w:t>
-      </w:r>
-      <w:r>
-        <w:rPr>
-          <w:rFonts w:ascii="宋体" w:hAnsi="宋体" w:cs="Cambria Math"/>
-        </w:rPr>
-        <w:t>-</w:t>
-      </w:r>
-      <w:r>
-        <w:rPr>
-          <w:rFonts w:ascii="宋体" w:hAnsi="宋体"/>
-        </w:rPr>
-        <w:t xml:space="preserve"> </w:t>
-      </w:r>
-      <w:r>
-        <w:rPr>
-          <w:rFonts w:ascii="宋体" w:hAnsi="宋体" w:hint="eastAsia"/>
-        </w:rPr>
-        <w:t>升高，差分输出为正向电压；温度高于设定值时，</w:t>
-      </w:r>
-      <w:r>
-        <w:rPr>
-          <w:rFonts w:ascii="宋体" w:hAnsi="宋体"/>
-        </w:rPr>
-        <w:t xml:space="preserve">NTC </w:t>
-      </w:r>
-      <w:r>
-        <w:rPr>
-          <w:rFonts w:ascii="宋体" w:hAnsi="宋体" w:hint="eastAsia"/>
-        </w:rPr>
-        <w:t>阻值下降，</w:t>
-      </w:r>
-      <w:r>
-        <w:rPr>
-          <w:rFonts w:ascii="宋体" w:hAnsi="宋体"/>
-        </w:rPr>
-        <w:t>Vout</w:t>
-      </w:r>
-      <w:r>
-        <w:rPr>
-          <w:rFonts w:ascii="宋体" w:hAnsi="宋体" w:cs="Cambria Math"/>
-        </w:rPr>
-        <w:t>-</w:t>
-      </w:r>
-      <w:r>
-        <w:rPr>
-          <w:rFonts w:ascii="宋体" w:hAnsi="宋体"/>
-        </w:rPr>
-        <w:t xml:space="preserve"> </w:t>
-      </w:r>
-      <w:r>
-        <w:rPr>
-          <w:rFonts w:ascii="宋体" w:hAnsi="宋体" w:hint="eastAsia"/>
-        </w:rPr>
-        <w:t>降低，差分输出为负向电压。放大电路必须能够正确处理正、负两个方向的电压变化。若采用单电源供电（如</w:t>
-      </w:r>
-      <w:r>
-        <w:rPr>
-          <w:rFonts w:ascii="宋体" w:hAnsi="宋体"/>
-        </w:rPr>
-        <w:t xml:space="preserve"> +12 V / GND</w:t>
-      </w:r>
-      <w:r>
-        <w:rPr>
-          <w:rFonts w:ascii="宋体" w:hAnsi="宋体" w:hint="eastAsia"/>
-        </w:rPr>
-        <w:t>），负向输出将被截断至</w:t>
-      </w:r>
-      <w:r>
-        <w:rPr>
-          <w:rFonts w:ascii="宋体" w:hAnsi="宋体"/>
-        </w:rPr>
-        <w:t xml:space="preserve"> 0 V</w:t>
-      </w:r>
-      <w:r>
-        <w:rPr>
-          <w:rFonts w:ascii="宋体" w:hAnsi="宋体" w:hint="eastAsia"/>
-        </w:rPr>
-        <w:t>，导致温度超限（高于设定值）时的信号与电桥平衡状态（</w:t>
-      </w:r>
-      <w:r>
-        <w:rPr>
-          <w:rFonts w:ascii="宋体" w:hAnsi="宋体"/>
-        </w:rPr>
-        <w:t>0 V</w:t>
-      </w:r>
-      <w:r>
-        <w:rPr>
-          <w:rFonts w:ascii="宋体" w:hAnsi="宋体" w:hint="eastAsia"/>
-        </w:rPr>
-        <w:t>）无法区分，温控逻辑失效。因此，本设计为</w:t>
-      </w:r>
-      <w:r>
-        <w:rPr>
-          <w:rFonts w:ascii="宋体" w:hAnsi="宋体"/>
-        </w:rPr>
-        <w:t xml:space="preserve"> LM358 </w:t>
-      </w:r>
-      <w:r>
-        <w:rPr>
-          <w:rFonts w:ascii="宋体" w:hAnsi="宋体" w:hint="eastAsia"/>
-        </w:rPr>
-        <w:t>提供</w:t>
-      </w:r>
-      <w:r>
-        <w:rPr>
-          <w:rFonts w:ascii="宋体" w:hAnsi="宋体"/>
-        </w:rPr>
         <w:t xml:space="preserve"> ±12 V </w:t>
       </w:r>
       <w:r>
         <w:rPr>
           <w:rFonts w:ascii="宋体" w:hAnsi="宋体" w:hint="eastAsia"/>
         </w:rPr>
-        <w:t>双电源供电（</w:t>
-      </w:r>
-      <w:r>
-        <w:rPr>
-          <w:rFonts w:ascii="宋体" w:hAnsi="宋体"/>
-        </w:rPr>
-        <w:t xml:space="preserve">Pin 8 </w:t>
-      </w:r>
-      <w:r>
-        <w:rPr>
-          <w:rFonts w:ascii="宋体" w:hAnsi="宋体" w:hint="eastAsia"/>
-        </w:rPr>
-        <w:t>→</w:t>
-      </w:r>
-      <w:r>
-        <w:rPr>
-          <w:rFonts w:ascii="宋体" w:hAnsi="宋体"/>
-        </w:rPr>
-        <w:t xml:space="preserve"> +12 V</w:t>
+        <w:t>双电源供电，使运放输出可在线性区域内双向摆动</w:t>
       </w:r>
       <w:r>
         <w:rPr>
@@ -6536,57 +5912,9 @@
       </w:r>
       <w:r>
         <w:rPr>
-          <w:rFonts w:ascii="宋体" w:hAnsi="宋体"/>
-        </w:rPr>
-        <w:t xml:space="preserve">Pin 4 </w:t>
-      </w:r>
-      <w:r>
-        <w:rPr>
-          <w:rFonts w:ascii="宋体" w:hAnsi="宋体" w:hint="eastAsia"/>
-        </w:rPr>
-        <w:t>→</w:t>
-      </w:r>
-      <w:r>
-        <w:rPr>
-          <w:rFonts w:ascii="宋体" w:hAnsi="宋体"/>
-        </w:rPr>
-        <w:t xml:space="preserve"> </w:t>
-      </w:r>
-      <w:r>
-        <w:rPr>
-          <w:rFonts w:ascii="宋体" w:hAnsi="宋体" w:cs="Cambria Math"/>
-        </w:rPr>
-        <w:t>-</w:t>
-      </w:r>
-      <w:r>
-        <w:rPr>
-          <w:rFonts w:ascii="宋体" w:hAnsi="宋体"/>
-        </w:rPr>
-        <w:t>12 V</w:t>
-      </w:r>
-      <w:r>
-        <w:rPr>
-          <w:rFonts w:ascii="宋体" w:hAnsi="宋体" w:hint="eastAsia"/>
-        </w:rPr>
-        <w:t>），使运放输出可在线性区域内双向摆动（</w:t>
-      </w:r>
-      <w:r>
-        <w:rPr>
-          <w:rFonts w:ascii="宋体" w:hAnsi="宋体" w:cs="Cambria Math"/>
-        </w:rPr>
-        <w:t>-</w:t>
-      </w:r>
-      <w:r>
-        <w:rPr>
-          <w:rFonts w:ascii="宋体" w:hAnsi="宋体"/>
-        </w:rPr>
-        <w:t xml:space="preserve">10.5 V ~ +10.5 V </w:t>
-      </w:r>
-      <w:r>
-        <w:rPr>
-          <w:rFonts w:ascii="宋体" w:hAnsi="宋体" w:hint="eastAsia"/>
-        </w:rPr>
-        <w:t>典型值），完整保留温度信号的极性信息。</w:t>
+          <w:rFonts w:ascii="宋体" w:hAnsi="宋体" w:hint="eastAsia"/>
+        </w:rPr>
+        <w:t>完整保留温度信号的极性信息。</w:t>
       </w:r>
     </w:p>
     <w:p>
@@ -6594,14 +5922,27 @@
         <w:spacing w:beforeLines="0" w:before="0" w:afterLines="0" w:after="0" w:line="400" w:lineRule="exact"/>
         <w:ind w:firstLineChars="200" w:firstLine="480"/>
         <w:rPr>
-          <w:rFonts w:ascii="宋体" w:hAnsi="宋体"/>
-        </w:rPr>
-      </w:pPr>
-      <w:r>
-        <w:rPr>
-          <w:rFonts w:ascii="宋体" w:hAnsi="宋体" w:hint="eastAsia"/>
-        </w:rPr>
-        <w:t>（4）级间低通滤波。两级放大电路之间插入一阶 RC 低通滤波器（R_f = 15.9 kΩ，C1 = 1 μF），截止频率 f_c = 1/(2πRC) ≈ 10 Hz。该滤波器的作用是抑制 50 Hz 工频干扰和高频噪声，滤除第一级放大引入的宽带噪声后再送入第二级，避免噪声被进一步放大。10 Hz 的截止频率远低于 50 Hz 工频，可提供约 14 dB 的工频衰减，同时远高于温度缓变信号（&lt; 1 Hz）的带宽，不会造成有用信号的衰减或相位失真。</w:t>
+          <w:rFonts w:ascii="宋体" w:hAnsi="宋体" w:hint="eastAsia"/>
+        </w:rPr>
+      </w:pPr>
+      <w:r>
+        <w:rPr>
+          <w:rFonts w:ascii="宋体" w:hAnsi="宋体" w:hint="eastAsia"/>
+        </w:rPr>
+        <w:lastRenderedPageBreak/>
+        <w:t>（4）级间低通滤波。两级放大电路之间插入一阶 RC 低通滤波器，截止频率</w:t>
+      </w:r>
+      <w:r>
+        <w:rPr>
+          <w:rFonts w:ascii="宋体" w:hAnsi="宋体" w:hint="eastAsia"/>
+        </w:rPr>
+        <w:t>约</w:t>
+      </w:r>
+      <w:r>
+        <w:rPr>
+          <w:rFonts w:ascii="宋体" w:hAnsi="宋体" w:hint="eastAsia"/>
+        </w:rPr>
+        <w:t>10 Hz。该滤波器避免噪声被进一步放大。10 Hz 的截止频率远低于 50 Hz 工频，可提供约 14 dB 的工频衰减，同时远高于温度缓变信号的带宽，不会造成有用信号的衰减或相位失真。</w:t>
       </w:r>
     </w:p>
     <w:p>
@@ -6609,14 +5950,50 @@
         <w:spacing w:beforeLines="0" w:before="0" w:afterLines="0" w:after="0" w:line="400" w:lineRule="exact"/>
         <w:ind w:firstLineChars="200" w:firstLine="480"/>
         <w:rPr>
-          <w:rFonts w:ascii="宋体" w:hAnsi="宋体"/>
-        </w:rPr>
-      </w:pPr>
-      <w:r>
-        <w:rPr>
-          <w:rFonts w:ascii="宋体" w:hAnsi="宋体" w:hint="eastAsia"/>
-        </w:rPr>
-        <w:t>综合以上分析，本设计确定信号放大电路采用 LM358 双运放构成的两级级联放大拓扑——第一级为四电阻差分放大器（增益 ×10），第二级为同相放大器（增益 ×10），两级之间插入 10 Hz RC 低通滤波器，总增益 ×100，LM358 采用 ±12 V 双电源供电。该拓扑能够有效抑制电桥共模电压、避免输出饱和、支持双极性信号处理并提供良好的抗干扰能力。</w:t>
+          <w:rFonts w:ascii="宋体" w:hAnsi="宋体" w:hint="eastAsia"/>
+        </w:rPr>
+      </w:pPr>
+      <w:r>
+        <w:rPr>
+          <w:rFonts w:ascii="宋体" w:hAnsi="宋体" w:hint="eastAsia"/>
+        </w:rPr>
+        <w:t>综合以上分析，本设计确定信号放大电路采用 LM358 双运放构成的两级级联放大拓扑——第一级为四电阻差分放大器</w:t>
+      </w:r>
+      <w:r>
+        <w:rPr>
+          <w:rFonts w:ascii="宋体" w:hAnsi="宋体" w:hint="eastAsia"/>
+        </w:rPr>
+        <w:t>，</w:t>
+      </w:r>
+      <w:r>
+        <w:rPr>
+          <w:rFonts w:ascii="宋体" w:hAnsi="宋体" w:hint="eastAsia"/>
+        </w:rPr>
+        <w:t>第二级为同相放大器，两级之间插入</w:t>
+      </w:r>
+      <w:r>
+        <w:rPr>
+          <w:rFonts w:ascii="宋体" w:hAnsi="宋体" w:hint="eastAsia"/>
+        </w:rPr>
+        <w:t xml:space="preserve"> </w:t>
+      </w:r>
+      <w:r>
+        <w:rPr>
+          <w:rFonts w:ascii="宋体" w:hAnsi="宋体" w:hint="eastAsia"/>
+        </w:rPr>
+        <w:t>RC 低通滤波器，总增益 ×100，LM358 采用 ±12 V 双电源供电</w:t>
+      </w:r>
+      <w:r>
+        <w:rPr>
+          <w:rFonts w:ascii="宋体" w:hAnsi="宋体" w:hint="eastAsia"/>
+        </w:rPr>
+        <w:t>，</w:t>
+      </w:r>
+      <w:r>
+        <w:rPr>
+          <w:rFonts w:ascii="宋体" w:hAnsi="宋体" w:hint="eastAsia"/>
+        </w:rPr>
+        <w:t>有效抑制电桥共模电压、避免输出饱和、支持双极性信号处理并提供良好的抗干扰能力。</w:t>
       </w:r>
     </w:p>
     <w:p>
@@ -6637,7 +6014,7 @@
         </w:rPr>
         <w:t xml:space="preserve"> </w:t>
       </w:r>
-      <w:bookmarkStart w:id="16" w:name="_Toc232083786"/>
+      <w:bookmarkStart w:id="16" w:name="_Toc232097000"/>
       <w:r>
         <w:rPr>
           <w:rFonts w:ascii="黑体" w:hAnsi="黑体" w:hint="eastAsia"/>
@@ -6651,33 +6028,26 @@
         <w:spacing w:beforeLines="0" w:before="0" w:afterLines="0" w:after="0" w:line="400" w:lineRule="exact"/>
         <w:ind w:firstLineChars="200" w:firstLine="480"/>
         <w:rPr>
+          <w:rFonts w:ascii="宋体" w:hAnsi="宋体" w:hint="eastAsia"/>
+        </w:rPr>
+      </w:pPr>
+      <w:r>
+        <w:rPr>
           <w:rFonts w:ascii="宋体" w:hAnsi="宋体"/>
         </w:rPr>
-      </w:pPr>
+        <w:t>本设计</w:t>
+      </w:r>
+      <w:r>
+        <w:rPr>
+          <w:rFonts w:ascii="宋体" w:hAnsi="宋体" w:hint="eastAsia"/>
+        </w:rPr>
+        <w:t>采用</w:t>
+      </w:r>
       <w:r>
         <w:rPr>
           <w:rFonts w:ascii="宋体" w:hAnsi="宋体"/>
         </w:rPr>
-        <w:t>本设计</w:t>
-      </w:r>
-      <w:r>
-        <w:rPr>
-          <w:rFonts w:ascii="宋体" w:hAnsi="宋体" w:hint="eastAsia"/>
-        </w:rPr>
-        <w:t>采用</w:t>
-      </w:r>
-      <w:r>
-        <w:rPr>
-          <w:rFonts w:ascii="宋体" w:hAnsi="宋体"/>
-        </w:rPr>
-        <w:t>LM358 双路通用运算放大器作为信号放大电路的核心器件，其选型依</w:t>
-      </w:r>
-      <w:r>
-        <w:rPr>
-          <w:rFonts w:ascii="宋体" w:hAnsi="宋体"/>
-        </w:rPr>
-        <w:lastRenderedPageBreak/>
-        <w:t>据如下</w:t>
+        <w:t>LM358 双路通用运算放大器作为信号放大电路的核心器件，其选型依据如下</w:t>
       </w:r>
       <w:r>
         <w:rPr>
@@ -6691,7 +6061,7 @@
         <w:spacing w:beforeLines="0" w:before="0" w:afterLines="0" w:after="0" w:line="400" w:lineRule="exact"/>
         <w:ind w:firstLineChars="200" w:firstLine="480"/>
         <w:rPr>
-          <w:rFonts w:ascii="宋体" w:hAnsi="宋体"/>
+          <w:rFonts w:ascii="宋体" w:hAnsi="宋体" w:hint="eastAsia"/>
         </w:rPr>
       </w:pPr>
       <w:r>
@@ -6706,7 +6076,7 @@
         <w:spacing w:beforeLines="0" w:before="0" w:afterLines="0" w:after="0" w:line="400" w:lineRule="exact"/>
         <w:ind w:firstLineChars="200" w:firstLine="480"/>
         <w:rPr>
-          <w:rFonts w:ascii="宋体" w:hAnsi="宋体"/>
+          <w:rFonts w:ascii="宋体" w:hAnsi="宋体" w:hint="eastAsia"/>
         </w:rPr>
       </w:pPr>
       <w:r>
@@ -6721,14 +6091,14 @@
         <w:spacing w:beforeLines="0" w:before="0" w:afterLines="0" w:after="0" w:line="400" w:lineRule="exact"/>
         <w:ind w:firstLineChars="200" w:firstLine="480"/>
         <w:rPr>
+          <w:rFonts w:ascii="宋体" w:hAnsi="宋体" w:hint="eastAsia"/>
+        </w:rPr>
+      </w:pPr>
+      <w:r>
+        <w:rPr>
           <w:rFonts w:ascii="宋体" w:hAnsi="宋体"/>
         </w:rPr>
-      </w:pPr>
-      <w:r>
-        <w:rPr>
-          <w:rFonts w:ascii="宋体" w:hAnsi="宋体"/>
-        </w:rPr>
-        <w:t>（3）输入共模电压范围包含地（0 V）。LM358 的输入共模电压范围下限为 0 V（单电源时）或略低于负电源轨（双电源时）。差分放大器在电桥平衡时两个输入端均约为 2.5 V，在温度超限时输入端可能接近 0 V 或 +5 V——均处于 LM358 的有效共模输入范围内，保证了输入级晶体管的正常偏置，避免了共模电压越限导致的增益衰减或信号失真。</w:t>
+        <w:t>（3）输入共模电压范围包含地。LM358 的输入共模电压范围下限为 0 V或略低于负电源轨。差分放大器在电桥平衡时两个输入端均约为 2.5 V，在温度超限时输入端可能接近 0 V 或 +5 V——均处于 LM358 的有效共模输入范围内，保证了输入级晶体管的正常偏置，避免了共模电压越限导致的增益衰减或信号失真。</w:t>
       </w:r>
     </w:p>
     <w:p>
@@ -6736,14 +6106,32 @@
         <w:spacing w:beforeLines="0" w:before="0" w:afterLines="0" w:after="0" w:line="400" w:lineRule="exact"/>
         <w:ind w:firstLineChars="200" w:firstLine="480"/>
         <w:rPr>
+          <w:rFonts w:ascii="宋体" w:hAnsi="宋体" w:hint="eastAsia"/>
+        </w:rPr>
+      </w:pPr>
+      <w:r>
+        <w:rPr>
           <w:rFonts w:ascii="宋体" w:hAnsi="宋体"/>
         </w:rPr>
-      </w:pPr>
+        <w:t>（4）低输入偏置电流，对电桥影响小。LM358 的典型输入偏置电流仅为 45 nA。电桥的输出阻抗约为电桥电阻的并联值</w:t>
+      </w:r>
+      <w:r>
+        <w:rPr>
+          <w:rFonts w:ascii="宋体" w:hAnsi="宋体" w:hint="eastAsia"/>
+        </w:rPr>
+        <w:t>，</w:t>
+      </w:r>
       <w:r>
         <w:rPr>
           <w:rFonts w:ascii="宋体" w:hAnsi="宋体"/>
         </w:rPr>
-        <w:t>（4）低输入偏置电流，对电桥影响小。LM358 的典型输入偏置电流仅为 45 nA。电桥的输出阻抗约为电桥电阻的并联值（约 5 kΩ 数量级），45 nA 的偏置电流在 5 kΩ 源阻抗上产生的额外压降仅为 0.225 mV，相对于 ±50 mV 的电桥信号幅值可忽略不计（误差 &lt; 0.5%），不会显著影响测量精度。</w:t>
+        <w:t>45 nA 的偏置电流在 5 kΩ 源阻抗上产生的额外压降仅为 0.225 mV，相对于 ±50 mV 的电桥信号幅值可忽略不计</w:t>
+      </w:r>
+      <w:r>
+        <w:rPr>
+          <w:rFonts w:ascii="宋体" w:hAnsi="宋体" w:hint="eastAsia"/>
+        </w:rPr>
+        <w:t>。</w:t>
       </w:r>
     </w:p>
     <w:p>
@@ -6751,14 +6139,14 @@
         <w:spacing w:beforeLines="0" w:before="0" w:afterLines="0" w:after="0" w:line="400" w:lineRule="exact"/>
         <w:ind w:firstLineChars="200" w:firstLine="480"/>
         <w:rPr>
+          <w:rFonts w:ascii="宋体" w:hAnsi="宋体" w:hint="eastAsia"/>
+        </w:rPr>
+      </w:pPr>
+      <w:r>
+        <w:rPr>
           <w:rFonts w:ascii="宋体" w:hAnsi="宋体"/>
         </w:rPr>
-      </w:pPr>
-      <w:r>
-        <w:rPr>
-          <w:rFonts w:ascii="宋体" w:hAnsi="宋体"/>
-        </w:rPr>
-        <w:t>（5）输出可摆动至地。LM358 的输出级设计使其输出可线性工作至接近负电源轨（典型 V_OL &lt; 20 mV）。在双电源供电下，当电桥平衡时差分放大器输出接近 0 V，后级比较器以此 0 V 为参考进行过零比较，输出低饱和电压越小，比较器的判断越准确可靠。</w:t>
+        <w:t>（5）输出可摆动至地。LM358 的输出级设计使其输出可线性工作至接近负电源轨。在双电源供电下，当电桥平衡时差分放大器输出接近 0 V，后级比较器以此 0 V 为参考进行过零比较，输出低饱和电压越小，比较器的判断越准确可靠。</w:t>
       </w:r>
     </w:p>
     <w:p>
@@ -6766,14 +6154,26 @@
         <w:spacing w:beforeLines="0" w:before="0" w:afterLines="0" w:after="0" w:line="400" w:lineRule="exact"/>
         <w:ind w:firstLineChars="200" w:firstLine="480"/>
         <w:rPr>
+          <w:rFonts w:ascii="宋体" w:hAnsi="宋体" w:hint="eastAsia"/>
+        </w:rPr>
+      </w:pPr>
+      <w:r>
+        <w:rPr>
           <w:rFonts w:ascii="宋体" w:hAnsi="宋体"/>
         </w:rPr>
-      </w:pPr>
+        <w:t>（6）单位增益带宽和摆率满足低频应用需求。LM358</w:t>
+      </w:r>
+      <w:r>
+        <w:rPr>
+          <w:rFonts w:ascii="宋体" w:hAnsi="宋体" w:hint="eastAsia"/>
+        </w:rPr>
+        <w:t xml:space="preserve"> </w:t>
+      </w:r>
       <w:r>
         <w:rPr>
           <w:rFonts w:ascii="宋体" w:hAnsi="宋体"/>
         </w:rPr>
-        <w:t>（6）单位增益带宽和摆率满足低频应用需求。LM358 的单位增益带宽 GBW = 0.7 MHz，摆率 SR = 0.3 V/μs。0.3 V/μs 的摆率对最大约 5.7 V 的输出信号可支持约 8 kHz 的全功率带宽，完全满足本低频温度检测系统的动态性能要求。</w:t>
+        <w:t>0.3 V/μs 的摆率对最大约 5.7 V 的输出信号可支持约 8 kHz 的全功率带宽，完全满足本低频温度检测系统的动态性能要求。</w:t>
       </w:r>
     </w:p>
     <w:p>
@@ -6781,7 +6181,7 @@
         <w:spacing w:beforeLines="0" w:before="0" w:afterLines="0" w:after="0" w:line="400" w:lineRule="exact"/>
         <w:ind w:firstLineChars="200" w:firstLine="480"/>
         <w:rPr>
-          <w:rFonts w:ascii="宋体" w:hAnsi="宋体"/>
+          <w:rFonts w:ascii="宋体" w:hAnsi="宋体" w:hint="eastAsia"/>
         </w:rPr>
       </w:pPr>
       <w:r>
@@ -6811,7 +6211,7 @@
         <w:spacing w:beforeLines="0" w:before="0" w:afterLines="0" w:after="0" w:line="400" w:lineRule="exact"/>
         <w:ind w:firstLineChars="200" w:firstLine="480"/>
         <w:rPr>
-          <w:rFonts w:ascii="宋体" w:hAnsi="宋体"/>
+          <w:rFonts w:ascii="宋体" w:hAnsi="宋体" w:hint="eastAsia"/>
         </w:rPr>
       </w:pPr>
       <w:r>
@@ -6837,7 +6237,7 @@
           <w:szCs w:val="28"/>
         </w:rPr>
       </w:pPr>
-      <w:bookmarkStart w:id="17" w:name="_Toc232083787"/>
+      <w:bookmarkStart w:id="17" w:name="_Toc232097001"/>
       <w:r>
         <w:rPr>
           <w:rFonts w:ascii="黑体" w:hAnsi="黑体"/>
@@ -6846,6 +6246,7 @@
           <w:sz w:val="28"/>
           <w:szCs w:val="28"/>
         </w:rPr>
+        <w:lastRenderedPageBreak/>
         <w:t>LM393 比较器选型论证</w:t>
       </w:r>
       <w:bookmarkEnd w:id="17"/>
@@ -6859,16 +6260,16 @@
         </w:numPr>
         <w:spacing w:before="120" w:after="120"/>
         <w:rPr>
-          <w:rFonts w:ascii="黑体" w:hAnsi="黑体"/>
-        </w:rPr>
-      </w:pPr>
-      <w:r>
-        <w:rPr>
           <w:rFonts w:ascii="黑体" w:hAnsi="黑体" w:hint="eastAsia"/>
         </w:rPr>
+      </w:pPr>
+      <w:r>
+        <w:rPr>
+          <w:rFonts w:ascii="黑体" w:hAnsi="黑体" w:hint="eastAsia"/>
+        </w:rPr>
         <w:t xml:space="preserve"> </w:t>
       </w:r>
-      <w:bookmarkStart w:id="18" w:name="_Toc232083788"/>
+      <w:bookmarkStart w:id="18" w:name="_Toc232097002"/>
       <w:r>
         <w:rPr>
           <w:rFonts w:ascii="黑体" w:hAnsi="黑体"/>
@@ -6882,14 +6283,14 @@
         <w:spacing w:beforeLines="0" w:before="0" w:afterLines="0" w:after="0" w:line="400" w:lineRule="exact"/>
         <w:ind w:firstLineChars="200" w:firstLine="480"/>
         <w:rPr>
-          <w:rFonts w:ascii="宋体" w:hAnsi="宋体"/>
-        </w:rPr>
-      </w:pPr>
-      <w:r>
-        <w:rPr>
-          <w:rFonts w:ascii="宋体" w:hAnsi="宋体" w:hint="eastAsia"/>
-        </w:rPr>
-        <w:t>经过两级放大后，温度信号已被调理为以 0 V 为中心（电桥平衡时）、幅度约 ±5.7 V/°C 的电压信号。该信号需与一个可调的参考电压进行比较，以判定当前温度是否超出设定阈值并驱动 LED 指示。比较器电路是本系统中由模拟信号到数字控制逻辑的接口环节，其设计需同时满足阈值可调、抗干扰和直接驱动 LED 三项要求。</w:t>
+          <w:rFonts w:ascii="宋体" w:hAnsi="宋体" w:hint="eastAsia"/>
+        </w:rPr>
+      </w:pPr>
+      <w:r>
+        <w:rPr>
+          <w:rFonts w:ascii="宋体" w:hAnsi="宋体" w:hint="eastAsia"/>
+        </w:rPr>
+        <w:t>经过两级放大后，温度信号已被调理为以 0 V 为中心、幅度约 ±5.7 V/°C 的电压信号。该信号需与一个可调的参考电压进行比较，以判定当前温度是否超出设定阈值并驱动 LED 指示。比较器电路是本系统中由模拟信号到数字控制逻辑的接口环节，其设计需同时满足阈值可调、抗干扰和直接驱动 LED 三项要求。</w:t>
       </w:r>
     </w:p>
     <w:p>
@@ -6897,15 +6298,26 @@
         <w:spacing w:beforeLines="0" w:before="0" w:afterLines="0" w:after="0" w:line="400" w:lineRule="exact"/>
         <w:ind w:firstLineChars="200" w:firstLine="480"/>
         <w:rPr>
-          <w:rFonts w:ascii="宋体" w:hAnsi="宋体"/>
-        </w:rPr>
-      </w:pPr>
-      <w:r>
-        <w:rPr>
-          <w:rFonts w:ascii="宋体" w:hAnsi="宋体" w:hint="eastAsia"/>
-        </w:rPr>
-        <w:lastRenderedPageBreak/>
-        <w:t>（1）滞回的必要性。若采用不加正反馈的普通电压比较器，当放大后的温度信号在参考电压附近缓慢变化或叠加噪声时，比较器输出将频繁翻转，导致 LED 闪烁甚至继电器抖动。这种振荡现象在温控系统中是不可接受的——它不仅造成视觉混乱，更可能损坏设备。因此，必须将比较器设计为施密特触发器（Schmitt Trigger），引入滞回特性，使翻转阈值上升沿和下降沿分离，形成一个"死区"，避免噪声引起的误触发。</w:t>
+          <w:rFonts w:ascii="宋体" w:hAnsi="宋体" w:hint="eastAsia"/>
+        </w:rPr>
+      </w:pPr>
+      <w:r>
+        <w:rPr>
+          <w:rFonts w:ascii="宋体" w:hAnsi="宋体" w:hint="eastAsia"/>
+        </w:rPr>
+        <w:t>（1）滞回的必要性</w:t>
+      </w:r>
+      <w:r>
+        <w:rPr>
+          <w:rFonts w:ascii="宋体" w:hAnsi="宋体" w:hint="eastAsia"/>
+        </w:rPr>
+        <w:t>：</w:t>
+      </w:r>
+      <w:r>
+        <w:rPr>
+          <w:rFonts w:ascii="宋体" w:hAnsi="宋体" w:hint="eastAsia"/>
+        </w:rPr>
+        <w:t>若采用不加正反馈的普通电压比较器，当放大后的温度信号在参考电压附近缓慢变化或叠加噪声时，比较器输出将频繁翻转，导致 LED 闪烁甚至继电器抖动。这种振荡现象在温控系统中是不可接受的——它不仅造成视觉混乱，更可能损坏设备。因此，必须将比较器设计为施密特触发器（Schmitt Trigger），引入滞回特性，使翻转阈值上升沿和下降沿分离，形成一个"死区"，避免噪声引起的误触发。</w:t>
       </w:r>
     </w:p>
     <w:p>
@@ -6913,7 +6325,7 @@
         <w:spacing w:beforeLines="0" w:before="0" w:afterLines="0" w:after="0" w:line="400" w:lineRule="exact"/>
         <w:ind w:firstLineChars="200" w:firstLine="480"/>
         <w:rPr>
-          <w:rFonts w:ascii="宋体" w:hAnsi="宋体"/>
+          <w:rFonts w:ascii="宋体" w:hAnsi="宋体" w:hint="eastAsia"/>
         </w:rPr>
       </w:pPr>
       <w:r>
@@ -7132,14 +6544,50 @@
         <w:spacing w:beforeLines="0" w:before="0" w:afterLines="0" w:after="0" w:line="400" w:lineRule="exact"/>
         <w:ind w:firstLineChars="200" w:firstLine="480"/>
         <w:rPr>
-          <w:rFonts w:ascii="宋体" w:hAnsi="宋体"/>
-        </w:rPr>
-      </w:pPr>
-      <w:r>
-        <w:rPr>
-          <w:rFonts w:ascii="宋体" w:hAnsi="宋体" w:hint="eastAsia"/>
-        </w:rPr>
-        <w:t>（3）滞回宽度的定量计算。滞回窗口的宽度由反馈电阻 R5、参考电压源的内阻以及输出摆幅共同决定。参考电压 Vref 由电位器 RV2（100 kΩ）从 +5 V 分压得到，其戴维南等效电阻 R_th 在抽头居中时约为 R_th ≈ (RV2/2) ∥ (RV2/2) = 25 kΩ。弱下拉电阻 R6（1 MΩ）并联在 Pin 3 与 GND 之间，主要起防浮空作用，其 1 MΩ 的阻值远大于 25 kΩ，对滞回宽度的影响可忽略。滞回电压的计算公式为：</w:t>
+          <w:rFonts w:ascii="宋体" w:hAnsi="宋体" w:hint="eastAsia"/>
+        </w:rPr>
+      </w:pPr>
+      <w:r>
+        <w:rPr>
+          <w:rFonts w:ascii="宋体" w:hAnsi="宋体" w:hint="eastAsia"/>
+        </w:rPr>
+        <w:t>（3）滞回宽度的定量计算</w:t>
+      </w:r>
+      <w:r>
+        <w:rPr>
+          <w:rFonts w:ascii="宋体" w:hAnsi="宋体" w:hint="eastAsia"/>
+        </w:rPr>
+        <w:t>：</w:t>
+      </w:r>
+      <w:r>
+        <w:rPr>
+          <w:rFonts w:ascii="宋体" w:hAnsi="宋体" w:hint="eastAsia"/>
+        </w:rPr>
+        <w:t>滞回窗口的宽度由反馈电阻 R5、参考电压源的内阻以及输出摆幅共同决定。参考电压 Vref 由电位器 RV2从 +5 V 分压得到</w:t>
+      </w:r>
+      <w:r>
+        <w:rPr>
+          <w:rFonts w:ascii="宋体" w:hAnsi="宋体" w:hint="eastAsia"/>
+        </w:rPr>
+        <w:t>。</w:t>
+      </w:r>
+      <w:r>
+        <w:rPr>
+          <w:rFonts w:ascii="宋体" w:hAnsi="宋体" w:hint="eastAsia"/>
+        </w:rPr>
+        <w:t>弱下拉电阻</w:t>
+      </w:r>
+      <w:r>
+        <w:rPr>
+          <w:rFonts w:ascii="宋体" w:hAnsi="宋体" w:hint="eastAsia"/>
+        </w:rPr>
+        <w:t>起</w:t>
+      </w:r>
+      <w:r>
+        <w:rPr>
+          <w:rFonts w:ascii="宋体" w:hAnsi="宋体" w:hint="eastAsia"/>
+        </w:rPr>
+        <w:t>浮空作用，其 1 MΩ 的阻值远大于 25 kΩ，对滞回宽度的影响可忽略。滞回电压的计算公式为：</w:t>
       </w:r>
     </w:p>
     <w:p>
@@ -7455,7 +6903,7 @@
         <w:spacing w:beforeLines="0" w:before="0" w:afterLines="0" w:after="0" w:line="400" w:lineRule="exact"/>
         <w:ind w:firstLineChars="200" w:firstLine="480"/>
         <w:rPr>
-          <w:rFonts w:ascii="宋体" w:hAnsi="宋体"/>
+          <w:rFonts w:ascii="宋体" w:hAnsi="宋体" w:hint="eastAsia"/>
         </w:rPr>
       </w:pPr>
       <w:r>
@@ -7474,13 +6922,7 @@
         <w:rPr>
           <w:rFonts w:ascii="宋体" w:hAnsi="宋体" w:hint="eastAsia"/>
         </w:rPr>
-        <w:t xml:space="preserve"> </w:t>
-      </w:r>
-      <w:r>
-        <w:rPr>
-          <w:rFonts w:ascii="宋体" w:hAnsi="宋体" w:hint="eastAsia"/>
-        </w:rPr>
-        <w:t>LM393 单电源 +12 V 供电下 V_OH ≈ +12 V、V_OL ≈ 0 V，得：</w:t>
+        <w:t xml:space="preserve"> LM393 单电源 +12 V 供电下 V_OH ≈ +12 V、V_OL ≈ 0 V，得：</w:t>
       </w:r>
     </w:p>
     <w:p>
@@ -7497,7 +6939,7 @@
         <w:spacing w:beforeLines="0" w:before="0" w:afterLines="0" w:after="0" w:line="240" w:lineRule="atLeast"/>
         <w:ind w:firstLineChars="200" w:firstLine="480"/>
         <w:rPr>
-          <w:rFonts w:ascii="宋体" w:hAnsi="宋体"/>
+          <w:rFonts w:ascii="宋体" w:hAnsi="宋体" w:hint="eastAsia"/>
         </w:rPr>
       </w:pPr>
       <m:oMathPara>
@@ -7661,7 +7103,7 @@
         <w:spacing w:beforeLines="0" w:before="0" w:afterLines="0" w:after="0" w:line="240" w:lineRule="atLeast"/>
         <w:ind w:firstLineChars="200" w:firstLine="480"/>
         <w:rPr>
-          <w:rFonts w:ascii="宋体" w:hAnsi="宋体"/>
+          <w:rFonts w:ascii="宋体" w:hAnsi="宋体" w:hint="eastAsia"/>
         </w:rPr>
       </w:pPr>
     </w:p>
@@ -7670,14 +7112,14 @@
         <w:spacing w:beforeLines="0" w:before="0" w:afterLines="0" w:after="0" w:line="400" w:lineRule="exact"/>
         <w:ind w:firstLineChars="200" w:firstLine="480"/>
         <w:rPr>
-          <w:rFonts w:ascii="宋体" w:hAnsi="宋体"/>
-        </w:rPr>
-      </w:pPr>
-      <w:r>
-        <w:rPr>
-          <w:rFonts w:ascii="宋体" w:hAnsi="宋体" w:hint="eastAsia"/>
-        </w:rPr>
-        <w:t>该滞回电压折算到电桥输入端（总放大倍数 ×100）：约 24 mV_pp 的差分电压，等效温度约 0.5°C（峰峰值）。此值在系统 ±1°C 控温精度范围之内，且提供了足够的抗干扰裕量，确保 50 Hz 工频干扰和其他耦合噪声不会引发误翻转。</w:t>
+          <w:rFonts w:ascii="宋体" w:hAnsi="宋体" w:hint="eastAsia"/>
+        </w:rPr>
+      </w:pPr>
+      <w:r>
+        <w:rPr>
+          <w:rFonts w:ascii="宋体" w:hAnsi="宋体" w:hint="eastAsia"/>
+        </w:rPr>
+        <w:t>该滞回电压折算到电桥输入端：约 24 mV_pp 的差分电压，等效温度约 0.5°C（峰峰值）。此值在系统 ±1°C 控温精度范围之内，且提供了足够的抗干扰裕量，确保 50 Hz 工频干扰和其他耦合噪声不会引发误翻转。</w:t>
       </w:r>
     </w:p>
     <w:p>
@@ -7685,14 +7127,33 @@
         <w:spacing w:beforeLines="0" w:before="0" w:afterLines="0" w:after="0" w:line="400" w:lineRule="exact"/>
         <w:ind w:firstLineChars="200" w:firstLine="480"/>
         <w:rPr>
-          <w:rFonts w:ascii="宋体" w:hAnsi="宋体"/>
-        </w:rPr>
-      </w:pPr>
-      <w:r>
-        <w:rPr>
-          <w:rFonts w:ascii="宋体" w:hAnsi="宋体" w:hint="eastAsia"/>
-        </w:rPr>
-        <w:t>（4）参考电压 Vref 的设定与 RV2 的选值。参考电压 Vref 由 100 kΩ 精密电位器 RV2 从 +5 V 分压产生，调节范围为 0～+5 V。考虑到电桥平衡（25°C）时放大电路输出为 0 V，Vref 的有效设定范围约为 0 V 附近区域——对应于目标温度在 25°C 至 100°C 范围内的连续调节。此处特别强调 RV2 必须选用 100 kΩ 而非 10 kΩ：若 RV2 = 10 kΩ，其抽头居中的戴维南等效电阻仅为 2.5 kΩ，R5 正反馈分压比仅约 4.8%，滞回电压大幅衰减至约 0.58 V_pp（折算桥端约 0.12°C），滞回过小，几乎退化为普通比较器，极易在阈值附近产生振荡。100 kΩ 电位器保证了反馈分压比约 20%，提供了可靠的滞回效果。</w:t>
+          <w:rFonts w:ascii="宋体" w:hAnsi="宋体" w:hint="eastAsia"/>
+        </w:rPr>
+      </w:pPr>
+      <w:r>
+        <w:rPr>
+          <w:rFonts w:ascii="宋体" w:hAnsi="宋体" w:hint="eastAsia"/>
+        </w:rPr>
+        <w:t>（4）参考电压 Vref 的设定与 RV2 的选值</w:t>
+      </w:r>
+      <w:r>
+        <w:rPr>
+          <w:rFonts w:ascii="宋体" w:hAnsi="宋体" w:hint="eastAsia"/>
+        </w:rPr>
+        <w:t>：</w:t>
+      </w:r>
+      <w:r>
+        <w:rPr>
+          <w:rFonts w:ascii="宋体" w:hAnsi="宋体" w:hint="eastAsia"/>
+        </w:rPr>
+        <w:t>参考电压 Vref 由 100 kΩ 精密电</w:t>
+      </w:r>
+      <w:r>
+        <w:rPr>
+          <w:rFonts w:ascii="宋体" w:hAnsi="宋体" w:hint="eastAsia"/>
+        </w:rPr>
+        <w:lastRenderedPageBreak/>
+        <w:t>位器 RV2 从 +5 V 分压产生，调节范围为 0～+5 V。</w:t>
       </w:r>
     </w:p>
     <w:p>
@@ -7700,14 +7161,13 @@
         <w:spacing w:beforeLines="0" w:before="0" w:afterLines="0" w:after="0" w:line="400" w:lineRule="exact"/>
         <w:ind w:firstLineChars="200" w:firstLine="480"/>
         <w:rPr>
-          <w:rFonts w:ascii="宋体" w:hAnsi="宋体"/>
-        </w:rPr>
-      </w:pPr>
-      <w:r>
-        <w:rPr>
-          <w:rFonts w:ascii="宋体" w:hAnsi="宋体" w:hint="eastAsia"/>
-        </w:rPr>
-        <w:lastRenderedPageBreak/>
+          <w:rFonts w:ascii="宋体" w:hAnsi="宋体" w:hint="eastAsia"/>
+        </w:rPr>
+      </w:pPr>
+      <w:r>
+        <w:rPr>
+          <w:rFonts w:ascii="宋体" w:hAnsi="宋体" w:hint="eastAsia"/>
+        </w:rPr>
         <w:t>（5）开集电极输出与 LED 指示电路。LM393 采用开集电极输出结构。当温度低于设定值</w:t>
       </w:r>
       <w:r>
@@ -7789,7 +7249,7 @@
         <w:ind w:firstLineChars="200" w:firstLine="400"/>
         <w:jc w:val="center"/>
         <w:rPr>
-          <w:rFonts w:ascii="宋体" w:hAnsi="宋体"/>
+          <w:rFonts w:ascii="宋体" w:hAnsi="宋体" w:hint="eastAsia"/>
           <w:sz w:val="20"/>
           <w:szCs w:val="20"/>
         </w:rPr>
@@ -7808,7 +7268,15 @@
           <w:sz w:val="20"/>
           <w:szCs w:val="20"/>
         </w:rPr>
-        <w:t xml:space="preserve"> LED灯</w:t>
+        <w:t>：</w:t>
+      </w:r>
+      <w:r>
+        <w:rPr>
+          <w:rFonts w:ascii="宋体" w:hAnsi="宋体" w:hint="eastAsia"/>
+          <w:sz w:val="20"/>
+          <w:szCs w:val="20"/>
+        </w:rPr>
+        <w:t>LED灯</w:t>
       </w:r>
       <w:r>
         <w:rPr>
@@ -8274,7 +7742,7 @@
       <w:pPr>
         <w:spacing w:beforeLines="0" w:before="0" w:afterLines="0" w:after="0" w:line="400" w:lineRule="exact"/>
         <w:rPr>
-          <w:rFonts w:ascii="宋体" w:hAnsi="宋体"/>
+          <w:rFonts w:ascii="宋体" w:hAnsi="宋体" w:hint="eastAsia"/>
         </w:rPr>
       </w:pPr>
     </w:p>
@@ -8283,14 +7751,26 @@
         <w:spacing w:beforeLines="0" w:before="0" w:afterLines="0" w:after="0" w:line="400" w:lineRule="exact"/>
         <w:ind w:firstLineChars="200" w:firstLine="480"/>
         <w:rPr>
-          <w:rFonts w:ascii="宋体" w:hAnsi="宋体"/>
-        </w:rPr>
-      </w:pPr>
-      <w:r>
-        <w:rPr>
-          <w:rFonts w:ascii="宋体" w:hAnsi="宋体" w:hint="eastAsia"/>
-        </w:rPr>
-        <w:t>综合以上分析，本设计确定比较器电路采用 LM393 构成的施密特触发器拓扑：同相输入端由 RV2（100 kΩ）设定参考电压并引入 R5（100 kΩ）正反馈产生约 2.4 V_pp 的滞回窗口，反相输入端接收放大后的温度信号，开集电极输出经 R7（10 kΩ）上拉后直接驱动双色 LED 指示电路。该电路结构简单、阈值可调、抗干扰能力强，满足 ±1°C 控温精度下的稳定比较需求。</w:t>
+          <w:rFonts w:ascii="宋体" w:hAnsi="宋体" w:hint="eastAsia"/>
+        </w:rPr>
+      </w:pPr>
+      <w:r>
+        <w:rPr>
+          <w:rFonts w:ascii="宋体" w:hAnsi="宋体" w:hint="eastAsia"/>
+        </w:rPr>
+        <w:t>综合以上分析，本设计确定比较器电路采用 LM393 构成的施密特触发器拓扑</w:t>
+      </w:r>
+      <w:r>
+        <w:rPr>
+          <w:rFonts w:ascii="宋体" w:hAnsi="宋体" w:hint="eastAsia"/>
+        </w:rPr>
+        <w:t>。该</w:t>
+      </w:r>
+      <w:r>
+        <w:rPr>
+          <w:rFonts w:ascii="宋体" w:hAnsi="宋体" w:hint="eastAsia"/>
+        </w:rPr>
+        <w:t>电路结构简单、阈值可调、抗干扰能力强，满足 ±1°C 控温精度下的稳定比较需求。</w:t>
       </w:r>
     </w:p>
     <w:p>
@@ -8305,16 +7785,16 @@
         </w:tabs>
         <w:spacing w:before="120" w:after="120"/>
         <w:rPr>
-          <w:rFonts w:ascii="黑体" w:hAnsi="黑体"/>
-        </w:rPr>
-      </w:pPr>
-      <w:r>
-        <w:rPr>
           <w:rFonts w:ascii="黑体" w:hAnsi="黑体" w:hint="eastAsia"/>
         </w:rPr>
+      </w:pPr>
+      <w:r>
+        <w:rPr>
+          <w:rFonts w:ascii="黑体" w:hAnsi="黑体" w:hint="eastAsia"/>
+        </w:rPr>
         <w:t xml:space="preserve"> </w:t>
       </w:r>
-      <w:bookmarkStart w:id="19" w:name="_Toc232083789"/>
+      <w:bookmarkStart w:id="19" w:name="_Toc232097003"/>
       <w:r>
         <w:rPr>
           <w:rFonts w:ascii="黑体" w:hAnsi="黑体"/>
@@ -8328,7 +7808,7 @@
         <w:spacing w:beforeLines="0" w:before="0" w:afterLines="0" w:after="0" w:line="400" w:lineRule="exact"/>
         <w:ind w:firstLineChars="200" w:firstLine="480"/>
         <w:rPr>
-          <w:rFonts w:ascii="宋体" w:hAnsi="宋体"/>
+          <w:rFonts w:ascii="宋体" w:hAnsi="宋体" w:hint="eastAsia"/>
         </w:rPr>
       </w:pPr>
       <w:r>
@@ -8361,7 +7841,7 @@
         <w:spacing w:beforeLines="0" w:before="0" w:afterLines="0" w:after="0" w:line="400" w:lineRule="exact"/>
         <w:ind w:firstLineChars="200" w:firstLine="480"/>
         <w:rPr>
-          <w:rFonts w:ascii="宋体" w:hAnsi="宋体"/>
+          <w:rFonts w:ascii="宋体" w:hAnsi="宋体" w:hint="eastAsia"/>
         </w:rPr>
       </w:pPr>
       <w:r>
@@ -8376,7 +7856,7 @@
         <w:spacing w:beforeLines="0" w:before="0" w:afterLines="0" w:after="0" w:line="400" w:lineRule="exact"/>
         <w:ind w:firstLineChars="400" w:firstLine="960"/>
         <w:rPr>
-          <w:rFonts w:ascii="宋体" w:hAnsi="宋体"/>
+          <w:rFonts w:ascii="宋体" w:hAnsi="宋体" w:hint="eastAsia"/>
         </w:rPr>
       </w:pPr>
       <w:r>
@@ -8434,7 +7914,7 @@
         <w:spacing w:beforeLines="0" w:before="0" w:afterLines="0" w:after="0" w:line="400" w:lineRule="exact"/>
         <w:ind w:firstLineChars="400" w:firstLine="960"/>
         <w:rPr>
-          <w:rFonts w:ascii="宋体" w:hAnsi="宋体"/>
+          <w:rFonts w:ascii="宋体" w:hAnsi="宋体" w:hint="eastAsia"/>
         </w:rPr>
       </w:pPr>
       <w:r>
@@ -8498,14 +7978,14 @@
         <w:spacing w:beforeLines="0" w:before="0" w:afterLines="0" w:after="0" w:line="400" w:lineRule="exact"/>
         <w:ind w:firstLineChars="200" w:firstLine="480"/>
         <w:rPr>
-          <w:rFonts w:ascii="宋体" w:hAnsi="宋体"/>
-        </w:rPr>
-      </w:pPr>
-      <w:r>
-        <w:rPr>
-          <w:rFonts w:ascii="宋体" w:hAnsi="宋体" w:hint="eastAsia"/>
-        </w:rPr>
-        <w:t>（2）宽电源电压范围。LM393 支持 2 V 至 36 V 的单电源供电或 ±1 V 至 ±18 V 的双电源供电。本设计采用 +12 V 单电源为 LM393 供电</w:t>
+          <w:rFonts w:ascii="宋体" w:hAnsi="宋体" w:hint="eastAsia"/>
+        </w:rPr>
+      </w:pPr>
+      <w:r>
+        <w:rPr>
+          <w:rFonts w:ascii="宋体" w:hAnsi="宋体" w:hint="eastAsia"/>
+        </w:rPr>
+        <w:t>（2）宽电源电压范围。LM393 支持 2 V 至 36 V 的单电源供电或 ±1 V 至 ±18 V 的双电源供电</w:t>
       </w:r>
       <w:r>
         <w:rPr>
@@ -8525,86 +8005,74 @@
         <w:spacing w:beforeLines="0" w:before="0" w:afterLines="0" w:after="0" w:line="400" w:lineRule="exact"/>
         <w:ind w:firstLineChars="200" w:firstLine="480"/>
         <w:rPr>
+          <w:rFonts w:ascii="宋体" w:hAnsi="宋体" w:hint="eastAsia"/>
+        </w:rPr>
+      </w:pPr>
+      <w:r>
+        <w:rPr>
+          <w:rFonts w:ascii="宋体" w:hAnsi="宋体" w:hint="eastAsia"/>
+        </w:rPr>
+        <w:t>（</w:t>
+      </w:r>
+      <w:r>
+        <w:rPr>
           <w:rFonts w:ascii="宋体" w:hAnsi="宋体"/>
         </w:rPr>
-      </w:pPr>
-      <w:r>
-        <w:rPr>
-          <w:rFonts w:ascii="宋体" w:hAnsi="宋体" w:hint="eastAsia"/>
-        </w:rPr>
-        <w:t>（</w:t>
+        <w:t>3</w:t>
+      </w:r>
+      <w:r>
+        <w:rPr>
+          <w:rFonts w:ascii="宋体" w:hAnsi="宋体" w:hint="eastAsia"/>
+        </w:rPr>
+        <w:t>）输入共模电压范围包含地。</w:t>
       </w:r>
       <w:r>
         <w:rPr>
           <w:rFonts w:ascii="宋体" w:hAnsi="宋体"/>
         </w:rPr>
-        <w:t>3</w:t>
-      </w:r>
-      <w:r>
-        <w:rPr>
-          <w:rFonts w:ascii="宋体" w:hAnsi="宋体" w:hint="eastAsia"/>
-        </w:rPr>
-        <w:t>）输入共模电压范围包含地。</w:t>
+        <w:t xml:space="preserve">LM393 </w:t>
+      </w:r>
+      <w:r>
+        <w:rPr>
+          <w:rFonts w:ascii="宋体" w:hAnsi="宋体" w:hint="eastAsia"/>
+        </w:rPr>
+        <w:t>的输入共模电压范围下限为</w:t>
       </w:r>
       <w:r>
         <w:rPr>
           <w:rFonts w:ascii="宋体" w:hAnsi="宋体"/>
         </w:rPr>
-        <w:t xml:space="preserve">LM393 </w:t>
-      </w:r>
-      <w:r>
-        <w:rPr>
-          <w:rFonts w:ascii="宋体" w:hAnsi="宋体" w:hint="eastAsia"/>
-        </w:rPr>
-        <w:t>的输入共模电压范围下限为</w:t>
+        <w:t xml:space="preserve"> 0 V</w:t>
+      </w:r>
+      <w:r>
+        <w:rPr>
+          <w:rFonts w:ascii="宋体" w:hAnsi="宋体" w:hint="eastAsia"/>
+        </w:rPr>
+        <w:t>，上限为</w:t>
       </w:r>
       <w:r>
         <w:rPr>
           <w:rFonts w:ascii="宋体" w:hAnsi="宋体"/>
         </w:rPr>
-        <w:t xml:space="preserve"> 0 V</w:t>
-      </w:r>
-      <w:r>
-        <w:rPr>
-          <w:rFonts w:ascii="宋体" w:hAnsi="宋体" w:hint="eastAsia"/>
-        </w:rPr>
-        <w:t>，上限为</w:t>
+        <w:t xml:space="preserve"> Vcc</w:t>
+      </w:r>
+      <w:r>
+        <w:rPr>
+          <w:rFonts w:ascii="Cambria Math" w:hAnsi="Cambria Math" w:cs="Cambria Math" w:hint="eastAsia"/>
+        </w:rPr>
+        <w:t>-</w:t>
       </w:r>
       <w:r>
         <w:rPr>
           <w:rFonts w:ascii="宋体" w:hAnsi="宋体"/>
         </w:rPr>
-        <w:t xml:space="preserve"> Vcc</w:t>
-      </w:r>
-      <w:r>
-        <w:rPr>
-          <w:rFonts w:ascii="Cambria Math" w:hAnsi="Cambria Math" w:cs="Cambria Math"/>
-        </w:rPr>
-        <w:t>−</w:t>
-      </w:r>
-      <w:r>
-        <w:rPr>
-          <w:rFonts w:ascii="宋体" w:hAnsi="宋体"/>
-        </w:rPr>
         <w:t>1.5 V</w:t>
       </w:r>
       <w:r>
         <w:rPr>
           <w:rFonts w:ascii="宋体" w:hAnsi="宋体" w:hint="eastAsia"/>
         </w:rPr>
-        <w:t>（单电源</w:t>
-      </w:r>
-      <w:r>
-        <w:rPr>
-          <w:rFonts w:ascii="宋体" w:hAnsi="宋体"/>
-        </w:rPr>
-        <w:t xml:space="preserve"> 5 V </w:t>
-      </w:r>
-      <w:r>
-        <w:rPr>
-          <w:rFonts w:ascii="宋体" w:hAnsi="宋体" w:hint="eastAsia"/>
-        </w:rPr>
-        <w:t>时），可覆盖放大电路输出的绝大部分信号范围。对于温度低于设定值时的负向输出，通过前文所述的串阻与钳位二极管保护电路即可将输入限制在安全范围内。</w:t>
+        <w:t>，可覆盖放大电路输出的绝大部分信号范围。</w:t>
       </w:r>
     </w:p>
     <w:p>
@@ -8619,7 +8087,19 @@
         <w:rPr>
           <w:rFonts w:ascii="宋体" w:hAnsi="宋体" w:hint="eastAsia"/>
         </w:rPr>
-        <w:t>（4）低输入偏置电流，对前级影响小。LM393 的典型输入偏置电流仅为 25 nA，相比放大电路输出的 ±5.7 V 信号幅值可完全忽略不计。</w:t>
+        <w:t>（4）低输入偏置电流，对前级影响小。LM393 的典型输入偏置电流仅为 25 nA，相比放大电路</w:t>
+      </w:r>
+      <w:r>
+        <w:rPr>
+          <w:rFonts w:ascii="宋体" w:hAnsi="宋体" w:hint="eastAsia"/>
+        </w:rPr>
+        <w:t>的</w:t>
+      </w:r>
+      <w:r>
+        <w:rPr>
+          <w:rFonts w:ascii="宋体" w:hAnsi="宋体" w:hint="eastAsia"/>
+        </w:rPr>
+        <w:t>输出信号幅值可完全忽略不计。</w:t>
       </w:r>
     </w:p>
     <w:p>
@@ -8627,23 +8107,107 @@
         <w:spacing w:beforeLines="0" w:before="0" w:afterLines="0" w:after="0" w:line="400" w:lineRule="exact"/>
         <w:ind w:firstLineChars="200" w:firstLine="480"/>
         <w:rPr>
-          <w:rFonts w:ascii="宋体" w:hAnsi="宋体"/>
-        </w:rPr>
-      </w:pPr>
+          <w:rFonts w:ascii="宋体" w:hAnsi="宋体" w:hint="eastAsia"/>
+        </w:rPr>
+      </w:pPr>
+      <w:r>
+        <w:rPr>
+          <w:rFonts w:ascii="宋体" w:hAnsi="宋体" w:hint="eastAsia"/>
+        </w:rPr>
+        <w:t>（5）响应速度满足温控需求。LM393 的大信号响应时间典型值为 1.3 μs，在温度越过阈值时能够瞬时响应，不会产生可察觉的翻转延迟。</w:t>
+      </w:r>
     </w:p>
     <w:p>
       <w:pPr>
         <w:spacing w:beforeLines="0" w:before="0" w:afterLines="0" w:after="0" w:line="400" w:lineRule="exact"/>
         <w:ind w:firstLineChars="200" w:firstLine="480"/>
         <w:rPr>
+          <w:rFonts w:ascii="宋体" w:hAnsi="宋体" w:hint="eastAsia"/>
+        </w:rPr>
+      </w:pPr>
+      <w:r>
+        <w:rPr>
+          <w:rFonts w:ascii="宋体" w:hAnsi="宋体" w:hint="eastAsia"/>
+        </w:rPr>
+        <w:t>（</w:t>
+      </w:r>
+      <w:r>
+        <w:rPr>
           <w:rFonts w:ascii="宋体" w:hAnsi="宋体"/>
         </w:rPr>
-      </w:pPr>
-      <w:r>
-        <w:rPr>
-          <w:rFonts w:ascii="宋体" w:hAnsi="宋体" w:hint="eastAsia"/>
-        </w:rPr>
-        <w:t>（5）响应速度满足温控需求。LM393 的大信号响应时间典型值为 1.3 μs，远快于温度缓变信号（秒级以上）的变化速率，在温度越过阈值时能够瞬时响应，不会产生可察觉的翻转延迟。</w:t>
+        <w:t>6</w:t>
+      </w:r>
+      <w:r>
+        <w:rPr>
+          <w:rFonts w:ascii="宋体" w:hAnsi="宋体" w:hint="eastAsia"/>
+        </w:rPr>
+        <w:t>）可直接驱动</w:t>
+      </w:r>
+      <w:r>
+        <w:rPr>
+          <w:rFonts w:ascii="宋体" w:hAnsi="宋体"/>
+        </w:rPr>
+        <w:t xml:space="preserve"> LED</w:t>
+      </w:r>
+      <w:r>
+        <w:rPr>
+          <w:rFonts w:ascii="宋体" w:hAnsi="宋体" w:hint="eastAsia"/>
+        </w:rPr>
+        <w:t>。</w:t>
+      </w:r>
+      <w:r>
+        <w:rPr>
+          <w:rFonts w:ascii="宋体" w:hAnsi="宋体"/>
+        </w:rPr>
+        <w:t xml:space="preserve">LM393 </w:t>
+      </w:r>
+      <w:r>
+        <w:rPr>
+          <w:rFonts w:ascii="宋体" w:hAnsi="宋体" w:hint="eastAsia"/>
+        </w:rPr>
+        <w:t>的输出灌电流典型值为</w:t>
+      </w:r>
+      <w:r>
+        <w:rPr>
+          <w:rFonts w:ascii="宋体" w:hAnsi="宋体"/>
+        </w:rPr>
+        <w:t xml:space="preserve"> 6 mA</w:t>
+      </w:r>
+      <w:r>
+        <w:rPr>
+          <w:rFonts w:ascii="宋体" w:hAnsi="宋体" w:hint="eastAsia"/>
+        </w:rPr>
+        <w:t>，</w:t>
+      </w:r>
+      <w:r>
+        <w:rPr>
+          <w:rFonts w:ascii="宋体" w:hAnsi="宋体" w:hint="eastAsia"/>
+        </w:rPr>
+        <w:t>满足红色</w:t>
+      </w:r>
+      <w:r>
+        <w:rPr>
+          <w:rFonts w:ascii="宋体" w:hAnsi="宋体"/>
+        </w:rPr>
+        <w:t xml:space="preserve"> LED </w:t>
+      </w:r>
+      <w:r>
+        <w:rPr>
+          <w:rFonts w:ascii="宋体" w:hAnsi="宋体" w:hint="eastAsia"/>
+        </w:rPr>
+        <w:t>约</w:t>
+      </w:r>
+      <w:r>
+        <w:rPr>
+          <w:rFonts w:ascii="宋体" w:hAnsi="宋体"/>
+        </w:rPr>
+        <w:t xml:space="preserve"> 10 mA </w:t>
+      </w:r>
+      <w:r>
+        <w:rPr>
+          <w:rFonts w:ascii="宋体" w:hAnsi="宋体" w:hint="eastAsia"/>
+        </w:rPr>
+        <w:t>的驱动需求。</w:t>
       </w:r>
     </w:p>
     <w:p>
@@ -8651,140 +8215,15 @@
         <w:spacing w:beforeLines="0" w:before="0" w:afterLines="0" w:after="0" w:line="400" w:lineRule="exact"/>
         <w:ind w:firstLineChars="200" w:firstLine="480"/>
         <w:rPr>
-          <w:rFonts w:ascii="宋体" w:hAnsi="宋体"/>
-        </w:rPr>
-      </w:pPr>
-      <w:r>
-        <w:rPr>
-          <w:rFonts w:ascii="宋体" w:hAnsi="宋体" w:hint="eastAsia"/>
-        </w:rPr>
-        <w:t>（</w:t>
-      </w:r>
-      <w:r>
-        <w:rPr>
-          <w:rFonts w:ascii="宋体" w:hAnsi="宋体"/>
-        </w:rPr>
-        <w:t>6</w:t>
-      </w:r>
-      <w:r>
-        <w:rPr>
-          <w:rFonts w:ascii="宋体" w:hAnsi="宋体" w:hint="eastAsia"/>
-        </w:rPr>
-        <w:t>）可直接驱动</w:t>
-      </w:r>
-      <w:r>
-        <w:rPr>
-          <w:rFonts w:ascii="宋体" w:hAnsi="宋体"/>
-        </w:rPr>
-        <w:t xml:space="preserve"> LED</w:t>
-      </w:r>
-      <w:r>
-        <w:rPr>
-          <w:rFonts w:ascii="宋体" w:hAnsi="宋体" w:hint="eastAsia"/>
-        </w:rPr>
-        <w:t>。</w:t>
-      </w:r>
-      <w:r>
-        <w:rPr>
-          <w:rFonts w:ascii="宋体" w:hAnsi="宋体"/>
-        </w:rPr>
-        <w:t xml:space="preserve">LM393 </w:t>
-      </w:r>
-      <w:r>
-        <w:rPr>
-          <w:rFonts w:ascii="宋体" w:hAnsi="宋体" w:hint="eastAsia"/>
-        </w:rPr>
-        <w:t>的输出灌电流典型值为</w:t>
-      </w:r>
-      <w:r>
-        <w:rPr>
-          <w:rFonts w:ascii="宋体" w:hAnsi="宋体"/>
-        </w:rPr>
-        <w:t xml:space="preserve"> 6 mA</w:t>
-      </w:r>
-      <w:r>
-        <w:rPr>
-          <w:rFonts w:ascii="宋体" w:hAnsi="宋体" w:hint="eastAsia"/>
-        </w:rPr>
-        <w:t>，</w:t>
-      </w:r>
-      <w:r>
-        <w:rPr>
-          <w:rFonts w:ascii="宋体" w:hAnsi="宋体" w:hint="eastAsia"/>
-        </w:rPr>
-        <w:t>满足红色</w:t>
-      </w:r>
-      <w:r>
-        <w:rPr>
-          <w:rFonts w:ascii="宋体" w:hAnsi="宋体"/>
-        </w:rPr>
-        <w:t xml:space="preserve"> LED </w:t>
-      </w:r>
-      <w:r>
-        <w:rPr>
-          <w:rFonts w:ascii="宋体" w:hAnsi="宋体" w:hint="eastAsia"/>
-        </w:rPr>
-        <w:t>约</w:t>
-      </w:r>
-      <w:r>
-        <w:rPr>
-          <w:rFonts w:ascii="宋体" w:hAnsi="宋体"/>
-        </w:rPr>
-        <w:t xml:space="preserve"> 10 mA </w:t>
-      </w:r>
-      <w:r>
-        <w:rPr>
-          <w:rFonts w:ascii="宋体" w:hAnsi="宋体" w:hint="eastAsia"/>
-        </w:rPr>
-        <w:t>的驱动需求。绿色</w:t>
-      </w:r>
-      <w:r>
-        <w:rPr>
-          <w:rFonts w:ascii="宋体" w:hAnsi="宋体"/>
-        </w:rPr>
-        <w:t xml:space="preserve"> LED </w:t>
-      </w:r>
-      <w:r>
-        <w:rPr>
-          <w:rFonts w:ascii="宋体" w:hAnsi="宋体" w:hint="eastAsia"/>
-        </w:rPr>
-        <w:t>的驱动电流路径经</w:t>
-      </w:r>
-      <w:r>
-        <w:rPr>
-          <w:rFonts w:ascii="宋体" w:hAnsi="宋体"/>
-        </w:rPr>
-        <w:t xml:space="preserve"> R7</w:t>
-      </w:r>
-      <w:r>
-        <w:rPr>
-          <w:rFonts w:ascii="宋体" w:hAnsi="宋体" w:hint="eastAsia"/>
-        </w:rPr>
-        <w:t>（</w:t>
-      </w:r>
-      <w:r>
-        <w:rPr>
-          <w:rFonts w:ascii="宋体" w:hAnsi="宋体"/>
-        </w:rPr>
-        <w:t>10 kΩ</w:t>
-      </w:r>
-      <w:r>
-        <w:rPr>
-          <w:rFonts w:ascii="宋体" w:hAnsi="宋体" w:hint="eastAsia"/>
-        </w:rPr>
-        <w:t>）上拉电阻，电流约</w:t>
-      </w:r>
-      <w:r>
-        <w:rPr>
-          <w:rFonts w:ascii="宋体" w:hAnsi="宋体"/>
-        </w:rPr>
-        <w:t xml:space="preserve"> 0.91 mA</w:t>
-      </w:r>
-      <w:r>
-        <w:rPr>
-          <w:rFonts w:ascii="宋体" w:hAnsi="宋体" w:hint="eastAsia"/>
-        </w:rPr>
-        <w:t>，亮度虽偏暗但可作为指示用途。</w:t>
+          <w:rFonts w:ascii="宋体" w:hAnsi="宋体" w:hint="eastAsia"/>
+        </w:rPr>
+      </w:pPr>
+      <w:r>
+        <w:rPr>
+          <w:rFonts w:ascii="宋体" w:hAnsi="宋体" w:hint="eastAsia"/>
+        </w:rPr>
+        <w:lastRenderedPageBreak/>
+        <w:t>（7）低功耗。LM393 双比较器总静态电流典型值仅 0.4 mA，系统长期连续工作时功耗极低，适合作为常开式温度监控装置的核心芯片。</w:t>
       </w:r>
     </w:p>
     <w:p>
@@ -8792,14 +8231,14 @@
         <w:spacing w:beforeLines="0" w:before="0" w:afterLines="0" w:after="0" w:line="400" w:lineRule="exact"/>
         <w:ind w:firstLineChars="200" w:firstLine="480"/>
         <w:rPr>
-          <w:rFonts w:ascii="宋体" w:hAnsi="宋体"/>
-        </w:rPr>
-      </w:pPr>
-      <w:r>
-        <w:rPr>
-          <w:rFonts w:ascii="宋体" w:hAnsi="宋体" w:hint="eastAsia"/>
-        </w:rPr>
-        <w:t>（7）低功耗。LM393 双比较器总静态电流典型值仅 0.4 mA，系统长期连续工作时功耗极低，适合作为常开式温度监控装置的核心芯片。</w:t>
+          <w:rFonts w:ascii="宋体" w:hAnsi="宋体" w:hint="eastAsia"/>
+        </w:rPr>
+      </w:pPr>
+      <w:r>
+        <w:rPr>
+          <w:rFonts w:ascii="宋体" w:hAnsi="宋体" w:hint="eastAsia"/>
+        </w:rPr>
+        <w:t>（8）低成本、供应充足，与 LM358 封装兼容。LM393 与 LM358 同为 DIP-8 封装，便于统一采购并在 PCB 上对称布局。两芯片配合使用，以极低的成本完成了信号放大与阈值比较的全部信号链功能。</w:t>
       </w:r>
     </w:p>
     <w:p>
@@ -8808,21 +8247,6 @@
         <w:ind w:firstLineChars="200" w:firstLine="480"/>
         <w:rPr>
           <w:rFonts w:ascii="宋体" w:hAnsi="宋体" w:hint="eastAsia"/>
-        </w:rPr>
-      </w:pPr>
-      <w:r>
-        <w:rPr>
-          <w:rFonts w:ascii="宋体" w:hAnsi="宋体" w:hint="eastAsia"/>
-        </w:rPr>
-        <w:t>（8）低成本、供应充足，与 LM358 封装兼容。LM393 与 LM358 同为 DIP-8 封装，便于统一采购并在 PCB 上对称布局。两芯片配合使用，以极低的成本完成了信号放大与阈值比较的全部信号链功能。</w:t>
-      </w:r>
-    </w:p>
-    <w:p>
-      <w:pPr>
-        <w:spacing w:beforeLines="0" w:before="0" w:afterLines="0" w:after="0" w:line="400" w:lineRule="exact"/>
-        <w:ind w:firstLineChars="200" w:firstLine="480"/>
-        <w:rPr>
-          <w:rFonts w:ascii="宋体" w:hAnsi="宋体"/>
         </w:rPr>
       </w:pPr>
       <w:r>
@@ -8841,25 +8265,1206 @@
         </w:numPr>
         <w:spacing w:before="120" w:after="120"/>
         <w:rPr>
+          <w:rFonts w:ascii="黑体" w:hAnsi="黑体"/>
+          <w:b w:val="0"/>
+          <w:bCs w:val="0"/>
+          <w:sz w:val="28"/>
+          <w:szCs w:val="28"/>
+        </w:rPr>
+      </w:pPr>
+      <w:bookmarkStart w:id="20" w:name="_Toc232097004"/>
+      <w:r>
+        <w:rPr>
           <w:rFonts w:ascii="黑体" w:hAnsi="黑体" w:hint="eastAsia"/>
           <w:b w:val="0"/>
           <w:bCs w:val="0"/>
           <w:sz w:val="28"/>
           <w:szCs w:val="28"/>
         </w:rPr>
-      </w:pPr>
-      <w:bookmarkStart w:id="20" w:name="_Toc232083790"/>
-      <w:r>
-        <w:rPr>
-          <w:rFonts w:ascii="黑体" w:hAnsi="黑体" w:hint="eastAsia"/>
-          <w:b w:val="0"/>
-          <w:bCs w:val="0"/>
-          <w:sz w:val="28"/>
-          <w:szCs w:val="28"/>
-        </w:rPr>
         <w:t>2.5整体方案论证</w:t>
       </w:r>
       <w:bookmarkEnd w:id="20"/>
+    </w:p>
+    <w:p>
+      <w:pPr>
+        <w:spacing w:beforeLines="0" w:before="0" w:afterLines="0" w:after="0" w:line="400" w:lineRule="exact"/>
+        <w:ind w:firstLineChars="200" w:firstLine="480"/>
+      </w:pPr>
+      <w:r>
+        <w:rPr>
+          <w:rFonts w:hint="eastAsia"/>
+        </w:rPr>
+        <w:t>本节在前述分模块论证的基础上，从系统层面阐述各模块之间的信号耦合关系与参数匹配逻辑，论证所选方案在整体架构上的合理性与协同性。</w:t>
+      </w:r>
+    </w:p>
+    <w:p>
+      <w:pPr>
+        <w:spacing w:beforeLines="0" w:before="0" w:afterLines="0" w:after="0" w:line="400" w:lineRule="exact"/>
+        <w:ind w:firstLine="480"/>
+      </w:pPr>
+      <w:r>
+        <w:rPr>
+          <w:rFonts w:hint="eastAsia"/>
+        </w:rPr>
+        <w:t>（</w:t>
+      </w:r>
+      <w:r>
+        <w:rPr>
+          <w:rFonts w:hint="eastAsia"/>
+        </w:rPr>
+        <w:t>1</w:t>
+      </w:r>
+      <w:r>
+        <w:rPr>
+          <w:rFonts w:hint="eastAsia"/>
+        </w:rPr>
+        <w:t>）</w:t>
+      </w:r>
+      <w:r>
+        <w:rPr>
+          <w:rFonts w:hint="eastAsia"/>
+        </w:rPr>
+        <w:t>系统功能框图如下所示：</w:t>
+      </w:r>
+    </w:p>
+    <w:p>
+      <w:pPr>
+        <w:spacing w:before="120" w:after="120"/>
+        <w:ind w:firstLine="480"/>
+        <w:jc w:val="center"/>
+        <w:rPr>
+          <w:rFonts w:ascii="宋体" w:hAnsi="宋体"/>
+          <w:sz w:val="20"/>
+          <w:szCs w:val="20"/>
+        </w:rPr>
+      </w:pPr>
+      <w:r>
+        <w:rPr>
+          <w:noProof/>
+        </w:rPr>
+        <w:drawing>
+          <wp:anchor distT="0" distB="0" distL="114300" distR="114300" simplePos="0" relativeHeight="251659264" behindDoc="0" locked="0" layoutInCell="1" allowOverlap="1" wp14:anchorId="4EBA9B73" wp14:editId="7CC23F82">
+            <wp:simplePos x="0" y="0"/>
+            <wp:positionH relativeFrom="margin">
+              <wp:align>center</wp:align>
+            </wp:positionH>
+            <wp:positionV relativeFrom="margin">
+              <wp:posOffset>3168650</wp:posOffset>
+            </wp:positionV>
+            <wp:extent cx="4377600" cy="3553200"/>
+            <wp:effectExtent l="0" t="0" r="4445" b="0"/>
+            <wp:wrapTopAndBottom/>
+            <wp:docPr id="1195187682" name="图片 3"/>
+            <wp:cNvGraphicFramePr>
+              <a:graphicFrameLocks xmlns:a="http://schemas.openxmlformats.org/drawingml/2006/main" noChangeAspect="1"/>
+            </wp:cNvGraphicFramePr>
+            <a:graphic xmlns:a="http://schemas.openxmlformats.org/drawingml/2006/main">
+              <a:graphicData uri="http://schemas.openxmlformats.org/drawingml/2006/picture">
+                <pic:pic xmlns:pic="http://schemas.openxmlformats.org/drawingml/2006/picture">
+                  <pic:nvPicPr>
+                    <pic:cNvPr id="1195187682" name="图片 3"/>
+                    <pic:cNvPicPr/>
+                  </pic:nvPicPr>
+                  <pic:blipFill>
+                    <a:blip r:embed="rId30">
+                      <a:extLst>
+                        <a:ext uri="{28A0092B-C50C-407E-A947-70E740481C1C}">
+                          <a14:useLocalDpi xmlns:a14="http://schemas.microsoft.com/office/drawing/2010/main" val="0"/>
+                        </a:ext>
+                      </a:extLst>
+                    </a:blip>
+                    <a:stretch>
+                      <a:fillRect/>
+                    </a:stretch>
+                  </pic:blipFill>
+                  <pic:spPr>
+                    <a:xfrm>
+                      <a:off x="0" y="0"/>
+                      <a:ext cx="4377600" cy="3553200"/>
+                    </a:xfrm>
+                    <a:prstGeom prst="rect">
+                      <a:avLst/>
+                    </a:prstGeom>
+                  </pic:spPr>
+                </pic:pic>
+              </a:graphicData>
+            </a:graphic>
+            <wp14:sizeRelH relativeFrom="margin">
+              <wp14:pctWidth>0</wp14:pctWidth>
+            </wp14:sizeRelH>
+            <wp14:sizeRelV relativeFrom="margin">
+              <wp14:pctHeight>0</wp14:pctHeight>
+            </wp14:sizeRelV>
+          </wp:anchor>
+        </w:drawing>
+      </w:r>
+      <w:r>
+        <w:rPr>
+          <w:rFonts w:ascii="宋体" w:hAnsi="宋体"/>
+          <w:sz w:val="20"/>
+          <w:szCs w:val="20"/>
+        </w:rPr>
+        <w:t>图 2-1</w:t>
+      </w:r>
+      <w:r>
+        <w:rPr>
+          <w:rFonts w:ascii="宋体" w:hAnsi="宋体" w:hint="eastAsia"/>
+          <w:sz w:val="20"/>
+          <w:szCs w:val="20"/>
+        </w:rPr>
+        <w:t>：</w:t>
+      </w:r>
+      <w:r>
+        <w:rPr>
+          <w:rFonts w:ascii="宋体" w:hAnsi="宋体"/>
+          <w:sz w:val="20"/>
+          <w:szCs w:val="20"/>
+        </w:rPr>
+        <w:t>系统功能框图</w:t>
+      </w:r>
+    </w:p>
+    <w:p>
+      <w:pPr>
+        <w:spacing w:beforeLines="0" w:before="0" w:afterLines="0" w:after="0" w:line="400" w:lineRule="exact"/>
+        <w:ind w:firstLineChars="200" w:firstLine="480"/>
+        <w:rPr>
+          <w:rFonts w:ascii="宋体" w:hAnsi="宋体"/>
+        </w:rPr>
+      </w:pPr>
+      <w:r>
+        <w:rPr>
+          <w:rFonts w:ascii="宋体" w:hAnsi="宋体" w:hint="eastAsia"/>
+        </w:rPr>
+        <w:t>（2）各模块之间的参数匹配与协同论证。系统各模块之间并非孤立设计，而是通过信号电平、阻抗和带宽等参数的相互匹配构成一个协调工作的整体，具体体现在以下几个方面</w:t>
+      </w:r>
+      <w:r>
+        <w:rPr>
+          <w:rFonts w:ascii="宋体" w:hAnsi="宋体" w:hint="eastAsia"/>
+        </w:rPr>
+        <w:t>：</w:t>
+      </w:r>
+    </w:p>
+    <w:p>
+      <w:pPr>
+        <w:spacing w:beforeLines="0" w:before="0" w:afterLines="0" w:after="0" w:line="400" w:lineRule="exact"/>
+        <w:ind w:firstLineChars="400" w:firstLine="960"/>
+        <w:rPr>
+          <w:rFonts w:ascii="宋体" w:hAnsi="宋体"/>
+        </w:rPr>
+      </w:pPr>
+      <w:r>
+        <w:rPr>
+          <w:rFonts w:ascii="宋体" w:hAnsi="宋体" w:hint="eastAsia"/>
+        </w:rPr>
+        <w:fldChar w:fldCharType="begin"/>
+      </w:r>
+      <w:r>
+        <w:rPr>
+          <w:rFonts w:ascii="宋体" w:hAnsi="宋体" w:hint="eastAsia"/>
+        </w:rPr>
+        <w:instrText xml:space="preserve"> = 1 \* GB3 </w:instrText>
+      </w:r>
+      <w:r>
+        <w:rPr>
+          <w:rFonts w:ascii="宋体" w:hAnsi="宋体" w:hint="eastAsia"/>
+        </w:rPr>
+        <w:fldChar w:fldCharType="separate"/>
+      </w:r>
+      <w:r>
+        <w:rPr>
+          <w:rFonts w:ascii="宋体" w:hAnsi="宋体" w:hint="eastAsia"/>
+          <w:noProof/>
+        </w:rPr>
+        <w:t>①</w:t>
+      </w:r>
+      <w:r>
+        <w:rPr>
+          <w:rFonts w:ascii="宋体" w:hAnsi="宋体" w:hint="eastAsia"/>
+        </w:rPr>
+        <w:fldChar w:fldCharType="end"/>
+      </w:r>
+      <w:r>
+        <w:rPr>
+          <w:rFonts w:ascii="宋体" w:hAnsi="宋体" w:hint="eastAsia"/>
+        </w:rPr>
+        <w:t xml:space="preserve"> </w:t>
+      </w:r>
+      <w:r>
+        <w:rPr>
+          <w:rFonts w:ascii="宋体" w:hAnsi="宋体" w:hint="eastAsia"/>
+        </w:rPr>
+        <w:t>电桥阻抗与运放输入的匹配。</w:t>
+      </w:r>
+    </w:p>
+    <w:p>
+      <w:pPr>
+        <w:spacing w:beforeLines="0" w:before="0" w:afterLines="0" w:after="0" w:line="400" w:lineRule="exact"/>
+        <w:ind w:firstLineChars="400" w:firstLine="960"/>
+        <w:rPr>
+          <w:rFonts w:ascii="宋体" w:hAnsi="宋体"/>
+        </w:rPr>
+      </w:pPr>
+      <w:r>
+        <w:rPr>
+          <w:rFonts w:ascii="宋体" w:hAnsi="宋体" w:hint="eastAsia"/>
+        </w:rPr>
+        <w:fldChar w:fldCharType="begin"/>
+      </w:r>
+      <w:r>
+        <w:rPr>
+          <w:rFonts w:ascii="宋体" w:hAnsi="宋体" w:hint="eastAsia"/>
+        </w:rPr>
+        <w:instrText xml:space="preserve"> = 2 \* GB3 </w:instrText>
+      </w:r>
+      <w:r>
+        <w:rPr>
+          <w:rFonts w:ascii="宋体" w:hAnsi="宋体" w:hint="eastAsia"/>
+        </w:rPr>
+        <w:fldChar w:fldCharType="separate"/>
+      </w:r>
+      <w:r>
+        <w:rPr>
+          <w:rFonts w:ascii="宋体" w:hAnsi="宋体" w:hint="eastAsia"/>
+          <w:noProof/>
+        </w:rPr>
+        <w:t>②</w:t>
+      </w:r>
+      <w:r>
+        <w:rPr>
+          <w:rFonts w:ascii="宋体" w:hAnsi="宋体" w:hint="eastAsia"/>
+        </w:rPr>
+        <w:fldChar w:fldCharType="end"/>
+      </w:r>
+      <w:r>
+        <w:rPr>
+          <w:rFonts w:ascii="宋体" w:hAnsi="宋体" w:hint="eastAsia"/>
+        </w:rPr>
+        <w:t xml:space="preserve"> </w:t>
+      </w:r>
+      <w:r>
+        <w:rPr>
+          <w:rFonts w:ascii="宋体" w:hAnsi="宋体" w:hint="eastAsia"/>
+        </w:rPr>
+        <w:t>信号幅值的逐级放大与电源轨的匹配。</w:t>
+      </w:r>
+    </w:p>
+    <w:p>
+      <w:pPr>
+        <w:spacing w:beforeLines="0" w:before="0" w:afterLines="0" w:after="0" w:line="400" w:lineRule="exact"/>
+        <w:ind w:firstLineChars="400" w:firstLine="960"/>
+        <w:rPr>
+          <w:rFonts w:ascii="宋体" w:hAnsi="宋体"/>
+        </w:rPr>
+      </w:pPr>
+      <w:r>
+        <w:rPr>
+          <w:rFonts w:ascii="宋体" w:hAnsi="宋体" w:hint="eastAsia"/>
+        </w:rPr>
+        <w:fldChar w:fldCharType="begin"/>
+      </w:r>
+      <w:r>
+        <w:rPr>
+          <w:rFonts w:ascii="宋体" w:hAnsi="宋体" w:hint="eastAsia"/>
+        </w:rPr>
+        <w:instrText xml:space="preserve"> = 3 \* GB3 </w:instrText>
+      </w:r>
+      <w:r>
+        <w:rPr>
+          <w:rFonts w:ascii="宋体" w:hAnsi="宋体" w:hint="eastAsia"/>
+        </w:rPr>
+        <w:fldChar w:fldCharType="separate"/>
+      </w:r>
+      <w:r>
+        <w:rPr>
+          <w:rFonts w:ascii="宋体" w:hAnsi="宋体" w:hint="eastAsia"/>
+          <w:noProof/>
+        </w:rPr>
+        <w:t>③</w:t>
+      </w:r>
+      <w:r>
+        <w:rPr>
+          <w:rFonts w:ascii="宋体" w:hAnsi="宋体" w:hint="eastAsia"/>
+        </w:rPr>
+        <w:fldChar w:fldCharType="end"/>
+      </w:r>
+      <w:r>
+        <w:rPr>
+          <w:rFonts w:ascii="宋体" w:hAnsi="宋体" w:hint="eastAsia"/>
+        </w:rPr>
+        <w:t xml:space="preserve"> </w:t>
+      </w:r>
+      <w:r>
+        <w:rPr>
+          <w:rFonts w:ascii="宋体" w:hAnsi="宋体" w:hint="eastAsia"/>
+        </w:rPr>
+        <w:t>级间滤波的带宽匹配。</w:t>
+      </w:r>
+    </w:p>
+    <w:p>
+      <w:pPr>
+        <w:spacing w:beforeLines="0" w:before="0" w:afterLines="0" w:after="0" w:line="400" w:lineRule="exact"/>
+        <w:ind w:firstLineChars="400" w:firstLine="960"/>
+        <w:rPr>
+          <w:rFonts w:ascii="宋体" w:hAnsi="宋体"/>
+        </w:rPr>
+      </w:pPr>
+      <w:r>
+        <w:rPr>
+          <w:rFonts w:ascii="宋体" w:hAnsi="宋体" w:hint="eastAsia"/>
+        </w:rPr>
+        <w:lastRenderedPageBreak/>
+        <w:fldChar w:fldCharType="begin"/>
+      </w:r>
+      <w:r>
+        <w:rPr>
+          <w:rFonts w:ascii="宋体" w:hAnsi="宋体" w:hint="eastAsia"/>
+        </w:rPr>
+        <w:instrText xml:space="preserve"> = 4 \* GB3 </w:instrText>
+      </w:r>
+      <w:r>
+        <w:rPr>
+          <w:rFonts w:ascii="宋体" w:hAnsi="宋体" w:hint="eastAsia"/>
+        </w:rPr>
+        <w:fldChar w:fldCharType="separate"/>
+      </w:r>
+      <w:r>
+        <w:rPr>
+          <w:rFonts w:ascii="宋体" w:hAnsi="宋体" w:hint="eastAsia"/>
+          <w:noProof/>
+        </w:rPr>
+        <w:t>④</w:t>
+      </w:r>
+      <w:r>
+        <w:rPr>
+          <w:rFonts w:ascii="宋体" w:hAnsi="宋体" w:hint="eastAsia"/>
+        </w:rPr>
+        <w:fldChar w:fldCharType="end"/>
+      </w:r>
+      <w:r>
+        <w:rPr>
+          <w:rFonts w:ascii="宋体" w:hAnsi="宋体" w:hint="eastAsia"/>
+        </w:rPr>
+        <w:t xml:space="preserve"> </w:t>
+      </w:r>
+      <w:r>
+        <w:rPr>
+          <w:rFonts w:ascii="宋体" w:hAnsi="宋体" w:hint="eastAsia"/>
+        </w:rPr>
+        <w:t>放大电路输出与比较器输入的匹配。</w:t>
+      </w:r>
+    </w:p>
+    <w:p>
+      <w:pPr>
+        <w:spacing w:beforeLines="0" w:before="0" w:afterLines="0" w:after="0" w:line="400" w:lineRule="exact"/>
+        <w:ind w:firstLineChars="400" w:firstLine="960"/>
+        <w:rPr>
+          <w:rFonts w:ascii="宋体" w:hAnsi="宋体"/>
+        </w:rPr>
+      </w:pPr>
+      <w:r>
+        <w:rPr>
+          <w:rFonts w:ascii="宋体" w:hAnsi="宋体" w:hint="eastAsia"/>
+        </w:rPr>
+        <w:fldChar w:fldCharType="begin"/>
+      </w:r>
+      <w:r>
+        <w:rPr>
+          <w:rFonts w:ascii="宋体" w:hAnsi="宋体" w:hint="eastAsia"/>
+        </w:rPr>
+        <w:instrText xml:space="preserve"> = 5 \* GB3 </w:instrText>
+      </w:r>
+      <w:r>
+        <w:rPr>
+          <w:rFonts w:ascii="宋体" w:hAnsi="宋体" w:hint="eastAsia"/>
+        </w:rPr>
+        <w:fldChar w:fldCharType="separate"/>
+      </w:r>
+      <w:r>
+        <w:rPr>
+          <w:rFonts w:ascii="宋体" w:hAnsi="宋体" w:hint="eastAsia"/>
+          <w:noProof/>
+        </w:rPr>
+        <w:t>⑤</w:t>
+      </w:r>
+      <w:r>
+        <w:rPr>
+          <w:rFonts w:ascii="宋体" w:hAnsi="宋体" w:hint="eastAsia"/>
+        </w:rPr>
+        <w:fldChar w:fldCharType="end"/>
+      </w:r>
+      <w:r>
+        <w:rPr>
+          <w:rFonts w:ascii="宋体" w:hAnsi="宋体" w:hint="eastAsia"/>
+        </w:rPr>
+        <w:t xml:space="preserve"> </w:t>
+      </w:r>
+      <w:r>
+        <w:rPr>
+          <w:rFonts w:ascii="宋体" w:hAnsi="宋体" w:hint="eastAsia"/>
+        </w:rPr>
+        <w:t>参考电压源内阻与滞回反馈的匹配。</w:t>
+      </w:r>
+    </w:p>
+    <w:p>
+      <w:pPr>
+        <w:spacing w:beforeLines="0" w:before="0" w:afterLines="0" w:after="0" w:line="400" w:lineRule="exact"/>
+        <w:rPr>
+          <w:rFonts w:ascii="宋体" w:hAnsi="宋体" w:hint="eastAsia"/>
+        </w:rPr>
+      </w:pPr>
+    </w:p>
+    <w:p>
+      <w:pPr>
+        <w:spacing w:beforeLines="0" w:before="0" w:afterLines="0" w:after="0" w:line="400" w:lineRule="exact"/>
+        <w:jc w:val="center"/>
+        <w:rPr>
+          <w:rFonts w:ascii="宋体" w:hAnsi="宋体" w:hint="eastAsia"/>
+          <w:sz w:val="20"/>
+          <w:szCs w:val="20"/>
+        </w:rPr>
+      </w:pPr>
+      <w:r>
+        <w:rPr>
+          <w:rFonts w:ascii="宋体" w:hAnsi="宋体" w:hint="eastAsia"/>
+          <w:sz w:val="20"/>
+          <w:szCs w:val="20"/>
+        </w:rPr>
+        <w:t>表 2-</w:t>
+      </w:r>
+      <w:r>
+        <w:rPr>
+          <w:rFonts w:ascii="宋体" w:hAnsi="宋体" w:hint="eastAsia"/>
+          <w:sz w:val="20"/>
+          <w:szCs w:val="20"/>
+        </w:rPr>
+        <w:t>3</w:t>
+      </w:r>
+      <w:r>
+        <w:rPr>
+          <w:rFonts w:ascii="宋体" w:hAnsi="宋体" w:hint="eastAsia"/>
+          <w:sz w:val="20"/>
+          <w:szCs w:val="20"/>
+        </w:rPr>
+        <w:t>：</w:t>
+      </w:r>
+      <w:r>
+        <w:rPr>
+          <w:rFonts w:ascii="宋体" w:hAnsi="宋体" w:hint="eastAsia"/>
+          <w:sz w:val="20"/>
+          <w:szCs w:val="20"/>
+        </w:rPr>
+        <w:t>本系统各核心模块的器件选型与关键技术参数。</w:t>
+      </w:r>
+    </w:p>
+    <w:tbl>
+      <w:tblPr>
+        <w:tblStyle w:val="af9"/>
+        <w:tblW w:w="0" w:type="auto"/>
+        <w:tblBorders>
+          <w:top w:val="single" w:sz="12" w:space="0" w:color="auto"/>
+          <w:left w:val="none" w:sz="0" w:space="0" w:color="auto"/>
+          <w:bottom w:val="single" w:sz="12" w:space="0" w:color="auto"/>
+          <w:right w:val="none" w:sz="0" w:space="0" w:color="auto"/>
+        </w:tblBorders>
+        <w:tblLook w:val="04A0" w:firstRow="1" w:lastRow="0" w:firstColumn="1" w:lastColumn="0" w:noHBand="0" w:noVBand="1"/>
+      </w:tblPr>
+      <w:tblGrid>
+        <w:gridCol w:w="1271"/>
+        <w:gridCol w:w="3827"/>
+        <w:gridCol w:w="3962"/>
+      </w:tblGrid>
+      <w:tr>
+        <w:tc>
+          <w:tcPr>
+            <w:tcW w:w="1271" w:type="dxa"/>
+          </w:tcPr>
+          <w:p>
+            <w:pPr>
+              <w:spacing w:beforeLines="0" w:before="0" w:afterLines="0" w:after="0" w:line="400" w:lineRule="exact"/>
+              <w:jc w:val="center"/>
+              <w:rPr>
+                <w:rFonts w:ascii="宋体" w:hAnsi="宋体"/>
+                <w:b/>
+                <w:bCs/>
+                <w:sz w:val="20"/>
+                <w:szCs w:val="20"/>
+              </w:rPr>
+            </w:pPr>
+            <w:r>
+              <w:rPr>
+                <w:rFonts w:ascii="宋体" w:hAnsi="宋体" w:hint="eastAsia"/>
+                <w:b/>
+                <w:bCs/>
+                <w:sz w:val="20"/>
+                <w:szCs w:val="20"/>
+              </w:rPr>
+              <w:t>模块</w:t>
+            </w:r>
+          </w:p>
+        </w:tc>
+        <w:tc>
+          <w:tcPr>
+            <w:tcW w:w="3827" w:type="dxa"/>
+          </w:tcPr>
+          <w:p>
+            <w:pPr>
+              <w:spacing w:beforeLines="0" w:before="0" w:afterLines="0" w:after="0" w:line="400" w:lineRule="exact"/>
+              <w:jc w:val="center"/>
+              <w:rPr>
+                <w:rFonts w:ascii="宋体" w:hAnsi="宋体"/>
+                <w:b/>
+                <w:bCs/>
+                <w:sz w:val="20"/>
+                <w:szCs w:val="20"/>
+              </w:rPr>
+            </w:pPr>
+            <w:r>
+              <w:rPr>
+                <w:rFonts w:ascii="宋体" w:hAnsi="宋体" w:hint="eastAsia"/>
+                <w:b/>
+                <w:bCs/>
+                <w:sz w:val="20"/>
+                <w:szCs w:val="20"/>
+              </w:rPr>
+              <w:t>核心器件</w:t>
+            </w:r>
+          </w:p>
+        </w:tc>
+        <w:tc>
+          <w:tcPr>
+            <w:tcW w:w="3962" w:type="dxa"/>
+          </w:tcPr>
+          <w:p>
+            <w:pPr>
+              <w:spacing w:beforeLines="0" w:before="0" w:afterLines="0" w:after="0" w:line="400" w:lineRule="exact"/>
+              <w:jc w:val="center"/>
+              <w:rPr>
+                <w:rFonts w:ascii="宋体" w:hAnsi="宋体"/>
+                <w:b/>
+                <w:bCs/>
+                <w:sz w:val="20"/>
+                <w:szCs w:val="20"/>
+              </w:rPr>
+            </w:pPr>
+            <w:r>
+              <w:rPr>
+                <w:rFonts w:ascii="宋体" w:hAnsi="宋体" w:hint="eastAsia"/>
+                <w:b/>
+                <w:bCs/>
+                <w:sz w:val="20"/>
+                <w:szCs w:val="20"/>
+              </w:rPr>
+              <w:t>关键参数</w:t>
+            </w:r>
+          </w:p>
+        </w:tc>
+      </w:tr>
+      <w:tr>
+        <w:tc>
+          <w:tcPr>
+            <w:tcW w:w="1271" w:type="dxa"/>
+          </w:tcPr>
+          <w:p>
+            <w:pPr>
+              <w:spacing w:beforeLines="0" w:before="0" w:afterLines="0" w:after="0" w:line="400" w:lineRule="exact"/>
+              <w:jc w:val="center"/>
+              <w:rPr>
+                <w:rFonts w:ascii="宋体" w:hAnsi="宋体"/>
+                <w:sz w:val="20"/>
+                <w:szCs w:val="20"/>
+              </w:rPr>
+            </w:pPr>
+            <w:r>
+              <w:rPr>
+                <w:rFonts w:ascii="宋体" w:hAnsi="宋体" w:hint="eastAsia"/>
+                <w:sz w:val="20"/>
+                <w:szCs w:val="20"/>
+              </w:rPr>
+              <w:t>温度传感</w:t>
+            </w:r>
+          </w:p>
+        </w:tc>
+        <w:tc>
+          <w:tcPr>
+            <w:tcW w:w="3827" w:type="dxa"/>
+          </w:tcPr>
+          <w:p>
+            <w:pPr>
+              <w:spacing w:beforeLines="0" w:before="0" w:afterLines="0" w:after="0" w:line="400" w:lineRule="exact"/>
+              <w:jc w:val="center"/>
+              <w:rPr>
+                <w:rFonts w:ascii="宋体" w:hAnsi="宋体"/>
+                <w:sz w:val="20"/>
+                <w:szCs w:val="20"/>
+              </w:rPr>
+            </w:pPr>
+            <w:r>
+              <w:rPr>
+                <w:rFonts w:ascii="宋体" w:hAnsi="宋体"/>
+                <w:sz w:val="20"/>
+                <w:szCs w:val="20"/>
+              </w:rPr>
+              <w:t>NTSD0XV103</w:t>
+            </w:r>
+          </w:p>
+        </w:tc>
+        <w:tc>
+          <w:tcPr>
+            <w:tcW w:w="3962" w:type="dxa"/>
+          </w:tcPr>
+          <w:p>
+            <w:pPr>
+              <w:spacing w:beforeLines="0" w:before="0" w:afterLines="0" w:after="0" w:line="400" w:lineRule="exact"/>
+              <w:jc w:val="center"/>
+              <w:rPr>
+                <w:rFonts w:ascii="宋体" w:hAnsi="宋体"/>
+                <w:sz w:val="20"/>
+                <w:szCs w:val="20"/>
+              </w:rPr>
+            </w:pPr>
+            <w:r>
+              <w:rPr>
+                <w:rFonts w:ascii="宋体" w:hAnsi="宋体"/>
+                <w:sz w:val="20"/>
+                <w:szCs w:val="20"/>
+              </w:rPr>
+              <w:t>R</w:t>
+            </w:r>
+            <w:r>
+              <w:rPr>
+                <w:rFonts w:ascii="Cambria Math" w:hAnsi="Cambria Math" w:cs="Cambria Math"/>
+                <w:sz w:val="20"/>
+                <w:szCs w:val="20"/>
+              </w:rPr>
+              <w:t>₂₅</w:t>
+            </w:r>
+            <w:r>
+              <w:rPr>
+                <w:rFonts w:ascii="宋体" w:hAnsi="宋体"/>
+                <w:sz w:val="20"/>
+                <w:szCs w:val="20"/>
+              </w:rPr>
+              <w:t>=10k</w:t>
+            </w:r>
+            <w:r>
+              <w:rPr>
+                <w:rFonts w:ascii="宋体" w:hAnsi="宋体" w:cs="宋体" w:hint="eastAsia"/>
+                <w:sz w:val="20"/>
+                <w:szCs w:val="20"/>
+              </w:rPr>
+              <w:t>Ω</w:t>
+            </w:r>
+            <w:r>
+              <w:rPr>
+                <w:rFonts w:ascii="宋体" w:hAnsi="宋体"/>
+                <w:sz w:val="20"/>
+                <w:szCs w:val="20"/>
+              </w:rPr>
+              <w:t xml:space="preserve">, B=3900K, </w:t>
+            </w:r>
+            <w:r>
+              <w:rPr>
+                <w:rFonts w:ascii="宋体" w:hAnsi="宋体" w:hint="eastAsia"/>
+                <w:sz w:val="20"/>
+                <w:szCs w:val="20"/>
+              </w:rPr>
+              <w:t>精度±</w:t>
+            </w:r>
+            <w:r>
+              <w:rPr>
+                <w:rFonts w:ascii="宋体" w:hAnsi="宋体"/>
+                <w:sz w:val="20"/>
+                <w:szCs w:val="20"/>
+              </w:rPr>
+              <w:t>3%</w:t>
+            </w:r>
+          </w:p>
+        </w:tc>
+      </w:tr>
+      <w:tr>
+        <w:tc>
+          <w:tcPr>
+            <w:tcW w:w="1271" w:type="dxa"/>
+          </w:tcPr>
+          <w:p>
+            <w:pPr>
+              <w:tabs>
+                <w:tab w:val="left" w:pos="630"/>
+              </w:tabs>
+              <w:spacing w:beforeLines="0" w:before="0" w:afterLines="0" w:after="0" w:line="400" w:lineRule="exact"/>
+              <w:jc w:val="center"/>
+              <w:rPr>
+                <w:rFonts w:ascii="宋体" w:hAnsi="宋体"/>
+                <w:sz w:val="20"/>
+                <w:szCs w:val="20"/>
+              </w:rPr>
+            </w:pPr>
+            <w:r>
+              <w:rPr>
+                <w:rFonts w:ascii="宋体" w:hAnsi="宋体"/>
+                <w:sz w:val="20"/>
+                <w:szCs w:val="20"/>
+              </w:rPr>
+              <w:t>信号转换</w:t>
+            </w:r>
+          </w:p>
+        </w:tc>
+        <w:tc>
+          <w:tcPr>
+            <w:tcW w:w="3827" w:type="dxa"/>
+          </w:tcPr>
+          <w:p>
+            <w:pPr>
+              <w:spacing w:beforeLines="0" w:before="0" w:afterLines="0" w:after="0" w:line="400" w:lineRule="exact"/>
+              <w:jc w:val="center"/>
+              <w:rPr>
+                <w:rFonts w:ascii="宋体" w:hAnsi="宋体"/>
+                <w:sz w:val="20"/>
+                <w:szCs w:val="20"/>
+              </w:rPr>
+            </w:pPr>
+            <w:r>
+              <w:rPr>
+                <w:rFonts w:ascii="宋体" w:hAnsi="宋体"/>
+                <w:sz w:val="20"/>
+                <w:szCs w:val="20"/>
+              </w:rPr>
+              <w:t>惠斯通电桥</w:t>
+            </w:r>
+          </w:p>
+        </w:tc>
+        <w:tc>
+          <w:tcPr>
+            <w:tcW w:w="3962" w:type="dxa"/>
+          </w:tcPr>
+          <w:p>
+            <w:pPr>
+              <w:spacing w:beforeLines="0" w:before="0" w:afterLines="0" w:after="0" w:line="400" w:lineRule="exact"/>
+              <w:jc w:val="center"/>
+              <w:rPr>
+                <w:rFonts w:ascii="宋体" w:hAnsi="宋体"/>
+                <w:sz w:val="20"/>
+                <w:szCs w:val="20"/>
+              </w:rPr>
+            </w:pPr>
+            <w:r>
+              <w:rPr>
+                <w:rFonts w:ascii="宋体" w:hAnsi="宋体"/>
+                <w:sz w:val="20"/>
+                <w:szCs w:val="20"/>
+              </w:rPr>
+              <w:t xml:space="preserve">灵敏度 ≈ </w:t>
+            </w:r>
+            <w:r>
+              <w:rPr>
+                <w:rFonts w:ascii="Cambria Math" w:hAnsi="Cambria Math" w:cs="Cambria Math"/>
+                <w:sz w:val="20"/>
+                <w:szCs w:val="20"/>
+              </w:rPr>
+              <w:t>−</w:t>
+            </w:r>
+            <w:r>
+              <w:rPr>
+                <w:rFonts w:ascii="宋体" w:hAnsi="宋体"/>
+                <w:sz w:val="20"/>
+                <w:szCs w:val="20"/>
+              </w:rPr>
+              <w:t>50</w:t>
+            </w:r>
+            <w:r>
+              <w:rPr>
+                <w:rFonts w:ascii="宋体" w:hAnsi="宋体" w:hint="eastAsia"/>
+                <w:sz w:val="20"/>
+                <w:szCs w:val="20"/>
+              </w:rPr>
+              <w:t>~</w:t>
+            </w:r>
+            <w:r>
+              <w:rPr>
+                <w:rFonts w:ascii="Cambria Math" w:hAnsi="Cambria Math" w:cs="Cambria Math"/>
+                <w:sz w:val="20"/>
+                <w:szCs w:val="20"/>
+              </w:rPr>
+              <w:t>−</w:t>
+            </w:r>
+            <w:r>
+              <w:rPr>
+                <w:rFonts w:ascii="宋体" w:hAnsi="宋体"/>
+                <w:sz w:val="20"/>
+                <w:szCs w:val="20"/>
+              </w:rPr>
+              <w:t>57mV/</w:t>
+            </w:r>
+            <w:r>
+              <w:rPr>
+                <w:rFonts w:ascii="宋体" w:hAnsi="宋体" w:cs="宋体" w:hint="eastAsia"/>
+                <w:sz w:val="20"/>
+                <w:szCs w:val="20"/>
+              </w:rPr>
+              <w:t>°</w:t>
+            </w:r>
+            <w:r>
+              <w:rPr>
+                <w:rFonts w:ascii="宋体" w:hAnsi="宋体"/>
+                <w:sz w:val="20"/>
+                <w:szCs w:val="20"/>
+              </w:rPr>
+              <w:t>C</w:t>
+            </w:r>
+          </w:p>
+        </w:tc>
+      </w:tr>
+      <w:tr>
+        <w:tc>
+          <w:tcPr>
+            <w:tcW w:w="1271" w:type="dxa"/>
+          </w:tcPr>
+          <w:p>
+            <w:pPr>
+              <w:spacing w:beforeLines="0" w:before="0" w:afterLines="0" w:after="0" w:line="400" w:lineRule="exact"/>
+              <w:jc w:val="center"/>
+              <w:rPr>
+                <w:rFonts w:ascii="宋体" w:hAnsi="宋体"/>
+                <w:sz w:val="20"/>
+                <w:szCs w:val="20"/>
+              </w:rPr>
+            </w:pPr>
+            <w:r>
+              <w:rPr>
+                <w:rFonts w:ascii="宋体" w:hAnsi="宋体"/>
+                <w:sz w:val="20"/>
+                <w:szCs w:val="20"/>
+              </w:rPr>
+              <w:t>信号放大</w:t>
+            </w:r>
+          </w:p>
+        </w:tc>
+        <w:tc>
+          <w:tcPr>
+            <w:tcW w:w="3827" w:type="dxa"/>
+          </w:tcPr>
+          <w:p>
+            <w:pPr>
+              <w:spacing w:beforeLines="0" w:before="0" w:afterLines="0" w:after="0" w:line="400" w:lineRule="exact"/>
+              <w:jc w:val="center"/>
+              <w:rPr>
+                <w:rFonts w:ascii="宋体" w:hAnsi="宋体"/>
+                <w:sz w:val="20"/>
+                <w:szCs w:val="20"/>
+              </w:rPr>
+            </w:pPr>
+            <w:r>
+              <w:rPr>
+                <w:rFonts w:ascii="宋体" w:hAnsi="宋体"/>
+                <w:sz w:val="20"/>
+                <w:szCs w:val="20"/>
+              </w:rPr>
+              <w:t>LM358 双运放</w:t>
+            </w:r>
+          </w:p>
+        </w:tc>
+        <w:tc>
+          <w:tcPr>
+            <w:tcW w:w="3962" w:type="dxa"/>
+          </w:tcPr>
+          <w:p>
+            <w:pPr>
+              <w:spacing w:beforeLines="0" w:before="0" w:afterLines="0" w:after="0" w:line="400" w:lineRule="exact"/>
+              <w:jc w:val="center"/>
+              <w:rPr>
+                <w:rFonts w:ascii="宋体" w:hAnsi="宋体"/>
+                <w:sz w:val="20"/>
+                <w:szCs w:val="20"/>
+              </w:rPr>
+            </w:pPr>
+            <w:r>
+              <w:rPr>
+                <w:rFonts w:ascii="宋体" w:hAnsi="宋体"/>
+                <w:sz w:val="20"/>
+                <w:szCs w:val="20"/>
+              </w:rPr>
+              <w:t>增益×100，fc=10Hz LPF</w:t>
+            </w:r>
+          </w:p>
+        </w:tc>
+      </w:tr>
+      <w:tr>
+        <w:tc>
+          <w:tcPr>
+            <w:tcW w:w="1271" w:type="dxa"/>
+          </w:tcPr>
+          <w:p>
+            <w:pPr>
+              <w:spacing w:beforeLines="0" w:before="0" w:afterLines="0" w:after="0" w:line="400" w:lineRule="exact"/>
+              <w:jc w:val="center"/>
+              <w:rPr>
+                <w:rFonts w:ascii="宋体" w:hAnsi="宋体"/>
+                <w:sz w:val="20"/>
+                <w:szCs w:val="20"/>
+              </w:rPr>
+            </w:pPr>
+            <w:r>
+              <w:rPr>
+                <w:rFonts w:ascii="宋体" w:hAnsi="宋体"/>
+                <w:sz w:val="20"/>
+                <w:szCs w:val="20"/>
+              </w:rPr>
+              <w:t>阈值比较</w:t>
+            </w:r>
+          </w:p>
+        </w:tc>
+        <w:tc>
+          <w:tcPr>
+            <w:tcW w:w="3827" w:type="dxa"/>
+          </w:tcPr>
+          <w:p>
+            <w:pPr>
+              <w:spacing w:beforeLines="0" w:before="0" w:afterLines="0" w:after="0" w:line="400" w:lineRule="exact"/>
+              <w:jc w:val="center"/>
+              <w:rPr>
+                <w:rFonts w:ascii="宋体" w:hAnsi="宋体"/>
+                <w:sz w:val="20"/>
+                <w:szCs w:val="20"/>
+              </w:rPr>
+            </w:pPr>
+            <w:r>
+              <w:rPr>
+                <w:rFonts w:ascii="宋体" w:hAnsi="宋体"/>
+                <w:sz w:val="20"/>
+                <w:szCs w:val="20"/>
+              </w:rPr>
+              <w:t>LM393 电压比较器</w:t>
+            </w:r>
+          </w:p>
+        </w:tc>
+        <w:tc>
+          <w:tcPr>
+            <w:tcW w:w="3962" w:type="dxa"/>
+          </w:tcPr>
+          <w:p>
+            <w:pPr>
+              <w:spacing w:beforeLines="0" w:before="0" w:afterLines="0" w:after="0" w:line="400" w:lineRule="exact"/>
+              <w:jc w:val="center"/>
+              <w:rPr>
+                <w:rFonts w:ascii="宋体" w:hAnsi="宋体" w:hint="eastAsia"/>
+                <w:sz w:val="20"/>
+                <w:szCs w:val="20"/>
+              </w:rPr>
+            </w:pPr>
+            <w:r>
+              <w:rPr>
+                <w:rFonts w:ascii="宋体" w:hAnsi="宋体"/>
+                <w:sz w:val="20"/>
+                <w:szCs w:val="20"/>
+              </w:rPr>
+              <w:t>滞回</w:t>
+            </w:r>
+            <w:r>
+              <w:rPr>
+                <w:rFonts w:ascii="宋体" w:hAnsi="宋体" w:hint="eastAsia"/>
+                <w:sz w:val="20"/>
+                <w:szCs w:val="20"/>
+              </w:rPr>
+              <w:t xml:space="preserve"> </w:t>
+            </w:r>
+            <w:r>
+              <w:rPr>
+                <w:rFonts w:ascii="宋体" w:hAnsi="宋体"/>
+                <w:sz w:val="20"/>
+                <w:szCs w:val="20"/>
+              </w:rPr>
+              <w:t>≈</w:t>
+            </w:r>
+            <w:r>
+              <w:rPr>
+                <w:rFonts w:ascii="宋体" w:hAnsi="宋体" w:hint="eastAsia"/>
+                <w:sz w:val="20"/>
+                <w:szCs w:val="20"/>
+              </w:rPr>
+              <w:t xml:space="preserve"> </w:t>
+            </w:r>
+            <w:r>
+              <w:rPr>
+                <w:rFonts w:ascii="宋体" w:hAnsi="宋体"/>
+                <w:sz w:val="20"/>
+                <w:szCs w:val="20"/>
+              </w:rPr>
+              <w:t>2.4Vpp (≈0.5°C)</w:t>
+            </w:r>
+          </w:p>
+        </w:tc>
+      </w:tr>
+      <w:tr>
+        <w:tc>
+          <w:tcPr>
+            <w:tcW w:w="1271" w:type="dxa"/>
+          </w:tcPr>
+          <w:p>
+            <w:pPr>
+              <w:spacing w:beforeLines="0" w:before="0" w:afterLines="0" w:after="0" w:line="400" w:lineRule="exact"/>
+              <w:jc w:val="center"/>
+              <w:rPr>
+                <w:rFonts w:ascii="宋体" w:hAnsi="宋体"/>
+                <w:sz w:val="20"/>
+                <w:szCs w:val="20"/>
+              </w:rPr>
+            </w:pPr>
+            <w:r>
+              <w:rPr>
+                <w:rFonts w:ascii="宋体" w:hAnsi="宋体"/>
+                <w:sz w:val="20"/>
+                <w:szCs w:val="20"/>
+              </w:rPr>
+              <w:t>参考电压</w:t>
+            </w:r>
+          </w:p>
+        </w:tc>
+        <w:tc>
+          <w:tcPr>
+            <w:tcW w:w="3827" w:type="dxa"/>
+          </w:tcPr>
+          <w:p>
+            <w:pPr>
+              <w:spacing w:beforeLines="0" w:before="0" w:afterLines="0" w:after="0" w:line="400" w:lineRule="exact"/>
+              <w:jc w:val="center"/>
+              <w:rPr>
+                <w:rFonts w:ascii="宋体" w:hAnsi="宋体"/>
+                <w:sz w:val="20"/>
+                <w:szCs w:val="20"/>
+              </w:rPr>
+            </w:pPr>
+            <w:r>
+              <w:rPr>
+                <w:rFonts w:ascii="宋体" w:hAnsi="宋体"/>
+                <w:sz w:val="20"/>
+                <w:szCs w:val="20"/>
+              </w:rPr>
+              <w:t>100kΩ 精密电位器</w:t>
+            </w:r>
+          </w:p>
+        </w:tc>
+        <w:tc>
+          <w:tcPr>
+            <w:tcW w:w="3962" w:type="dxa"/>
+          </w:tcPr>
+          <w:p>
+            <w:pPr>
+              <w:spacing w:beforeLines="0" w:before="0" w:afterLines="0" w:after="0" w:line="400" w:lineRule="exact"/>
+              <w:jc w:val="center"/>
+              <w:rPr>
+                <w:rFonts w:ascii="宋体" w:hAnsi="宋体"/>
+                <w:sz w:val="20"/>
+                <w:szCs w:val="20"/>
+              </w:rPr>
+            </w:pPr>
+            <w:r>
+              <w:rPr>
+                <w:rFonts w:ascii="宋体" w:hAnsi="宋体"/>
+                <w:sz w:val="20"/>
+                <w:szCs w:val="20"/>
+              </w:rPr>
+              <w:t>0~+5V 可调</w:t>
+            </w:r>
+          </w:p>
+        </w:tc>
+      </w:tr>
+      <w:tr>
+        <w:tc>
+          <w:tcPr>
+            <w:tcW w:w="1271" w:type="dxa"/>
+          </w:tcPr>
+          <w:p>
+            <w:pPr>
+              <w:spacing w:beforeLines="0" w:before="0" w:afterLines="0" w:after="0" w:line="400" w:lineRule="exact"/>
+              <w:jc w:val="center"/>
+              <w:rPr>
+                <w:rFonts w:ascii="宋体" w:hAnsi="宋体"/>
+                <w:sz w:val="20"/>
+                <w:szCs w:val="20"/>
+              </w:rPr>
+            </w:pPr>
+            <w:r>
+              <w:rPr>
+                <w:rFonts w:ascii="宋体" w:hAnsi="宋体"/>
+                <w:sz w:val="20"/>
+                <w:szCs w:val="20"/>
+              </w:rPr>
+              <w:t>状态指示</w:t>
+            </w:r>
+          </w:p>
+        </w:tc>
+        <w:tc>
+          <w:tcPr>
+            <w:tcW w:w="3827" w:type="dxa"/>
+          </w:tcPr>
+          <w:p>
+            <w:pPr>
+              <w:spacing w:beforeLines="0" w:before="0" w:afterLines="0" w:after="0" w:line="400" w:lineRule="exact"/>
+              <w:jc w:val="center"/>
+              <w:rPr>
+                <w:rFonts w:ascii="宋体" w:hAnsi="宋体" w:hint="eastAsia"/>
+                <w:sz w:val="20"/>
+                <w:szCs w:val="20"/>
+              </w:rPr>
+            </w:pPr>
+            <w:r>
+              <w:rPr>
+                <w:rFonts w:ascii="宋体" w:hAnsi="宋体"/>
+                <w:sz w:val="20"/>
+                <w:szCs w:val="20"/>
+              </w:rPr>
+              <w:t>绿/红 LED</w:t>
+            </w:r>
+          </w:p>
+        </w:tc>
+        <w:tc>
+          <w:tcPr>
+            <w:tcW w:w="3962" w:type="dxa"/>
+          </w:tcPr>
+          <w:p>
+            <w:pPr>
+              <w:spacing w:beforeLines="0" w:before="0" w:afterLines="0" w:after="0" w:line="400" w:lineRule="exact"/>
+              <w:jc w:val="center"/>
+              <w:rPr>
+                <w:rFonts w:ascii="宋体" w:hAnsi="宋体" w:hint="eastAsia"/>
+                <w:sz w:val="20"/>
+                <w:szCs w:val="20"/>
+              </w:rPr>
+            </w:pPr>
+            <w:r>
+              <w:rPr>
+                <w:rFonts w:ascii="宋体" w:hAnsi="宋体" w:hint="eastAsia"/>
+                <w:sz w:val="20"/>
+                <w:szCs w:val="20"/>
+              </w:rPr>
+              <w:t>-</w:t>
+            </w:r>
+          </w:p>
+        </w:tc>
+      </w:tr>
+    </w:tbl>
+    <w:p>
+      <w:pPr>
+        <w:spacing w:beforeLines="0" w:before="0" w:afterLines="0" w:after="0" w:line="400" w:lineRule="exact"/>
+        <w:rPr>
+          <w:rFonts w:ascii="宋体" w:hAnsi="宋体"/>
+        </w:rPr>
+      </w:pPr>
+    </w:p>
+    <w:p>
+      <w:pPr>
+        <w:spacing w:beforeLines="0" w:before="0" w:afterLines="0" w:after="0" w:line="400" w:lineRule="exact"/>
+        <w:ind w:firstLineChars="200" w:firstLine="480"/>
+        <w:rPr>
+          <w:rFonts w:ascii="宋体" w:hAnsi="宋体" w:hint="eastAsia"/>
+        </w:rPr>
+      </w:pPr>
+      <w:r>
+        <w:rPr>
+          <w:rFonts w:ascii="宋体" w:hAnsi="宋体" w:hint="eastAsia"/>
+        </w:rPr>
+        <w:t>综合以上分模块论证与系统总体分析，本设计最终确定以 NTSD0XV103 型 NTC 热敏电阻为温度敏感元件、惠斯通电桥为信号转换电路、LM358 两级差分放大为信号调理核心、LM393 施密特比较器为阈值判别电路、双色 LED 为状态指示输出的系统总体方案。具有结构简单、成本低廉、调试方便的特点。</w:t>
+      </w:r>
     </w:p>
     <w:p>
       <w:pPr>
@@ -8880,7 +9485,7 @@
           <w:szCs w:val="21"/>
         </w:rPr>
       </w:pPr>
-      <w:bookmarkStart w:id="21" w:name="_Toc232083791"/>
+      <w:bookmarkStart w:id="21" w:name="_Toc232097005"/>
       <w:r>
         <w:rPr>
           <w:rFonts w:hint="eastAsia"/>
@@ -10222,8 +10827,8 @@
           <w:szCs w:val="21"/>
         </w:rPr>
         <w:sectPr>
-          <w:headerReference w:type="default" r:id="rId30"/>
-          <w:footerReference w:type="default" r:id="rId31"/>
+          <w:headerReference w:type="default" r:id="rId31"/>
+          <w:footerReference w:type="default" r:id="rId32"/>
           <w:pgSz w:w="11906" w:h="16838"/>
           <w:pgMar w:top="1418" w:right="1418" w:bottom="1418" w:left="1418" w:header="851" w:footer="992" w:gutter="0"/>
           <w:pgNumType w:start="1"/>
@@ -10239,7 +10844,7 @@
       </w:pPr>
     </w:p>
     <w:sectPr>
-      <w:footerReference w:type="default" r:id="rId32"/>
+      <w:footerReference w:type="default" r:id="rId33"/>
       <w:pgSz w:w="11906" w:h="16838"/>
       <w:pgMar w:top="1418" w:right="1418" w:bottom="1418" w:left="1418" w:header="851" w:footer="992" w:gutter="0"/>
       <w:cols w:space="720"/>
@@ -10958,6 +11563,95 @@
     </w:lvl>
   </w:abstractNum>
   <w:abstractNum w:abstractNumId="1" w15:restartNumberingAfterBreak="0">
+    <w:nsid w:val="16543733"/>
+    <w:multiLevelType w:val="hybridMultilevel"/>
+    <w:tmpl w:val="1480CDD2"/>
+    <w:lvl w:ilvl="0" w:tplc="5418A114">
+      <w:start w:val="1"/>
+      <w:numFmt w:val="decimal"/>
+      <w:lvlText w:val="（%1）"/>
+      <w:lvlJc w:val="left"/>
+      <w:pPr>
+        <w:ind w:left="1200" w:hanging="720"/>
+      </w:pPr>
+      <w:rPr>
+        <w:rFonts w:hint="default"/>
+      </w:rPr>
+    </w:lvl>
+    <w:lvl w:ilvl="1" w:tplc="04090019" w:tentative="1">
+      <w:start w:val="1"/>
+      <w:numFmt w:val="lowerLetter"/>
+      <w:lvlText w:val="%2."/>
+      <w:lvlJc w:val="left"/>
+      <w:pPr>
+        <w:ind w:left="1560" w:hanging="360"/>
+      </w:pPr>
+    </w:lvl>
+    <w:lvl w:ilvl="2" w:tplc="0409001B" w:tentative="1">
+      <w:start w:val="1"/>
+      <w:numFmt w:val="lowerRoman"/>
+      <w:lvlText w:val="%3."/>
+      <w:lvlJc w:val="right"/>
+      <w:pPr>
+        <w:ind w:left="2280" w:hanging="180"/>
+      </w:pPr>
+    </w:lvl>
+    <w:lvl w:ilvl="3" w:tplc="0409000F" w:tentative="1">
+      <w:start w:val="1"/>
+      <w:numFmt w:val="decimal"/>
+      <w:lvlText w:val="%4."/>
+      <w:lvlJc w:val="left"/>
+      <w:pPr>
+        <w:ind w:left="3000" w:hanging="360"/>
+      </w:pPr>
+    </w:lvl>
+    <w:lvl w:ilvl="4" w:tplc="04090019" w:tentative="1">
+      <w:start w:val="1"/>
+      <w:numFmt w:val="lowerLetter"/>
+      <w:lvlText w:val="%5."/>
+      <w:lvlJc w:val="left"/>
+      <w:pPr>
+        <w:ind w:left="3720" w:hanging="360"/>
+      </w:pPr>
+    </w:lvl>
+    <w:lvl w:ilvl="5" w:tplc="0409001B" w:tentative="1">
+      <w:start w:val="1"/>
+      <w:numFmt w:val="lowerRoman"/>
+      <w:lvlText w:val="%6."/>
+      <w:lvlJc w:val="right"/>
+      <w:pPr>
+        <w:ind w:left="4440" w:hanging="180"/>
+      </w:pPr>
+    </w:lvl>
+    <w:lvl w:ilvl="6" w:tplc="0409000F" w:tentative="1">
+      <w:start w:val="1"/>
+      <w:numFmt w:val="decimal"/>
+      <w:lvlText w:val="%7."/>
+      <w:lvlJc w:val="left"/>
+      <w:pPr>
+        <w:ind w:left="5160" w:hanging="360"/>
+      </w:pPr>
+    </w:lvl>
+    <w:lvl w:ilvl="7" w:tplc="04090019" w:tentative="1">
+      <w:start w:val="1"/>
+      <w:numFmt w:val="lowerLetter"/>
+      <w:lvlText w:val="%8."/>
+      <w:lvlJc w:val="left"/>
+      <w:pPr>
+        <w:ind w:left="5880" w:hanging="360"/>
+      </w:pPr>
+    </w:lvl>
+    <w:lvl w:ilvl="8" w:tplc="0409001B" w:tentative="1">
+      <w:start w:val="1"/>
+      <w:numFmt w:val="lowerRoman"/>
+      <w:lvlText w:val="%9."/>
+      <w:lvlJc w:val="right"/>
+      <w:pPr>
+        <w:ind w:left="6600" w:hanging="180"/>
+      </w:pPr>
+    </w:lvl>
+  </w:abstractNum>
+  <w:abstractNum w:abstractNumId="2" w15:restartNumberingAfterBreak="0">
     <w:nsid w:val="2A1A70B9"/>
     <w:multiLevelType w:val="multilevel"/>
     <w:tmpl w:val="2A1A70B9"/>
@@ -11073,7 +11767,7 @@
       </w:pPr>
     </w:lvl>
   </w:abstractNum>
-  <w:abstractNum w:abstractNumId="2" w15:restartNumberingAfterBreak="0">
+  <w:abstractNum w:abstractNumId="3" w15:restartNumberingAfterBreak="0">
     <w:nsid w:val="2AC3489D"/>
     <w:multiLevelType w:val="multilevel"/>
     <w:tmpl w:val="2AC3489D"/>
@@ -11195,7 +11889,7 @@
       </w:pPr>
     </w:lvl>
   </w:abstractNum>
-  <w:abstractNum w:abstractNumId="3" w15:restartNumberingAfterBreak="0">
+  <w:abstractNum w:abstractNumId="4" w15:restartNumberingAfterBreak="0">
     <w:nsid w:val="3653480A"/>
     <w:multiLevelType w:val="multilevel"/>
     <w:tmpl w:val="F602762E"/>
@@ -11308,7 +12002,7 @@
       </w:rPr>
     </w:lvl>
   </w:abstractNum>
-  <w:abstractNum w:abstractNumId="4" w15:restartNumberingAfterBreak="0">
+  <w:abstractNum w:abstractNumId="5" w15:restartNumberingAfterBreak="0">
     <w:nsid w:val="43A60946"/>
     <w:multiLevelType w:val="multilevel"/>
     <w:tmpl w:val="B47EBFEE"/>
@@ -11460,7 +12154,7 @@
       </w:rPr>
     </w:lvl>
   </w:abstractNum>
-  <w:abstractNum w:abstractNumId="5" w15:restartNumberingAfterBreak="0">
+  <w:abstractNum w:abstractNumId="6" w15:restartNumberingAfterBreak="0">
     <w:nsid w:val="57023809"/>
     <w:multiLevelType w:val="multilevel"/>
     <w:tmpl w:val="C2D62ABA"/>
@@ -11573,7 +12267,7 @@
       </w:rPr>
     </w:lvl>
   </w:abstractNum>
-  <w:abstractNum w:abstractNumId="6" w15:restartNumberingAfterBreak="0">
+  <w:abstractNum w:abstractNumId="7" w15:restartNumberingAfterBreak="0">
     <w:nsid w:val="5C365C16"/>
     <w:multiLevelType w:val="multilevel"/>
     <w:tmpl w:val="9348D640"/>
@@ -11688,26 +12382,121 @@
       </w:rPr>
     </w:lvl>
   </w:abstractNum>
+  <w:abstractNum w:abstractNumId="8" w15:restartNumberingAfterBreak="0">
+    <w:nsid w:val="755343E8"/>
+    <w:multiLevelType w:val="hybridMultilevel"/>
+    <w:tmpl w:val="B90A69A6"/>
+    <w:lvl w:ilvl="0" w:tplc="51FEED06">
+      <w:start w:val="1"/>
+      <w:numFmt w:val="decimal"/>
+      <w:lvlText w:val="（%1）"/>
+      <w:lvlJc w:val="left"/>
+      <w:pPr>
+        <w:ind w:left="1200" w:hanging="720"/>
+      </w:pPr>
+      <w:rPr>
+        <w:rFonts w:hint="default"/>
+      </w:rPr>
+    </w:lvl>
+    <w:lvl w:ilvl="1" w:tplc="04090019" w:tentative="1">
+      <w:start w:val="1"/>
+      <w:numFmt w:val="lowerLetter"/>
+      <w:lvlText w:val="%2."/>
+      <w:lvlJc w:val="left"/>
+      <w:pPr>
+        <w:ind w:left="1560" w:hanging="360"/>
+      </w:pPr>
+    </w:lvl>
+    <w:lvl w:ilvl="2" w:tplc="0409001B" w:tentative="1">
+      <w:start w:val="1"/>
+      <w:numFmt w:val="lowerRoman"/>
+      <w:lvlText w:val="%3."/>
+      <w:lvlJc w:val="right"/>
+      <w:pPr>
+        <w:ind w:left="2280" w:hanging="180"/>
+      </w:pPr>
+    </w:lvl>
+    <w:lvl w:ilvl="3" w:tplc="0409000F" w:tentative="1">
+      <w:start w:val="1"/>
+      <w:numFmt w:val="decimal"/>
+      <w:lvlText w:val="%4."/>
+      <w:lvlJc w:val="left"/>
+      <w:pPr>
+        <w:ind w:left="3000" w:hanging="360"/>
+      </w:pPr>
+    </w:lvl>
+    <w:lvl w:ilvl="4" w:tplc="04090019" w:tentative="1">
+      <w:start w:val="1"/>
+      <w:numFmt w:val="lowerLetter"/>
+      <w:lvlText w:val="%5."/>
+      <w:lvlJc w:val="left"/>
+      <w:pPr>
+        <w:ind w:left="3720" w:hanging="360"/>
+      </w:pPr>
+    </w:lvl>
+    <w:lvl w:ilvl="5" w:tplc="0409001B" w:tentative="1">
+      <w:start w:val="1"/>
+      <w:numFmt w:val="lowerRoman"/>
+      <w:lvlText w:val="%6."/>
+      <w:lvlJc w:val="right"/>
+      <w:pPr>
+        <w:ind w:left="4440" w:hanging="180"/>
+      </w:pPr>
+    </w:lvl>
+    <w:lvl w:ilvl="6" w:tplc="0409000F" w:tentative="1">
+      <w:start w:val="1"/>
+      <w:numFmt w:val="decimal"/>
+      <w:lvlText w:val="%7."/>
+      <w:lvlJc w:val="left"/>
+      <w:pPr>
+        <w:ind w:left="5160" w:hanging="360"/>
+      </w:pPr>
+    </w:lvl>
+    <w:lvl w:ilvl="7" w:tplc="04090019" w:tentative="1">
+      <w:start w:val="1"/>
+      <w:numFmt w:val="lowerLetter"/>
+      <w:lvlText w:val="%8."/>
+      <w:lvlJc w:val="left"/>
+      <w:pPr>
+        <w:ind w:left="5880" w:hanging="360"/>
+      </w:pPr>
+    </w:lvl>
+    <w:lvl w:ilvl="8" w:tplc="0409001B" w:tentative="1">
+      <w:start w:val="1"/>
+      <w:numFmt w:val="lowerRoman"/>
+      <w:lvlText w:val="%9."/>
+      <w:lvlJc w:val="right"/>
+      <w:pPr>
+        <w:ind w:left="6600" w:hanging="180"/>
+      </w:pPr>
+    </w:lvl>
+  </w:abstractNum>
   <w:num w:numId="1" w16cid:durableId="922572646">
+    <w:abstractNumId w:val="5"/>
+  </w:num>
+  <w:num w:numId="2" w16cid:durableId="702248247">
+    <w:abstractNumId w:val="3"/>
+  </w:num>
+  <w:num w:numId="3" w16cid:durableId="227347506">
+    <w:abstractNumId w:val="2"/>
+  </w:num>
+  <w:num w:numId="4" w16cid:durableId="336658851">
     <w:abstractNumId w:val="4"/>
   </w:num>
-  <w:num w:numId="2" w16cid:durableId="702248247">
-    <w:abstractNumId w:val="2"/>
-  </w:num>
-  <w:num w:numId="3" w16cid:durableId="227347506">
-    <w:abstractNumId w:val="1"/>
-  </w:num>
-  <w:num w:numId="4" w16cid:durableId="336658851">
-    <w:abstractNumId w:val="3"/>
-  </w:num>
   <w:num w:numId="5" w16cid:durableId="78256315">
-    <w:abstractNumId w:val="5"/>
+    <w:abstractNumId w:val="6"/>
   </w:num>
   <w:num w:numId="6" w16cid:durableId="1635211318">
     <w:abstractNumId w:val="0"/>
   </w:num>
   <w:num w:numId="7" w16cid:durableId="1554612001">
-    <w:abstractNumId w:val="6"/>
+    <w:abstractNumId w:val="7"/>
+  </w:num>
+  <w:num w:numId="8" w16cid:durableId="1290159993">
+    <w:abstractNumId w:val="1"/>
+  </w:num>
+  <w:num w:numId="9" w16cid:durableId="1416315522">
+    <w:abstractNumId w:val="8"/>
   </w:num>
 </w:numbering>
 </file>
@@ -12266,6 +13055,7 @@
   <w:style w:type="character" w:default="1" w:styleId="a0">
     <w:name w:val="Default Paragraph Font"/>
     <w:uiPriority w:val="1"/>
+    <w:semiHidden/>
     <w:unhideWhenUsed/>
   </w:style>
   <w:style w:type="table" w:default="1" w:styleId="a1">
@@ -12930,6 +13720,41 @@
       <w:contextualSpacing/>
     </w:pPr>
   </w:style>
+  <w:style w:type="paragraph" w:styleId="TOC1">
+    <w:name w:val="toc 1"/>
+    <w:basedOn w:val="a"/>
+    <w:next w:val="a"/>
+    <w:autoRedefine/>
+    <w:uiPriority w:val="39"/>
+    <w:rsid w:val="009112EF"/>
+    <w:pPr>
+      <w:spacing w:after="100"/>
+    </w:pPr>
+  </w:style>
+  <w:style w:type="paragraph" w:styleId="TOC2">
+    <w:name w:val="toc 2"/>
+    <w:basedOn w:val="a"/>
+    <w:next w:val="a"/>
+    <w:autoRedefine/>
+    <w:uiPriority w:val="39"/>
+    <w:rsid w:val="009112EF"/>
+    <w:pPr>
+      <w:spacing w:after="100"/>
+      <w:ind w:left="240"/>
+    </w:pPr>
+  </w:style>
+  <w:style w:type="paragraph" w:styleId="TOC3">
+    <w:name w:val="toc 3"/>
+    <w:basedOn w:val="a"/>
+    <w:next w:val="a"/>
+    <w:autoRedefine/>
+    <w:uiPriority w:val="39"/>
+    <w:rsid w:val="009112EF"/>
+    <w:pPr>
+      <w:spacing w:after="100"/>
+      <w:ind w:left="480"/>
+    </w:pPr>
+  </w:style>
 </w:styles>
 </file>
 

--- a/v1.00.2.docx
+++ b/v1.00.2.docx
@@ -344,7 +344,7 @@
         <mc:AlternateContent>
           <mc:Choice Requires="wpg">
             <w:drawing>
-              <wp:anchor distT="0" distB="0" distL="114300" distR="114300" simplePos="0" relativeHeight="251657216" behindDoc="0" locked="0" layoutInCell="1" allowOverlap="1" wp14:anchorId="2B99AA4A" wp14:editId="5BA0C4D3">
+              <wp:anchor distT="0" distB="0" distL="114300" distR="114300" simplePos="0" relativeHeight="251657216" behindDoc="0" locked="0" layoutInCell="1" allowOverlap="1" wp14:anchorId="2B99AA4A" wp14:editId="3671C7AE">
                 <wp:simplePos x="0" y="0"/>
                 <wp:positionH relativeFrom="column">
                   <wp:posOffset>-342900</wp:posOffset>
@@ -829,7 +829,7 @@
           <w:szCs w:val="30"/>
           <w:u w:val="single"/>
         </w:rPr>
-        <w:t xml:space="preserve">    </w:t>
+        <w:t xml:space="preserve"> </w:t>
       </w:r>
       <w:r>
         <w:rPr>
@@ -838,7 +838,7 @@
           <w:szCs w:val="30"/>
           <w:u w:val="single"/>
         </w:rPr>
-        <w:t>张建焮</w:t>
+        <w:t xml:space="preserve"> </w:t>
       </w:r>
       <w:r>
         <w:rPr>
@@ -847,7 +847,7 @@
           <w:szCs w:val="30"/>
           <w:u w:val="single"/>
         </w:rPr>
-        <w:t>的笔记本电脑</w:t>
+        <w:t xml:space="preserve"> </w:t>
       </w:r>
       <w:r>
         <w:rPr>
@@ -856,6 +856,15 @@
           <w:szCs w:val="30"/>
           <w:u w:val="single"/>
         </w:rPr>
+        <w:t>张建焮</w:t>
+      </w:r>
+      <w:r>
+        <w:rPr>
+          <w:rFonts w:ascii="黑体" w:eastAsia="黑体" w:hint="eastAsia"/>
+          <w:sz w:val="30"/>
+          <w:szCs w:val="30"/>
+          <w:u w:val="single"/>
+        </w:rPr>
         <w:t xml:space="preserve">                      </w:t>
       </w:r>
       <w:r>
@@ -893,15 +902,7 @@
           <w:szCs w:val="30"/>
           <w:u w:val="single"/>
         </w:rPr>
-        <w:t xml:space="preserve">              </w:t>
-      </w:r>
-      <w:r>
-        <w:rPr>
-          <w:rFonts w:ascii="黑体" w:eastAsia="黑体" w:hint="eastAsia"/>
-          <w:sz w:val="30"/>
-          <w:szCs w:val="30"/>
-        </w:rPr>
-        <w:t>职 称</w:t>
+        <w:t xml:space="preserve"> </w:t>
       </w:r>
       <w:r>
         <w:rPr>
@@ -910,7 +911,34 @@
           <w:szCs w:val="30"/>
           <w:u w:val="single"/>
         </w:rPr>
-        <w:t xml:space="preserve">           </w:t>
+        <w:t>刘佳    李艳萍    闫栋梁</w:t>
+      </w:r>
+      <w:r>
+        <w:rPr>
+          <w:rFonts w:ascii="黑体" w:eastAsia="黑体" w:hint="eastAsia"/>
+          <w:sz w:val="30"/>
+          <w:szCs w:val="30"/>
+          <w:u w:val="single"/>
+        </w:rPr>
+        <w:t xml:space="preserve">     </w:t>
+      </w:r>
+      <w:r>
+        <w:rPr>
+          <w:rFonts w:ascii="黑体" w:eastAsia="黑体" w:hint="eastAsia"/>
+          <w:sz w:val="30"/>
+          <w:szCs w:val="30"/>
+          <w:u w:val="single"/>
+        </w:rPr>
+        <w:t xml:space="preserve">    </w:t>
+      </w:r>
+      <w:r>
+        <w:rPr>
+          <w:rFonts w:ascii="黑体" w:eastAsia="黑体" w:hint="eastAsia"/>
+          <w:sz w:val="30"/>
+          <w:szCs w:val="30"/>
+          <w:u w:val="single"/>
+        </w:rPr>
+        <w:t xml:space="preserve">                </w:t>
       </w:r>
       <w:r>
         <w:rPr>
@@ -1165,10 +1193,7 @@
         <w:spacing w:before="120" w:after="120" w:line="400" w:lineRule="exact"/>
         <w:ind w:firstLineChars="200" w:firstLine="482"/>
         <w:rPr>
-          <w:rFonts w:ascii="宋体" w:hAnsi="宋体" w:hint="eastAsia"/>
-          <w:color w:val="FF0000"/>
-          <w:sz w:val="21"/>
-          <w:szCs w:val="21"/>
+          <w:rFonts w:ascii="宋体" w:hAnsi="宋体"/>
         </w:rPr>
       </w:pPr>
       <w:r>
@@ -1200,122 +1225,11 @@
     </w:p>
     <w:p>
       <w:pPr>
-        <w:pStyle w:val="10505"/>
-        <w:numPr>
-          <w:ilvl w:val="0"/>
-          <w:numId w:val="0"/>
-        </w:numPr>
-        <w:tabs>
-          <w:tab w:val="left" w:pos="3672"/>
-        </w:tabs>
-        <w:spacing w:beforeLines="100" w:before="240" w:afterLines="100" w:after="240" w:line="360" w:lineRule="auto"/>
-        <w:rPr>
-          <w:rFonts w:ascii="Times New Roman" w:hAnsi="Times New Roman" w:cs="Times New Roman"/>
-          <w:b/>
-          <w:sz w:val="32"/>
-          <w:szCs w:val="32"/>
-          <w:lang w:val="fr-FR"/>
-        </w:rPr>
-      </w:pPr>
-      <w:bookmarkStart w:id="1" w:name="_Toc290284588"/>
-      <w:bookmarkStart w:id="2" w:name="_Toc232114671"/>
-      <w:r>
-        <w:rPr>
-          <w:rFonts w:ascii="Times New Roman" w:hAnsi="Times New Roman" w:cs="Times New Roman"/>
-          <w:b/>
-          <w:sz w:val="32"/>
-          <w:szCs w:val="32"/>
-          <w:lang w:val="fr-FR"/>
-        </w:rPr>
-        <w:t>Abstract</w:t>
-      </w:r>
-      <w:bookmarkEnd w:id="1"/>
-      <w:bookmarkEnd w:id="2"/>
-    </w:p>
-    <w:p>
-      <w:pPr>
-        <w:spacing w:beforeLines="0" w:before="0" w:afterLines="0" w:after="0" w:line="400" w:lineRule="exact"/>
+        <w:spacing w:before="120" w:after="120" w:line="400" w:lineRule="exact"/>
         <w:ind w:firstLineChars="200" w:firstLine="480"/>
-      </w:pPr>
-      <w:r>
-        <w:t xml:space="preserve">Temperature is one of the most fundamental and frequently monitored physical quantities in industrial production and daily life. Accurate and reliable temperature detection is essential for ensuring equipment safety and product quality. This course design presents a low-cost, simple-structured temperature detection system based on the LM358 operational amplifier. The system employs an NTC (Negative Temperature Coefficient) thermistor as the temperature sensing element. A Wheatstone bridge converts the resistance variation caused by temperature changes into a voltage signal, which is then amplified by a two-stage differential amplifier circuit built around the LM358 operational amplifier. The amplified signal is compared with a preset threshold by an LM393 voltage comparator, driving LED indicators to provide over-temperature alarm output. This paper first defines the system functional requirements and technical specifications, conducts scheme demonstration and comparison for key modules including the temperature sensor and signal amplifier, and establishes a system architecture centered on the thermistor-bridge-LM358 differential amplifier-LM393 comparator-LED indicator chain. The overall system block diagram and operating principle are then presented, followed by detailed circuit design and parameter calculation for each module. Finally, the </w:t>
-      </w:r>
-      <w:r>
-        <w:lastRenderedPageBreak/>
-        <w:t>complete circuit is tested through simulation and physical debugging. Simulation results show that the system can accurately detect ambient temperature variations and provide clear threshold indication, offering the advantages of simple circuit structure, low cost, and responsive performance. It is suitable for applications with moderate accuracy requirements such as household appliance temperature monitoring.</w:t>
-      </w:r>
-    </w:p>
-    <w:p>
-      <w:pPr>
-        <w:spacing w:beforeLines="0" w:before="0" w:afterLines="0" w:after="0" w:line="400" w:lineRule="exact"/>
-        <w:ind w:firstLineChars="250" w:firstLine="600"/>
-      </w:pPr>
-    </w:p>
-    <w:p>
-      <w:pPr>
-        <w:spacing w:beforeLines="0" w:before="0" w:afterLines="0" w:after="0" w:line="400" w:lineRule="exact"/>
-        <w:ind w:firstLineChars="200" w:firstLine="482"/>
-        <w:rPr>
-          <w:color w:val="FF0000"/>
-          <w:sz w:val="21"/>
-          <w:szCs w:val="21"/>
-          <w:lang w:val="fr-FR"/>
-        </w:rPr>
-      </w:pPr>
-      <w:r>
-        <w:rPr>
-          <w:rFonts w:eastAsia="黑体"/>
-          <w:b/>
-          <w:lang w:val="fr-FR"/>
-        </w:rPr>
-        <w:t>Key</w:t>
-      </w:r>
-      <w:r>
-        <w:rPr>
-          <w:rFonts w:eastAsia="黑体" w:hint="eastAsia"/>
-          <w:b/>
-          <w:lang w:val="fr-FR"/>
-        </w:rPr>
-        <w:t>w</w:t>
-      </w:r>
-      <w:r>
-        <w:rPr>
-          <w:rFonts w:eastAsia="黑体"/>
-          <w:b/>
-          <w:lang w:val="fr-FR"/>
-        </w:rPr>
-        <w:t>ords</w:t>
-      </w:r>
-      <w:r>
-        <w:rPr>
-          <w:rFonts w:eastAsia="黑体" w:hint="eastAsia"/>
-          <w:b/>
-          <w:lang w:val="fr-FR"/>
-        </w:rPr>
-        <w:t>:</w:t>
-      </w:r>
-      <w:r>
-        <w:rPr>
-          <w:rFonts w:ascii="Arial" w:eastAsia="黑体" w:hAnsi="Arial" w:cs="Arial" w:hint="eastAsia"/>
-          <w:b/>
-          <w:lang w:val="fr-FR"/>
-        </w:rPr>
-        <w:t xml:space="preserve"> </w:t>
-      </w:r>
-      <w:r>
-        <w:rPr>
-          <w:rFonts w:ascii="Arial" w:hAnsi="Arial" w:cs="Arial"/>
-          <w:lang w:val="fr-FR"/>
-        </w:rPr>
-        <w:t xml:space="preserve"> </w:t>
-      </w:r>
-      <w:r>
-        <w:t>temperature detection; Wheatstone bridge; LM358 operational amplifier; LM393 comparator</w:t>
-      </w:r>
-    </w:p>
-    <w:p>
-      <w:pPr>
-        <w:spacing w:before="120" w:after="120" w:line="312" w:lineRule="auto"/>
+        <w:rPr>
+          <w:rFonts w:ascii="宋体" w:hAnsi="宋体" w:hint="eastAsia"/>
+        </w:rPr>
         <w:sectPr>
           <w:headerReference w:type="even" r:id="rId18"/>
           <w:headerReference w:type="default" r:id="rId19"/>
@@ -1333,6 +1247,139 @@
     </w:p>
     <w:p>
       <w:pPr>
+        <w:spacing w:before="120" w:after="120" w:line="400" w:lineRule="exact"/>
+        <w:ind w:firstLineChars="200" w:firstLine="480"/>
+        <w:rPr>
+          <w:rFonts w:ascii="宋体" w:hAnsi="宋体" w:hint="eastAsia"/>
+        </w:rPr>
+      </w:pPr>
+    </w:p>
+    <w:p>
+      <w:pPr>
+        <w:pStyle w:val="10505"/>
+        <w:numPr>
+          <w:ilvl w:val="0"/>
+          <w:numId w:val="0"/>
+        </w:numPr>
+        <w:tabs>
+          <w:tab w:val="left" w:pos="3672"/>
+        </w:tabs>
+        <w:spacing w:beforeLines="100" w:before="240" w:afterLines="100" w:after="240" w:line="360" w:lineRule="auto"/>
+        <w:rPr>
+          <w:rFonts w:ascii="Times New Roman" w:hAnsi="Times New Roman" w:cs="Times New Roman"/>
+          <w:b/>
+          <w:sz w:val="32"/>
+          <w:szCs w:val="32"/>
+          <w:lang w:val="fr-FR"/>
+        </w:rPr>
+      </w:pPr>
+      <w:bookmarkStart w:id="1" w:name="_Toc290284588"/>
+      <w:bookmarkStart w:id="2" w:name="_Toc232147885"/>
+      <w:r>
+        <w:rPr>
+          <w:rFonts w:ascii="Times New Roman" w:hAnsi="Times New Roman" w:cs="Times New Roman"/>
+          <w:b/>
+          <w:sz w:val="32"/>
+          <w:szCs w:val="32"/>
+          <w:lang w:val="fr-FR"/>
+        </w:rPr>
+        <w:t>Abstract</w:t>
+      </w:r>
+      <w:bookmarkEnd w:id="1"/>
+      <w:bookmarkEnd w:id="2"/>
+    </w:p>
+    <w:p>
+      <w:pPr>
+        <w:spacing w:beforeLines="0" w:before="0" w:afterLines="0" w:after="0" w:line="400" w:lineRule="exact"/>
+        <w:ind w:firstLineChars="200" w:firstLine="480"/>
+      </w:pPr>
+      <w:r>
+        <w:t>Temperature is one of the most fundamental and frequently monitored physical quantities in industrial production and daily life. Accurate and reliable temperature detection is essential for ensuring equipment safety and product quality. This course design presents a low-cost, simple-structured temperature detection system based on the LM358 operational amplifier. The system employs an NTC (Negative Temperature Coefficient) thermistor as the temperature sensing element. A Wheatstone bridge converts the resistance variation caused by temperature changes into a voltage signal, which is then amplified by a two-stage differential amplifier circuit built around the LM358 operational amplifier. The amplified signal is compared with a preset threshold by an LM393 voltage comparator, driving LED indicators to provide over-temperature alarm output. This paper first defines the system functional requirements and technical specifications, conducts scheme demonstration and comparison for key modules including the temperature sensor and signal amplifier, and establishes a system architecture centered on the thermistor-bridge-LM358 differential amplifier-LM393 comparator-LED indicator chain. The overall system block diagram and operating principle are then presented, followed by detailed circuit design and parameter calculation for each module. Finally, the complete circuit is tested through simulation and physical debugging. Simulation results show that the system can accurately detect ambient temperature variations and provide clear threshold indication, offering the advantages of simple circuit structure, low cost, and responsive performance. It is suitable for applications with moderate accuracy requirements such as household appliance temperature monitoring.</w:t>
+      </w:r>
+    </w:p>
+    <w:p>
+      <w:pPr>
+        <w:spacing w:beforeLines="0" w:before="0" w:afterLines="0" w:after="0" w:line="400" w:lineRule="exact"/>
+        <w:ind w:firstLineChars="250" w:firstLine="600"/>
+      </w:pPr>
+    </w:p>
+    <w:p>
+      <w:pPr>
+        <w:spacing w:beforeLines="0" w:before="0" w:afterLines="0" w:after="0" w:line="400" w:lineRule="exact"/>
+        <w:ind w:firstLineChars="200" w:firstLine="482"/>
+        <w:rPr>
+          <w:color w:val="FF0000"/>
+          <w:sz w:val="21"/>
+          <w:szCs w:val="21"/>
+          <w:lang w:val="fr-FR"/>
+        </w:rPr>
+      </w:pPr>
+      <w:r>
+        <w:rPr>
+          <w:rFonts w:eastAsia="黑体"/>
+          <w:b/>
+          <w:lang w:val="fr-FR"/>
+        </w:rPr>
+        <w:t>Key</w:t>
+      </w:r>
+      <w:r>
+        <w:rPr>
+          <w:rFonts w:eastAsia="黑体" w:hint="eastAsia"/>
+          <w:b/>
+          <w:lang w:val="fr-FR"/>
+        </w:rPr>
+        <w:t>w</w:t>
+      </w:r>
+      <w:r>
+        <w:rPr>
+          <w:rFonts w:eastAsia="黑体"/>
+          <w:b/>
+          <w:lang w:val="fr-FR"/>
+        </w:rPr>
+        <w:t>ords</w:t>
+      </w:r>
+      <w:r>
+        <w:rPr>
+          <w:rFonts w:eastAsia="黑体" w:hint="eastAsia"/>
+          <w:b/>
+          <w:lang w:val="fr-FR"/>
+        </w:rPr>
+        <w:t>:</w:t>
+      </w:r>
+      <w:r>
+        <w:rPr>
+          <w:rFonts w:ascii="Arial" w:eastAsia="黑体" w:hAnsi="Arial" w:cs="Arial" w:hint="eastAsia"/>
+          <w:b/>
+          <w:lang w:val="fr-FR"/>
+        </w:rPr>
+        <w:t xml:space="preserve"> </w:t>
+      </w:r>
+      <w:r>
+        <w:rPr>
+          <w:rFonts w:ascii="Arial" w:hAnsi="Arial" w:cs="Arial"/>
+          <w:lang w:val="fr-FR"/>
+        </w:rPr>
+        <w:t xml:space="preserve"> </w:t>
+      </w:r>
+      <w:r>
+        <w:t>temperature detection; Wheatstone bridge; LM358 operational amplifier; LM393 comparator</w:t>
+      </w:r>
+    </w:p>
+    <w:p>
+      <w:pPr>
+        <w:spacing w:before="120" w:after="120" w:line="312" w:lineRule="auto"/>
+        <w:sectPr>
+          <w:headerReference w:type="default" r:id="rId24"/>
+          <w:pgSz w:w="11906" w:h="16838"/>
+          <w:pgMar w:top="1418" w:right="1418" w:bottom="1418" w:left="1418" w:header="851" w:footer="992" w:gutter="0"/>
+          <w:pgNumType w:fmt="upperRoman" w:start="1"/>
+          <w:cols w:space="720"/>
+          <w:docGrid w:linePitch="326"/>
+        </w:sectPr>
+      </w:pPr>
+    </w:p>
+    <w:p>
+      <w:pPr>
         <w:spacing w:before="120" w:after="120"/>
         <w:jc w:val="center"/>
         <w:rPr>
@@ -1359,8 +1406,9 @@
         </w:tabs>
         <w:spacing w:before="120" w:after="120"/>
         <w:rPr>
-          <w:rFonts w:asciiTheme="minorHAnsi" w:eastAsiaTheme="minorEastAsia" w:hAnsiTheme="minorHAnsi" w:cstheme="minorBidi"/>
+          <w:rFonts w:asciiTheme="minorHAnsi" w:eastAsiaTheme="minorEastAsia" w:hAnsiTheme="minorHAnsi" w:cstheme="minorBidi" w:hint="eastAsia"/>
           <w:noProof/>
+          <w:sz w:val="22"/>
           <w14:ligatures w14:val="standardContextual"/>
         </w:rPr>
       </w:pPr>
@@ -1373,7 +1421,7 @@
       <w:r>
         <w:fldChar w:fldCharType="separate"/>
       </w:r>
-      <w:hyperlink w:anchor="_Toc232114671" w:history="1">
+      <w:hyperlink w:anchor="_Toc232147885" w:history="1">
         <w:r>
           <w:rPr>
             <w:rStyle w:val="a5"/>
@@ -1385,6 +1433,7 @@
         </w:r>
         <w:r>
           <w:rPr>
+            <w:rFonts w:hint="eastAsia"/>
             <w:noProof/>
             <w:webHidden/>
           </w:rPr>
@@ -1392,6 +1441,7 @@
         </w:r>
         <w:r>
           <w:rPr>
+            <w:rFonts w:hint="eastAsia"/>
             <w:noProof/>
             <w:webHidden/>
           </w:rPr>
@@ -1399,19 +1449,37 @@
         </w:r>
         <w:r>
           <w:rPr>
-            <w:noProof/>
-            <w:webHidden/>
-          </w:rPr>
-          <w:instrText xml:space="preserve"> PAGEREF _Toc232114671 \h </w:instrText>
-        </w:r>
-        <w:r>
-          <w:rPr>
-            <w:noProof/>
-            <w:webHidden/>
-          </w:rPr>
-        </w:r>
-        <w:r>
-          <w:rPr>
+            <w:rFonts w:hint="eastAsia"/>
+            <w:noProof/>
+            <w:webHidden/>
+          </w:rPr>
+          <w:instrText xml:space="preserve"> </w:instrText>
+        </w:r>
+        <w:r>
+          <w:rPr>
+            <w:noProof/>
+            <w:webHidden/>
+          </w:rPr>
+          <w:instrText>PAGEREF _Toc232147885 \h</w:instrText>
+        </w:r>
+        <w:r>
+          <w:rPr>
+            <w:rFonts w:hint="eastAsia"/>
+            <w:noProof/>
+            <w:webHidden/>
+          </w:rPr>
+          <w:instrText xml:space="preserve"> </w:instrText>
+        </w:r>
+        <w:r>
+          <w:rPr>
+            <w:rFonts w:hint="eastAsia"/>
+            <w:noProof/>
+            <w:webHidden/>
+          </w:rPr>
+        </w:r>
+        <w:r>
+          <w:rPr>
+            <w:rFonts w:hint="eastAsia"/>
             <w:noProof/>
             <w:webHidden/>
           </w:rPr>
@@ -1426,6 +1494,7 @@
         </w:r>
         <w:r>
           <w:rPr>
+            <w:rFonts w:hint="eastAsia"/>
             <w:noProof/>
             <w:webHidden/>
           </w:rPr>
@@ -1441,12 +1510,13 @@
         </w:tabs>
         <w:spacing w:before="120" w:after="120"/>
         <w:rPr>
-          <w:rFonts w:asciiTheme="minorHAnsi" w:eastAsiaTheme="minorEastAsia" w:hAnsiTheme="minorHAnsi" w:cstheme="minorBidi"/>
+          <w:rFonts w:asciiTheme="minorHAnsi" w:eastAsiaTheme="minorEastAsia" w:hAnsiTheme="minorHAnsi" w:cstheme="minorBidi" w:hint="eastAsia"/>
           <w:noProof/>
+          <w:sz w:val="22"/>
           <w14:ligatures w14:val="standardContextual"/>
         </w:rPr>
       </w:pPr>
-      <w:hyperlink w:anchor="_Toc232114672" w:history="1">
+      <w:hyperlink w:anchor="_Toc232147886" w:history="1">
         <w:r>
           <w:rPr>
             <w:rStyle w:val="a5"/>
@@ -1463,6 +1533,7 @@
         </w:r>
         <w:r>
           <w:rPr>
+            <w:rFonts w:hint="eastAsia"/>
             <w:noProof/>
             <w:webHidden/>
           </w:rPr>
@@ -1470,6 +1541,7 @@
         </w:r>
         <w:r>
           <w:rPr>
+            <w:rFonts w:hint="eastAsia"/>
             <w:noProof/>
             <w:webHidden/>
           </w:rPr>
@@ -1477,19 +1549,37 @@
         </w:r>
         <w:r>
           <w:rPr>
-            <w:noProof/>
-            <w:webHidden/>
-          </w:rPr>
-          <w:instrText xml:space="preserve"> PAGEREF _Toc232114672 \h </w:instrText>
-        </w:r>
-        <w:r>
-          <w:rPr>
-            <w:noProof/>
-            <w:webHidden/>
-          </w:rPr>
-        </w:r>
-        <w:r>
-          <w:rPr>
+            <w:rFonts w:hint="eastAsia"/>
+            <w:noProof/>
+            <w:webHidden/>
+          </w:rPr>
+          <w:instrText xml:space="preserve"> </w:instrText>
+        </w:r>
+        <w:r>
+          <w:rPr>
+            <w:noProof/>
+            <w:webHidden/>
+          </w:rPr>
+          <w:instrText>PAGEREF _Toc232147886 \h</w:instrText>
+        </w:r>
+        <w:r>
+          <w:rPr>
+            <w:rFonts w:hint="eastAsia"/>
+            <w:noProof/>
+            <w:webHidden/>
+          </w:rPr>
+          <w:instrText xml:space="preserve"> </w:instrText>
+        </w:r>
+        <w:r>
+          <w:rPr>
+            <w:rFonts w:hint="eastAsia"/>
+            <w:noProof/>
+            <w:webHidden/>
+          </w:rPr>
+        </w:r>
+        <w:r>
+          <w:rPr>
+            <w:rFonts w:hint="eastAsia"/>
             <w:noProof/>
             <w:webHidden/>
           </w:rPr>
@@ -1504,6 +1594,7 @@
         </w:r>
         <w:r>
           <w:rPr>
+            <w:rFonts w:hint="eastAsia"/>
             <w:noProof/>
             <w:webHidden/>
           </w:rPr>
@@ -1515,17 +1606,18 @@
       <w:pPr>
         <w:pStyle w:val="TOC2"/>
         <w:tabs>
-          <w:tab w:val="left" w:pos="960"/>
+          <w:tab w:val="left" w:pos="1100"/>
           <w:tab w:val="right" w:leader="dot" w:pos="9060"/>
         </w:tabs>
         <w:spacing w:before="120" w:after="120"/>
         <w:rPr>
-          <w:rFonts w:asciiTheme="minorHAnsi" w:eastAsiaTheme="minorEastAsia" w:hAnsiTheme="minorHAnsi" w:cstheme="minorBidi"/>
+          <w:rFonts w:asciiTheme="minorHAnsi" w:eastAsiaTheme="minorEastAsia" w:hAnsiTheme="minorHAnsi" w:cstheme="minorBidi" w:hint="eastAsia"/>
           <w:noProof/>
+          <w:sz w:val="22"/>
           <w14:ligatures w14:val="standardContextual"/>
         </w:rPr>
       </w:pPr>
-      <w:hyperlink w:anchor="_Toc232114673" w:history="1">
+      <w:hyperlink w:anchor="_Toc232147887" w:history="1">
         <w:r>
           <w:rPr>
             <w:rStyle w:val="a5"/>
@@ -1536,8 +1628,9 @@
         </w:r>
         <w:r>
           <w:rPr>
-            <w:rFonts w:asciiTheme="minorHAnsi" w:eastAsiaTheme="minorEastAsia" w:hAnsiTheme="minorHAnsi" w:cstheme="minorBidi"/>
-            <w:noProof/>
+            <w:rFonts w:asciiTheme="minorHAnsi" w:eastAsiaTheme="minorEastAsia" w:hAnsiTheme="minorHAnsi" w:cstheme="minorBidi" w:hint="eastAsia"/>
+            <w:noProof/>
+            <w:sz w:val="22"/>
             <w14:ligatures w14:val="standardContextual"/>
           </w:rPr>
           <w:tab/>
@@ -1552,6 +1645,7 @@
         </w:r>
         <w:r>
           <w:rPr>
+            <w:rFonts w:hint="eastAsia"/>
             <w:noProof/>
             <w:webHidden/>
           </w:rPr>
@@ -1559,6 +1653,7 @@
         </w:r>
         <w:r>
           <w:rPr>
+            <w:rFonts w:hint="eastAsia"/>
             <w:noProof/>
             <w:webHidden/>
           </w:rPr>
@@ -1566,19 +1661,37 @@
         </w:r>
         <w:r>
           <w:rPr>
-            <w:noProof/>
-            <w:webHidden/>
-          </w:rPr>
-          <w:instrText xml:space="preserve"> PAGEREF _Toc232114673 \h </w:instrText>
-        </w:r>
-        <w:r>
-          <w:rPr>
-            <w:noProof/>
-            <w:webHidden/>
-          </w:rPr>
-        </w:r>
-        <w:r>
-          <w:rPr>
+            <w:rFonts w:hint="eastAsia"/>
+            <w:noProof/>
+            <w:webHidden/>
+          </w:rPr>
+          <w:instrText xml:space="preserve"> </w:instrText>
+        </w:r>
+        <w:r>
+          <w:rPr>
+            <w:noProof/>
+            <w:webHidden/>
+          </w:rPr>
+          <w:instrText>PAGEREF _Toc232147887 \h</w:instrText>
+        </w:r>
+        <w:r>
+          <w:rPr>
+            <w:rFonts w:hint="eastAsia"/>
+            <w:noProof/>
+            <w:webHidden/>
+          </w:rPr>
+          <w:instrText xml:space="preserve"> </w:instrText>
+        </w:r>
+        <w:r>
+          <w:rPr>
+            <w:rFonts w:hint="eastAsia"/>
+            <w:noProof/>
+            <w:webHidden/>
+          </w:rPr>
+        </w:r>
+        <w:r>
+          <w:rPr>
+            <w:rFonts w:hint="eastAsia"/>
             <w:noProof/>
             <w:webHidden/>
           </w:rPr>
@@ -1593,6 +1706,7 @@
         </w:r>
         <w:r>
           <w:rPr>
+            <w:rFonts w:hint="eastAsia"/>
             <w:noProof/>
             <w:webHidden/>
           </w:rPr>
@@ -1604,17 +1718,18 @@
       <w:pPr>
         <w:pStyle w:val="TOC2"/>
         <w:tabs>
-          <w:tab w:val="left" w:pos="960"/>
+          <w:tab w:val="left" w:pos="1100"/>
           <w:tab w:val="right" w:leader="dot" w:pos="9060"/>
         </w:tabs>
         <w:spacing w:before="120" w:after="120"/>
         <w:rPr>
-          <w:rFonts w:asciiTheme="minorHAnsi" w:eastAsiaTheme="minorEastAsia" w:hAnsiTheme="minorHAnsi" w:cstheme="minorBidi"/>
+          <w:rFonts w:asciiTheme="minorHAnsi" w:eastAsiaTheme="minorEastAsia" w:hAnsiTheme="minorHAnsi" w:cstheme="minorBidi" w:hint="eastAsia"/>
           <w:noProof/>
+          <w:sz w:val="22"/>
           <w14:ligatures w14:val="standardContextual"/>
         </w:rPr>
       </w:pPr>
-      <w:hyperlink w:anchor="_Toc232114674" w:history="1">
+      <w:hyperlink w:anchor="_Toc232147888" w:history="1">
         <w:r>
           <w:rPr>
             <w:rStyle w:val="a5"/>
@@ -1625,8 +1740,9 @@
         </w:r>
         <w:r>
           <w:rPr>
-            <w:rFonts w:asciiTheme="minorHAnsi" w:eastAsiaTheme="minorEastAsia" w:hAnsiTheme="minorHAnsi" w:cstheme="minorBidi"/>
-            <w:noProof/>
+            <w:rFonts w:asciiTheme="minorHAnsi" w:eastAsiaTheme="minorEastAsia" w:hAnsiTheme="minorHAnsi" w:cstheme="minorBidi" w:hint="eastAsia"/>
+            <w:noProof/>
+            <w:sz w:val="22"/>
             <w14:ligatures w14:val="standardContextual"/>
           </w:rPr>
           <w:tab/>
@@ -1641,6 +1757,7 @@
         </w:r>
         <w:r>
           <w:rPr>
+            <w:rFonts w:hint="eastAsia"/>
             <w:noProof/>
             <w:webHidden/>
           </w:rPr>
@@ -1648,6 +1765,7 @@
         </w:r>
         <w:r>
           <w:rPr>
+            <w:rFonts w:hint="eastAsia"/>
             <w:noProof/>
             <w:webHidden/>
           </w:rPr>
@@ -1655,19 +1773,37 @@
         </w:r>
         <w:r>
           <w:rPr>
-            <w:noProof/>
-            <w:webHidden/>
-          </w:rPr>
-          <w:instrText xml:space="preserve"> PAGEREF _Toc232114674 \h </w:instrText>
-        </w:r>
-        <w:r>
-          <w:rPr>
-            <w:noProof/>
-            <w:webHidden/>
-          </w:rPr>
-        </w:r>
-        <w:r>
-          <w:rPr>
+            <w:rFonts w:hint="eastAsia"/>
+            <w:noProof/>
+            <w:webHidden/>
+          </w:rPr>
+          <w:instrText xml:space="preserve"> </w:instrText>
+        </w:r>
+        <w:r>
+          <w:rPr>
+            <w:noProof/>
+            <w:webHidden/>
+          </w:rPr>
+          <w:instrText>PAGEREF _Toc232147888 \h</w:instrText>
+        </w:r>
+        <w:r>
+          <w:rPr>
+            <w:rFonts w:hint="eastAsia"/>
+            <w:noProof/>
+            <w:webHidden/>
+          </w:rPr>
+          <w:instrText xml:space="preserve"> </w:instrText>
+        </w:r>
+        <w:r>
+          <w:rPr>
+            <w:rFonts w:hint="eastAsia"/>
+            <w:noProof/>
+            <w:webHidden/>
+          </w:rPr>
+        </w:r>
+        <w:r>
+          <w:rPr>
+            <w:rFonts w:hint="eastAsia"/>
             <w:noProof/>
             <w:webHidden/>
           </w:rPr>
@@ -1682,6 +1818,7 @@
         </w:r>
         <w:r>
           <w:rPr>
+            <w:rFonts w:hint="eastAsia"/>
             <w:noProof/>
             <w:webHidden/>
           </w:rPr>
@@ -1693,17 +1830,18 @@
       <w:pPr>
         <w:pStyle w:val="TOC2"/>
         <w:tabs>
-          <w:tab w:val="left" w:pos="960"/>
+          <w:tab w:val="left" w:pos="1100"/>
           <w:tab w:val="right" w:leader="dot" w:pos="9060"/>
         </w:tabs>
         <w:spacing w:before="120" w:after="120"/>
         <w:rPr>
-          <w:rFonts w:asciiTheme="minorHAnsi" w:eastAsiaTheme="minorEastAsia" w:hAnsiTheme="minorHAnsi" w:cstheme="minorBidi"/>
+          <w:rFonts w:asciiTheme="minorHAnsi" w:eastAsiaTheme="minorEastAsia" w:hAnsiTheme="minorHAnsi" w:cstheme="minorBidi" w:hint="eastAsia"/>
           <w:noProof/>
+          <w:sz w:val="22"/>
           <w14:ligatures w14:val="standardContextual"/>
         </w:rPr>
       </w:pPr>
-      <w:hyperlink w:anchor="_Toc232114675" w:history="1">
+      <w:hyperlink w:anchor="_Toc232147889" w:history="1">
         <w:r>
           <w:rPr>
             <w:rStyle w:val="a5"/>
@@ -1714,8 +1852,9 @@
         </w:r>
         <w:r>
           <w:rPr>
-            <w:rFonts w:asciiTheme="minorHAnsi" w:eastAsiaTheme="minorEastAsia" w:hAnsiTheme="minorHAnsi" w:cstheme="minorBidi"/>
-            <w:noProof/>
+            <w:rFonts w:asciiTheme="minorHAnsi" w:eastAsiaTheme="minorEastAsia" w:hAnsiTheme="minorHAnsi" w:cstheme="minorBidi" w:hint="eastAsia"/>
+            <w:noProof/>
+            <w:sz w:val="22"/>
             <w14:ligatures w14:val="standardContextual"/>
           </w:rPr>
           <w:tab/>
@@ -1730,6 +1869,7 @@
         </w:r>
         <w:r>
           <w:rPr>
+            <w:rFonts w:hint="eastAsia"/>
             <w:noProof/>
             <w:webHidden/>
           </w:rPr>
@@ -1737,6 +1877,7 @@
         </w:r>
         <w:r>
           <w:rPr>
+            <w:rFonts w:hint="eastAsia"/>
             <w:noProof/>
             <w:webHidden/>
           </w:rPr>
@@ -1744,19 +1885,37 @@
         </w:r>
         <w:r>
           <w:rPr>
-            <w:noProof/>
-            <w:webHidden/>
-          </w:rPr>
-          <w:instrText xml:space="preserve"> PAGEREF _Toc232114675 \h </w:instrText>
-        </w:r>
-        <w:r>
-          <w:rPr>
-            <w:noProof/>
-            <w:webHidden/>
-          </w:rPr>
-        </w:r>
-        <w:r>
-          <w:rPr>
+            <w:rFonts w:hint="eastAsia"/>
+            <w:noProof/>
+            <w:webHidden/>
+          </w:rPr>
+          <w:instrText xml:space="preserve"> </w:instrText>
+        </w:r>
+        <w:r>
+          <w:rPr>
+            <w:noProof/>
+            <w:webHidden/>
+          </w:rPr>
+          <w:instrText>PAGEREF _Toc232147889 \h</w:instrText>
+        </w:r>
+        <w:r>
+          <w:rPr>
+            <w:rFonts w:hint="eastAsia"/>
+            <w:noProof/>
+            <w:webHidden/>
+          </w:rPr>
+          <w:instrText xml:space="preserve"> </w:instrText>
+        </w:r>
+        <w:r>
+          <w:rPr>
+            <w:rFonts w:hint="eastAsia"/>
+            <w:noProof/>
+            <w:webHidden/>
+          </w:rPr>
+        </w:r>
+        <w:r>
+          <w:rPr>
+            <w:rFonts w:hint="eastAsia"/>
             <w:noProof/>
             <w:webHidden/>
           </w:rPr>
@@ -1771,6 +1930,7 @@
         </w:r>
         <w:r>
           <w:rPr>
+            <w:rFonts w:hint="eastAsia"/>
             <w:noProof/>
             <w:webHidden/>
           </w:rPr>
@@ -1786,12 +1946,13 @@
         </w:tabs>
         <w:spacing w:before="120" w:after="120"/>
         <w:rPr>
-          <w:rFonts w:asciiTheme="minorHAnsi" w:eastAsiaTheme="minorEastAsia" w:hAnsiTheme="minorHAnsi" w:cstheme="minorBidi"/>
+          <w:rFonts w:asciiTheme="minorHAnsi" w:eastAsiaTheme="minorEastAsia" w:hAnsiTheme="minorHAnsi" w:cstheme="minorBidi" w:hint="eastAsia"/>
           <w:noProof/>
+          <w:sz w:val="22"/>
           <w14:ligatures w14:val="standardContextual"/>
         </w:rPr>
       </w:pPr>
-      <w:hyperlink w:anchor="_Toc232114676" w:history="1">
+      <w:hyperlink w:anchor="_Toc232147890" w:history="1">
         <w:r>
           <w:rPr>
             <w:rStyle w:val="a5"/>
@@ -1808,6 +1969,7 @@
         </w:r>
         <w:r>
           <w:rPr>
+            <w:rFonts w:hint="eastAsia"/>
             <w:noProof/>
             <w:webHidden/>
           </w:rPr>
@@ -1815,6 +1977,7 @@
         </w:r>
         <w:r>
           <w:rPr>
+            <w:rFonts w:hint="eastAsia"/>
             <w:noProof/>
             <w:webHidden/>
           </w:rPr>
@@ -1822,19 +1985,37 @@
         </w:r>
         <w:r>
           <w:rPr>
-            <w:noProof/>
-            <w:webHidden/>
-          </w:rPr>
-          <w:instrText xml:space="preserve"> PAGEREF _Toc232114676 \h </w:instrText>
-        </w:r>
-        <w:r>
-          <w:rPr>
-            <w:noProof/>
-            <w:webHidden/>
-          </w:rPr>
-        </w:r>
-        <w:r>
-          <w:rPr>
+            <w:rFonts w:hint="eastAsia"/>
+            <w:noProof/>
+            <w:webHidden/>
+          </w:rPr>
+          <w:instrText xml:space="preserve"> </w:instrText>
+        </w:r>
+        <w:r>
+          <w:rPr>
+            <w:noProof/>
+            <w:webHidden/>
+          </w:rPr>
+          <w:instrText>PAGEREF _Toc232147890 \h</w:instrText>
+        </w:r>
+        <w:r>
+          <w:rPr>
+            <w:rFonts w:hint="eastAsia"/>
+            <w:noProof/>
+            <w:webHidden/>
+          </w:rPr>
+          <w:instrText xml:space="preserve"> </w:instrText>
+        </w:r>
+        <w:r>
+          <w:rPr>
+            <w:rFonts w:hint="eastAsia"/>
+            <w:noProof/>
+            <w:webHidden/>
+          </w:rPr>
+        </w:r>
+        <w:r>
+          <w:rPr>
+            <w:rFonts w:hint="eastAsia"/>
             <w:noProof/>
             <w:webHidden/>
           </w:rPr>
@@ -1849,6 +2030,7 @@
         </w:r>
         <w:r>
           <w:rPr>
+            <w:rFonts w:hint="eastAsia"/>
             <w:noProof/>
             <w:webHidden/>
           </w:rPr>
@@ -1864,12 +2046,13 @@
         </w:tabs>
         <w:spacing w:before="120" w:after="120"/>
         <w:rPr>
-          <w:rFonts w:asciiTheme="minorHAnsi" w:eastAsiaTheme="minorEastAsia" w:hAnsiTheme="minorHAnsi" w:cstheme="minorBidi"/>
+          <w:rFonts w:asciiTheme="minorHAnsi" w:eastAsiaTheme="minorEastAsia" w:hAnsiTheme="minorHAnsi" w:cstheme="minorBidi" w:hint="eastAsia"/>
           <w:noProof/>
+          <w:sz w:val="22"/>
           <w14:ligatures w14:val="standardContextual"/>
         </w:rPr>
       </w:pPr>
-      <w:hyperlink w:anchor="_Toc232114677" w:history="1">
+      <w:hyperlink w:anchor="_Toc232147891" w:history="1">
         <w:r>
           <w:rPr>
             <w:rStyle w:val="a5"/>
@@ -1888,6 +2071,7 @@
         </w:r>
         <w:r>
           <w:rPr>
+            <w:rFonts w:hint="eastAsia"/>
             <w:noProof/>
             <w:webHidden/>
           </w:rPr>
@@ -1895,6 +2079,7 @@
         </w:r>
         <w:r>
           <w:rPr>
+            <w:rFonts w:hint="eastAsia"/>
             <w:noProof/>
             <w:webHidden/>
           </w:rPr>
@@ -1902,19 +2087,37 @@
         </w:r>
         <w:r>
           <w:rPr>
-            <w:noProof/>
-            <w:webHidden/>
-          </w:rPr>
-          <w:instrText xml:space="preserve"> PAGEREF _Toc232114677 \h </w:instrText>
-        </w:r>
-        <w:r>
-          <w:rPr>
-            <w:noProof/>
-            <w:webHidden/>
-          </w:rPr>
-        </w:r>
-        <w:r>
-          <w:rPr>
+            <w:rFonts w:hint="eastAsia"/>
+            <w:noProof/>
+            <w:webHidden/>
+          </w:rPr>
+          <w:instrText xml:space="preserve"> </w:instrText>
+        </w:r>
+        <w:r>
+          <w:rPr>
+            <w:noProof/>
+            <w:webHidden/>
+          </w:rPr>
+          <w:instrText>PAGEREF _Toc232147891 \h</w:instrText>
+        </w:r>
+        <w:r>
+          <w:rPr>
+            <w:rFonts w:hint="eastAsia"/>
+            <w:noProof/>
+            <w:webHidden/>
+          </w:rPr>
+          <w:instrText xml:space="preserve"> </w:instrText>
+        </w:r>
+        <w:r>
+          <w:rPr>
+            <w:rFonts w:hint="eastAsia"/>
+            <w:noProof/>
+            <w:webHidden/>
+          </w:rPr>
+        </w:r>
+        <w:r>
+          <w:rPr>
+            <w:rFonts w:hint="eastAsia"/>
             <w:noProof/>
             <w:webHidden/>
           </w:rPr>
@@ -1929,6 +2132,7 @@
         </w:r>
         <w:r>
           <w:rPr>
+            <w:rFonts w:hint="eastAsia"/>
             <w:noProof/>
             <w:webHidden/>
           </w:rPr>
@@ -1944,12 +2148,13 @@
         </w:tabs>
         <w:spacing w:before="120" w:after="120"/>
         <w:rPr>
-          <w:rFonts w:asciiTheme="minorHAnsi" w:eastAsiaTheme="minorEastAsia" w:hAnsiTheme="minorHAnsi" w:cstheme="minorBidi"/>
+          <w:rFonts w:asciiTheme="minorHAnsi" w:eastAsiaTheme="minorEastAsia" w:hAnsiTheme="minorHAnsi" w:cstheme="minorBidi" w:hint="eastAsia"/>
           <w:noProof/>
+          <w:sz w:val="22"/>
           <w14:ligatures w14:val="standardContextual"/>
         </w:rPr>
       </w:pPr>
-      <w:hyperlink w:anchor="_Toc232114678" w:history="1">
+      <w:hyperlink w:anchor="_Toc232147892" w:history="1">
         <w:r>
           <w:rPr>
             <w:rStyle w:val="a5"/>
@@ -1968,6 +2173,7 @@
         </w:r>
         <w:r>
           <w:rPr>
+            <w:rFonts w:hint="eastAsia"/>
             <w:noProof/>
             <w:webHidden/>
           </w:rPr>
@@ -1975,6 +2181,7 @@
         </w:r>
         <w:r>
           <w:rPr>
+            <w:rFonts w:hint="eastAsia"/>
             <w:noProof/>
             <w:webHidden/>
           </w:rPr>
@@ -1982,19 +2189,37 @@
         </w:r>
         <w:r>
           <w:rPr>
-            <w:noProof/>
-            <w:webHidden/>
-          </w:rPr>
-          <w:instrText xml:space="preserve"> PAGEREF _Toc232114678 \h </w:instrText>
-        </w:r>
-        <w:r>
-          <w:rPr>
-            <w:noProof/>
-            <w:webHidden/>
-          </w:rPr>
-        </w:r>
-        <w:r>
-          <w:rPr>
+            <w:rFonts w:hint="eastAsia"/>
+            <w:noProof/>
+            <w:webHidden/>
+          </w:rPr>
+          <w:instrText xml:space="preserve"> </w:instrText>
+        </w:r>
+        <w:r>
+          <w:rPr>
+            <w:noProof/>
+            <w:webHidden/>
+          </w:rPr>
+          <w:instrText>PAGEREF _Toc232147892 \h</w:instrText>
+        </w:r>
+        <w:r>
+          <w:rPr>
+            <w:rFonts w:hint="eastAsia"/>
+            <w:noProof/>
+            <w:webHidden/>
+          </w:rPr>
+          <w:instrText xml:space="preserve"> </w:instrText>
+        </w:r>
+        <w:r>
+          <w:rPr>
+            <w:rFonts w:hint="eastAsia"/>
+            <w:noProof/>
+            <w:webHidden/>
+          </w:rPr>
+        </w:r>
+        <w:r>
+          <w:rPr>
+            <w:rFonts w:hint="eastAsia"/>
             <w:noProof/>
             <w:webHidden/>
           </w:rPr>
@@ -2009,6 +2234,7 @@
         </w:r>
         <w:r>
           <w:rPr>
+            <w:rFonts w:hint="eastAsia"/>
             <w:noProof/>
             <w:webHidden/>
           </w:rPr>
@@ -2024,12 +2250,13 @@
         </w:tabs>
         <w:spacing w:before="120" w:after="120"/>
         <w:rPr>
-          <w:rFonts w:asciiTheme="minorHAnsi" w:eastAsiaTheme="minorEastAsia" w:hAnsiTheme="minorHAnsi" w:cstheme="minorBidi"/>
+          <w:rFonts w:asciiTheme="minorHAnsi" w:eastAsiaTheme="minorEastAsia" w:hAnsiTheme="minorHAnsi" w:cstheme="minorBidi" w:hint="eastAsia"/>
           <w:noProof/>
+          <w:sz w:val="22"/>
           <w14:ligatures w14:val="standardContextual"/>
         </w:rPr>
       </w:pPr>
-      <w:hyperlink w:anchor="_Toc232114679" w:history="1">
+      <w:hyperlink w:anchor="_Toc232147893" w:history="1">
         <w:r>
           <w:rPr>
             <w:rStyle w:val="a5"/>
@@ -2048,6 +2275,7 @@
         </w:r>
         <w:r>
           <w:rPr>
+            <w:rFonts w:hint="eastAsia"/>
             <w:noProof/>
             <w:webHidden/>
           </w:rPr>
@@ -2055,6 +2283,7 @@
         </w:r>
         <w:r>
           <w:rPr>
+            <w:rFonts w:hint="eastAsia"/>
             <w:noProof/>
             <w:webHidden/>
           </w:rPr>
@@ -2062,19 +2291,37 @@
         </w:r>
         <w:r>
           <w:rPr>
-            <w:noProof/>
-            <w:webHidden/>
-          </w:rPr>
-          <w:instrText xml:space="preserve"> PAGEREF _Toc232114679 \h </w:instrText>
-        </w:r>
-        <w:r>
-          <w:rPr>
-            <w:noProof/>
-            <w:webHidden/>
-          </w:rPr>
-        </w:r>
-        <w:r>
-          <w:rPr>
+            <w:rFonts w:hint="eastAsia"/>
+            <w:noProof/>
+            <w:webHidden/>
+          </w:rPr>
+          <w:instrText xml:space="preserve"> </w:instrText>
+        </w:r>
+        <w:r>
+          <w:rPr>
+            <w:noProof/>
+            <w:webHidden/>
+          </w:rPr>
+          <w:instrText>PAGEREF _Toc232147893 \h</w:instrText>
+        </w:r>
+        <w:r>
+          <w:rPr>
+            <w:rFonts w:hint="eastAsia"/>
+            <w:noProof/>
+            <w:webHidden/>
+          </w:rPr>
+          <w:instrText xml:space="preserve"> </w:instrText>
+        </w:r>
+        <w:r>
+          <w:rPr>
+            <w:rFonts w:hint="eastAsia"/>
+            <w:noProof/>
+            <w:webHidden/>
+          </w:rPr>
+        </w:r>
+        <w:r>
+          <w:rPr>
+            <w:rFonts w:hint="eastAsia"/>
             <w:noProof/>
             <w:webHidden/>
           </w:rPr>
@@ -2089,6 +2336,7 @@
         </w:r>
         <w:r>
           <w:rPr>
+            <w:rFonts w:hint="eastAsia"/>
             <w:noProof/>
             <w:webHidden/>
           </w:rPr>
@@ -2100,17 +2348,18 @@
       <w:pPr>
         <w:pStyle w:val="TOC2"/>
         <w:tabs>
-          <w:tab w:val="left" w:pos="960"/>
+          <w:tab w:val="left" w:pos="880"/>
           <w:tab w:val="right" w:leader="dot" w:pos="9060"/>
         </w:tabs>
         <w:spacing w:before="120" w:after="120"/>
         <w:rPr>
-          <w:rFonts w:asciiTheme="minorHAnsi" w:eastAsiaTheme="minorEastAsia" w:hAnsiTheme="minorHAnsi" w:cstheme="minorBidi"/>
+          <w:rFonts w:asciiTheme="minorHAnsi" w:eastAsiaTheme="minorEastAsia" w:hAnsiTheme="minorHAnsi" w:cstheme="minorBidi" w:hint="eastAsia"/>
           <w:noProof/>
+          <w:sz w:val="22"/>
           <w14:ligatures w14:val="standardContextual"/>
         </w:rPr>
       </w:pPr>
-      <w:hyperlink w:anchor="_Toc232114680" w:history="1">
+      <w:hyperlink w:anchor="_Toc232147894" w:history="1">
         <w:r>
           <w:rPr>
             <w:rStyle w:val="a5"/>
@@ -2121,8 +2370,9 @@
         </w:r>
         <w:r>
           <w:rPr>
-            <w:rFonts w:asciiTheme="minorHAnsi" w:eastAsiaTheme="minorEastAsia" w:hAnsiTheme="minorHAnsi" w:cstheme="minorBidi"/>
-            <w:noProof/>
+            <w:rFonts w:asciiTheme="minorHAnsi" w:eastAsiaTheme="minorEastAsia" w:hAnsiTheme="minorHAnsi" w:cstheme="minorBidi" w:hint="eastAsia"/>
+            <w:noProof/>
+            <w:sz w:val="22"/>
             <w14:ligatures w14:val="standardContextual"/>
           </w:rPr>
           <w:tab/>
@@ -2145,6 +2395,7 @@
         </w:r>
         <w:r>
           <w:rPr>
+            <w:rFonts w:hint="eastAsia"/>
             <w:noProof/>
             <w:webHidden/>
           </w:rPr>
@@ -2152,6 +2403,7 @@
         </w:r>
         <w:r>
           <w:rPr>
+            <w:rFonts w:hint="eastAsia"/>
             <w:noProof/>
             <w:webHidden/>
           </w:rPr>
@@ -2159,19 +2411,37 @@
         </w:r>
         <w:r>
           <w:rPr>
-            <w:noProof/>
-            <w:webHidden/>
-          </w:rPr>
-          <w:instrText xml:space="preserve"> PAGEREF _Toc232114680 \h </w:instrText>
-        </w:r>
-        <w:r>
-          <w:rPr>
-            <w:noProof/>
-            <w:webHidden/>
-          </w:rPr>
-        </w:r>
-        <w:r>
-          <w:rPr>
+            <w:rFonts w:hint="eastAsia"/>
+            <w:noProof/>
+            <w:webHidden/>
+          </w:rPr>
+          <w:instrText xml:space="preserve"> </w:instrText>
+        </w:r>
+        <w:r>
+          <w:rPr>
+            <w:noProof/>
+            <w:webHidden/>
+          </w:rPr>
+          <w:instrText>PAGEREF _Toc232147894 \h</w:instrText>
+        </w:r>
+        <w:r>
+          <w:rPr>
+            <w:rFonts w:hint="eastAsia"/>
+            <w:noProof/>
+            <w:webHidden/>
+          </w:rPr>
+          <w:instrText xml:space="preserve"> </w:instrText>
+        </w:r>
+        <w:r>
+          <w:rPr>
+            <w:rFonts w:hint="eastAsia"/>
+            <w:noProof/>
+            <w:webHidden/>
+          </w:rPr>
+        </w:r>
+        <w:r>
+          <w:rPr>
+            <w:rFonts w:hint="eastAsia"/>
             <w:noProof/>
             <w:webHidden/>
           </w:rPr>
@@ -2186,6 +2456,7 @@
         </w:r>
         <w:r>
           <w:rPr>
+            <w:rFonts w:hint="eastAsia"/>
             <w:noProof/>
             <w:webHidden/>
           </w:rPr>
@@ -2197,17 +2468,18 @@
       <w:pPr>
         <w:pStyle w:val="TOC3"/>
         <w:tabs>
-          <w:tab w:val="left" w:pos="1440"/>
+          <w:tab w:val="left" w:pos="1320"/>
           <w:tab w:val="right" w:leader="dot" w:pos="9060"/>
         </w:tabs>
         <w:spacing w:before="120" w:after="120"/>
         <w:rPr>
-          <w:rFonts w:asciiTheme="minorHAnsi" w:eastAsiaTheme="minorEastAsia" w:hAnsiTheme="minorHAnsi" w:cstheme="minorBidi"/>
+          <w:rFonts w:asciiTheme="minorHAnsi" w:eastAsiaTheme="minorEastAsia" w:hAnsiTheme="minorHAnsi" w:cstheme="minorBidi" w:hint="eastAsia"/>
           <w:noProof/>
+          <w:sz w:val="22"/>
           <w14:ligatures w14:val="standardContextual"/>
         </w:rPr>
       </w:pPr>
-      <w:hyperlink w:anchor="_Toc232114681" w:history="1">
+      <w:hyperlink w:anchor="_Toc232147895" w:history="1">
         <w:r>
           <w:rPr>
             <w:rStyle w:val="a5"/>
@@ -2218,8 +2490,9 @@
         </w:r>
         <w:r>
           <w:rPr>
-            <w:rFonts w:asciiTheme="minorHAnsi" w:eastAsiaTheme="minorEastAsia" w:hAnsiTheme="minorHAnsi" w:cstheme="minorBidi"/>
-            <w:noProof/>
+            <w:rFonts w:asciiTheme="minorHAnsi" w:eastAsiaTheme="minorEastAsia" w:hAnsiTheme="minorHAnsi" w:cstheme="minorBidi" w:hint="eastAsia"/>
+            <w:noProof/>
+            <w:sz w:val="22"/>
             <w14:ligatures w14:val="standardContextual"/>
           </w:rPr>
           <w:tab/>
@@ -2249,6 +2522,7 @@
         </w:r>
         <w:r>
           <w:rPr>
+            <w:rFonts w:hint="eastAsia"/>
             <w:noProof/>
             <w:webHidden/>
           </w:rPr>
@@ -2256,6 +2530,7 @@
         </w:r>
         <w:r>
           <w:rPr>
+            <w:rFonts w:hint="eastAsia"/>
             <w:noProof/>
             <w:webHidden/>
           </w:rPr>
@@ -2263,19 +2538,37 @@
         </w:r>
         <w:r>
           <w:rPr>
-            <w:noProof/>
-            <w:webHidden/>
-          </w:rPr>
-          <w:instrText xml:space="preserve"> PAGEREF _Toc232114681 \h </w:instrText>
-        </w:r>
-        <w:r>
-          <w:rPr>
-            <w:noProof/>
-            <w:webHidden/>
-          </w:rPr>
-        </w:r>
-        <w:r>
-          <w:rPr>
+            <w:rFonts w:hint="eastAsia"/>
+            <w:noProof/>
+            <w:webHidden/>
+          </w:rPr>
+          <w:instrText xml:space="preserve"> </w:instrText>
+        </w:r>
+        <w:r>
+          <w:rPr>
+            <w:noProof/>
+            <w:webHidden/>
+          </w:rPr>
+          <w:instrText>PAGEREF _Toc232147895 \h</w:instrText>
+        </w:r>
+        <w:r>
+          <w:rPr>
+            <w:rFonts w:hint="eastAsia"/>
+            <w:noProof/>
+            <w:webHidden/>
+          </w:rPr>
+          <w:instrText xml:space="preserve"> </w:instrText>
+        </w:r>
+        <w:r>
+          <w:rPr>
+            <w:rFonts w:hint="eastAsia"/>
+            <w:noProof/>
+            <w:webHidden/>
+          </w:rPr>
+        </w:r>
+        <w:r>
+          <w:rPr>
+            <w:rFonts w:hint="eastAsia"/>
             <w:noProof/>
             <w:webHidden/>
           </w:rPr>
@@ -2290,6 +2583,7 @@
         </w:r>
         <w:r>
           <w:rPr>
+            <w:rFonts w:hint="eastAsia"/>
             <w:noProof/>
             <w:webHidden/>
           </w:rPr>
@@ -2301,17 +2595,18 @@
       <w:pPr>
         <w:pStyle w:val="TOC3"/>
         <w:tabs>
-          <w:tab w:val="left" w:pos="1440"/>
+          <w:tab w:val="left" w:pos="1320"/>
           <w:tab w:val="right" w:leader="dot" w:pos="9060"/>
         </w:tabs>
         <w:spacing w:before="120" w:after="120"/>
         <w:rPr>
-          <w:rFonts w:asciiTheme="minorHAnsi" w:eastAsiaTheme="minorEastAsia" w:hAnsiTheme="minorHAnsi" w:cstheme="minorBidi"/>
+          <w:rFonts w:asciiTheme="minorHAnsi" w:eastAsiaTheme="minorEastAsia" w:hAnsiTheme="minorHAnsi" w:cstheme="minorBidi" w:hint="eastAsia"/>
           <w:noProof/>
+          <w:sz w:val="22"/>
           <w14:ligatures w14:val="standardContextual"/>
         </w:rPr>
       </w:pPr>
-      <w:hyperlink w:anchor="_Toc232114682" w:history="1">
+      <w:hyperlink w:anchor="_Toc232147896" w:history="1">
         <w:r>
           <w:rPr>
             <w:rStyle w:val="a5"/>
@@ -2322,8 +2617,9 @@
         </w:r>
         <w:r>
           <w:rPr>
-            <w:rFonts w:asciiTheme="minorHAnsi" w:eastAsiaTheme="minorEastAsia" w:hAnsiTheme="minorHAnsi" w:cstheme="minorBidi"/>
-            <w:noProof/>
+            <w:rFonts w:asciiTheme="minorHAnsi" w:eastAsiaTheme="minorEastAsia" w:hAnsiTheme="minorHAnsi" w:cstheme="minorBidi" w:hint="eastAsia"/>
+            <w:noProof/>
+            <w:sz w:val="22"/>
             <w14:ligatures w14:val="standardContextual"/>
           </w:rPr>
           <w:tab/>
@@ -2346,6 +2642,7 @@
         </w:r>
         <w:r>
           <w:rPr>
+            <w:rFonts w:hint="eastAsia"/>
             <w:noProof/>
             <w:webHidden/>
           </w:rPr>
@@ -2353,6 +2650,7 @@
         </w:r>
         <w:r>
           <w:rPr>
+            <w:rFonts w:hint="eastAsia"/>
             <w:noProof/>
             <w:webHidden/>
           </w:rPr>
@@ -2360,19 +2658,37 @@
         </w:r>
         <w:r>
           <w:rPr>
-            <w:noProof/>
-            <w:webHidden/>
-          </w:rPr>
-          <w:instrText xml:space="preserve"> PAGEREF _Toc232114682 \h </w:instrText>
-        </w:r>
-        <w:r>
-          <w:rPr>
-            <w:noProof/>
-            <w:webHidden/>
-          </w:rPr>
-        </w:r>
-        <w:r>
-          <w:rPr>
+            <w:rFonts w:hint="eastAsia"/>
+            <w:noProof/>
+            <w:webHidden/>
+          </w:rPr>
+          <w:instrText xml:space="preserve"> </w:instrText>
+        </w:r>
+        <w:r>
+          <w:rPr>
+            <w:noProof/>
+            <w:webHidden/>
+          </w:rPr>
+          <w:instrText>PAGEREF _Toc232147896 \h</w:instrText>
+        </w:r>
+        <w:r>
+          <w:rPr>
+            <w:rFonts w:hint="eastAsia"/>
+            <w:noProof/>
+            <w:webHidden/>
+          </w:rPr>
+          <w:instrText xml:space="preserve"> </w:instrText>
+        </w:r>
+        <w:r>
+          <w:rPr>
+            <w:rFonts w:hint="eastAsia"/>
+            <w:noProof/>
+            <w:webHidden/>
+          </w:rPr>
+        </w:r>
+        <w:r>
+          <w:rPr>
+            <w:rFonts w:hint="eastAsia"/>
             <w:noProof/>
             <w:webHidden/>
           </w:rPr>
@@ -2387,6 +2703,7 @@
         </w:r>
         <w:r>
           <w:rPr>
+            <w:rFonts w:hint="eastAsia"/>
             <w:noProof/>
             <w:webHidden/>
           </w:rPr>
@@ -2398,17 +2715,18 @@
       <w:pPr>
         <w:pStyle w:val="TOC2"/>
         <w:tabs>
-          <w:tab w:val="left" w:pos="960"/>
+          <w:tab w:val="left" w:pos="880"/>
           <w:tab w:val="right" w:leader="dot" w:pos="9060"/>
         </w:tabs>
         <w:spacing w:before="120" w:after="120"/>
         <w:rPr>
-          <w:rFonts w:asciiTheme="minorHAnsi" w:eastAsiaTheme="minorEastAsia" w:hAnsiTheme="minorHAnsi" w:cstheme="minorBidi"/>
+          <w:rFonts w:asciiTheme="minorHAnsi" w:eastAsiaTheme="minorEastAsia" w:hAnsiTheme="minorHAnsi" w:cstheme="minorBidi" w:hint="eastAsia"/>
           <w:noProof/>
+          <w:sz w:val="22"/>
           <w14:ligatures w14:val="standardContextual"/>
         </w:rPr>
       </w:pPr>
-      <w:hyperlink w:anchor="_Toc232114683" w:history="1">
+      <w:hyperlink w:anchor="_Toc232147897" w:history="1">
         <w:r>
           <w:rPr>
             <w:rStyle w:val="a5"/>
@@ -2419,8 +2737,9 @@
         </w:r>
         <w:r>
           <w:rPr>
-            <w:rFonts w:asciiTheme="minorHAnsi" w:eastAsiaTheme="minorEastAsia" w:hAnsiTheme="minorHAnsi" w:cstheme="minorBidi"/>
-            <w:noProof/>
+            <w:rFonts w:asciiTheme="minorHAnsi" w:eastAsiaTheme="minorEastAsia" w:hAnsiTheme="minorHAnsi" w:cstheme="minorBidi" w:hint="eastAsia"/>
+            <w:noProof/>
+            <w:sz w:val="22"/>
             <w14:ligatures w14:val="standardContextual"/>
           </w:rPr>
           <w:tab/>
@@ -2443,6 +2762,7 @@
         </w:r>
         <w:r>
           <w:rPr>
+            <w:rFonts w:hint="eastAsia"/>
             <w:noProof/>
             <w:webHidden/>
           </w:rPr>
@@ -2450,6 +2770,7 @@
         </w:r>
         <w:r>
           <w:rPr>
+            <w:rFonts w:hint="eastAsia"/>
             <w:noProof/>
             <w:webHidden/>
           </w:rPr>
@@ -2457,19 +2778,37 @@
         </w:r>
         <w:r>
           <w:rPr>
-            <w:noProof/>
-            <w:webHidden/>
-          </w:rPr>
-          <w:instrText xml:space="preserve"> PAGEREF _Toc232114683 \h </w:instrText>
-        </w:r>
-        <w:r>
-          <w:rPr>
-            <w:noProof/>
-            <w:webHidden/>
-          </w:rPr>
-        </w:r>
-        <w:r>
-          <w:rPr>
+            <w:rFonts w:hint="eastAsia"/>
+            <w:noProof/>
+            <w:webHidden/>
+          </w:rPr>
+          <w:instrText xml:space="preserve"> </w:instrText>
+        </w:r>
+        <w:r>
+          <w:rPr>
+            <w:noProof/>
+            <w:webHidden/>
+          </w:rPr>
+          <w:instrText>PAGEREF _Toc232147897 \h</w:instrText>
+        </w:r>
+        <w:r>
+          <w:rPr>
+            <w:rFonts w:hint="eastAsia"/>
+            <w:noProof/>
+            <w:webHidden/>
+          </w:rPr>
+          <w:instrText xml:space="preserve"> </w:instrText>
+        </w:r>
+        <w:r>
+          <w:rPr>
+            <w:rFonts w:hint="eastAsia"/>
+            <w:noProof/>
+            <w:webHidden/>
+          </w:rPr>
+        </w:r>
+        <w:r>
+          <w:rPr>
+            <w:rFonts w:hint="eastAsia"/>
             <w:noProof/>
             <w:webHidden/>
           </w:rPr>
@@ -2484,6 +2823,7 @@
         </w:r>
         <w:r>
           <w:rPr>
+            <w:rFonts w:hint="eastAsia"/>
             <w:noProof/>
             <w:webHidden/>
           </w:rPr>
@@ -2495,17 +2835,18 @@
       <w:pPr>
         <w:pStyle w:val="TOC3"/>
         <w:tabs>
-          <w:tab w:val="left" w:pos="1440"/>
+          <w:tab w:val="left" w:pos="1320"/>
           <w:tab w:val="right" w:leader="dot" w:pos="9060"/>
         </w:tabs>
         <w:spacing w:before="120" w:after="120"/>
         <w:rPr>
-          <w:rFonts w:asciiTheme="minorHAnsi" w:eastAsiaTheme="minorEastAsia" w:hAnsiTheme="minorHAnsi" w:cstheme="minorBidi"/>
+          <w:rFonts w:asciiTheme="minorHAnsi" w:eastAsiaTheme="minorEastAsia" w:hAnsiTheme="minorHAnsi" w:cstheme="minorBidi" w:hint="eastAsia"/>
           <w:noProof/>
+          <w:sz w:val="22"/>
           <w14:ligatures w14:val="standardContextual"/>
         </w:rPr>
       </w:pPr>
-      <w:hyperlink w:anchor="_Toc232114684" w:history="1">
+      <w:hyperlink w:anchor="_Toc232147898" w:history="1">
         <w:r>
           <w:rPr>
             <w:rStyle w:val="a5"/>
@@ -2516,8 +2857,9 @@
         </w:r>
         <w:r>
           <w:rPr>
-            <w:rFonts w:asciiTheme="minorHAnsi" w:eastAsiaTheme="minorEastAsia" w:hAnsiTheme="minorHAnsi" w:cstheme="minorBidi"/>
-            <w:noProof/>
+            <w:rFonts w:asciiTheme="minorHAnsi" w:eastAsiaTheme="minorEastAsia" w:hAnsiTheme="minorHAnsi" w:cstheme="minorBidi" w:hint="eastAsia"/>
+            <w:noProof/>
+            <w:sz w:val="22"/>
             <w14:ligatures w14:val="standardContextual"/>
           </w:rPr>
           <w:tab/>
@@ -2540,6 +2882,7 @@
         </w:r>
         <w:r>
           <w:rPr>
+            <w:rFonts w:hint="eastAsia"/>
             <w:noProof/>
             <w:webHidden/>
           </w:rPr>
@@ -2547,6 +2890,7 @@
         </w:r>
         <w:r>
           <w:rPr>
+            <w:rFonts w:hint="eastAsia"/>
             <w:noProof/>
             <w:webHidden/>
           </w:rPr>
@@ -2554,19 +2898,37 @@
         </w:r>
         <w:r>
           <w:rPr>
-            <w:noProof/>
-            <w:webHidden/>
-          </w:rPr>
-          <w:instrText xml:space="preserve"> PAGEREF _Toc232114684 \h </w:instrText>
-        </w:r>
-        <w:r>
-          <w:rPr>
-            <w:noProof/>
-            <w:webHidden/>
-          </w:rPr>
-        </w:r>
-        <w:r>
-          <w:rPr>
+            <w:rFonts w:hint="eastAsia"/>
+            <w:noProof/>
+            <w:webHidden/>
+          </w:rPr>
+          <w:instrText xml:space="preserve"> </w:instrText>
+        </w:r>
+        <w:r>
+          <w:rPr>
+            <w:noProof/>
+            <w:webHidden/>
+          </w:rPr>
+          <w:instrText>PAGEREF _Toc232147898 \h</w:instrText>
+        </w:r>
+        <w:r>
+          <w:rPr>
+            <w:rFonts w:hint="eastAsia"/>
+            <w:noProof/>
+            <w:webHidden/>
+          </w:rPr>
+          <w:instrText xml:space="preserve"> </w:instrText>
+        </w:r>
+        <w:r>
+          <w:rPr>
+            <w:rFonts w:hint="eastAsia"/>
+            <w:noProof/>
+            <w:webHidden/>
+          </w:rPr>
+        </w:r>
+        <w:r>
+          <w:rPr>
+            <w:rFonts w:hint="eastAsia"/>
             <w:noProof/>
             <w:webHidden/>
           </w:rPr>
@@ -2581,6 +2943,7 @@
         </w:r>
         <w:r>
           <w:rPr>
+            <w:rFonts w:hint="eastAsia"/>
             <w:noProof/>
             <w:webHidden/>
           </w:rPr>
@@ -2592,17 +2955,18 @@
       <w:pPr>
         <w:pStyle w:val="TOC3"/>
         <w:tabs>
-          <w:tab w:val="left" w:pos="1440"/>
+          <w:tab w:val="left" w:pos="1540"/>
           <w:tab w:val="right" w:leader="dot" w:pos="9060"/>
         </w:tabs>
         <w:spacing w:before="120" w:after="120"/>
         <w:rPr>
-          <w:rFonts w:asciiTheme="minorHAnsi" w:eastAsiaTheme="minorEastAsia" w:hAnsiTheme="minorHAnsi" w:cstheme="minorBidi"/>
+          <w:rFonts w:asciiTheme="minorHAnsi" w:eastAsiaTheme="minorEastAsia" w:hAnsiTheme="minorHAnsi" w:cstheme="minorBidi" w:hint="eastAsia"/>
           <w:noProof/>
+          <w:sz w:val="22"/>
           <w14:ligatures w14:val="standardContextual"/>
         </w:rPr>
       </w:pPr>
-      <w:hyperlink w:anchor="_Toc232114685" w:history="1">
+      <w:hyperlink w:anchor="_Toc232147899" w:history="1">
         <w:r>
           <w:rPr>
             <w:rStyle w:val="a5"/>
@@ -2613,8 +2977,9 @@
         </w:r>
         <w:r>
           <w:rPr>
-            <w:rFonts w:asciiTheme="minorHAnsi" w:eastAsiaTheme="minorEastAsia" w:hAnsiTheme="minorHAnsi" w:cstheme="minorBidi"/>
-            <w:noProof/>
+            <w:rFonts w:asciiTheme="minorHAnsi" w:eastAsiaTheme="minorEastAsia" w:hAnsiTheme="minorHAnsi" w:cstheme="minorBidi" w:hint="eastAsia"/>
+            <w:noProof/>
+            <w:sz w:val="22"/>
             <w14:ligatures w14:val="standardContextual"/>
           </w:rPr>
           <w:tab/>
@@ -2645,6 +3010,7 @@
         </w:r>
         <w:r>
           <w:rPr>
+            <w:rFonts w:hint="eastAsia"/>
             <w:noProof/>
             <w:webHidden/>
           </w:rPr>
@@ -2652,6 +3018,7 @@
         </w:r>
         <w:r>
           <w:rPr>
+            <w:rFonts w:hint="eastAsia"/>
             <w:noProof/>
             <w:webHidden/>
           </w:rPr>
@@ -2659,19 +3026,37 @@
         </w:r>
         <w:r>
           <w:rPr>
-            <w:noProof/>
-            <w:webHidden/>
-          </w:rPr>
-          <w:instrText xml:space="preserve"> PAGEREF _Toc232114685 \h </w:instrText>
-        </w:r>
-        <w:r>
-          <w:rPr>
-            <w:noProof/>
-            <w:webHidden/>
-          </w:rPr>
-        </w:r>
-        <w:r>
-          <w:rPr>
+            <w:rFonts w:hint="eastAsia"/>
+            <w:noProof/>
+            <w:webHidden/>
+          </w:rPr>
+          <w:instrText xml:space="preserve"> </w:instrText>
+        </w:r>
+        <w:r>
+          <w:rPr>
+            <w:noProof/>
+            <w:webHidden/>
+          </w:rPr>
+          <w:instrText>PAGEREF _Toc232147899 \h</w:instrText>
+        </w:r>
+        <w:r>
+          <w:rPr>
+            <w:rFonts w:hint="eastAsia"/>
+            <w:noProof/>
+            <w:webHidden/>
+          </w:rPr>
+          <w:instrText xml:space="preserve"> </w:instrText>
+        </w:r>
+        <w:r>
+          <w:rPr>
+            <w:rFonts w:hint="eastAsia"/>
+            <w:noProof/>
+            <w:webHidden/>
+          </w:rPr>
+        </w:r>
+        <w:r>
+          <w:rPr>
+            <w:rFonts w:hint="eastAsia"/>
             <w:noProof/>
             <w:webHidden/>
           </w:rPr>
@@ -2686,6 +3071,7 @@
         </w:r>
         <w:r>
           <w:rPr>
+            <w:rFonts w:hint="eastAsia"/>
             <w:noProof/>
             <w:webHidden/>
           </w:rPr>
@@ -2697,17 +3083,18 @@
       <w:pPr>
         <w:pStyle w:val="TOC2"/>
         <w:tabs>
-          <w:tab w:val="left" w:pos="960"/>
+          <w:tab w:val="left" w:pos="880"/>
           <w:tab w:val="right" w:leader="dot" w:pos="9060"/>
         </w:tabs>
         <w:spacing w:before="120" w:after="120"/>
         <w:rPr>
-          <w:rFonts w:asciiTheme="minorHAnsi" w:eastAsiaTheme="minorEastAsia" w:hAnsiTheme="minorHAnsi" w:cstheme="minorBidi"/>
+          <w:rFonts w:asciiTheme="minorHAnsi" w:eastAsiaTheme="minorEastAsia" w:hAnsiTheme="minorHAnsi" w:cstheme="minorBidi" w:hint="eastAsia"/>
           <w:noProof/>
+          <w:sz w:val="22"/>
           <w14:ligatures w14:val="standardContextual"/>
         </w:rPr>
       </w:pPr>
-      <w:hyperlink w:anchor="_Toc232114686" w:history="1">
+      <w:hyperlink w:anchor="_Toc232147900" w:history="1">
         <w:r>
           <w:rPr>
             <w:rStyle w:val="a5"/>
@@ -2718,8 +3105,9 @@
         </w:r>
         <w:r>
           <w:rPr>
-            <w:rFonts w:asciiTheme="minorHAnsi" w:eastAsiaTheme="minorEastAsia" w:hAnsiTheme="minorHAnsi" w:cstheme="minorBidi"/>
-            <w:noProof/>
+            <w:rFonts w:asciiTheme="minorHAnsi" w:eastAsiaTheme="minorEastAsia" w:hAnsiTheme="minorHAnsi" w:cstheme="minorBidi" w:hint="eastAsia"/>
+            <w:noProof/>
+            <w:sz w:val="22"/>
             <w14:ligatures w14:val="standardContextual"/>
           </w:rPr>
           <w:tab/>
@@ -2742,6 +3130,7 @@
         </w:r>
         <w:r>
           <w:rPr>
+            <w:rFonts w:hint="eastAsia"/>
             <w:noProof/>
             <w:webHidden/>
           </w:rPr>
@@ -2749,6 +3138,7 @@
         </w:r>
         <w:r>
           <w:rPr>
+            <w:rFonts w:hint="eastAsia"/>
             <w:noProof/>
             <w:webHidden/>
           </w:rPr>
@@ -2756,19 +3146,37 @@
         </w:r>
         <w:r>
           <w:rPr>
-            <w:noProof/>
-            <w:webHidden/>
-          </w:rPr>
-          <w:instrText xml:space="preserve"> PAGEREF _Toc232114686 \h </w:instrText>
-        </w:r>
-        <w:r>
-          <w:rPr>
-            <w:noProof/>
-            <w:webHidden/>
-          </w:rPr>
-        </w:r>
-        <w:r>
-          <w:rPr>
+            <w:rFonts w:hint="eastAsia"/>
+            <w:noProof/>
+            <w:webHidden/>
+          </w:rPr>
+          <w:instrText xml:space="preserve"> </w:instrText>
+        </w:r>
+        <w:r>
+          <w:rPr>
+            <w:noProof/>
+            <w:webHidden/>
+          </w:rPr>
+          <w:instrText>PAGEREF _Toc232147900 \h</w:instrText>
+        </w:r>
+        <w:r>
+          <w:rPr>
+            <w:rFonts w:hint="eastAsia"/>
+            <w:noProof/>
+            <w:webHidden/>
+          </w:rPr>
+          <w:instrText xml:space="preserve"> </w:instrText>
+        </w:r>
+        <w:r>
+          <w:rPr>
+            <w:rFonts w:hint="eastAsia"/>
+            <w:noProof/>
+            <w:webHidden/>
+          </w:rPr>
+        </w:r>
+        <w:r>
+          <w:rPr>
+            <w:rFonts w:hint="eastAsia"/>
             <w:noProof/>
             <w:webHidden/>
           </w:rPr>
@@ -2783,6 +3191,7 @@
         </w:r>
         <w:r>
           <w:rPr>
+            <w:rFonts w:hint="eastAsia"/>
             <w:noProof/>
             <w:webHidden/>
           </w:rPr>
@@ -2794,17 +3203,18 @@
       <w:pPr>
         <w:pStyle w:val="TOC3"/>
         <w:tabs>
-          <w:tab w:val="left" w:pos="1440"/>
+          <w:tab w:val="left" w:pos="1320"/>
           <w:tab w:val="right" w:leader="dot" w:pos="9060"/>
         </w:tabs>
         <w:spacing w:before="120" w:after="120"/>
         <w:rPr>
-          <w:rFonts w:asciiTheme="minorHAnsi" w:eastAsiaTheme="minorEastAsia" w:hAnsiTheme="minorHAnsi" w:cstheme="minorBidi"/>
+          <w:rFonts w:asciiTheme="minorHAnsi" w:eastAsiaTheme="minorEastAsia" w:hAnsiTheme="minorHAnsi" w:cstheme="minorBidi" w:hint="eastAsia"/>
           <w:noProof/>
+          <w:sz w:val="22"/>
           <w14:ligatures w14:val="standardContextual"/>
         </w:rPr>
       </w:pPr>
-      <w:hyperlink w:anchor="_Toc232114687" w:history="1">
+      <w:hyperlink w:anchor="_Toc232147901" w:history="1">
         <w:r>
           <w:rPr>
             <w:rStyle w:val="a5"/>
@@ -2815,8 +3225,9 @@
         </w:r>
         <w:r>
           <w:rPr>
-            <w:rFonts w:asciiTheme="minorHAnsi" w:eastAsiaTheme="minorEastAsia" w:hAnsiTheme="minorHAnsi" w:cstheme="minorBidi"/>
-            <w:noProof/>
+            <w:rFonts w:asciiTheme="minorHAnsi" w:eastAsiaTheme="minorEastAsia" w:hAnsiTheme="minorHAnsi" w:cstheme="minorBidi" w:hint="eastAsia"/>
+            <w:noProof/>
+            <w:sz w:val="22"/>
             <w14:ligatures w14:val="standardContextual"/>
           </w:rPr>
           <w:tab/>
@@ -2839,6 +3250,7 @@
         </w:r>
         <w:r>
           <w:rPr>
+            <w:rFonts w:hint="eastAsia"/>
             <w:noProof/>
             <w:webHidden/>
           </w:rPr>
@@ -2846,6 +3258,7 @@
         </w:r>
         <w:r>
           <w:rPr>
+            <w:rFonts w:hint="eastAsia"/>
             <w:noProof/>
             <w:webHidden/>
           </w:rPr>
@@ -2853,19 +3266,37 @@
         </w:r>
         <w:r>
           <w:rPr>
-            <w:noProof/>
-            <w:webHidden/>
-          </w:rPr>
-          <w:instrText xml:space="preserve"> PAGEREF _Toc232114687 \h </w:instrText>
-        </w:r>
-        <w:r>
-          <w:rPr>
-            <w:noProof/>
-            <w:webHidden/>
-          </w:rPr>
-        </w:r>
-        <w:r>
-          <w:rPr>
+            <w:rFonts w:hint="eastAsia"/>
+            <w:noProof/>
+            <w:webHidden/>
+          </w:rPr>
+          <w:instrText xml:space="preserve"> </w:instrText>
+        </w:r>
+        <w:r>
+          <w:rPr>
+            <w:noProof/>
+            <w:webHidden/>
+          </w:rPr>
+          <w:instrText>PAGEREF _Toc232147901 \h</w:instrText>
+        </w:r>
+        <w:r>
+          <w:rPr>
+            <w:rFonts w:hint="eastAsia"/>
+            <w:noProof/>
+            <w:webHidden/>
+          </w:rPr>
+          <w:instrText xml:space="preserve"> </w:instrText>
+        </w:r>
+        <w:r>
+          <w:rPr>
+            <w:rFonts w:hint="eastAsia"/>
+            <w:noProof/>
+            <w:webHidden/>
+          </w:rPr>
+        </w:r>
+        <w:r>
+          <w:rPr>
+            <w:rFonts w:hint="eastAsia"/>
             <w:noProof/>
             <w:webHidden/>
           </w:rPr>
@@ -2880,6 +3311,7 @@
         </w:r>
         <w:r>
           <w:rPr>
+            <w:rFonts w:hint="eastAsia"/>
             <w:noProof/>
             <w:webHidden/>
           </w:rPr>
@@ -2891,17 +3323,18 @@
       <w:pPr>
         <w:pStyle w:val="TOC3"/>
         <w:tabs>
-          <w:tab w:val="left" w:pos="1440"/>
+          <w:tab w:val="left" w:pos="1540"/>
           <w:tab w:val="right" w:leader="dot" w:pos="9060"/>
         </w:tabs>
         <w:spacing w:before="120" w:after="120"/>
         <w:rPr>
-          <w:rFonts w:asciiTheme="minorHAnsi" w:eastAsiaTheme="minorEastAsia" w:hAnsiTheme="minorHAnsi" w:cstheme="minorBidi"/>
+          <w:rFonts w:asciiTheme="minorHAnsi" w:eastAsiaTheme="minorEastAsia" w:hAnsiTheme="minorHAnsi" w:cstheme="minorBidi" w:hint="eastAsia"/>
           <w:noProof/>
+          <w:sz w:val="22"/>
           <w14:ligatures w14:val="standardContextual"/>
         </w:rPr>
       </w:pPr>
-      <w:hyperlink w:anchor="_Toc232114688" w:history="1">
+      <w:hyperlink w:anchor="_Toc232147902" w:history="1">
         <w:r>
           <w:rPr>
             <w:rStyle w:val="a5"/>
@@ -2912,8 +3345,9 @@
         </w:r>
         <w:r>
           <w:rPr>
-            <w:rFonts w:asciiTheme="minorHAnsi" w:eastAsiaTheme="minorEastAsia" w:hAnsiTheme="minorHAnsi" w:cstheme="minorBidi"/>
-            <w:noProof/>
+            <w:rFonts w:asciiTheme="minorHAnsi" w:eastAsiaTheme="minorEastAsia" w:hAnsiTheme="minorHAnsi" w:cstheme="minorBidi" w:hint="eastAsia"/>
+            <w:noProof/>
+            <w:sz w:val="22"/>
             <w14:ligatures w14:val="standardContextual"/>
           </w:rPr>
           <w:tab/>
@@ -2944,6 +3378,7 @@
         </w:r>
         <w:r>
           <w:rPr>
+            <w:rFonts w:hint="eastAsia"/>
             <w:noProof/>
             <w:webHidden/>
           </w:rPr>
@@ -2951,6 +3386,7 @@
         </w:r>
         <w:r>
           <w:rPr>
+            <w:rFonts w:hint="eastAsia"/>
             <w:noProof/>
             <w:webHidden/>
           </w:rPr>
@@ -2958,19 +3394,37 @@
         </w:r>
         <w:r>
           <w:rPr>
-            <w:noProof/>
-            <w:webHidden/>
-          </w:rPr>
-          <w:instrText xml:space="preserve"> PAGEREF _Toc232114688 \h </w:instrText>
-        </w:r>
-        <w:r>
-          <w:rPr>
-            <w:noProof/>
-            <w:webHidden/>
-          </w:rPr>
-        </w:r>
-        <w:r>
-          <w:rPr>
+            <w:rFonts w:hint="eastAsia"/>
+            <w:noProof/>
+            <w:webHidden/>
+          </w:rPr>
+          <w:instrText xml:space="preserve"> </w:instrText>
+        </w:r>
+        <w:r>
+          <w:rPr>
+            <w:noProof/>
+            <w:webHidden/>
+          </w:rPr>
+          <w:instrText>PAGEREF _Toc232147902 \h</w:instrText>
+        </w:r>
+        <w:r>
+          <w:rPr>
+            <w:rFonts w:hint="eastAsia"/>
+            <w:noProof/>
+            <w:webHidden/>
+          </w:rPr>
+          <w:instrText xml:space="preserve"> </w:instrText>
+        </w:r>
+        <w:r>
+          <w:rPr>
+            <w:rFonts w:hint="eastAsia"/>
+            <w:noProof/>
+            <w:webHidden/>
+          </w:rPr>
+        </w:r>
+        <w:r>
+          <w:rPr>
+            <w:rFonts w:hint="eastAsia"/>
             <w:noProof/>
             <w:webHidden/>
           </w:rPr>
@@ -2985,6 +3439,7 @@
         </w:r>
         <w:r>
           <w:rPr>
+            <w:rFonts w:hint="eastAsia"/>
             <w:noProof/>
             <w:webHidden/>
           </w:rPr>
@@ -3000,12 +3455,13 @@
         </w:tabs>
         <w:spacing w:before="120" w:after="120"/>
         <w:rPr>
-          <w:rFonts w:asciiTheme="minorHAnsi" w:eastAsiaTheme="minorEastAsia" w:hAnsiTheme="minorHAnsi" w:cstheme="minorBidi"/>
+          <w:rFonts w:asciiTheme="minorHAnsi" w:eastAsiaTheme="minorEastAsia" w:hAnsiTheme="minorHAnsi" w:cstheme="minorBidi" w:hint="eastAsia"/>
           <w:noProof/>
+          <w:sz w:val="22"/>
           <w14:ligatures w14:val="standardContextual"/>
         </w:rPr>
       </w:pPr>
-      <w:hyperlink w:anchor="_Toc232114689" w:history="1">
+      <w:hyperlink w:anchor="_Toc232147903" w:history="1">
         <w:r>
           <w:rPr>
             <w:rStyle w:val="a5"/>
@@ -3024,6 +3480,7 @@
         </w:r>
         <w:r>
           <w:rPr>
+            <w:rFonts w:hint="eastAsia"/>
             <w:noProof/>
             <w:webHidden/>
           </w:rPr>
@@ -3031,6 +3488,7 @@
         </w:r>
         <w:r>
           <w:rPr>
+            <w:rFonts w:hint="eastAsia"/>
             <w:noProof/>
             <w:webHidden/>
           </w:rPr>
@@ -3038,19 +3496,37 @@
         </w:r>
         <w:r>
           <w:rPr>
-            <w:noProof/>
-            <w:webHidden/>
-          </w:rPr>
-          <w:instrText xml:space="preserve"> PAGEREF _Toc232114689 \h </w:instrText>
-        </w:r>
-        <w:r>
-          <w:rPr>
-            <w:noProof/>
-            <w:webHidden/>
-          </w:rPr>
-        </w:r>
-        <w:r>
-          <w:rPr>
+            <w:rFonts w:hint="eastAsia"/>
+            <w:noProof/>
+            <w:webHidden/>
+          </w:rPr>
+          <w:instrText xml:space="preserve"> </w:instrText>
+        </w:r>
+        <w:r>
+          <w:rPr>
+            <w:noProof/>
+            <w:webHidden/>
+          </w:rPr>
+          <w:instrText>PAGEREF _Toc232147903 \h</w:instrText>
+        </w:r>
+        <w:r>
+          <w:rPr>
+            <w:rFonts w:hint="eastAsia"/>
+            <w:noProof/>
+            <w:webHidden/>
+          </w:rPr>
+          <w:instrText xml:space="preserve"> </w:instrText>
+        </w:r>
+        <w:r>
+          <w:rPr>
+            <w:rFonts w:hint="eastAsia"/>
+            <w:noProof/>
+            <w:webHidden/>
+          </w:rPr>
+        </w:r>
+        <w:r>
+          <w:rPr>
+            <w:rFonts w:hint="eastAsia"/>
             <w:noProof/>
             <w:webHidden/>
           </w:rPr>
@@ -3065,6 +3541,7 @@
         </w:r>
         <w:r>
           <w:rPr>
+            <w:rFonts w:hint="eastAsia"/>
             <w:noProof/>
             <w:webHidden/>
           </w:rPr>
@@ -3081,12 +3558,13 @@
         </w:tabs>
         <w:spacing w:before="120" w:after="120"/>
         <w:rPr>
-          <w:rFonts w:asciiTheme="minorHAnsi" w:eastAsiaTheme="minorEastAsia" w:hAnsiTheme="minorHAnsi" w:cstheme="minorBidi"/>
+          <w:rFonts w:asciiTheme="minorHAnsi" w:eastAsiaTheme="minorEastAsia" w:hAnsiTheme="minorHAnsi" w:cstheme="minorBidi" w:hint="eastAsia"/>
           <w:noProof/>
+          <w:sz w:val="22"/>
           <w14:ligatures w14:val="standardContextual"/>
         </w:rPr>
       </w:pPr>
-      <w:hyperlink w:anchor="_Toc232114690" w:history="1">
+      <w:hyperlink w:anchor="_Toc232147904" w:history="1">
         <w:r>
           <w:rPr>
             <w:rStyle w:val="a5"/>
@@ -3097,8 +3575,9 @@
         </w:r>
         <w:r>
           <w:rPr>
-            <w:rFonts w:asciiTheme="minorHAnsi" w:eastAsiaTheme="minorEastAsia" w:hAnsiTheme="minorHAnsi" w:cstheme="minorBidi"/>
-            <w:noProof/>
+            <w:rFonts w:asciiTheme="minorHAnsi" w:eastAsiaTheme="minorEastAsia" w:hAnsiTheme="minorHAnsi" w:cstheme="minorBidi" w:hint="eastAsia"/>
+            <w:noProof/>
+            <w:sz w:val="22"/>
             <w14:ligatures w14:val="standardContextual"/>
           </w:rPr>
           <w:tab/>
@@ -3113,6 +3592,7 @@
         </w:r>
         <w:r>
           <w:rPr>
+            <w:rFonts w:hint="eastAsia"/>
             <w:noProof/>
             <w:webHidden/>
           </w:rPr>
@@ -3120,6 +3600,7 @@
         </w:r>
         <w:r>
           <w:rPr>
+            <w:rFonts w:hint="eastAsia"/>
             <w:noProof/>
             <w:webHidden/>
           </w:rPr>
@@ -3127,19 +3608,37 @@
         </w:r>
         <w:r>
           <w:rPr>
-            <w:noProof/>
-            <w:webHidden/>
-          </w:rPr>
-          <w:instrText xml:space="preserve"> PAGEREF _Toc232114690 \h </w:instrText>
-        </w:r>
-        <w:r>
-          <w:rPr>
-            <w:noProof/>
-            <w:webHidden/>
-          </w:rPr>
-        </w:r>
-        <w:r>
-          <w:rPr>
+            <w:rFonts w:hint="eastAsia"/>
+            <w:noProof/>
+            <w:webHidden/>
+          </w:rPr>
+          <w:instrText xml:space="preserve"> </w:instrText>
+        </w:r>
+        <w:r>
+          <w:rPr>
+            <w:noProof/>
+            <w:webHidden/>
+          </w:rPr>
+          <w:instrText>PAGEREF _Toc232147904 \h</w:instrText>
+        </w:r>
+        <w:r>
+          <w:rPr>
+            <w:rFonts w:hint="eastAsia"/>
+            <w:noProof/>
+            <w:webHidden/>
+          </w:rPr>
+          <w:instrText xml:space="preserve"> </w:instrText>
+        </w:r>
+        <w:r>
+          <w:rPr>
+            <w:rFonts w:hint="eastAsia"/>
+            <w:noProof/>
+            <w:webHidden/>
+          </w:rPr>
+        </w:r>
+        <w:r>
+          <w:rPr>
+            <w:rFonts w:hint="eastAsia"/>
             <w:noProof/>
             <w:webHidden/>
           </w:rPr>
@@ -3154,6 +3653,7 @@
         </w:r>
         <w:r>
           <w:rPr>
+            <w:rFonts w:hint="eastAsia"/>
             <w:noProof/>
             <w:webHidden/>
           </w:rPr>
@@ -3165,17 +3665,18 @@
       <w:pPr>
         <w:pStyle w:val="TOC2"/>
         <w:tabs>
-          <w:tab w:val="left" w:pos="960"/>
+          <w:tab w:val="left" w:pos="1100"/>
           <w:tab w:val="right" w:leader="dot" w:pos="9060"/>
         </w:tabs>
         <w:spacing w:before="120" w:after="120"/>
         <w:rPr>
-          <w:rFonts w:asciiTheme="minorHAnsi" w:eastAsiaTheme="minorEastAsia" w:hAnsiTheme="minorHAnsi" w:cstheme="minorBidi"/>
+          <w:rFonts w:asciiTheme="minorHAnsi" w:eastAsiaTheme="minorEastAsia" w:hAnsiTheme="minorHAnsi" w:cstheme="minorBidi" w:hint="eastAsia"/>
           <w:noProof/>
+          <w:sz w:val="22"/>
           <w14:ligatures w14:val="standardContextual"/>
         </w:rPr>
       </w:pPr>
-      <w:hyperlink w:anchor="_Toc232114691" w:history="1">
+      <w:hyperlink w:anchor="_Toc232147905" w:history="1">
         <w:r>
           <w:rPr>
             <w:rStyle w:val="a5"/>
@@ -3186,8 +3687,9 @@
         </w:r>
         <w:r>
           <w:rPr>
-            <w:rFonts w:asciiTheme="minorHAnsi" w:eastAsiaTheme="minorEastAsia" w:hAnsiTheme="minorHAnsi" w:cstheme="minorBidi"/>
-            <w:noProof/>
+            <w:rFonts w:asciiTheme="minorHAnsi" w:eastAsiaTheme="minorEastAsia" w:hAnsiTheme="minorHAnsi" w:cstheme="minorBidi" w:hint="eastAsia"/>
+            <w:noProof/>
+            <w:sz w:val="22"/>
             <w14:ligatures w14:val="standardContextual"/>
           </w:rPr>
           <w:tab/>
@@ -3202,6 +3704,7 @@
         </w:r>
         <w:r>
           <w:rPr>
+            <w:rFonts w:hint="eastAsia"/>
             <w:noProof/>
             <w:webHidden/>
           </w:rPr>
@@ -3209,6 +3712,7 @@
         </w:r>
         <w:r>
           <w:rPr>
+            <w:rFonts w:hint="eastAsia"/>
             <w:noProof/>
             <w:webHidden/>
           </w:rPr>
@@ -3216,19 +3720,37 @@
         </w:r>
         <w:r>
           <w:rPr>
-            <w:noProof/>
-            <w:webHidden/>
-          </w:rPr>
-          <w:instrText xml:space="preserve"> PAGEREF _Toc232114691 \h </w:instrText>
-        </w:r>
-        <w:r>
-          <w:rPr>
-            <w:noProof/>
-            <w:webHidden/>
-          </w:rPr>
-        </w:r>
-        <w:r>
-          <w:rPr>
+            <w:rFonts w:hint="eastAsia"/>
+            <w:noProof/>
+            <w:webHidden/>
+          </w:rPr>
+          <w:instrText xml:space="preserve"> </w:instrText>
+        </w:r>
+        <w:r>
+          <w:rPr>
+            <w:noProof/>
+            <w:webHidden/>
+          </w:rPr>
+          <w:instrText>PAGEREF _Toc232147905 \h</w:instrText>
+        </w:r>
+        <w:r>
+          <w:rPr>
+            <w:rFonts w:hint="eastAsia"/>
+            <w:noProof/>
+            <w:webHidden/>
+          </w:rPr>
+          <w:instrText xml:space="preserve"> </w:instrText>
+        </w:r>
+        <w:r>
+          <w:rPr>
+            <w:rFonts w:hint="eastAsia"/>
+            <w:noProof/>
+            <w:webHidden/>
+          </w:rPr>
+        </w:r>
+        <w:r>
+          <w:rPr>
+            <w:rFonts w:hint="eastAsia"/>
             <w:noProof/>
             <w:webHidden/>
           </w:rPr>
@@ -3243,6 +3765,7 @@
         </w:r>
         <w:r>
           <w:rPr>
+            <w:rFonts w:hint="eastAsia"/>
             <w:noProof/>
             <w:webHidden/>
           </w:rPr>
@@ -3254,17 +3777,18 @@
       <w:pPr>
         <w:pStyle w:val="TOC2"/>
         <w:tabs>
-          <w:tab w:val="left" w:pos="960"/>
+          <w:tab w:val="left" w:pos="1100"/>
           <w:tab w:val="right" w:leader="dot" w:pos="9060"/>
         </w:tabs>
         <w:spacing w:before="120" w:after="120"/>
         <w:rPr>
-          <w:rFonts w:asciiTheme="minorHAnsi" w:eastAsiaTheme="minorEastAsia" w:hAnsiTheme="minorHAnsi" w:cstheme="minorBidi"/>
+          <w:rFonts w:asciiTheme="minorHAnsi" w:eastAsiaTheme="minorEastAsia" w:hAnsiTheme="minorHAnsi" w:cstheme="minorBidi" w:hint="eastAsia"/>
           <w:noProof/>
+          <w:sz w:val="22"/>
           <w14:ligatures w14:val="standardContextual"/>
         </w:rPr>
       </w:pPr>
-      <w:hyperlink w:anchor="_Toc232114692" w:history="1">
+      <w:hyperlink w:anchor="_Toc232147906" w:history="1">
         <w:r>
           <w:rPr>
             <w:rStyle w:val="a5"/>
@@ -3275,8 +3799,9 @@
         </w:r>
         <w:r>
           <w:rPr>
-            <w:rFonts w:asciiTheme="minorHAnsi" w:eastAsiaTheme="minorEastAsia" w:hAnsiTheme="minorHAnsi" w:cstheme="minorBidi"/>
-            <w:noProof/>
+            <w:rFonts w:asciiTheme="minorHAnsi" w:eastAsiaTheme="minorEastAsia" w:hAnsiTheme="minorHAnsi" w:cstheme="minorBidi" w:hint="eastAsia"/>
+            <w:noProof/>
+            <w:sz w:val="22"/>
             <w14:ligatures w14:val="standardContextual"/>
           </w:rPr>
           <w:tab/>
@@ -3291,6 +3816,7 @@
         </w:r>
         <w:r>
           <w:rPr>
+            <w:rFonts w:hint="eastAsia"/>
             <w:noProof/>
             <w:webHidden/>
           </w:rPr>
@@ -3298,6 +3824,7 @@
         </w:r>
         <w:r>
           <w:rPr>
+            <w:rFonts w:hint="eastAsia"/>
             <w:noProof/>
             <w:webHidden/>
           </w:rPr>
@@ -3305,19 +3832,37 @@
         </w:r>
         <w:r>
           <w:rPr>
-            <w:noProof/>
-            <w:webHidden/>
-          </w:rPr>
-          <w:instrText xml:space="preserve"> PAGEREF _Toc232114692 \h </w:instrText>
-        </w:r>
-        <w:r>
-          <w:rPr>
-            <w:noProof/>
-            <w:webHidden/>
-          </w:rPr>
-        </w:r>
-        <w:r>
-          <w:rPr>
+            <w:rFonts w:hint="eastAsia"/>
+            <w:noProof/>
+            <w:webHidden/>
+          </w:rPr>
+          <w:instrText xml:space="preserve"> </w:instrText>
+        </w:r>
+        <w:r>
+          <w:rPr>
+            <w:noProof/>
+            <w:webHidden/>
+          </w:rPr>
+          <w:instrText>PAGEREF _Toc232147906 \h</w:instrText>
+        </w:r>
+        <w:r>
+          <w:rPr>
+            <w:rFonts w:hint="eastAsia"/>
+            <w:noProof/>
+            <w:webHidden/>
+          </w:rPr>
+          <w:instrText xml:space="preserve"> </w:instrText>
+        </w:r>
+        <w:r>
+          <w:rPr>
+            <w:rFonts w:hint="eastAsia"/>
+            <w:noProof/>
+            <w:webHidden/>
+          </w:rPr>
+        </w:r>
+        <w:r>
+          <w:rPr>
+            <w:rFonts w:hint="eastAsia"/>
             <w:noProof/>
             <w:webHidden/>
           </w:rPr>
@@ -3328,10 +3873,11 @@
             <w:noProof/>
             <w:webHidden/>
           </w:rPr>
-          <w:t>17</w:t>
-        </w:r>
-        <w:r>
-          <w:rPr>
+          <w:t>16</w:t>
+        </w:r>
+        <w:r>
+          <w:rPr>
+            <w:rFonts w:hint="eastAsia"/>
             <w:noProof/>
             <w:webHidden/>
           </w:rPr>
@@ -3343,17 +3889,18 @@
       <w:pPr>
         <w:pStyle w:val="TOC3"/>
         <w:tabs>
-          <w:tab w:val="left" w:pos="1440"/>
+          <w:tab w:val="left" w:pos="1540"/>
           <w:tab w:val="right" w:leader="dot" w:pos="9060"/>
         </w:tabs>
         <w:spacing w:before="120" w:after="120"/>
         <w:rPr>
-          <w:rFonts w:asciiTheme="minorHAnsi" w:eastAsiaTheme="minorEastAsia" w:hAnsiTheme="minorHAnsi" w:cstheme="minorBidi"/>
+          <w:rFonts w:asciiTheme="minorHAnsi" w:eastAsiaTheme="minorEastAsia" w:hAnsiTheme="minorHAnsi" w:cstheme="minorBidi" w:hint="eastAsia"/>
           <w:noProof/>
+          <w:sz w:val="22"/>
           <w14:ligatures w14:val="standardContextual"/>
         </w:rPr>
       </w:pPr>
-      <w:hyperlink w:anchor="_Toc232114693" w:history="1">
+      <w:hyperlink w:anchor="_Toc232147907" w:history="1">
         <w:r>
           <w:rPr>
             <w:rStyle w:val="a5"/>
@@ -3364,8 +3911,9 @@
         </w:r>
         <w:r>
           <w:rPr>
-            <w:rFonts w:asciiTheme="minorHAnsi" w:eastAsiaTheme="minorEastAsia" w:hAnsiTheme="minorHAnsi" w:cstheme="minorBidi"/>
-            <w:noProof/>
+            <w:rFonts w:asciiTheme="minorHAnsi" w:eastAsiaTheme="minorEastAsia" w:hAnsiTheme="minorHAnsi" w:cstheme="minorBidi" w:hint="eastAsia"/>
+            <w:noProof/>
+            <w:sz w:val="22"/>
             <w14:ligatures w14:val="standardContextual"/>
           </w:rPr>
           <w:tab/>
@@ -3380,6 +3928,7 @@
         </w:r>
         <w:r>
           <w:rPr>
+            <w:rFonts w:hint="eastAsia"/>
             <w:noProof/>
             <w:webHidden/>
           </w:rPr>
@@ -3387,6 +3936,7 @@
         </w:r>
         <w:r>
           <w:rPr>
+            <w:rFonts w:hint="eastAsia"/>
             <w:noProof/>
             <w:webHidden/>
           </w:rPr>
@@ -3394,19 +3944,37 @@
         </w:r>
         <w:r>
           <w:rPr>
-            <w:noProof/>
-            <w:webHidden/>
-          </w:rPr>
-          <w:instrText xml:space="preserve"> PAGEREF _Toc232114693 \h </w:instrText>
-        </w:r>
-        <w:r>
-          <w:rPr>
-            <w:noProof/>
-            <w:webHidden/>
-          </w:rPr>
-        </w:r>
-        <w:r>
-          <w:rPr>
+            <w:rFonts w:hint="eastAsia"/>
+            <w:noProof/>
+            <w:webHidden/>
+          </w:rPr>
+          <w:instrText xml:space="preserve"> </w:instrText>
+        </w:r>
+        <w:r>
+          <w:rPr>
+            <w:noProof/>
+            <w:webHidden/>
+          </w:rPr>
+          <w:instrText>PAGEREF _Toc232147907 \h</w:instrText>
+        </w:r>
+        <w:r>
+          <w:rPr>
+            <w:rFonts w:hint="eastAsia"/>
+            <w:noProof/>
+            <w:webHidden/>
+          </w:rPr>
+          <w:instrText xml:space="preserve"> </w:instrText>
+        </w:r>
+        <w:r>
+          <w:rPr>
+            <w:rFonts w:hint="eastAsia"/>
+            <w:noProof/>
+            <w:webHidden/>
+          </w:rPr>
+        </w:r>
+        <w:r>
+          <w:rPr>
+            <w:rFonts w:hint="eastAsia"/>
             <w:noProof/>
             <w:webHidden/>
           </w:rPr>
@@ -3417,10 +3985,11 @@
             <w:noProof/>
             <w:webHidden/>
           </w:rPr>
-          <w:t>18</w:t>
-        </w:r>
-        <w:r>
-          <w:rPr>
+          <w:t>17</w:t>
+        </w:r>
+        <w:r>
+          <w:rPr>
+            <w:rFonts w:hint="eastAsia"/>
             <w:noProof/>
             <w:webHidden/>
           </w:rPr>
@@ -3432,17 +4001,18 @@
       <w:pPr>
         <w:pStyle w:val="TOC3"/>
         <w:tabs>
-          <w:tab w:val="left" w:pos="1440"/>
+          <w:tab w:val="left" w:pos="1540"/>
           <w:tab w:val="right" w:leader="dot" w:pos="9060"/>
         </w:tabs>
         <w:spacing w:before="120" w:after="120"/>
         <w:rPr>
-          <w:rFonts w:asciiTheme="minorHAnsi" w:eastAsiaTheme="minorEastAsia" w:hAnsiTheme="minorHAnsi" w:cstheme="minorBidi"/>
+          <w:rFonts w:asciiTheme="minorHAnsi" w:eastAsiaTheme="minorEastAsia" w:hAnsiTheme="minorHAnsi" w:cstheme="minorBidi" w:hint="eastAsia"/>
           <w:noProof/>
+          <w:sz w:val="22"/>
           <w14:ligatures w14:val="standardContextual"/>
         </w:rPr>
       </w:pPr>
-      <w:hyperlink w:anchor="_Toc232114694" w:history="1">
+      <w:hyperlink w:anchor="_Toc232147908" w:history="1">
         <w:r>
           <w:rPr>
             <w:rStyle w:val="a5"/>
@@ -3453,8 +4023,9 @@
         </w:r>
         <w:r>
           <w:rPr>
-            <w:rFonts w:asciiTheme="minorHAnsi" w:eastAsiaTheme="minorEastAsia" w:hAnsiTheme="minorHAnsi" w:cstheme="minorBidi"/>
-            <w:noProof/>
+            <w:rFonts w:asciiTheme="minorHAnsi" w:eastAsiaTheme="minorEastAsia" w:hAnsiTheme="minorHAnsi" w:cstheme="minorBidi" w:hint="eastAsia"/>
+            <w:noProof/>
+            <w:sz w:val="22"/>
             <w14:ligatures w14:val="standardContextual"/>
           </w:rPr>
           <w:tab/>
@@ -3469,6 +4040,7 @@
         </w:r>
         <w:r>
           <w:rPr>
+            <w:rFonts w:hint="eastAsia"/>
             <w:noProof/>
             <w:webHidden/>
           </w:rPr>
@@ -3476,6 +4048,7 @@
         </w:r>
         <w:r>
           <w:rPr>
+            <w:rFonts w:hint="eastAsia"/>
             <w:noProof/>
             <w:webHidden/>
           </w:rPr>
@@ -3483,19 +4056,37 @@
         </w:r>
         <w:r>
           <w:rPr>
-            <w:noProof/>
-            <w:webHidden/>
-          </w:rPr>
-          <w:instrText xml:space="preserve"> PAGEREF _Toc232114694 \h </w:instrText>
-        </w:r>
-        <w:r>
-          <w:rPr>
-            <w:noProof/>
-            <w:webHidden/>
-          </w:rPr>
-        </w:r>
-        <w:r>
-          <w:rPr>
+            <w:rFonts w:hint="eastAsia"/>
+            <w:noProof/>
+            <w:webHidden/>
+          </w:rPr>
+          <w:instrText xml:space="preserve"> </w:instrText>
+        </w:r>
+        <w:r>
+          <w:rPr>
+            <w:noProof/>
+            <w:webHidden/>
+          </w:rPr>
+          <w:instrText>PAGEREF _Toc232147908 \h</w:instrText>
+        </w:r>
+        <w:r>
+          <w:rPr>
+            <w:rFonts w:hint="eastAsia"/>
+            <w:noProof/>
+            <w:webHidden/>
+          </w:rPr>
+          <w:instrText xml:space="preserve"> </w:instrText>
+        </w:r>
+        <w:r>
+          <w:rPr>
+            <w:rFonts w:hint="eastAsia"/>
+            <w:noProof/>
+            <w:webHidden/>
+          </w:rPr>
+        </w:r>
+        <w:r>
+          <w:rPr>
+            <w:rFonts w:hint="eastAsia"/>
             <w:noProof/>
             <w:webHidden/>
           </w:rPr>
@@ -3506,10 +4097,11 @@
             <w:noProof/>
             <w:webHidden/>
           </w:rPr>
-          <w:t>19</w:t>
-        </w:r>
-        <w:r>
-          <w:rPr>
+          <w:t>18</w:t>
+        </w:r>
+        <w:r>
+          <w:rPr>
+            <w:rFonts w:hint="eastAsia"/>
             <w:noProof/>
             <w:webHidden/>
           </w:rPr>
@@ -3521,17 +4113,18 @@
       <w:pPr>
         <w:pStyle w:val="TOC3"/>
         <w:tabs>
-          <w:tab w:val="left" w:pos="1440"/>
+          <w:tab w:val="left" w:pos="1540"/>
           <w:tab w:val="right" w:leader="dot" w:pos="9060"/>
         </w:tabs>
         <w:spacing w:before="120" w:after="120"/>
         <w:rPr>
-          <w:rFonts w:asciiTheme="minorHAnsi" w:eastAsiaTheme="minorEastAsia" w:hAnsiTheme="minorHAnsi" w:cstheme="minorBidi"/>
+          <w:rFonts w:asciiTheme="minorHAnsi" w:eastAsiaTheme="minorEastAsia" w:hAnsiTheme="minorHAnsi" w:cstheme="minorBidi" w:hint="eastAsia"/>
           <w:noProof/>
+          <w:sz w:val="22"/>
           <w14:ligatures w14:val="standardContextual"/>
         </w:rPr>
       </w:pPr>
-      <w:hyperlink w:anchor="_Toc232114695" w:history="1">
+      <w:hyperlink w:anchor="_Toc232147909" w:history="1">
         <w:r>
           <w:rPr>
             <w:rStyle w:val="a5"/>
@@ -3542,8 +4135,9 @@
         </w:r>
         <w:r>
           <w:rPr>
-            <w:rFonts w:asciiTheme="minorHAnsi" w:eastAsiaTheme="minorEastAsia" w:hAnsiTheme="minorHAnsi" w:cstheme="minorBidi"/>
-            <w:noProof/>
+            <w:rFonts w:asciiTheme="minorHAnsi" w:eastAsiaTheme="minorEastAsia" w:hAnsiTheme="minorHAnsi" w:cstheme="minorBidi" w:hint="eastAsia"/>
+            <w:noProof/>
+            <w:sz w:val="22"/>
             <w14:ligatures w14:val="standardContextual"/>
           </w:rPr>
           <w:tab/>
@@ -3558,6 +4152,7 @@
         </w:r>
         <w:r>
           <w:rPr>
+            <w:rFonts w:hint="eastAsia"/>
             <w:noProof/>
             <w:webHidden/>
           </w:rPr>
@@ -3565,6 +4160,7 @@
         </w:r>
         <w:r>
           <w:rPr>
+            <w:rFonts w:hint="eastAsia"/>
             <w:noProof/>
             <w:webHidden/>
           </w:rPr>
@@ -3572,19 +4168,37 @@
         </w:r>
         <w:r>
           <w:rPr>
-            <w:noProof/>
-            <w:webHidden/>
-          </w:rPr>
-          <w:instrText xml:space="preserve"> PAGEREF _Toc232114695 \h </w:instrText>
-        </w:r>
-        <w:r>
-          <w:rPr>
-            <w:noProof/>
-            <w:webHidden/>
-          </w:rPr>
-        </w:r>
-        <w:r>
-          <w:rPr>
+            <w:rFonts w:hint="eastAsia"/>
+            <w:noProof/>
+            <w:webHidden/>
+          </w:rPr>
+          <w:instrText xml:space="preserve"> </w:instrText>
+        </w:r>
+        <w:r>
+          <w:rPr>
+            <w:noProof/>
+            <w:webHidden/>
+          </w:rPr>
+          <w:instrText>PAGEREF _Toc232147909 \h</w:instrText>
+        </w:r>
+        <w:r>
+          <w:rPr>
+            <w:rFonts w:hint="eastAsia"/>
+            <w:noProof/>
+            <w:webHidden/>
+          </w:rPr>
+          <w:instrText xml:space="preserve"> </w:instrText>
+        </w:r>
+        <w:r>
+          <w:rPr>
+            <w:rFonts w:hint="eastAsia"/>
+            <w:noProof/>
+            <w:webHidden/>
+          </w:rPr>
+        </w:r>
+        <w:r>
+          <w:rPr>
+            <w:rFonts w:hint="eastAsia"/>
             <w:noProof/>
             <w:webHidden/>
           </w:rPr>
@@ -3595,10 +4209,11 @@
             <w:noProof/>
             <w:webHidden/>
           </w:rPr>
-          <w:t>20</w:t>
-        </w:r>
-        <w:r>
-          <w:rPr>
+          <w:t>19</w:t>
+        </w:r>
+        <w:r>
+          <w:rPr>
+            <w:rFonts w:hint="eastAsia"/>
             <w:noProof/>
             <w:webHidden/>
           </w:rPr>
@@ -3610,17 +4225,18 @@
       <w:pPr>
         <w:pStyle w:val="TOC2"/>
         <w:tabs>
-          <w:tab w:val="left" w:pos="960"/>
+          <w:tab w:val="left" w:pos="1100"/>
           <w:tab w:val="right" w:leader="dot" w:pos="9060"/>
         </w:tabs>
         <w:spacing w:before="120" w:after="120"/>
         <w:rPr>
-          <w:rFonts w:asciiTheme="minorHAnsi" w:eastAsiaTheme="minorEastAsia" w:hAnsiTheme="minorHAnsi" w:cstheme="minorBidi"/>
+          <w:rFonts w:asciiTheme="minorHAnsi" w:eastAsiaTheme="minorEastAsia" w:hAnsiTheme="minorHAnsi" w:cstheme="minorBidi" w:hint="eastAsia"/>
           <w:noProof/>
+          <w:sz w:val="22"/>
           <w14:ligatures w14:val="standardContextual"/>
         </w:rPr>
       </w:pPr>
-      <w:hyperlink w:anchor="_Toc232114696" w:history="1">
+      <w:hyperlink w:anchor="_Toc232147910" w:history="1">
         <w:r>
           <w:rPr>
             <w:rStyle w:val="a5"/>
@@ -3631,8 +4247,9 @@
         </w:r>
         <w:r>
           <w:rPr>
-            <w:rFonts w:asciiTheme="minorHAnsi" w:eastAsiaTheme="minorEastAsia" w:hAnsiTheme="minorHAnsi" w:cstheme="minorBidi"/>
-            <w:noProof/>
+            <w:rFonts w:asciiTheme="minorHAnsi" w:eastAsiaTheme="minorEastAsia" w:hAnsiTheme="minorHAnsi" w:cstheme="minorBidi" w:hint="eastAsia"/>
+            <w:noProof/>
+            <w:sz w:val="22"/>
             <w14:ligatures w14:val="standardContextual"/>
           </w:rPr>
           <w:tab/>
@@ -3647,6 +4264,7 @@
         </w:r>
         <w:r>
           <w:rPr>
+            <w:rFonts w:hint="eastAsia"/>
             <w:noProof/>
             <w:webHidden/>
           </w:rPr>
@@ -3654,6 +4272,7 @@
         </w:r>
         <w:r>
           <w:rPr>
+            <w:rFonts w:hint="eastAsia"/>
             <w:noProof/>
             <w:webHidden/>
           </w:rPr>
@@ -3661,19 +4280,37 @@
         </w:r>
         <w:r>
           <w:rPr>
-            <w:noProof/>
-            <w:webHidden/>
-          </w:rPr>
-          <w:instrText xml:space="preserve"> PAGEREF _Toc232114696 \h </w:instrText>
-        </w:r>
-        <w:r>
-          <w:rPr>
-            <w:noProof/>
-            <w:webHidden/>
-          </w:rPr>
-        </w:r>
-        <w:r>
-          <w:rPr>
+            <w:rFonts w:hint="eastAsia"/>
+            <w:noProof/>
+            <w:webHidden/>
+          </w:rPr>
+          <w:instrText xml:space="preserve"> </w:instrText>
+        </w:r>
+        <w:r>
+          <w:rPr>
+            <w:noProof/>
+            <w:webHidden/>
+          </w:rPr>
+          <w:instrText>PAGEREF _Toc232147910 \h</w:instrText>
+        </w:r>
+        <w:r>
+          <w:rPr>
+            <w:rFonts w:hint="eastAsia"/>
+            <w:noProof/>
+            <w:webHidden/>
+          </w:rPr>
+          <w:instrText xml:space="preserve"> </w:instrText>
+        </w:r>
+        <w:r>
+          <w:rPr>
+            <w:rFonts w:hint="eastAsia"/>
+            <w:noProof/>
+            <w:webHidden/>
+          </w:rPr>
+        </w:r>
+        <w:r>
+          <w:rPr>
+            <w:rFonts w:hint="eastAsia"/>
             <w:noProof/>
             <w:webHidden/>
           </w:rPr>
@@ -3684,10 +4321,11 @@
             <w:noProof/>
             <w:webHidden/>
           </w:rPr>
-          <w:t>20</w:t>
-        </w:r>
-        <w:r>
-          <w:rPr>
+          <w:t>19</w:t>
+        </w:r>
+        <w:r>
+          <w:rPr>
+            <w:rFonts w:hint="eastAsia"/>
             <w:noProof/>
             <w:webHidden/>
           </w:rPr>
@@ -3697,8 +4335,322 @@
     </w:p>
     <w:p>
       <w:pPr>
+        <w:pStyle w:val="TOC1"/>
+        <w:tabs>
+          <w:tab w:val="left" w:pos="480"/>
+          <w:tab w:val="right" w:leader="dot" w:pos="9060"/>
+        </w:tabs>
         <w:spacing w:before="120" w:after="120"/>
         <w:rPr>
+          <w:rFonts w:asciiTheme="minorHAnsi" w:eastAsiaTheme="minorEastAsia" w:hAnsiTheme="minorHAnsi" w:cstheme="minorBidi" w:hint="eastAsia"/>
+          <w:noProof/>
+          <w:sz w:val="22"/>
+          <w14:ligatures w14:val="standardContextual"/>
+        </w:rPr>
+      </w:pPr>
+      <w:hyperlink w:anchor="_Toc232147911" w:history="1">
+        <w:r>
+          <w:rPr>
+            <w:rStyle w:val="a5"/>
+            <w:noProof/>
+          </w:rPr>
+          <w:t>4</w:t>
+        </w:r>
+        <w:r>
+          <w:rPr>
+            <w:rFonts w:asciiTheme="minorHAnsi" w:eastAsiaTheme="minorEastAsia" w:hAnsiTheme="minorHAnsi" w:cstheme="minorBidi" w:hint="eastAsia"/>
+            <w:noProof/>
+            <w:sz w:val="22"/>
+            <w14:ligatures w14:val="standardContextual"/>
+          </w:rPr>
+          <w:tab/>
+        </w:r>
+        <w:r>
+          <w:rPr>
+            <w:rStyle w:val="a5"/>
+            <w:noProof/>
+          </w:rPr>
+          <w:t>总结与展望</w:t>
+        </w:r>
+        <w:r>
+          <w:rPr>
+            <w:rFonts w:hint="eastAsia"/>
+            <w:noProof/>
+            <w:webHidden/>
+          </w:rPr>
+          <w:tab/>
+        </w:r>
+        <w:r>
+          <w:rPr>
+            <w:rFonts w:hint="eastAsia"/>
+            <w:noProof/>
+            <w:webHidden/>
+          </w:rPr>
+          <w:fldChar w:fldCharType="begin"/>
+        </w:r>
+        <w:r>
+          <w:rPr>
+            <w:rFonts w:hint="eastAsia"/>
+            <w:noProof/>
+            <w:webHidden/>
+          </w:rPr>
+          <w:instrText xml:space="preserve"> </w:instrText>
+        </w:r>
+        <w:r>
+          <w:rPr>
+            <w:noProof/>
+            <w:webHidden/>
+          </w:rPr>
+          <w:instrText>PAGEREF _Toc232147911 \h</w:instrText>
+        </w:r>
+        <w:r>
+          <w:rPr>
+            <w:rFonts w:hint="eastAsia"/>
+            <w:noProof/>
+            <w:webHidden/>
+          </w:rPr>
+          <w:instrText xml:space="preserve"> </w:instrText>
+        </w:r>
+        <w:r>
+          <w:rPr>
+            <w:rFonts w:hint="eastAsia"/>
+            <w:noProof/>
+            <w:webHidden/>
+          </w:rPr>
+        </w:r>
+        <w:r>
+          <w:rPr>
+            <w:rFonts w:hint="eastAsia"/>
+            <w:noProof/>
+            <w:webHidden/>
+          </w:rPr>
+          <w:fldChar w:fldCharType="separate"/>
+        </w:r>
+        <w:r>
+          <w:rPr>
+            <w:noProof/>
+            <w:webHidden/>
+          </w:rPr>
+          <w:t>21</w:t>
+        </w:r>
+        <w:r>
+          <w:rPr>
+            <w:rFonts w:hint="eastAsia"/>
+            <w:noProof/>
+            <w:webHidden/>
+          </w:rPr>
+          <w:fldChar w:fldCharType="end"/>
+        </w:r>
+      </w:hyperlink>
+    </w:p>
+    <w:p>
+      <w:pPr>
+        <w:pStyle w:val="TOC2"/>
+        <w:tabs>
+          <w:tab w:val="right" w:leader="dot" w:pos="9060"/>
+        </w:tabs>
+        <w:spacing w:before="120" w:after="120"/>
+        <w:rPr>
+          <w:rFonts w:asciiTheme="minorHAnsi" w:eastAsiaTheme="minorEastAsia" w:hAnsiTheme="minorHAnsi" w:cstheme="minorBidi" w:hint="eastAsia"/>
+          <w:noProof/>
+          <w:sz w:val="22"/>
+          <w14:ligatures w14:val="standardContextual"/>
+        </w:rPr>
+      </w:pPr>
+      <w:hyperlink w:anchor="_Toc232147912" w:history="1">
+        <w:r>
+          <w:rPr>
+            <w:rStyle w:val="a5"/>
+            <w:rFonts w:ascii="黑体" w:hAnsi="黑体"/>
+            <w:noProof/>
+          </w:rPr>
+          <w:t>4.1</w:t>
+        </w:r>
+        <w:r>
+          <w:rPr>
+            <w:rStyle w:val="a5"/>
+            <w:rFonts w:ascii="黑体" w:hAnsi="黑体"/>
+            <w:noProof/>
+          </w:rPr>
+          <w:t>工作总结</w:t>
+        </w:r>
+        <w:r>
+          <w:rPr>
+            <w:rFonts w:hint="eastAsia"/>
+            <w:noProof/>
+            <w:webHidden/>
+          </w:rPr>
+          <w:tab/>
+        </w:r>
+        <w:r>
+          <w:rPr>
+            <w:rFonts w:hint="eastAsia"/>
+            <w:noProof/>
+            <w:webHidden/>
+          </w:rPr>
+          <w:fldChar w:fldCharType="begin"/>
+        </w:r>
+        <w:r>
+          <w:rPr>
+            <w:rFonts w:hint="eastAsia"/>
+            <w:noProof/>
+            <w:webHidden/>
+          </w:rPr>
+          <w:instrText xml:space="preserve"> </w:instrText>
+        </w:r>
+        <w:r>
+          <w:rPr>
+            <w:noProof/>
+            <w:webHidden/>
+          </w:rPr>
+          <w:instrText>PAGEREF _Toc232147912 \h</w:instrText>
+        </w:r>
+        <w:r>
+          <w:rPr>
+            <w:rFonts w:hint="eastAsia"/>
+            <w:noProof/>
+            <w:webHidden/>
+          </w:rPr>
+          <w:instrText xml:space="preserve"> </w:instrText>
+        </w:r>
+        <w:r>
+          <w:rPr>
+            <w:rFonts w:hint="eastAsia"/>
+            <w:noProof/>
+            <w:webHidden/>
+          </w:rPr>
+        </w:r>
+        <w:r>
+          <w:rPr>
+            <w:rFonts w:hint="eastAsia"/>
+            <w:noProof/>
+            <w:webHidden/>
+          </w:rPr>
+          <w:fldChar w:fldCharType="separate"/>
+        </w:r>
+        <w:r>
+          <w:rPr>
+            <w:noProof/>
+            <w:webHidden/>
+          </w:rPr>
+          <w:t>21</w:t>
+        </w:r>
+        <w:r>
+          <w:rPr>
+            <w:rFonts w:hint="eastAsia"/>
+            <w:noProof/>
+            <w:webHidden/>
+          </w:rPr>
+          <w:fldChar w:fldCharType="end"/>
+        </w:r>
+      </w:hyperlink>
+    </w:p>
+    <w:p>
+      <w:pPr>
+        <w:pStyle w:val="TOC2"/>
+        <w:tabs>
+          <w:tab w:val="right" w:leader="dot" w:pos="9060"/>
+        </w:tabs>
+        <w:spacing w:before="120" w:after="120"/>
+        <w:rPr>
+          <w:rFonts w:asciiTheme="minorHAnsi" w:eastAsiaTheme="minorEastAsia" w:hAnsiTheme="minorHAnsi" w:cstheme="minorBidi" w:hint="eastAsia"/>
+          <w:noProof/>
+          <w:sz w:val="22"/>
+          <w14:ligatures w14:val="standardContextual"/>
+        </w:rPr>
+      </w:pPr>
+      <w:hyperlink w:anchor="_Toc232147913" w:history="1">
+        <w:r>
+          <w:rPr>
+            <w:rStyle w:val="a5"/>
+            <w:rFonts w:ascii="黑体" w:hAnsi="黑体"/>
+            <w:noProof/>
+          </w:rPr>
+          <w:t>4.2</w:t>
+        </w:r>
+        <w:r>
+          <w:rPr>
+            <w:rStyle w:val="a5"/>
+            <w:rFonts w:ascii="黑体" w:hAnsi="黑体"/>
+            <w:noProof/>
+          </w:rPr>
+          <w:t>改进方向</w:t>
+        </w:r>
+        <w:r>
+          <w:rPr>
+            <w:rFonts w:hint="eastAsia"/>
+            <w:noProof/>
+            <w:webHidden/>
+          </w:rPr>
+          <w:tab/>
+        </w:r>
+        <w:r>
+          <w:rPr>
+            <w:rFonts w:hint="eastAsia"/>
+            <w:noProof/>
+            <w:webHidden/>
+          </w:rPr>
+          <w:fldChar w:fldCharType="begin"/>
+        </w:r>
+        <w:r>
+          <w:rPr>
+            <w:rFonts w:hint="eastAsia"/>
+            <w:noProof/>
+            <w:webHidden/>
+          </w:rPr>
+          <w:instrText xml:space="preserve"> </w:instrText>
+        </w:r>
+        <w:r>
+          <w:rPr>
+            <w:noProof/>
+            <w:webHidden/>
+          </w:rPr>
+          <w:instrText>PAGEREF _Toc232147913 \h</w:instrText>
+        </w:r>
+        <w:r>
+          <w:rPr>
+            <w:rFonts w:hint="eastAsia"/>
+            <w:noProof/>
+            <w:webHidden/>
+          </w:rPr>
+          <w:instrText xml:space="preserve"> </w:instrText>
+        </w:r>
+        <w:r>
+          <w:rPr>
+            <w:rFonts w:hint="eastAsia"/>
+            <w:noProof/>
+            <w:webHidden/>
+          </w:rPr>
+        </w:r>
+        <w:r>
+          <w:rPr>
+            <w:rFonts w:hint="eastAsia"/>
+            <w:noProof/>
+            <w:webHidden/>
+          </w:rPr>
+          <w:fldChar w:fldCharType="separate"/>
+        </w:r>
+        <w:r>
+          <w:rPr>
+            <w:noProof/>
+            <w:webHidden/>
+          </w:rPr>
+          <w:t>22</w:t>
+        </w:r>
+        <w:r>
+          <w:rPr>
+            <w:rFonts w:hint="eastAsia"/>
+            <w:noProof/>
+            <w:webHidden/>
+          </w:rPr>
+          <w:fldChar w:fldCharType="end"/>
+        </w:r>
+      </w:hyperlink>
+    </w:p>
+    <w:p>
+      <w:pPr>
+        <w:spacing w:before="120" w:after="120"/>
+        <w:rPr>
           <w:rFonts w:ascii="黑体" w:eastAsia="黑体" w:hAnsi="黑体" w:hint="eastAsia"/>
         </w:rPr>
       </w:pPr>
@@ -3716,11 +4668,11 @@
           <w:rFonts w:ascii="黑体" w:eastAsia="黑体" w:hAnsi="黑体" w:hint="eastAsia"/>
         </w:rPr>
         <w:sectPr>
-          <w:headerReference w:type="default" r:id="rId24"/>
-          <w:footerReference w:type="even" r:id="rId25"/>
-          <w:footerReference w:type="default" r:id="rId26"/>
-          <w:headerReference w:type="first" r:id="rId27"/>
-          <w:footerReference w:type="first" r:id="rId28"/>
+          <w:headerReference w:type="default" r:id="rId25"/>
+          <w:footerReference w:type="even" r:id="rId26"/>
+          <w:footerReference w:type="default" r:id="rId27"/>
+          <w:headerReference w:type="first" r:id="rId28"/>
+          <w:footerReference w:type="first" r:id="rId29"/>
           <w:pgSz w:w="11906" w:h="16838"/>
           <w:pgMar w:top="1418" w:right="1418" w:bottom="1418" w:left="1418" w:header="851" w:footer="992" w:gutter="0"/>
           <w:pgNumType w:fmt="upperRoman"/>
@@ -3747,7 +4699,7 @@
           <w:szCs w:val="32"/>
         </w:rPr>
         <w:sectPr>
-          <w:footerReference w:type="default" r:id="rId29"/>
+          <w:footerReference w:type="default" r:id="rId30"/>
           <w:type w:val="continuous"/>
           <w:pgSz w:w="11906" w:h="16838"/>
           <w:pgMar w:top="1418" w:right="1418" w:bottom="1418" w:left="1418" w:header="851" w:footer="992" w:gutter="0"/>
@@ -3776,7 +4728,7 @@
           <w:szCs w:val="21"/>
         </w:rPr>
       </w:pPr>
-      <w:bookmarkStart w:id="3" w:name="_Toc232114672"/>
+      <w:bookmarkStart w:id="3" w:name="_Toc232147886"/>
       <w:r>
         <w:rPr>
           <w:rFonts w:hint="eastAsia"/>
@@ -3796,6 +4748,7 @@
           <w:numId w:val="4"/>
         </w:numPr>
         <w:spacing w:before="120" w:after="120" w:line="360" w:lineRule="auto"/>
+        <w:ind w:left="561" w:hanging="561"/>
         <w:rPr>
           <w:rFonts w:ascii="黑体"/>
           <w:b w:val="0"/>
@@ -3803,7 +4756,7 @@
           <w:szCs w:val="28"/>
         </w:rPr>
       </w:pPr>
-      <w:bookmarkStart w:id="4" w:name="_Toc232114673"/>
+      <w:bookmarkStart w:id="4" w:name="_Toc232147887"/>
       <w:r>
         <w:rPr>
           <w:rFonts w:ascii="黑体"/>
@@ -3853,6 +4806,7 @@
           <w:numId w:val="4"/>
         </w:numPr>
         <w:spacing w:before="120" w:after="120" w:line="360" w:lineRule="auto"/>
+        <w:ind w:left="561" w:hanging="561"/>
         <w:rPr>
           <w:rFonts w:ascii="黑体"/>
           <w:b w:val="0"/>
@@ -3860,7 +4814,7 @@
           <w:szCs w:val="28"/>
         </w:rPr>
       </w:pPr>
-      <w:bookmarkStart w:id="5" w:name="_Toc232114674"/>
+      <w:bookmarkStart w:id="5" w:name="_Toc232147888"/>
       <w:r>
         <w:rPr>
           <w:rFonts w:ascii="黑体" w:hint="eastAsia"/>
@@ -4066,7 +5020,7 @@
           <w:szCs w:val="28"/>
         </w:rPr>
       </w:pPr>
-      <w:bookmarkStart w:id="6" w:name="_Toc232114675"/>
+      <w:bookmarkStart w:id="6" w:name="_Toc232147889"/>
       <w:r>
         <w:rPr>
           <w:rFonts w:ascii="黑体" w:hint="eastAsia"/>
@@ -4126,7 +5080,7 @@
         <w:rPr>
           <w:rFonts w:ascii="宋体" w:hAnsi="宋体"/>
         </w:rPr>
-        <w:t>（2）关键器件选型与参数分析。根据系统设计指标，重点分析了 NTC 热敏电阻的温度-电阻特性、B 值常数及额定功率等参数；查阅并分析了 LM358 双路运算放大器其输入失调电压、偏置电流、增益带宽积、共模抑制比、摆率等关键参数对放大电路性能的影响；对 LM393 电压比较器的传输延时、输出驱动能力和输入共模范围等特性进行了研究与选型论证。</w:t>
+        <w:t>（2）关键器件选型与参数分析。根据系统设计指标，重点分析了 NTC 热敏电阻的温度-电阻特性、B 值常数及额定功率等参数；查阅并分析了 LM358 双路运算放大器关键参数对放大电路性能的影响；对 LM393 电压比较器的传输延时、输出驱动能力和输入共模范围等特性进行了研究与选型论证。</w:t>
       </w:r>
     </w:p>
     <w:p>
@@ -4141,7 +5095,7 @@
         <w:rPr>
           <w:rFonts w:ascii="宋体" w:hAnsi="宋体"/>
         </w:rPr>
-        <w:t>（3）电路参数计算与详细设计。完成了惠斯通电桥的直流工作点计算，包括电桥平衡条件推导和电桥灵敏度分析；针对 NTC 热敏电阻在工作温度范围内的阻值变化量，设计了合理的电桥桥臂电阻比例，以确保差分输出电压具有足够的量程和线性度。在此基础上，计算了 LM358 两级差分放大器的增益分配方案</w:t>
+        <w:t>（3）电路参数计算与详细设计。完成了惠斯通电桥的直流工作点计算，包括电桥平衡条件推导和电桥灵敏度分析；针对 NTC 热敏电阻在工作温度范围内的阻值变化量，设计了合理的电桥桥臂电阻比例。在此基础上，计算了 LM358 两级差分放大器的增益分配方案</w:t>
       </w:r>
       <w:r>
         <w:rPr>
@@ -4153,7 +5107,7 @@
         <w:rPr>
           <w:rFonts w:ascii="宋体" w:hAnsi="宋体"/>
         </w:rPr>
-        <w:t>针对 LM358 的非理想特性，引入了失调电压调零措施；针对比较器输入端的噪声和高频干扰，设计了输入滤波与滞回比较电路，有效抑制了阈值附近的抖动现象。同时，设计了可调参考电压电路，通过电位器分压实现报警门限的灵活设定。</w:t>
+        <w:t>针对 LM358 的非理想特性，引入了失调电压调零措施；针对比较器输入端的噪声和高频干扰，设计了输入滤波与滞回比较电路。同时，设计了可调参考电压电路，通过电位器分压实现报警门限的灵活设定。</w:t>
       </w:r>
     </w:p>
     <w:p>
@@ -4176,38 +5130,31 @@
         <w:spacing w:before="120" w:after="120" w:line="400" w:lineRule="exact"/>
         <w:ind w:firstLineChars="200" w:firstLine="480"/>
         <w:rPr>
-          <w:rFonts w:ascii="宋体" w:hAnsi="宋体" w:hint="eastAsia"/>
-        </w:rPr>
-      </w:pPr>
-      <w:r>
-        <w:rPr>
-          <w:rFonts w:ascii="宋体" w:hAnsi="宋体"/>
-        </w:rPr>
-        <w:t>（5）系统性能分析与讨论。在仿真调试完成后，对系统的整体性能进行了评估，包括温度检测范围与分辨率、报警阈值的设定精度、系统功耗以及元器件成本等方面</w:t>
-      </w:r>
-      <w:r>
-        <w:rPr>
-          <w:rFonts w:ascii="宋体" w:hAnsi="宋体" w:hint="eastAsia"/>
-        </w:rPr>
-        <w:t>。</w:t>
-      </w:r>
-      <w:r>
-        <w:rPr>
-          <w:rFonts w:ascii="宋体" w:hAnsi="宋体" w:hint="eastAsia"/>
-        </w:rPr>
-        <w:br w:type="page"/>
+          <w:rFonts w:ascii="宋体" w:hAnsi="宋体"/>
+        </w:rPr>
+      </w:pPr>
+      <w:r>
+        <w:rPr>
+          <w:rFonts w:ascii="宋体" w:hAnsi="宋体"/>
+        </w:rPr>
+        <w:t>（5）系统性能分析与讨论。在仿真调试完成后，对系统的整体性能进行了评估，包括温度检测范围与分辨率、报警阈值的设定精度、系统功耗以及元器件成本等</w:t>
+      </w:r>
+      <w:r>
+        <w:rPr>
+          <w:rFonts w:ascii="宋体" w:hAnsi="宋体" w:hint="eastAsia"/>
+        </w:rPr>
+        <w:t>方面</w:t>
       </w:r>
     </w:p>
     <w:p>
       <w:pPr>
         <w:spacing w:before="120" w:after="120" w:line="400" w:lineRule="exact"/>
-        <w:ind w:firstLineChars="200" w:firstLine="480"/>
         <w:rPr>
           <w:rFonts w:ascii="宋体" w:hAnsi="宋体" w:hint="eastAsia"/>
         </w:rPr>
         <w:sectPr>
-          <w:headerReference w:type="default" r:id="rId30"/>
-          <w:footerReference w:type="default" r:id="rId31"/>
+          <w:headerReference w:type="default" r:id="rId31"/>
+          <w:footerReference w:type="default" r:id="rId32"/>
           <w:pgSz w:w="11906" w:h="16838"/>
           <w:pgMar w:top="1418" w:right="1418" w:bottom="1418" w:left="1418" w:header="851" w:footer="992" w:gutter="0"/>
           <w:pgNumType w:start="1"/>
@@ -4215,6 +5162,12 @@
           <w:docGrid w:linePitch="312"/>
         </w:sectPr>
       </w:pPr>
+      <w:r>
+        <w:rPr>
+          <w:rFonts w:ascii="宋体" w:hAnsi="宋体" w:hint="eastAsia"/>
+        </w:rPr>
+        <w:t>。</w:t>
+      </w:r>
     </w:p>
     <w:p>
       <w:pPr>
@@ -4242,7 +5195,7 @@
           <w:szCs w:val="32"/>
         </w:rPr>
       </w:pPr>
-      <w:bookmarkStart w:id="7" w:name="_Toc232114676"/>
+      <w:bookmarkStart w:id="7" w:name="_Toc232147890"/>
       <w:r>
         <w:rPr>
           <w:rFonts w:hint="eastAsia"/>
@@ -4276,7 +5229,7 @@
           <w:szCs w:val="28"/>
         </w:rPr>
       </w:pPr>
-      <w:bookmarkStart w:id="8" w:name="_Toc232114677"/>
+      <w:bookmarkStart w:id="8" w:name="_Toc232147891"/>
       <w:r>
         <w:rPr>
           <w:rFonts w:ascii="黑体" w:hint="eastAsia"/>
@@ -4301,7 +5254,7 @@
           <w:rFonts w:ascii="黑体" w:hAnsi="黑体" w:hint="eastAsia"/>
         </w:rPr>
       </w:pPr>
-      <w:bookmarkStart w:id="9" w:name="_Toc232114678"/>
+      <w:bookmarkStart w:id="9" w:name="_Toc232147892"/>
       <w:r>
         <w:rPr>
           <w:rFonts w:ascii="黑体" w:hAnsi="黑体" w:hint="eastAsia"/>
@@ -4383,13 +5336,13 @@
           <w:ilvl w:val="0"/>
           <w:numId w:val="0"/>
         </w:numPr>
-        <w:spacing w:before="120" w:after="120"/>
-        <w:ind w:left="720" w:hanging="720"/>
+        <w:spacing w:before="120" w:after="120" w:line="415" w:lineRule="auto"/>
+        <w:ind w:left="561" w:hanging="561"/>
         <w:rPr>
           <w:rFonts w:ascii="黑体" w:hAnsi="黑体" w:hint="eastAsia"/>
         </w:rPr>
       </w:pPr>
-      <w:bookmarkStart w:id="10" w:name="_Toc232114679"/>
+      <w:bookmarkStart w:id="10" w:name="_Toc232147893"/>
       <w:r>
         <w:rPr>
           <w:rFonts w:ascii="黑体" w:hAnsi="黑体" w:hint="eastAsia"/>
@@ -4637,9 +5590,9 @@
         <w:pStyle w:val="2"/>
         <w:numPr>
           <w:ilvl w:val="1"/>
-          <w:numId w:val="5"/>
+          <w:numId w:val="6"/>
         </w:numPr>
-        <w:spacing w:before="120" w:after="120"/>
+        <w:spacing w:before="120" w:after="120" w:line="360" w:lineRule="auto"/>
         <w:rPr>
           <w:rFonts w:ascii="黑体" w:hAnsi="黑体" w:hint="eastAsia"/>
           <w:b w:val="0"/>
@@ -4648,7 +5601,7 @@
           <w:szCs w:val="28"/>
         </w:rPr>
       </w:pPr>
-      <w:bookmarkStart w:id="11" w:name="_Toc232114680"/>
+      <w:bookmarkStart w:id="11" w:name="_Toc232147894"/>
       <w:r>
         <w:rPr>
           <w:rFonts w:ascii="黑体" w:hAnsi="黑体" w:hint="eastAsia"/>
@@ -4699,7 +5652,7 @@
           <w:ilvl w:val="2"/>
           <w:numId w:val="6"/>
         </w:numPr>
-        <w:spacing w:before="120" w:after="120"/>
+        <w:spacing w:before="120" w:after="120" w:line="360" w:lineRule="auto"/>
       </w:pPr>
       <w:r>
         <w:rPr>
@@ -4708,7 +5661,7 @@
         </w:rPr>
         <w:t xml:space="preserve"> </w:t>
       </w:r>
-      <w:bookmarkStart w:id="12" w:name="_Toc232114681"/>
+      <w:bookmarkStart w:id="12" w:name="_Toc232147895"/>
       <w:r>
         <w:rPr>
           <w:rFonts w:ascii="黑体" w:hAnsi="黑体" w:hint="eastAsia"/>
@@ -5223,7 +6176,7 @@
           <w:ilvl w:val="2"/>
           <w:numId w:val="6"/>
         </w:numPr>
-        <w:spacing w:before="120" w:after="120"/>
+        <w:spacing w:before="120" w:after="120" w:line="360" w:lineRule="auto"/>
         <w:rPr>
           <w:rFonts w:ascii="黑体" w:hAnsi="黑体" w:hint="eastAsia"/>
         </w:rPr>
@@ -5234,7 +6187,7 @@
         </w:rPr>
         <w:t xml:space="preserve"> </w:t>
       </w:r>
-      <w:bookmarkStart w:id="13" w:name="_Toc232114682"/>
+      <w:bookmarkStart w:id="13" w:name="_Toc232147896"/>
       <w:r>
         <w:rPr>
           <w:rFonts w:ascii="黑体" w:hAnsi="黑体"/>
@@ -5362,6 +6315,8 @@
           <w:left w:val="none" w:sz="0" w:space="0" w:color="auto"/>
           <w:bottom w:val="single" w:sz="12" w:space="0" w:color="auto"/>
           <w:right w:val="none" w:sz="0" w:space="0" w:color="auto"/>
+          <w:insideH w:val="none" w:sz="0" w:space="0" w:color="auto"/>
+          <w:insideV w:val="none" w:sz="0" w:space="0" w:color="auto"/>
         </w:tblBorders>
         <w:tblLook w:val="04A0" w:firstRow="1" w:lastRow="0" w:firstColumn="1" w:lastColumn="0" w:noHBand="0" w:noVBand="1"/>
       </w:tblPr>
@@ -5377,6 +6332,10 @@
         <w:tc>
           <w:tcPr>
             <w:tcW w:w="1510" w:type="dxa"/>
+            <w:tcBorders>
+              <w:top w:val="single" w:sz="12" w:space="0" w:color="auto"/>
+              <w:bottom w:val="single" w:sz="4" w:space="0" w:color="auto"/>
+            </w:tcBorders>
           </w:tcPr>
           <w:p>
             <w:pPr>
@@ -5405,6 +6364,10 @@
         <w:tc>
           <w:tcPr>
             <w:tcW w:w="1510" w:type="dxa"/>
+            <w:tcBorders>
+              <w:top w:val="single" w:sz="12" w:space="0" w:color="auto"/>
+              <w:bottom w:val="single" w:sz="4" w:space="0" w:color="auto"/>
+            </w:tcBorders>
           </w:tcPr>
           <w:p>
             <w:pPr>
@@ -5429,6 +6392,10 @@
         <w:tc>
           <w:tcPr>
             <w:tcW w:w="1510" w:type="dxa"/>
+            <w:tcBorders>
+              <w:top w:val="single" w:sz="12" w:space="0" w:color="auto"/>
+              <w:bottom w:val="single" w:sz="4" w:space="0" w:color="auto"/>
+            </w:tcBorders>
           </w:tcPr>
           <w:p>
             <w:pPr>
@@ -5453,6 +6420,10 @@
         <w:tc>
           <w:tcPr>
             <w:tcW w:w="1510" w:type="dxa"/>
+            <w:tcBorders>
+              <w:top w:val="single" w:sz="12" w:space="0" w:color="auto"/>
+              <w:bottom w:val="single" w:sz="4" w:space="0" w:color="auto"/>
+            </w:tcBorders>
           </w:tcPr>
           <w:p>
             <w:pPr>
@@ -5477,6 +6448,10 @@
         <w:tc>
           <w:tcPr>
             <w:tcW w:w="1510" w:type="dxa"/>
+            <w:tcBorders>
+              <w:top w:val="single" w:sz="12" w:space="0" w:color="auto"/>
+              <w:bottom w:val="single" w:sz="4" w:space="0" w:color="auto"/>
+            </w:tcBorders>
           </w:tcPr>
           <w:p>
             <w:pPr>
@@ -5501,6 +6476,10 @@
         <w:tc>
           <w:tcPr>
             <w:tcW w:w="1510" w:type="dxa"/>
+            <w:tcBorders>
+              <w:top w:val="single" w:sz="12" w:space="0" w:color="auto"/>
+              <w:bottom w:val="single" w:sz="4" w:space="0" w:color="auto"/>
+            </w:tcBorders>
           </w:tcPr>
           <w:p>
             <w:pPr>
@@ -5527,6 +6506,9 @@
         <w:tc>
           <w:tcPr>
             <w:tcW w:w="1510" w:type="dxa"/>
+            <w:tcBorders>
+              <w:top w:val="single" w:sz="4" w:space="0" w:color="auto"/>
+            </w:tcBorders>
           </w:tcPr>
           <w:p>
             <w:pPr>
@@ -5575,6 +6557,9 @@
         <w:tc>
           <w:tcPr>
             <w:tcW w:w="1510" w:type="dxa"/>
+            <w:tcBorders>
+              <w:top w:val="single" w:sz="4" w:space="0" w:color="auto"/>
+            </w:tcBorders>
           </w:tcPr>
           <w:p>
             <w:pPr>
@@ -5599,6 +6584,9 @@
         <w:tc>
           <w:tcPr>
             <w:tcW w:w="1510" w:type="dxa"/>
+            <w:tcBorders>
+              <w:top w:val="single" w:sz="4" w:space="0" w:color="auto"/>
+            </w:tcBorders>
           </w:tcPr>
           <w:p>
             <w:pPr>
@@ -5623,6 +6611,9 @@
         <w:tc>
           <w:tcPr>
             <w:tcW w:w="1510" w:type="dxa"/>
+            <w:tcBorders>
+              <w:top w:val="single" w:sz="4" w:space="0" w:color="auto"/>
+            </w:tcBorders>
           </w:tcPr>
           <w:p>
             <w:pPr>
@@ -5647,6 +6638,9 @@
         <w:tc>
           <w:tcPr>
             <w:tcW w:w="1510" w:type="dxa"/>
+            <w:tcBorders>
+              <w:top w:val="single" w:sz="4" w:space="0" w:color="auto"/>
+            </w:tcBorders>
           </w:tcPr>
           <w:p>
             <w:pPr>
@@ -5671,6 +6665,9 @@
         <w:tc>
           <w:tcPr>
             <w:tcW w:w="1510" w:type="dxa"/>
+            <w:tcBorders>
+              <w:top w:val="single" w:sz="4" w:space="0" w:color="auto"/>
+            </w:tcBorders>
           </w:tcPr>
           <w:p>
             <w:pPr>
@@ -5861,7 +6858,7 @@
           <w:ilvl w:val="1"/>
           <w:numId w:val="6"/>
         </w:numPr>
-        <w:spacing w:before="120" w:after="120"/>
+        <w:spacing w:before="120" w:after="120" w:line="360" w:lineRule="auto"/>
         <w:rPr>
           <w:rFonts w:ascii="黑体" w:hAnsi="黑体" w:hint="eastAsia"/>
           <w:b w:val="0"/>
@@ -5870,7 +6867,7 @@
           <w:szCs w:val="28"/>
         </w:rPr>
       </w:pPr>
-      <w:bookmarkStart w:id="14" w:name="_Toc232114683"/>
+      <w:bookmarkStart w:id="14" w:name="_Toc232147897"/>
       <w:r>
         <w:rPr>
           <w:rFonts w:ascii="黑体" w:hAnsi="黑体" w:hint="eastAsia"/>
@@ -5890,18 +6887,18 @@
           <w:ilvl w:val="2"/>
           <w:numId w:val="7"/>
         </w:numPr>
-        <w:spacing w:before="120" w:after="120"/>
-        <w:rPr>
-          <w:rFonts w:ascii="黑体" w:hAnsi="黑体"/>
-        </w:rPr>
-      </w:pPr>
-      <w:r>
+        <w:spacing w:before="120" w:after="120" w:line="360" w:lineRule="auto"/>
         <w:rPr>
           <w:rFonts w:ascii="黑体" w:hAnsi="黑体" w:hint="eastAsia"/>
         </w:rPr>
+      </w:pPr>
+      <w:r>
+        <w:rPr>
+          <w:rFonts w:ascii="黑体" w:hAnsi="黑体" w:hint="eastAsia"/>
+        </w:rPr>
         <w:t xml:space="preserve"> </w:t>
       </w:r>
-      <w:bookmarkStart w:id="15" w:name="_Toc232114684"/>
+      <w:bookmarkStart w:id="15" w:name="_Toc232147898"/>
       <w:r>
         <w:rPr>
           <w:rFonts w:ascii="黑体" w:hAnsi="黑体" w:hint="eastAsia"/>
@@ -5921,7 +6918,7 @@
         <w:spacing w:beforeLines="0" w:before="0" w:afterLines="0" w:after="0" w:line="400" w:lineRule="exact"/>
         <w:ind w:firstLineChars="200" w:firstLine="480"/>
         <w:rPr>
-          <w:rFonts w:ascii="宋体" w:hAnsi="宋体"/>
+          <w:rFonts w:ascii="宋体" w:hAnsi="宋体" w:hint="eastAsia"/>
         </w:rPr>
       </w:pPr>
       <w:r>
@@ -6026,7 +7023,7 @@
         <w:spacing w:beforeLines="0" w:before="0" w:afterLines="0" w:after="0" w:line="400" w:lineRule="exact"/>
         <w:ind w:firstLineChars="200" w:firstLine="480"/>
         <w:rPr>
-          <w:rFonts w:ascii="宋体" w:hAnsi="宋体"/>
+          <w:rFonts w:ascii="宋体" w:hAnsi="宋体" w:hint="eastAsia"/>
         </w:rPr>
       </w:pPr>
       <w:r>
@@ -6223,7 +7220,7 @@
         <w:spacing w:beforeLines="0" w:before="0" w:afterLines="0" w:after="0" w:line="400" w:lineRule="exact"/>
         <w:ind w:firstLineChars="200" w:firstLine="480"/>
         <w:rPr>
-          <w:rFonts w:ascii="宋体" w:hAnsi="宋体"/>
+          <w:rFonts w:ascii="宋体" w:hAnsi="宋体" w:hint="eastAsia"/>
         </w:rPr>
       </w:pPr>
       <w:r>
@@ -6321,7 +7318,7 @@
         <w:spacing w:beforeLines="0" w:before="0" w:afterLines="0" w:after="0" w:line="400" w:lineRule="exact"/>
         <w:ind w:firstLineChars="200" w:firstLine="480"/>
         <w:rPr>
-          <w:rFonts w:ascii="宋体" w:hAnsi="宋体"/>
+          <w:rFonts w:ascii="宋体" w:hAnsi="宋体" w:hint="eastAsia"/>
         </w:rPr>
       </w:pPr>
       <w:r>
@@ -6500,18 +7497,18 @@
           <w:ilvl w:val="2"/>
           <w:numId w:val="7"/>
         </w:numPr>
-        <w:spacing w:before="120" w:after="120"/>
-        <w:rPr>
-          <w:rFonts w:ascii="黑体" w:hAnsi="黑体"/>
-        </w:rPr>
-      </w:pPr>
-      <w:r>
+        <w:spacing w:before="120" w:after="120" w:line="360" w:lineRule="auto"/>
         <w:rPr>
           <w:rFonts w:ascii="黑体" w:hAnsi="黑体" w:hint="eastAsia"/>
         </w:rPr>
+      </w:pPr>
+      <w:r>
+        <w:rPr>
+          <w:rFonts w:ascii="黑体" w:hAnsi="黑体" w:hint="eastAsia"/>
+        </w:rPr>
         <w:t xml:space="preserve"> </w:t>
       </w:r>
-      <w:bookmarkStart w:id="16" w:name="_Toc232114685"/>
+      <w:bookmarkStart w:id="16" w:name="_Toc232147899"/>
       <w:r>
         <w:rPr>
           <w:rFonts w:ascii="黑体" w:hAnsi="黑体" w:hint="eastAsia"/>
@@ -6555,7 +7552,7 @@
         <w:spacing w:beforeLines="0" w:before="0" w:afterLines="0" w:after="0" w:line="400" w:lineRule="exact"/>
         <w:ind w:firstLineChars="200" w:firstLine="480"/>
         <w:rPr>
-          <w:rFonts w:ascii="宋体" w:hAnsi="宋体"/>
+          <w:rFonts w:ascii="宋体" w:hAnsi="宋体" w:hint="eastAsia"/>
         </w:rPr>
       </w:pPr>
       <w:r>
@@ -6685,14 +7682,7 @@
         <w:rPr>
           <w:rFonts w:ascii="宋体" w:hAnsi="宋体" w:hint="eastAsia"/>
         </w:rPr>
-        <w:t>（3）输入共模电压范围包含地。LM358 的输入共模电压范围下限为 0 V 或略低于负电源轨。差分放大器在电桥平衡时两个输入端均约为 2.5 V，在温度超限时输入端可能接近 0 V 或 +5 V——均处于 LM358 的有效共模输入范围内，保证了输入级晶体管</w:t>
-      </w:r>
-      <w:r>
-        <w:rPr>
-          <w:rFonts w:ascii="宋体" w:hAnsi="宋体" w:hint="eastAsia"/>
-        </w:rPr>
-        <w:lastRenderedPageBreak/>
-        <w:t>的正常偏置，避免了共模电压越限导致的增益衰减或信号失真。</w:t>
+        <w:t>（3）输入共模电压范围包含地。LM358 的输入共模电压范围下限为 0 V 或略低于负电源轨。差分放大器在电桥平衡时两个输入端均约为 2.5 V，在温度超限时输入端可能接近 0 V 或 +5 V——均处于 LM358 的有效共模输入范围内，保证了输入级晶体管的正常偏置，避免了共模电压越限导致的增益衰减或信号失真。</w:t>
       </w:r>
     </w:p>
     <w:p>
@@ -6707,6 +7697,7 @@
         <w:rPr>
           <w:rFonts w:ascii="宋体" w:hAnsi="宋体" w:hint="eastAsia"/>
         </w:rPr>
+        <w:lastRenderedPageBreak/>
         <w:t>（4）低输入偏置电流，对电桥影响小。LM358 的典型输入偏置电流仅为 45 nA。电桥的输出阻抗约为电桥电阻的并联值，45 nA 的偏置电流在源阻抗上产生的额外压降仅为 0.225 mV，相对于 ±50 mV 的电桥信号幅值可忽略不计，不会显著影响测量精度。</w:t>
       </w:r>
     </w:p>
@@ -6792,7 +7783,7 @@
           <w:ilvl w:val="1"/>
           <w:numId w:val="7"/>
         </w:numPr>
-        <w:spacing w:before="120" w:after="120"/>
+        <w:spacing w:before="120" w:after="120" w:line="360" w:lineRule="auto"/>
         <w:rPr>
           <w:rFonts w:ascii="黑体" w:hAnsi="黑体" w:hint="eastAsia"/>
           <w:b w:val="0"/>
@@ -6801,7 +7792,7 @@
           <w:szCs w:val="28"/>
         </w:rPr>
       </w:pPr>
-      <w:bookmarkStart w:id="17" w:name="_Toc232114686"/>
+      <w:bookmarkStart w:id="17" w:name="_Toc232147900"/>
       <w:r>
         <w:rPr>
           <w:rFonts w:ascii="黑体" w:hAnsi="黑体"/>
@@ -6821,18 +7812,18 @@
           <w:ilvl w:val="2"/>
           <w:numId w:val="7"/>
         </w:numPr>
-        <w:spacing w:before="120" w:after="120"/>
-        <w:rPr>
-          <w:rFonts w:ascii="黑体" w:hAnsi="黑体"/>
-        </w:rPr>
-      </w:pPr>
-      <w:r>
+        <w:spacing w:before="120" w:after="120" w:line="360" w:lineRule="auto"/>
         <w:rPr>
           <w:rFonts w:ascii="黑体" w:hAnsi="黑体" w:hint="eastAsia"/>
         </w:rPr>
+      </w:pPr>
+      <w:r>
+        <w:rPr>
+          <w:rFonts w:ascii="黑体" w:hAnsi="黑体" w:hint="eastAsia"/>
+        </w:rPr>
         <w:t xml:space="preserve"> </w:t>
       </w:r>
-      <w:bookmarkStart w:id="18" w:name="_Toc232114687"/>
+      <w:bookmarkStart w:id="18" w:name="_Toc232147901"/>
       <w:r>
         <w:rPr>
           <w:rFonts w:ascii="黑体" w:hAnsi="黑体"/>
@@ -6876,7 +7867,7 @@
         <w:spacing w:beforeLines="0" w:before="0" w:afterLines="0" w:after="0" w:line="400" w:lineRule="exact"/>
         <w:ind w:firstLineChars="200" w:firstLine="480"/>
         <w:rPr>
-          <w:rFonts w:ascii="宋体" w:hAnsi="宋体"/>
+          <w:rFonts w:ascii="宋体" w:hAnsi="宋体" w:hint="eastAsia"/>
         </w:rPr>
       </w:pPr>
       <w:r>
@@ -6943,50 +7934,50 @@
         <w:rPr>
           <w:rFonts w:ascii="宋体" w:hAnsi="宋体" w:hint="eastAsia"/>
         </w:rPr>
-        <w:t>才触发翻转，下降时需</w:t>
+        <w:t>才触发翻转，下降时需跌过低门限</w:t>
+      </w:r>
+      <w:r>
+        <w:rPr>
+          <w:rFonts w:ascii="宋体" w:hAnsi="宋体"/>
+        </w:rPr>
+        <w:t xml:space="preserve"> V_L </w:t>
+      </w:r>
+      <w:r>
+        <w:rPr>
+          <w:rFonts w:ascii="宋体" w:hAnsi="宋体" w:hint="eastAsia"/>
+        </w:rPr>
+        <w:t>才翻转回，两个门限之间的差值即为滞回宽度</w:t>
+      </w:r>
+      <w:r>
+        <w:rPr>
+          <w:rFonts w:ascii="宋体" w:hAnsi="宋体"/>
+        </w:rPr>
+        <w:t xml:space="preserve"> V_H </w:t>
+      </w:r>
+      <w:r>
+        <w:rPr>
+          <w:rFonts w:ascii="Cambria Math" w:hAnsi="Cambria Math" w:cs="Cambria Math"/>
+        </w:rPr>
+        <w:t>−</w:t>
+      </w:r>
+      <w:r>
+        <w:rPr>
+          <w:rFonts w:ascii="宋体" w:hAnsi="宋体"/>
+        </w:rPr>
+        <w:t xml:space="preserve"> V_L</w:t>
+      </w:r>
+      <w:r>
+        <w:rPr>
+          <w:rFonts w:ascii="宋体" w:hAnsi="宋体" w:hint="eastAsia"/>
+        </w:rPr>
+        <w:t>，信号在此</w:t>
       </w:r>
       <w:r>
         <w:rPr>
           <w:rFonts w:ascii="宋体" w:hAnsi="宋体" w:hint="eastAsia"/>
         </w:rPr>
         <w:lastRenderedPageBreak/>
-        <w:t>跌过低门限</w:t>
-      </w:r>
-      <w:r>
-        <w:rPr>
-          <w:rFonts w:ascii="宋体" w:hAnsi="宋体"/>
-        </w:rPr>
-        <w:t xml:space="preserve"> V_L </w:t>
-      </w:r>
-      <w:r>
-        <w:rPr>
-          <w:rFonts w:ascii="宋体" w:hAnsi="宋体" w:hint="eastAsia"/>
-        </w:rPr>
-        <w:t>才翻转回，两个门限之间的差值即为滞回宽度</w:t>
-      </w:r>
-      <w:r>
-        <w:rPr>
-          <w:rFonts w:ascii="宋体" w:hAnsi="宋体"/>
-        </w:rPr>
-        <w:t xml:space="preserve"> V_H </w:t>
-      </w:r>
-      <w:r>
-        <w:rPr>
-          <w:rFonts w:ascii="Cambria Math" w:hAnsi="Cambria Math" w:cs="Cambria Math"/>
-        </w:rPr>
-        <w:t>−</w:t>
-      </w:r>
-      <w:r>
-        <w:rPr>
-          <w:rFonts w:ascii="宋体" w:hAnsi="宋体"/>
-        </w:rPr>
-        <w:t xml:space="preserve"> V_L</w:t>
-      </w:r>
-      <w:r>
-        <w:rPr>
-          <w:rFonts w:ascii="宋体" w:hAnsi="宋体" w:hint="eastAsia"/>
-        </w:rPr>
-        <w:t>，信号在此窗口内波动不会引发输出翻转。</w:t>
+        <w:t>窗口内波动不会引发输出翻转。</w:t>
       </w:r>
     </w:p>
     <w:p>
@@ -7309,7 +8300,7 @@
         <w:spacing w:beforeLines="0" w:before="0" w:afterLines="0" w:after="0" w:line="400" w:lineRule="exact"/>
         <w:ind w:firstLineChars="200" w:firstLine="480"/>
         <w:rPr>
-          <w:rFonts w:ascii="宋体" w:hAnsi="宋体"/>
+          <w:rFonts w:ascii="宋体" w:hAnsi="宋体" w:hint="eastAsia"/>
         </w:rPr>
       </w:pPr>
       <w:r>
@@ -7548,6 +8539,24 @@
     <w:p>
       <w:pPr>
         <w:spacing w:beforeLines="0" w:before="0" w:afterLines="0" w:after="0" w:line="400" w:lineRule="exact"/>
+        <w:ind w:firstLineChars="200" w:firstLine="480"/>
+        <w:rPr>
+          <w:rFonts w:ascii="宋体" w:hAnsi="宋体"/>
+        </w:rPr>
+      </w:pPr>
+    </w:p>
+    <w:p>
+      <w:pPr>
+        <w:spacing w:beforeLines="0" w:before="0" w:afterLines="0" w:after="0" w:line="400" w:lineRule="exact"/>
+        <w:ind w:firstLineChars="200" w:firstLine="480"/>
+        <w:rPr>
+          <w:rFonts w:ascii="宋体" w:hAnsi="宋体" w:hint="eastAsia"/>
+        </w:rPr>
+      </w:pPr>
+    </w:p>
+    <w:p>
+      <w:pPr>
+        <w:spacing w:beforeLines="0" w:before="0" w:afterLines="0" w:after="0" w:line="400" w:lineRule="exact"/>
         <w:ind w:firstLineChars="200" w:firstLine="400"/>
         <w:jc w:val="center"/>
         <w:rPr>
@@ -7562,6 +8571,7 @@
           <w:sz w:val="20"/>
           <w:szCs w:val="20"/>
         </w:rPr>
+        <w:lastRenderedPageBreak/>
         <w:t>表2-2</w:t>
       </w:r>
       <w:r>
@@ -7590,6 +8600,8 @@
           <w:left w:val="none" w:sz="0" w:space="0" w:color="auto"/>
           <w:bottom w:val="single" w:sz="12" w:space="0" w:color="auto"/>
           <w:right w:val="none" w:sz="0" w:space="0" w:color="auto"/>
+          <w:insideH w:val="none" w:sz="0" w:space="0" w:color="auto"/>
+          <w:insideV w:val="none" w:sz="0" w:space="0" w:color="auto"/>
         </w:tblBorders>
         <w:tblLook w:val="04A0" w:firstRow="1" w:lastRow="0" w:firstColumn="1" w:lastColumn="0" w:noHBand="0" w:noVBand="1"/>
       </w:tblPr>
@@ -7603,6 +8615,10 @@
         <w:tc>
           <w:tcPr>
             <w:tcW w:w="2265" w:type="dxa"/>
+            <w:tcBorders>
+              <w:top w:val="single" w:sz="12" w:space="0" w:color="auto"/>
+              <w:bottom w:val="single" w:sz="4" w:space="0" w:color="auto"/>
+            </w:tcBorders>
           </w:tcPr>
           <w:p>
             <w:pPr>
@@ -7624,7 +8640,6 @@
                 <w:sz w:val="20"/>
                 <w:szCs w:val="20"/>
               </w:rPr>
-              <w:lastRenderedPageBreak/>
               <w:t>条件</w:t>
             </w:r>
           </w:p>
@@ -7632,6 +8647,10 @@
         <w:tc>
           <w:tcPr>
             <w:tcW w:w="2265" w:type="dxa"/>
+            <w:tcBorders>
+              <w:top w:val="single" w:sz="12" w:space="0" w:color="auto"/>
+              <w:bottom w:val="single" w:sz="4" w:space="0" w:color="auto"/>
+            </w:tcBorders>
           </w:tcPr>
           <w:p>
             <w:pPr>
@@ -7660,6 +8679,10 @@
         <w:tc>
           <w:tcPr>
             <w:tcW w:w="2265" w:type="dxa"/>
+            <w:tcBorders>
+              <w:top w:val="single" w:sz="12" w:space="0" w:color="auto"/>
+              <w:bottom w:val="single" w:sz="4" w:space="0" w:color="auto"/>
+            </w:tcBorders>
           </w:tcPr>
           <w:p>
             <w:pPr>
@@ -7688,6 +8711,10 @@
         <w:tc>
           <w:tcPr>
             <w:tcW w:w="2265" w:type="dxa"/>
+            <w:tcBorders>
+              <w:top w:val="single" w:sz="12" w:space="0" w:color="auto"/>
+              <w:bottom w:val="single" w:sz="4" w:space="0" w:color="auto"/>
+            </w:tcBorders>
           </w:tcPr>
           <w:p>
             <w:pPr>
@@ -7718,6 +8745,9 @@
         <w:tc>
           <w:tcPr>
             <w:tcW w:w="2265" w:type="dxa"/>
+            <w:tcBorders>
+              <w:top w:val="single" w:sz="4" w:space="0" w:color="auto"/>
+            </w:tcBorders>
           </w:tcPr>
           <w:p>
             <w:pPr>
@@ -7766,6 +8796,9 @@
         <w:tc>
           <w:tcPr>
             <w:tcW w:w="2265" w:type="dxa"/>
+            <w:tcBorders>
+              <w:top w:val="single" w:sz="4" w:space="0" w:color="auto"/>
+            </w:tcBorders>
           </w:tcPr>
           <w:p>
             <w:pPr>
@@ -7790,6 +8823,9 @@
         <w:tc>
           <w:tcPr>
             <w:tcW w:w="2265" w:type="dxa"/>
+            <w:tcBorders>
+              <w:top w:val="single" w:sz="4" w:space="0" w:color="auto"/>
+            </w:tcBorders>
           </w:tcPr>
           <w:p>
             <w:pPr>
@@ -7814,6 +8850,9 @@
         <w:tc>
           <w:tcPr>
             <w:tcW w:w="2265" w:type="dxa"/>
+            <w:tcBorders>
+              <w:top w:val="single" w:sz="4" w:space="0" w:color="auto"/>
+            </w:tcBorders>
           </w:tcPr>
           <w:p>
             <w:pPr>
@@ -8078,7 +9117,7 @@
         <w:tabs>
           <w:tab w:val="left" w:pos="720"/>
         </w:tabs>
-        <w:spacing w:before="120" w:after="120"/>
+        <w:spacing w:before="120" w:after="120" w:line="360" w:lineRule="auto"/>
         <w:rPr>
           <w:rFonts w:ascii="黑体" w:hAnsi="黑体" w:hint="eastAsia"/>
         </w:rPr>
@@ -8089,7 +9128,7 @@
         </w:rPr>
         <w:t xml:space="preserve"> </w:t>
       </w:r>
-      <w:bookmarkStart w:id="19" w:name="_Toc232114688"/>
+      <w:bookmarkStart w:id="19" w:name="_Toc232147902"/>
       <w:r>
         <w:rPr>
           <w:rFonts w:ascii="黑体" w:hAnsi="黑体"/>
@@ -8103,7 +9142,7 @@
         <w:spacing w:beforeLines="0" w:before="0" w:afterLines="0" w:after="0" w:line="400" w:lineRule="exact"/>
         <w:ind w:firstLineChars="200" w:firstLine="480"/>
         <w:rPr>
-          <w:rFonts w:ascii="宋体" w:hAnsi="宋体"/>
+          <w:rFonts w:ascii="宋体" w:hAnsi="宋体" w:hint="eastAsia"/>
         </w:rPr>
       </w:pPr>
       <w:r>
@@ -8118,7 +9157,7 @@
         <w:spacing w:beforeLines="0" w:before="0" w:afterLines="0" w:after="0" w:line="400" w:lineRule="exact"/>
         <w:ind w:firstLineChars="200" w:firstLine="480"/>
         <w:rPr>
-          <w:rFonts w:ascii="宋体" w:hAnsi="宋体"/>
+          <w:rFonts w:ascii="宋体" w:hAnsi="宋体" w:hint="eastAsia"/>
         </w:rPr>
       </w:pPr>
       <w:r>
@@ -8133,7 +9172,7 @@
         <w:spacing w:beforeLines="0" w:before="0" w:afterLines="0" w:after="0" w:line="400" w:lineRule="exact"/>
         <w:ind w:firstLineChars="200" w:firstLine="480"/>
         <w:rPr>
-          <w:rFonts w:ascii="宋体" w:hAnsi="宋体"/>
+          <w:rFonts w:ascii="宋体" w:hAnsi="宋体" w:hint="eastAsia"/>
         </w:rPr>
       </w:pPr>
       <w:r>
@@ -8148,7 +9187,7 @@
         <w:spacing w:beforeLines="0" w:before="0" w:afterLines="0" w:after="0" w:line="400" w:lineRule="exact"/>
         <w:ind w:firstLineChars="200" w:firstLine="480"/>
         <w:rPr>
-          <w:rFonts w:ascii="宋体" w:hAnsi="宋体"/>
+          <w:rFonts w:ascii="宋体" w:hAnsi="宋体" w:hint="eastAsia"/>
         </w:rPr>
       </w:pPr>
       <w:r>
@@ -8175,7 +9214,7 @@
         <w:spacing w:beforeLines="0" w:before="0" w:afterLines="0" w:after="0" w:line="400" w:lineRule="exact"/>
         <w:ind w:firstLineChars="200" w:firstLine="480"/>
         <w:rPr>
-          <w:rFonts w:ascii="宋体" w:hAnsi="宋体"/>
+          <w:rFonts w:ascii="宋体" w:hAnsi="宋体" w:hint="eastAsia"/>
         </w:rPr>
       </w:pPr>
       <w:r>
@@ -8190,7 +9229,7 @@
         <w:spacing w:beforeLines="0" w:before="0" w:afterLines="0" w:after="0" w:line="400" w:lineRule="exact"/>
         <w:ind w:firstLineChars="200" w:firstLine="480"/>
         <w:rPr>
-          <w:rFonts w:ascii="宋体" w:hAnsi="宋体"/>
+          <w:rFonts w:ascii="宋体" w:hAnsi="宋体" w:hint="eastAsia"/>
         </w:rPr>
       </w:pPr>
       <w:r>
@@ -8205,7 +9244,7 @@
         <w:spacing w:beforeLines="0" w:before="0" w:afterLines="0" w:after="0" w:line="400" w:lineRule="exact"/>
         <w:ind w:firstLineChars="200" w:firstLine="480"/>
         <w:rPr>
-          <w:rFonts w:ascii="宋体" w:hAnsi="宋体"/>
+          <w:rFonts w:ascii="宋体" w:hAnsi="宋体" w:hint="eastAsia"/>
         </w:rPr>
       </w:pPr>
       <w:r>
@@ -8220,21 +9259,15 @@
         <w:spacing w:beforeLines="0" w:before="0" w:afterLines="0" w:after="0" w:line="400" w:lineRule="exact"/>
         <w:ind w:firstLineChars="200" w:firstLine="480"/>
         <w:rPr>
-          <w:rFonts w:ascii="宋体" w:hAnsi="宋体"/>
-        </w:rPr>
-      </w:pPr>
-      <w:r>
-        <w:rPr>
-          <w:rFonts w:ascii="宋体" w:hAnsi="宋体"/>
-        </w:rPr>
-        <w:t>（7）低功耗。LM393 双比较器总静态电流典型值仅 0.4 mA，系统长期连续工作时</w:t>
-      </w:r>
+          <w:rFonts w:ascii="宋体" w:hAnsi="宋体" w:hint="eastAsia"/>
+        </w:rPr>
+      </w:pPr>
       <w:r>
         <w:rPr>
           <w:rFonts w:ascii="宋体" w:hAnsi="宋体"/>
         </w:rPr>
         <w:lastRenderedPageBreak/>
-        <w:t>功耗极低，适合作为常开式温度监控装置的核心芯片。</w:t>
+        <w:t>（7）低功耗。LM393 双比较器总静态电流典型值仅 0.4 mA，系统长期连续工作时功耗极低，适合作为常开式温度监控装置的核心芯片。</w:t>
       </w:r>
     </w:p>
     <w:p>
@@ -8242,7 +9275,7 @@
         <w:spacing w:beforeLines="0" w:before="0" w:afterLines="0" w:after="0" w:line="400" w:lineRule="exact"/>
         <w:ind w:firstLineChars="200" w:firstLine="480"/>
         <w:rPr>
-          <w:rFonts w:ascii="宋体" w:hAnsi="宋体"/>
+          <w:rFonts w:ascii="宋体" w:hAnsi="宋体" w:hint="eastAsia"/>
         </w:rPr>
       </w:pPr>
       <w:r>
@@ -8280,7 +9313,7 @@
           <w:ilvl w:val="0"/>
           <w:numId w:val="0"/>
         </w:numPr>
-        <w:spacing w:before="120" w:after="120"/>
+        <w:spacing w:before="120" w:after="120" w:line="360" w:lineRule="auto"/>
         <w:rPr>
           <w:rFonts w:ascii="黑体" w:hAnsi="黑体" w:hint="eastAsia"/>
           <w:b w:val="0"/>
@@ -8289,7 +9322,7 @@
           <w:szCs w:val="28"/>
         </w:rPr>
       </w:pPr>
-      <w:bookmarkStart w:id="20" w:name="_Toc232114689"/>
+      <w:bookmarkStart w:id="20" w:name="_Toc232147903"/>
       <w:r>
         <w:rPr>
           <w:rFonts w:ascii="黑体" w:hAnsi="黑体" w:hint="eastAsia"/>
@@ -8321,53 +9354,17 @@
       </w:pPr>
       <w:r>
         <w:rPr>
-          <w:rFonts w:hint="eastAsia"/>
-        </w:rPr>
-        <w:t>（</w:t>
-      </w:r>
-      <w:r>
-        <w:rPr>
-          <w:rFonts w:hint="eastAsia"/>
-        </w:rPr>
-        <w:t>1</w:t>
-      </w:r>
-      <w:r>
-        <w:rPr>
-          <w:rFonts w:hint="eastAsia"/>
-        </w:rPr>
-        <w:t>）</w:t>
-      </w:r>
-      <w:r>
-        <w:rPr>
-          <w:rFonts w:hint="eastAsia"/>
-        </w:rPr>
-        <w:t>系统功能框图如下所示：</w:t>
-      </w:r>
-    </w:p>
-    <w:p>
-      <w:pPr>
-        <w:spacing w:before="120" w:after="120"/>
-        <w:ind w:firstLine="480"/>
-        <w:jc w:val="center"/>
-        <w:rPr>
-          <w:rFonts w:ascii="黑体" w:eastAsia="黑体" w:hAnsi="黑体" w:hint="eastAsia"/>
-          <w:sz w:val="20"/>
-          <w:szCs w:val="20"/>
-        </w:rPr>
-      </w:pPr>
-      <w:r>
-        <w:rPr>
           <w:rFonts w:ascii="黑体" w:eastAsia="黑体" w:hAnsi="黑体"/>
           <w:noProof/>
         </w:rPr>
         <w:drawing>
-          <wp:anchor distT="0" distB="0" distL="114300" distR="114300" simplePos="0" relativeHeight="251659264" behindDoc="0" locked="0" layoutInCell="1" allowOverlap="1" wp14:anchorId="4EBA9B73" wp14:editId="7CC23F82">
+          <wp:anchor distT="0" distB="0" distL="114300" distR="114300" simplePos="0" relativeHeight="251659264" behindDoc="0" locked="0" layoutInCell="1" allowOverlap="1" wp14:anchorId="4EBA9B73" wp14:editId="3A6E20E2">
             <wp:simplePos x="0" y="0"/>
             <wp:positionH relativeFrom="margin">
               <wp:align>center</wp:align>
             </wp:positionH>
             <wp:positionV relativeFrom="margin">
-              <wp:posOffset>3168650</wp:posOffset>
+              <wp:posOffset>2882900</wp:posOffset>
             </wp:positionV>
             <wp:extent cx="4377600" cy="3553200"/>
             <wp:effectExtent l="0" t="0" r="4445" b="0"/>
@@ -8384,7 +9381,7 @@
                     <pic:cNvPicPr/>
                   </pic:nvPicPr>
                   <pic:blipFill>
-                    <a:blip r:embed="rId32">
+                    <a:blip r:embed="rId33">
                       <a:extLst>
                         <a:ext uri="{28A0092B-C50C-407E-A947-70E740481C1C}">
                           <a14:useLocalDpi xmlns:a14="http://schemas.microsoft.com/office/drawing/2010/main" val="0"/>
@@ -8418,6 +9415,42 @@
       </w:r>
       <w:r>
         <w:rPr>
+          <w:rFonts w:hint="eastAsia"/>
+        </w:rPr>
+        <w:t>（</w:t>
+      </w:r>
+      <w:r>
+        <w:rPr>
+          <w:rFonts w:hint="eastAsia"/>
+        </w:rPr>
+        <w:t>1</w:t>
+      </w:r>
+      <w:r>
+        <w:rPr>
+          <w:rFonts w:hint="eastAsia"/>
+        </w:rPr>
+        <w:t>）</w:t>
+      </w:r>
+      <w:r>
+        <w:rPr>
+          <w:rFonts w:hint="eastAsia"/>
+        </w:rPr>
+        <w:t>系统功能框图如下所示：</w:t>
+      </w:r>
+    </w:p>
+    <w:p>
+      <w:pPr>
+        <w:spacing w:before="120" w:after="120"/>
+        <w:ind w:firstLine="480"/>
+        <w:jc w:val="center"/>
+        <w:rPr>
+          <w:rFonts w:ascii="黑体" w:eastAsia="黑体" w:hAnsi="黑体" w:hint="eastAsia"/>
+          <w:sz w:val="20"/>
+          <w:szCs w:val="20"/>
+        </w:rPr>
+      </w:pPr>
+      <w:r>
+        <w:rPr>
           <w:rFonts w:ascii="黑体" w:eastAsia="黑体" w:hAnsi="黑体"/>
           <w:sz w:val="20"/>
           <w:szCs w:val="20"/>
@@ -8630,6 +9663,7 @@
         <w:rPr>
           <w:rFonts w:ascii="宋体" w:hAnsi="宋体" w:hint="eastAsia"/>
         </w:rPr>
+        <w:lastRenderedPageBreak/>
         <w:fldChar w:fldCharType="begin"/>
       </w:r>
       <w:r>
@@ -8682,7 +9716,6 @@
         <w:rPr>
           <w:rFonts w:ascii="宋体" w:hAnsi="宋体" w:hint="eastAsia"/>
         </w:rPr>
-        <w:lastRenderedPageBreak/>
         <w:fldChar w:fldCharType="begin"/>
       </w:r>
       <w:r>
@@ -8759,6 +9792,8 @@
           <w:left w:val="none" w:sz="0" w:space="0" w:color="auto"/>
           <w:bottom w:val="single" w:sz="12" w:space="0" w:color="auto"/>
           <w:right w:val="none" w:sz="0" w:space="0" w:color="auto"/>
+          <w:insideH w:val="none" w:sz="0" w:space="0" w:color="auto"/>
+          <w:insideV w:val="none" w:sz="0" w:space="0" w:color="auto"/>
         </w:tblBorders>
         <w:tblLook w:val="04A0" w:firstRow="1" w:lastRow="0" w:firstColumn="1" w:lastColumn="0" w:noHBand="0" w:noVBand="1"/>
       </w:tblPr>
@@ -8771,6 +9806,10 @@
         <w:tc>
           <w:tcPr>
             <w:tcW w:w="1271" w:type="dxa"/>
+            <w:tcBorders>
+              <w:top w:val="single" w:sz="12" w:space="0" w:color="auto"/>
+              <w:bottom w:val="single" w:sz="4" w:space="0" w:color="auto"/>
+            </w:tcBorders>
           </w:tcPr>
           <w:p>
             <w:pPr>
@@ -8799,6 +9838,10 @@
         <w:tc>
           <w:tcPr>
             <w:tcW w:w="3827" w:type="dxa"/>
+            <w:tcBorders>
+              <w:top w:val="single" w:sz="12" w:space="0" w:color="auto"/>
+              <w:bottom w:val="single" w:sz="4" w:space="0" w:color="auto"/>
+            </w:tcBorders>
           </w:tcPr>
           <w:p>
             <w:pPr>
@@ -8827,6 +9870,10 @@
         <w:tc>
           <w:tcPr>
             <w:tcW w:w="3962" w:type="dxa"/>
+            <w:tcBorders>
+              <w:top w:val="single" w:sz="12" w:space="0" w:color="auto"/>
+              <w:bottom w:val="single" w:sz="4" w:space="0" w:color="auto"/>
+            </w:tcBorders>
           </w:tcPr>
           <w:p>
             <w:pPr>
@@ -8857,6 +9904,9 @@
         <w:tc>
           <w:tcPr>
             <w:tcW w:w="1271" w:type="dxa"/>
+            <w:tcBorders>
+              <w:top w:val="single" w:sz="4" w:space="0" w:color="auto"/>
+            </w:tcBorders>
           </w:tcPr>
           <w:p>
             <w:pPr>
@@ -8881,6 +9931,9 @@
         <w:tc>
           <w:tcPr>
             <w:tcW w:w="3827" w:type="dxa"/>
+            <w:tcBorders>
+              <w:top w:val="single" w:sz="4" w:space="0" w:color="auto"/>
+            </w:tcBorders>
           </w:tcPr>
           <w:p>
             <w:pPr>
@@ -8905,6 +9958,9 @@
         <w:tc>
           <w:tcPr>
             <w:tcW w:w="3962" w:type="dxa"/>
+            <w:tcBorders>
+              <w:top w:val="single" w:sz="4" w:space="0" w:color="auto"/>
+            </w:tcBorders>
           </w:tcPr>
           <w:p>
             <w:pPr>
@@ -9453,6 +10509,7 @@
           <w:rFonts w:ascii="宋体" w:hAnsi="宋体" w:hint="eastAsia"/>
         </w:rPr>
         <w:sectPr>
+          <w:headerReference w:type="default" r:id="rId34"/>
           <w:pgSz w:w="11906" w:h="16838"/>
           <w:pgMar w:top="1418" w:right="1418" w:bottom="1418" w:left="1418" w:header="851" w:footer="992" w:gutter="0"/>
           <w:pgNumType w:start="5"/>
@@ -9478,7 +10535,7 @@
         <w:spacing w:beforeLines="0" w:before="0" w:afterLines="0" w:after="0" w:line="400" w:lineRule="exact"/>
         <w:ind w:firstLineChars="200" w:firstLine="480"/>
         <w:rPr>
-          <w:rFonts w:ascii="宋体" w:hAnsi="宋体"/>
+          <w:rFonts w:ascii="宋体" w:hAnsi="宋体" w:hint="eastAsia"/>
         </w:rPr>
       </w:pPr>
     </w:p>
@@ -9489,16 +10546,16 @@
           <w:ilvl w:val="0"/>
           <w:numId w:val="10"/>
         </w:numPr>
-        <w:spacing w:before="120" w:after="120"/>
-        <w:rPr>
-          <w:rFonts w:eastAsia="黑体"/>
+        <w:spacing w:beforeLines="100" w:before="240" w:afterLines="100" w:after="240" w:line="360" w:lineRule="auto"/>
+        <w:rPr>
+          <w:rFonts w:eastAsia="黑体" w:hint="eastAsia"/>
           <w:b w:val="0"/>
           <w:bCs w:val="0"/>
           <w:sz w:val="28"/>
           <w:szCs w:val="28"/>
         </w:rPr>
       </w:pPr>
-      <w:bookmarkStart w:id="21" w:name="_Toc232114690"/>
+      <w:bookmarkStart w:id="21" w:name="_Toc232147904"/>
       <w:r>
         <w:rPr>
           <w:noProof/>
@@ -9527,7 +10584,7 @@
                     <pic:cNvPicPr/>
                   </pic:nvPicPr>
                   <pic:blipFill>
-                    <a:blip r:embed="rId33" cstate="print">
+                    <a:blip r:embed="rId35" cstate="print">
                       <a:extLst>
                         <a:ext uri="{28A0092B-C50C-407E-A947-70E740481C1C}">
                           <a14:useLocalDpi xmlns:a14="http://schemas.microsoft.com/office/drawing/2010/main" val="0"/>
@@ -9602,7 +10659,17 @@
           <w:ilvl w:val="1"/>
           <w:numId w:val="10"/>
         </w:numPr>
-        <w:spacing w:before="120" w:after="120"/>
+        <w:spacing w:before="120" w:after="120" w:line="360" w:lineRule="auto"/>
+        <w:rPr>
+          <w:rFonts w:ascii="黑体" w:hAnsi="黑体" w:hint="eastAsia"/>
+          <w:b w:val="0"/>
+          <w:bCs w:val="0"/>
+          <w:sz w:val="28"/>
+          <w:szCs w:val="28"/>
+        </w:rPr>
+      </w:pPr>
+      <w:bookmarkStart w:id="22" w:name="_Toc232147905"/>
+      <w:r>
         <w:rPr>
           <w:rFonts w:ascii="黑体" w:hAnsi="黑体"/>
           <w:b w:val="0"/>
@@ -9610,16 +10677,6 @@
           <w:sz w:val="28"/>
           <w:szCs w:val="28"/>
         </w:rPr>
-      </w:pPr>
-      <w:bookmarkStart w:id="22" w:name="_Toc232114691"/>
-      <w:r>
-        <w:rPr>
-          <w:rFonts w:ascii="黑体" w:hAnsi="黑体"/>
-          <w:b w:val="0"/>
-          <w:bCs w:val="0"/>
-          <w:sz w:val="28"/>
-          <w:szCs w:val="28"/>
-        </w:rPr>
         <w:t>温度采集模块电路设计</w:t>
       </w:r>
       <w:bookmarkEnd w:id="22"/>
@@ -9629,120 +10686,31 @@
         <w:spacing w:beforeLines="0" w:before="0" w:afterLines="0" w:after="0" w:line="400" w:lineRule="exact"/>
         <w:ind w:firstLineChars="200" w:firstLine="480"/>
         <w:rPr>
-          <w:rFonts w:ascii="宋体" w:hAnsi="宋体"/>
-        </w:rPr>
-      </w:pPr>
-      <w:r>
-        <w:rPr>
-          <w:rFonts w:ascii="宋体" w:hAnsi="宋体" w:hint="eastAsia"/>
-        </w:rPr>
-        <w:t>温度采集模块是本系统信号链路的最前端，其功能是将 NTC 热敏电阻随温度变化的阻值转换为便于后续电路处理的差分电压信号。本节深入分析惠斯通电桥的电路结构、直流工作点、平衡条件与灵敏度，给出桥臂电阻的具体取值依据和电位器校准方法，并通过 Proteus 仿真验证电桥的输出特性。</w:t>
+          <w:rFonts w:ascii="宋体" w:hAnsi="宋体" w:hint="eastAsia"/>
+        </w:rPr>
+      </w:pPr>
+      <w:r>
+        <w:rPr>
+          <w:rFonts w:ascii="宋体" w:hAnsi="宋体" w:hint="eastAsia"/>
+        </w:rPr>
+        <w:t>温度采集模块是本系统信号链路的最前端，其功能是将 NTC 热敏电阻随温度变化的阻值转换为便于后续电路处理的差分电压信号。本模块采用四臂惠斯通电桥拓扑，电路如图 3-</w:t>
+      </w:r>
+      <w:r>
+        <w:rPr>
+          <w:rFonts w:ascii="宋体" w:hAnsi="宋体" w:hint="eastAsia"/>
+        </w:rPr>
+        <w:t>1</w:t>
+      </w:r>
+      <w:r>
+        <w:rPr>
+          <w:rFonts w:ascii="宋体" w:hAnsi="宋体" w:hint="eastAsia"/>
+        </w:rPr>
+        <w:t xml:space="preserve"> 所示。</w:t>
       </w:r>
     </w:p>
     <w:p>
       <w:pPr>
         <w:spacing w:beforeLines="0" w:before="0" w:afterLines="0" w:after="0" w:line="400" w:lineRule="exact"/>
-        <w:ind w:firstLineChars="200" w:firstLine="480"/>
-        <w:rPr>
-          <w:rFonts w:ascii="宋体" w:hAnsi="宋体" w:hint="eastAsia"/>
-        </w:rPr>
-      </w:pPr>
-      <w:r>
-        <w:rPr>
-          <w:rFonts w:ascii="宋体" w:hAnsi="宋体" w:hint="eastAsia"/>
-        </w:rPr>
-        <w:t>本模块采用四臂惠斯通电桥拓扑，电路如图 3-</w:t>
-      </w:r>
-      <w:r>
-        <w:rPr>
-          <w:rFonts w:ascii="宋体" w:hAnsi="宋体" w:hint="eastAsia"/>
-        </w:rPr>
-        <w:t>1</w:t>
-      </w:r>
-      <w:r>
-        <w:rPr>
-          <w:rFonts w:ascii="宋体" w:hAnsi="宋体" w:hint="eastAsia"/>
-        </w:rPr>
-        <w:t xml:space="preserve"> 所示。电桥由 +5 V 直流电源供电，左臂由 R1和 R2构成固定分压支路，右臂由 NTC 热敏电阻 RT1（NTSD0XV103）和 10 kΩ 多圈精密电位器 RV1 构成可变分压支路。</w:t>
-      </w:r>
-    </w:p>
-    <w:p>
-      <w:pPr>
-        <w:spacing w:before="120" w:after="120"/>
-        <w:rPr>
-          <w:rFonts w:ascii="宋体" w:hAnsi="宋体"/>
-        </w:rPr>
-      </w:pPr>
-    </w:p>
-    <w:p>
-      <w:pPr>
-        <w:spacing w:before="120" w:after="120"/>
-        <w:rPr>
-          <w:rFonts w:ascii="宋体" w:hAnsi="宋体"/>
-        </w:rPr>
-      </w:pPr>
-    </w:p>
-    <w:p>
-      <w:pPr>
-        <w:spacing w:before="120" w:after="120"/>
-        <w:rPr>
-          <w:rFonts w:ascii="宋体" w:hAnsi="宋体"/>
-        </w:rPr>
-      </w:pPr>
-    </w:p>
-    <w:p>
-      <w:pPr>
-        <w:spacing w:before="120" w:after="120"/>
-        <w:rPr>
-          <w:rFonts w:ascii="宋体" w:hAnsi="宋体"/>
-        </w:rPr>
-      </w:pPr>
-    </w:p>
-    <w:p>
-      <w:pPr>
-        <w:spacing w:before="120" w:after="120"/>
-        <w:rPr>
-          <w:rFonts w:ascii="宋体" w:hAnsi="宋体"/>
-        </w:rPr>
-      </w:pPr>
-    </w:p>
-    <w:p>
-      <w:pPr>
-        <w:tabs>
-          <w:tab w:val="left" w:pos="3313"/>
-        </w:tabs>
-        <w:spacing w:before="120" w:after="120"/>
-        <w:rPr>
-          <w:rFonts w:ascii="宋体" w:hAnsi="宋体"/>
-        </w:rPr>
-      </w:pPr>
-      <w:r>
-        <w:rPr>
-          <w:rFonts w:ascii="宋体" w:hAnsi="宋体" w:hint="eastAsia"/>
-        </w:rPr>
-        <w:tab/>
-      </w:r>
-    </w:p>
-    <w:p>
-      <w:pPr>
-        <w:spacing w:before="120" w:after="120"/>
-        <w:rPr>
-          <w:rFonts w:ascii="宋体" w:hAnsi="宋体"/>
-        </w:rPr>
-      </w:pPr>
-    </w:p>
-    <w:p>
-      <w:pPr>
-        <w:spacing w:before="120" w:after="120"/>
-        <w:rPr>
-          <w:rFonts w:ascii="宋体" w:hAnsi="宋体"/>
-        </w:rPr>
-      </w:pPr>
-    </w:p>
-    <w:p>
-      <w:pPr>
-        <w:spacing w:beforeLines="0" w:before="0" w:afterLines="0" w:after="0" w:line="400" w:lineRule="exact"/>
-        <w:ind w:firstLineChars="200" w:firstLine="480"/>
         <w:rPr>
           <w:rFonts w:ascii="宋体" w:hAnsi="宋体" w:hint="eastAsia"/>
         </w:rPr>
@@ -9776,7 +10744,7 @@
                     <pic:cNvPicPr/>
                   </pic:nvPicPr>
                   <pic:blipFill>
-                    <a:blip r:embed="rId34" cstate="print">
+                    <a:blip r:embed="rId36" cstate="print">
                       <a:extLst>
                         <a:ext uri="{28A0092B-C50C-407E-A947-70E740481C1C}">
                           <a14:useLocalDpi xmlns:a14="http://schemas.microsoft.com/office/drawing/2010/main" val="0"/>
@@ -9815,53 +10783,53 @@
         <w:ind w:firstLineChars="200" w:firstLine="400"/>
         <w:jc w:val="center"/>
         <w:rPr>
+          <w:rFonts w:ascii="黑体" w:eastAsia="黑体" w:hAnsi="黑体" w:hint="eastAsia"/>
+          <w:sz w:val="20"/>
+          <w:szCs w:val="20"/>
+        </w:rPr>
+      </w:pPr>
+      <w:r>
+        <w:rPr>
           <w:rFonts w:ascii="黑体" w:eastAsia="黑体" w:hAnsi="黑体"/>
           <w:sz w:val="20"/>
           <w:szCs w:val="20"/>
         </w:rPr>
-      </w:pPr>
+        <w:t>图 3-</w:t>
+      </w:r>
+      <w:r>
+        <w:rPr>
+          <w:rFonts w:ascii="黑体" w:eastAsia="黑体" w:hAnsi="黑体" w:hint="eastAsia"/>
+          <w:sz w:val="20"/>
+          <w:szCs w:val="20"/>
+        </w:rPr>
+        <w:t>2</w:t>
+      </w:r>
+      <w:r>
+        <w:rPr>
+          <w:rFonts w:ascii="黑体" w:eastAsia="黑体" w:hAnsi="黑体" w:hint="eastAsia"/>
+          <w:sz w:val="20"/>
+          <w:szCs w:val="20"/>
+        </w:rPr>
+        <w:t>：</w:t>
+      </w:r>
       <w:r>
         <w:rPr>
           <w:rFonts w:ascii="黑体" w:eastAsia="黑体" w:hAnsi="黑体"/>
           <w:sz w:val="20"/>
           <w:szCs w:val="20"/>
         </w:rPr>
-        <w:t>图 3-</w:t>
-      </w:r>
-      <w:r>
-        <w:rPr>
-          <w:rFonts w:ascii="黑体" w:eastAsia="黑体" w:hAnsi="黑体" w:hint="eastAsia"/>
+        <w:t>惠斯通电桥电路图</w:t>
+      </w:r>
+    </w:p>
+    <w:p>
+      <w:pPr>
+        <w:spacing w:beforeLines="0" w:before="0" w:afterLines="0" w:after="0" w:line="400" w:lineRule="exact"/>
+        <w:ind w:firstLineChars="200" w:firstLine="400"/>
+        <w:rPr>
+          <w:rFonts w:ascii="宋体" w:hAnsi="宋体" w:hint="eastAsia"/>
           <w:sz w:val="20"/>
           <w:szCs w:val="20"/>
         </w:rPr>
-        <w:t>2</w:t>
-      </w:r>
-      <w:r>
-        <w:rPr>
-          <w:rFonts w:ascii="黑体" w:eastAsia="黑体" w:hAnsi="黑体" w:hint="eastAsia"/>
-          <w:sz w:val="20"/>
-          <w:szCs w:val="20"/>
-        </w:rPr>
-        <w:t>：</w:t>
-      </w:r>
-      <w:r>
-        <w:rPr>
-          <w:rFonts w:ascii="黑体" w:eastAsia="黑体" w:hAnsi="黑体"/>
-          <w:sz w:val="20"/>
-          <w:szCs w:val="20"/>
-        </w:rPr>
-        <w:t>惠斯通电桥电路图</w:t>
-      </w:r>
-    </w:p>
-    <w:p>
-      <w:pPr>
-        <w:spacing w:beforeLines="0" w:before="0" w:afterLines="0" w:after="0" w:line="400" w:lineRule="exact"/>
-        <w:ind w:firstLineChars="200" w:firstLine="400"/>
-        <w:rPr>
-          <w:rFonts w:ascii="宋体" w:hAnsi="宋体" w:hint="eastAsia"/>
-          <w:sz w:val="20"/>
-          <w:szCs w:val="20"/>
-        </w:rPr>
       </w:pPr>
     </w:p>
     <w:p>
@@ -9869,13 +10837,14 @@
         <w:spacing w:beforeLines="0" w:before="0" w:afterLines="0" w:after="0" w:line="400" w:lineRule="exact"/>
         <w:ind w:firstLineChars="200" w:firstLine="480"/>
         <w:rPr>
-          <w:rFonts w:ascii="宋体" w:hAnsi="宋体"/>
-        </w:rPr>
-      </w:pPr>
-      <w:r>
-        <w:rPr>
-          <w:rFonts w:ascii="宋体" w:hAnsi="宋体"/>
-        </w:rPr>
+          <w:rFonts w:ascii="宋体" w:hAnsi="宋体" w:hint="eastAsia"/>
+        </w:rPr>
+      </w:pPr>
+      <w:r>
+        <w:rPr>
+          <w:rFonts w:ascii="宋体" w:hAnsi="宋体"/>
+        </w:rPr>
+        <w:lastRenderedPageBreak/>
         <w:t>电桥的两个输出节点 V</w:t>
       </w:r>
       <w:r>
@@ -10008,7 +10977,7 @@
         <w:spacing w:beforeLines="0" w:before="0" w:afterLines="0" w:after="0" w:line="240" w:lineRule="atLeast"/>
         <w:ind w:firstLineChars="200" w:firstLine="480"/>
         <w:rPr>
-          <w:rFonts w:ascii="宋体" w:hAnsi="宋体"/>
+          <w:rFonts w:ascii="宋体" w:hAnsi="宋体" w:hint="eastAsia"/>
         </w:rPr>
       </w:pPr>
       <m:oMathPara>
@@ -10683,7 +11652,7 @@
         <w:spacing w:beforeLines="0" w:before="0" w:afterLines="0" w:after="0" w:line="400" w:lineRule="atLeast"/>
         <w:ind w:firstLineChars="200" w:firstLine="480"/>
         <w:rPr>
-          <w:rFonts w:ascii="宋体" w:hAnsi="宋体"/>
+          <w:rFonts w:ascii="宋体" w:hAnsi="宋体" w:hint="eastAsia"/>
         </w:rPr>
       </w:pPr>
       <w:r>
@@ -10901,7 +11870,7 @@
         <w:spacing w:beforeLines="0" w:before="0" w:afterLines="0" w:after="0" w:line="400" w:lineRule="atLeast"/>
         <w:ind w:firstLineChars="200" w:firstLine="480"/>
         <w:rPr>
-          <w:rFonts w:ascii="宋体" w:hAnsi="宋体"/>
+          <w:rFonts w:ascii="宋体" w:hAnsi="宋体" w:hint="eastAsia"/>
         </w:rPr>
       </w:pPr>
       <w:r>
@@ -11014,21 +11983,14 @@
         <w:spacing w:beforeLines="0" w:before="0" w:afterLines="0" w:after="0" w:line="400" w:lineRule="atLeast"/>
         <w:ind w:firstLineChars="200" w:firstLine="480"/>
         <w:rPr>
-          <w:rFonts w:ascii="宋体" w:hAnsi="宋体"/>
-        </w:rPr>
-      </w:pPr>
-      <w:r>
-        <w:rPr>
-          <w:rFonts w:ascii="宋体" w:hAnsi="宋体" w:hint="eastAsia"/>
-        </w:rPr>
-        <w:t xml:space="preserve">25°C 平衡状态下，左臂支路电流 I_left = 0.25 mA，右臂支路电流 I_right = </w:t>
-      </w:r>
-      <w:r>
-        <w:rPr>
-          <w:rFonts w:ascii="宋体" w:hAnsi="宋体" w:hint="eastAsia"/>
-        </w:rPr>
-        <w:lastRenderedPageBreak/>
-        <w:t>0.25 mA，电桥总电流约 0.5 mA。NTC 热敏电阻功耗仅为 0.625 mW，远小于器件的额定功率，自热效应可忽略不计。</w:t>
+          <w:rFonts w:ascii="宋体" w:hAnsi="宋体" w:hint="eastAsia"/>
+        </w:rPr>
+      </w:pPr>
+      <w:r>
+        <w:rPr>
+          <w:rFonts w:ascii="宋体" w:hAnsi="宋体" w:hint="eastAsia"/>
+        </w:rPr>
+        <w:t>25°C 平衡状态下，左臂支路电流 I_left = 0.25 mA，右臂支路电流 I_right = 0.25 mA，电桥总电流约 0.5 mA。NTC 热敏电阻功耗仅为 0.625 mW，远小于器件的额定功率，自热效应可忽略不计。</w:t>
       </w:r>
     </w:p>
     <w:p>
@@ -11062,7 +12024,7 @@
       <w:pPr>
         <w:spacing w:beforeLines="0" w:before="0" w:afterLines="0" w:after="0" w:line="400" w:lineRule="atLeast"/>
         <w:rPr>
-          <w:rFonts w:ascii="宋体" w:hAnsi="宋体"/>
+          <w:rFonts w:ascii="宋体" w:hAnsi="宋体" w:hint="eastAsia"/>
         </w:rPr>
       </w:pPr>
     </w:p>
@@ -11070,9 +12032,6 @@
       <w:pPr>
         <w:spacing w:before="120" w:after="120"/>
         <w:jc w:val="center"/>
-        <w:rPr>
-          <w:rFonts w:hint="eastAsia"/>
-        </w:rPr>
       </w:pPr>
       <m:oMathPara>
         <m:oMath>
@@ -11320,7 +12279,7 @@
         <w:spacing w:beforeLines="0" w:before="0" w:afterLines="0" w:after="0" w:line="400" w:lineRule="atLeast"/>
         <w:ind w:firstLineChars="200" w:firstLine="480"/>
         <w:rPr>
-          <w:rFonts w:ascii="宋体" w:hAnsi="宋体"/>
+          <w:rFonts w:ascii="宋体" w:hAnsi="宋体" w:hint="eastAsia"/>
         </w:rPr>
       </w:pPr>
       <w:r>
@@ -11491,7 +12450,7 @@
         <w:spacing w:beforeLines="0" w:before="0" w:afterLines="0" w:after="0" w:line="400" w:lineRule="atLeast"/>
         <w:ind w:firstLineChars="200" w:firstLine="480"/>
         <w:rPr>
-          <w:rFonts w:ascii="宋体" w:hAnsi="宋体"/>
+          <w:rFonts w:ascii="宋体" w:hAnsi="宋体" w:hint="eastAsia"/>
         </w:rPr>
       </w:pPr>
       <w:r>
@@ -11845,7 +12804,7 @@
         <w:spacing w:beforeLines="0" w:before="0" w:afterLines="0" w:after="0" w:line="400" w:lineRule="atLeast"/>
         <w:ind w:firstLineChars="200" w:firstLine="480"/>
         <w:rPr>
-          <w:rFonts w:ascii="宋体" w:hAnsi="宋体"/>
+          <w:rFonts w:ascii="宋体" w:hAnsi="宋体" w:hint="eastAsia"/>
         </w:rPr>
       </w:pPr>
       <w:r>
@@ -11958,17 +12917,18 @@
         <w:ind w:firstLineChars="200" w:firstLine="400"/>
         <w:jc w:val="center"/>
         <w:rPr>
-          <w:rFonts w:ascii="黑体" w:eastAsia="黑体" w:hAnsi="黑体"/>
-          <w:sz w:val="20"/>
-          <w:szCs w:val="20"/>
-        </w:rPr>
-      </w:pPr>
-      <w:r>
-        <w:rPr>
           <w:rFonts w:ascii="黑体" w:eastAsia="黑体" w:hAnsi="黑体" w:hint="eastAsia"/>
           <w:sz w:val="20"/>
           <w:szCs w:val="20"/>
         </w:rPr>
+      </w:pPr>
+      <w:r>
+        <w:rPr>
+          <w:rFonts w:ascii="黑体" w:eastAsia="黑体" w:hAnsi="黑体" w:hint="eastAsia"/>
+          <w:sz w:val="20"/>
+          <w:szCs w:val="20"/>
+        </w:rPr>
+        <w:lastRenderedPageBreak/>
         <w:t>表 3-</w:t>
       </w:r>
       <w:r>
@@ -12006,6 +12966,8 @@
           <w:left w:val="none" w:sz="0" w:space="0" w:color="auto"/>
           <w:bottom w:val="single" w:sz="12" w:space="0" w:color="auto"/>
           <w:right w:val="none" w:sz="0" w:space="0" w:color="auto"/>
+          <w:insideH w:val="none" w:sz="0" w:space="0" w:color="auto"/>
+          <w:insideV w:val="none" w:sz="0" w:space="0" w:color="auto"/>
         </w:tblBorders>
         <w:tblLook w:val="04A0" w:firstRow="1" w:lastRow="0" w:firstColumn="1" w:lastColumn="0" w:noHBand="0" w:noVBand="1"/>
       </w:tblPr>
@@ -12019,6 +12981,10 @@
         <w:tc>
           <w:tcPr>
             <w:tcW w:w="2265" w:type="dxa"/>
+            <w:tcBorders>
+              <w:top w:val="single" w:sz="12" w:space="0" w:color="auto"/>
+              <w:bottom w:val="single" w:sz="4" w:space="0" w:color="auto"/>
+            </w:tcBorders>
           </w:tcPr>
           <w:p>
             <w:pPr>
@@ -12043,6 +13009,10 @@
         <w:tc>
           <w:tcPr>
             <w:tcW w:w="2265" w:type="dxa"/>
+            <w:tcBorders>
+              <w:top w:val="single" w:sz="12" w:space="0" w:color="auto"/>
+              <w:bottom w:val="single" w:sz="4" w:space="0" w:color="auto"/>
+            </w:tcBorders>
           </w:tcPr>
           <w:p>
             <w:pPr>
@@ -12083,6 +13053,10 @@
         <w:tc>
           <w:tcPr>
             <w:tcW w:w="2265" w:type="dxa"/>
+            <w:tcBorders>
+              <w:top w:val="single" w:sz="12" w:space="0" w:color="auto"/>
+              <w:bottom w:val="single" w:sz="4" w:space="0" w:color="auto"/>
+            </w:tcBorders>
           </w:tcPr>
           <w:p>
             <w:pPr>
@@ -12107,6 +13081,10 @@
         <w:tc>
           <w:tcPr>
             <w:tcW w:w="2265" w:type="dxa"/>
+            <w:tcBorders>
+              <w:top w:val="single" w:sz="12" w:space="0" w:color="auto"/>
+              <w:bottom w:val="single" w:sz="4" w:space="0" w:color="auto"/>
+            </w:tcBorders>
           </w:tcPr>
           <w:p>
             <w:pPr>
@@ -12149,6 +13127,9 @@
         <w:tc>
           <w:tcPr>
             <w:tcW w:w="2265" w:type="dxa"/>
+            <w:tcBorders>
+              <w:top w:val="single" w:sz="4" w:space="0" w:color="auto"/>
+            </w:tcBorders>
           </w:tcPr>
           <w:p>
             <w:pPr>
@@ -12169,6 +13150,9 @@
         <w:tc>
           <w:tcPr>
             <w:tcW w:w="2265" w:type="dxa"/>
+            <w:tcBorders>
+              <w:top w:val="single" w:sz="4" w:space="0" w:color="auto"/>
+            </w:tcBorders>
           </w:tcPr>
           <w:p>
             <w:pPr>
@@ -12189,6 +13173,9 @@
         <w:tc>
           <w:tcPr>
             <w:tcW w:w="2265" w:type="dxa"/>
+            <w:tcBorders>
+              <w:top w:val="single" w:sz="4" w:space="0" w:color="auto"/>
+            </w:tcBorders>
           </w:tcPr>
           <w:p>
             <w:pPr>
@@ -12209,6 +13196,9 @@
         <w:tc>
           <w:tcPr>
             <w:tcW w:w="2265" w:type="dxa"/>
+            <w:tcBorders>
+              <w:top w:val="single" w:sz="4" w:space="0" w:color="auto"/>
+            </w:tcBorders>
           </w:tcPr>
           <w:p>
             <w:pPr>
@@ -12615,7 +13605,7 @@
         <w:spacing w:beforeLines="0" w:before="0" w:afterLines="0" w:after="0" w:line="400" w:lineRule="atLeast"/>
         <w:ind w:firstLineChars="200" w:firstLine="480"/>
         <w:rPr>
-          <w:rFonts w:ascii="宋体" w:hAnsi="宋体"/>
+          <w:rFonts w:ascii="宋体" w:hAnsi="宋体" w:hint="eastAsia"/>
         </w:rPr>
       </w:pPr>
       <w:r>
@@ -12708,7 +13698,7 @@
         <w:spacing w:beforeLines="0" w:before="0" w:afterLines="0" w:after="0" w:line="400" w:lineRule="atLeast"/>
         <w:ind w:firstLineChars="200" w:firstLine="480"/>
         <w:rPr>
-          <w:rFonts w:ascii="宋体" w:hAnsi="宋体"/>
+          <w:rFonts w:ascii="宋体" w:hAnsi="宋体" w:hint="eastAsia"/>
         </w:rPr>
       </w:pPr>
       <w:r>
@@ -12723,7 +13713,7 @@
         <w:spacing w:beforeLines="0" w:before="0" w:afterLines="0" w:after="0" w:line="400" w:lineRule="atLeast"/>
         <w:ind w:firstLineChars="200" w:firstLine="480"/>
         <w:rPr>
-          <w:rFonts w:ascii="宋体" w:hAnsi="宋体"/>
+          <w:rFonts w:ascii="宋体" w:hAnsi="宋体" w:hint="eastAsia"/>
         </w:rPr>
       </w:pPr>
       <w:r>
@@ -12781,14 +13771,7 @@
         <w:rPr>
           <w:rFonts w:ascii="宋体" w:hAnsi="宋体" w:hint="eastAsia"/>
         </w:rPr>
-        <w:t>阻值变化转换为差</w:t>
-      </w:r>
-      <w:r>
-        <w:rPr>
-          <w:rFonts w:ascii="宋体" w:hAnsi="宋体" w:hint="eastAsia"/>
-        </w:rPr>
-        <w:lastRenderedPageBreak/>
-        <w:t>分电压，</w:t>
+        <w:t>阻值变化转换为差分电压，</w:t>
       </w:r>
       <w:r>
         <w:rPr>
@@ -12894,7 +13877,17 @@
           <w:ilvl w:val="1"/>
           <w:numId w:val="10"/>
         </w:numPr>
-        <w:spacing w:before="120" w:after="120"/>
+        <w:spacing w:before="120" w:after="120" w:line="360" w:lineRule="auto"/>
+        <w:rPr>
+          <w:rFonts w:ascii="黑体" w:hAnsi="黑体" w:hint="eastAsia"/>
+          <w:b w:val="0"/>
+          <w:bCs w:val="0"/>
+          <w:sz w:val="28"/>
+          <w:szCs w:val="28"/>
+        </w:rPr>
+      </w:pPr>
+      <w:bookmarkStart w:id="23" w:name="_Toc232147906"/>
+      <w:r>
         <w:rPr>
           <w:rFonts w:ascii="黑体" w:hAnsi="黑体"/>
           <w:b w:val="0"/>
@@ -12902,16 +13895,6 @@
           <w:sz w:val="28"/>
           <w:szCs w:val="28"/>
         </w:rPr>
-      </w:pPr>
-      <w:bookmarkStart w:id="23" w:name="_Toc232114692"/>
-      <w:r>
-        <w:rPr>
-          <w:rFonts w:ascii="黑体" w:hAnsi="黑体"/>
-          <w:b w:val="0"/>
-          <w:bCs w:val="0"/>
-          <w:sz w:val="28"/>
-          <w:szCs w:val="28"/>
-        </w:rPr>
         <w:t>信号放大模块电路设计</w:t>
       </w:r>
       <w:bookmarkEnd w:id="23"/>
@@ -12921,7 +13904,7 @@
         <w:spacing w:beforeLines="0" w:before="0" w:afterLines="0" w:after="0" w:line="400" w:lineRule="exact"/>
         <w:ind w:firstLineChars="200" w:firstLine="480"/>
         <w:rPr>
-          <w:rFonts w:ascii="宋体" w:hAnsi="宋体"/>
+          <w:rFonts w:ascii="宋体" w:hAnsi="宋体" w:hint="eastAsia"/>
         </w:rPr>
       </w:pPr>
       <w:r>
@@ -12956,6 +13939,7 @@
           <w:rFonts w:ascii="宋体" w:hAnsi="宋体" w:hint="eastAsia"/>
           <w:noProof/>
         </w:rPr>
+        <w:lastRenderedPageBreak/>
         <w:drawing>
           <wp:anchor distT="0" distB="0" distL="114300" distR="114300" simplePos="0" relativeHeight="251663360" behindDoc="0" locked="0" layoutInCell="1" allowOverlap="1" wp14:anchorId="2717CEA3" wp14:editId="325286A3">
             <wp:simplePos x="0" y="0"/>
@@ -12980,7 +13964,7 @@
                     <pic:cNvPicPr/>
                   </pic:nvPicPr>
                   <pic:blipFill>
-                    <a:blip r:embed="rId35" cstate="print">
+                    <a:blip r:embed="rId37" cstate="print">
                       <a:extLst>
                         <a:ext uri="{28A0092B-C50C-407E-A947-70E740481C1C}">
                           <a14:useLocalDpi xmlns:a14="http://schemas.microsoft.com/office/drawing/2010/main" val="0"/>
@@ -13056,17 +14040,16 @@
           <w:ilvl w:val="2"/>
           <w:numId w:val="10"/>
         </w:numPr>
-        <w:spacing w:before="120" w:after="120"/>
+        <w:spacing w:before="120" w:after="120" w:line="360" w:lineRule="auto"/>
+        <w:rPr>
+          <w:rFonts w:ascii="黑体" w:hAnsi="黑体" w:hint="eastAsia"/>
+        </w:rPr>
+      </w:pPr>
+      <w:bookmarkStart w:id="24" w:name="_Toc232147907"/>
+      <w:r>
         <w:rPr>
           <w:rFonts w:ascii="黑体" w:hAnsi="黑体"/>
         </w:rPr>
-      </w:pPr>
-      <w:bookmarkStart w:id="24" w:name="_Toc232114693"/>
-      <w:r>
-        <w:rPr>
-          <w:rFonts w:ascii="黑体" w:hAnsi="黑体"/>
-        </w:rPr>
-        <w:lastRenderedPageBreak/>
         <w:t>差分放大电路</w:t>
       </w:r>
       <w:bookmarkEnd w:id="24"/>
@@ -13076,7 +14059,7 @@
         <w:spacing w:beforeLines="0" w:before="0" w:afterLines="0" w:after="0" w:line="400" w:lineRule="exact"/>
         <w:ind w:firstLineChars="200" w:firstLine="400"/>
         <w:rPr>
-          <w:rFonts w:ascii="宋体" w:hAnsi="宋体"/>
+          <w:rFonts w:ascii="宋体" w:hAnsi="宋体" w:hint="eastAsia"/>
         </w:rPr>
       </w:pPr>
       <w:r>
@@ -13110,7 +14093,7 @@
                     <pic:cNvPicPr/>
                   </pic:nvPicPr>
                   <pic:blipFill>
-                    <a:blip r:embed="rId36" cstate="print">
+                    <a:blip r:embed="rId38" cstate="print">
                       <a:extLst>
                         <a:ext uri="{28A0092B-C50C-407E-A947-70E740481C1C}">
                           <a14:useLocalDpi xmlns:a14="http://schemas.microsoft.com/office/drawing/2010/main" val="0"/>
@@ -13307,7 +14290,7 @@
         <w:ind w:firstLineChars="200" w:firstLine="400"/>
         <w:jc w:val="center"/>
         <w:rPr>
-          <w:rFonts w:ascii="黑体" w:eastAsia="黑体" w:hAnsi="黑体"/>
+          <w:rFonts w:ascii="黑体" w:eastAsia="黑体" w:hAnsi="黑体" w:hint="eastAsia"/>
           <w:sz w:val="20"/>
           <w:szCs w:val="20"/>
         </w:rPr>
@@ -13561,6 +14544,7 @@
         <w:rPr>
           <w:rFonts w:ascii="宋体" w:hAnsi="宋体" w:hint="eastAsia"/>
         </w:rPr>
+        <w:lastRenderedPageBreak/>
         <w:t>其中 V_ref_div 为同相端的分压值：</w:t>
       </w:r>
     </w:p>
@@ -14101,14 +15085,13 @@
         <w:spacing w:beforeLines="0" w:before="0" w:afterLines="0" w:after="0" w:line="400" w:lineRule="exact"/>
         <w:ind w:firstLineChars="200" w:firstLine="480"/>
         <w:rPr>
-          <w:rFonts w:ascii="宋体" w:hAnsi="宋体"/>
-        </w:rPr>
-      </w:pPr>
-      <w:r>
-        <w:rPr>
-          <w:rFonts w:ascii="宋体" w:hAnsi="宋体" w:hint="eastAsia"/>
-        </w:rPr>
-        <w:lastRenderedPageBreak/>
+          <w:rFonts w:ascii="宋体" w:hAnsi="宋体" w:hint="eastAsia"/>
+        </w:rPr>
+      </w:pPr>
+      <w:r>
+        <w:rPr>
+          <w:rFonts w:ascii="宋体" w:hAnsi="宋体" w:hint="eastAsia"/>
+        </w:rPr>
         <w:t>在</w:t>
       </w:r>
       <w:r>
@@ -14241,12 +15224,12 @@
           <w:ilvl w:val="2"/>
           <w:numId w:val="10"/>
         </w:numPr>
-        <w:spacing w:before="120" w:after="120"/>
-        <w:rPr>
-          <w:rFonts w:ascii="黑体" w:hAnsi="黑体"/>
-        </w:rPr>
-      </w:pPr>
-      <w:bookmarkStart w:id="25" w:name="_Toc232114694"/>
+        <w:spacing w:before="120" w:after="120" w:line="360" w:lineRule="auto"/>
+        <w:rPr>
+          <w:rFonts w:ascii="黑体" w:hAnsi="黑体" w:hint="eastAsia"/>
+        </w:rPr>
+      </w:pPr>
+      <w:bookmarkStart w:id="25" w:name="_Toc232147908"/>
       <w:r>
         <w:rPr>
           <w:rFonts w:ascii="黑体" w:hAnsi="黑体"/>
@@ -14260,7 +15243,7 @@
         <w:spacing w:beforeLines="0" w:before="0" w:afterLines="0" w:after="0" w:line="400" w:lineRule="exact"/>
         <w:ind w:firstLineChars="200" w:firstLine="480"/>
         <w:rPr>
-          <w:rFonts w:ascii="宋体" w:hAnsi="宋体"/>
+          <w:rFonts w:ascii="宋体" w:hAnsi="宋体" w:hint="eastAsia"/>
         </w:rPr>
       </w:pPr>
       <w:r>
@@ -14319,7 +15302,7 @@
                     <pic:cNvPicPr/>
                   </pic:nvPicPr>
                   <pic:blipFill>
-                    <a:blip r:embed="rId37" cstate="print">
+                    <a:blip r:embed="rId39" cstate="print">
                       <a:extLst>
                         <a:ext uri="{28A0092B-C50C-407E-A947-70E740481C1C}">
                           <a14:useLocalDpi xmlns:a14="http://schemas.microsoft.com/office/drawing/2010/main" val="0"/>
@@ -14629,7 +15612,7 @@
         <w:spacing w:beforeLines="0" w:before="0" w:afterLines="0" w:after="0" w:line="400" w:lineRule="exact"/>
         <w:ind w:firstLineChars="200" w:firstLine="480"/>
         <w:rPr>
-          <w:rFonts w:ascii="宋体" w:hAnsi="宋体"/>
+          <w:rFonts w:ascii="宋体" w:hAnsi="宋体" w:hint="eastAsia"/>
         </w:rPr>
       </w:pPr>
       <w:r>
@@ -15010,12 +15993,12 @@
           <w:ilvl w:val="2"/>
           <w:numId w:val="10"/>
         </w:numPr>
-        <w:spacing w:before="120" w:after="120"/>
-        <w:rPr>
-          <w:rFonts w:ascii="黑体" w:hAnsi="黑体"/>
-        </w:rPr>
-      </w:pPr>
-      <w:bookmarkStart w:id="26" w:name="_Toc232114695"/>
+        <w:spacing w:before="120" w:after="120" w:line="360" w:lineRule="auto"/>
+        <w:rPr>
+          <w:rFonts w:ascii="黑体" w:hAnsi="黑体" w:hint="eastAsia"/>
+        </w:rPr>
+      </w:pPr>
+      <w:bookmarkStart w:id="26" w:name="_Toc232147909"/>
       <w:r>
         <w:rPr>
           <w:rFonts w:ascii="黑体" w:hAnsi="黑体"/>
@@ -15146,7 +16129,7 @@
         <w:spacing w:beforeLines="0" w:before="0" w:afterLines="0" w:after="0" w:line="400" w:lineRule="exact"/>
         <w:ind w:firstLineChars="200" w:firstLine="480"/>
         <w:rPr>
-          <w:rFonts w:ascii="宋体" w:hAnsi="宋体"/>
+          <w:rFonts w:ascii="宋体" w:hAnsi="宋体" w:hint="eastAsia"/>
         </w:rPr>
       </w:pPr>
       <w:r>
@@ -15357,22 +16340,22 @@
         </w:numPr>
         <w:spacing w:before="120" w:after="120"/>
         <w:rPr>
+          <w:rFonts w:ascii="黑体" w:hAnsi="黑体" w:hint="eastAsia"/>
+          <w:b w:val="0"/>
+          <w:bCs w:val="0"/>
+          <w:sz w:val="28"/>
+          <w:szCs w:val="28"/>
+        </w:rPr>
+      </w:pPr>
+      <w:bookmarkStart w:id="27" w:name="_Toc232147910"/>
+      <w:r>
+        <w:rPr>
           <w:rFonts w:ascii="黑体" w:hAnsi="黑体"/>
           <w:b w:val="0"/>
           <w:bCs w:val="0"/>
           <w:sz w:val="28"/>
           <w:szCs w:val="28"/>
         </w:rPr>
-      </w:pPr>
-      <w:bookmarkStart w:id="27" w:name="_Toc232114696"/>
-      <w:r>
-        <w:rPr>
-          <w:rFonts w:ascii="黑体" w:hAnsi="黑体"/>
-          <w:b w:val="0"/>
-          <w:bCs w:val="0"/>
-          <w:sz w:val="28"/>
-          <w:szCs w:val="28"/>
-        </w:rPr>
         <w:t>电压比较与指示模块电路设计</w:t>
       </w:r>
       <w:bookmarkEnd w:id="27"/>
@@ -15382,14 +16365,38 @@
         <w:spacing w:beforeLines="0" w:before="0" w:afterLines="0" w:after="0" w:line="400" w:lineRule="exact"/>
         <w:ind w:firstLineChars="200" w:firstLine="480"/>
         <w:rPr>
-          <w:rFonts w:ascii="宋体" w:hAnsi="宋体"/>
-        </w:rPr>
-      </w:pPr>
-      <w:r>
-        <w:rPr>
-          <w:rFonts w:ascii="宋体" w:hAnsi="宋体" w:hint="eastAsia"/>
-        </w:rPr>
-        <w:t>电压比较与指示模块是本系统信号链路的终端环节，其功能是将放大后的温度电压信号 V_sig 与可调参考电压 Vref 进行比较，根据比较结果驱动双色 LED 指示当前温度是否超出设定阈值。电压比较与指示模块的电路如图 3-</w:t>
+          <w:rFonts w:ascii="宋体" w:hAnsi="宋体" w:hint="eastAsia"/>
+        </w:rPr>
+      </w:pPr>
+      <w:r>
+        <w:rPr>
+          <w:rFonts w:ascii="宋体" w:hAnsi="宋体" w:hint="eastAsia"/>
+        </w:rPr>
+        <w:t>电压比较与指示模块是本系统信号链路的终端环节，其功能是</w:t>
+      </w:r>
+      <w:r>
+        <w:rPr>
+          <w:rFonts w:ascii="宋体" w:hAnsi="宋体" w:hint="eastAsia"/>
+        </w:rPr>
+        <w:t>比较</w:t>
+      </w:r>
+      <w:r>
+        <w:rPr>
+          <w:rFonts w:ascii="宋体" w:hAnsi="宋体" w:hint="eastAsia"/>
+        </w:rPr>
+        <w:t>将放大后的温度电压信号与可调参考电压</w:t>
+      </w:r>
+      <w:r>
+        <w:rPr>
+          <w:rFonts w:ascii="宋体" w:hAnsi="宋体" w:hint="eastAsia"/>
+        </w:rPr>
+        <w:t>并</w:t>
+      </w:r>
+      <w:r>
+        <w:rPr>
+          <w:rFonts w:ascii="宋体" w:hAnsi="宋体" w:hint="eastAsia"/>
+        </w:rPr>
+        <w:t>驱动双色 LED 指示当前温度是否超出设定阈值。电压比较与指示模块的电路如图 3-</w:t>
       </w:r>
       <w:r>
         <w:rPr>
@@ -15423,6 +16430,7 @@
           <w:rFonts w:ascii="宋体" w:hAnsi="宋体" w:hint="eastAsia"/>
           <w:noProof/>
         </w:rPr>
+        <w:lastRenderedPageBreak/>
         <w:drawing>
           <wp:anchor distT="0" distB="0" distL="114300" distR="114300" simplePos="0" relativeHeight="251664384" behindDoc="0" locked="0" layoutInCell="1" allowOverlap="1" wp14:anchorId="04ED189F" wp14:editId="3EF910D6">
             <wp:simplePos x="0" y="0"/>
@@ -15447,7 +16455,7 @@
                     <pic:cNvPicPr/>
                   </pic:nvPicPr>
                   <pic:blipFill>
-                    <a:blip r:embed="rId38" cstate="print">
+                    <a:blip r:embed="rId40" cstate="print">
                       <a:extLst>
                         <a:ext uri="{28A0092B-C50C-407E-A947-70E740481C1C}">
                           <a14:useLocalDpi xmlns:a14="http://schemas.microsoft.com/office/drawing/2010/main" val="0"/>
@@ -15536,7 +16544,6 @@
         <w:rPr>
           <w:rFonts w:ascii="宋体" w:hAnsi="宋体"/>
         </w:rPr>
-        <w:lastRenderedPageBreak/>
         <w:t>当 Pin 1 输出高电平时，R5 向 Pin 3 注入正反馈电流，将比较阈值从 Vref 抬升至上门限 V_H</w:t>
       </w:r>
       <w:r>
@@ -16301,7 +17308,13 @@
         <w:rPr>
           <w:rFonts w:ascii="宋体" w:hAnsi="宋体" w:hint="eastAsia"/>
         </w:rPr>
-        <w:t>该滞回电压折算到电桥输入端：ΔV / A_v_total = 2.35 V / 100 ≈ 23.5 mV_pp，结合电桥灵敏度约 55 mV/°C。该值在系统 ±1°C 控温精度范围之内，既提供了约 50% 精度裕量的抗干扰窗口，又不会因滞回过大而导致控温精度过度退化。</w:t>
+        <w:t>滞回宽度</w:t>
+      </w:r>
+      <w:r>
+        <w:rPr>
+          <w:rFonts w:ascii="宋体" w:hAnsi="宋体" w:hint="eastAsia"/>
+        </w:rPr>
+        <w:t>在系统 ±1°C 控温精度范围之内，既提供了约 50% 精度裕量的抗干扰窗口，又不会因滞回过大而导致控温精度过度退化。</w:t>
       </w:r>
     </w:p>
     <w:p>
@@ -16309,7 +17322,7 @@
         <w:spacing w:beforeLines="0" w:before="0" w:afterLines="0" w:after="0" w:line="400" w:lineRule="exact"/>
         <w:ind w:firstLineChars="200" w:firstLine="480"/>
         <w:rPr>
-          <w:rFonts w:ascii="宋体" w:hAnsi="宋体"/>
+          <w:rFonts w:ascii="宋体" w:hAnsi="宋体" w:hint="eastAsia"/>
         </w:rPr>
       </w:pPr>
       <w:r>
@@ -16398,6 +17411,14 @@
         <w:rPr>
           <w:rFonts w:ascii="宋体" w:hAnsi="宋体" w:hint="eastAsia"/>
         </w:rPr>
+        <w:sectPr>
+          <w:headerReference w:type="default" r:id="rId41"/>
+          <w:pgSz w:w="11906" w:h="16838"/>
+          <w:pgMar w:top="1418" w:right="1418" w:bottom="1418" w:left="1418" w:header="851" w:footer="992" w:gutter="0"/>
+          <w:pgNumType w:start="14"/>
+          <w:cols w:space="720"/>
+          <w:docGrid w:linePitch="312"/>
+        </w:sectPr>
       </w:pPr>
       <w:r>
         <w:rPr>
@@ -16490,11 +17511,721 @@
         <w:t>的滞回窗口内时，比较器输出保持上一个状态不变，从而避免了阈值附近的频繁翻转和 LED 闪烁。</w:t>
       </w:r>
     </w:p>
+    <w:p>
+      <w:pPr>
+        <w:pStyle w:val="1"/>
+        <w:numPr>
+          <w:ilvl w:val="0"/>
+          <w:numId w:val="10"/>
+        </w:numPr>
+        <w:spacing w:beforeLines="100" w:before="240" w:afterLines="100" w:after="240" w:line="360" w:lineRule="auto"/>
+        <w:rPr>
+          <w:rFonts w:hint="eastAsia"/>
+          <w:b w:val="0"/>
+          <w:bCs w:val="0"/>
+          <w:sz w:val="28"/>
+          <w:szCs w:val="28"/>
+        </w:rPr>
+      </w:pPr>
+      <w:bookmarkStart w:id="28" w:name="_Toc232147911"/>
+      <w:r>
+        <w:rPr>
+          <w:b w:val="0"/>
+          <w:bCs w:val="0"/>
+          <w:sz w:val="28"/>
+          <w:szCs w:val="28"/>
+        </w:rPr>
+        <w:lastRenderedPageBreak/>
+        <w:t>总结与展望</w:t>
+      </w:r>
+      <w:bookmarkEnd w:id="28"/>
+    </w:p>
+    <w:p>
+      <w:pPr>
+        <w:pStyle w:val="2"/>
+        <w:numPr>
+          <w:ilvl w:val="0"/>
+          <w:numId w:val="0"/>
+        </w:numPr>
+        <w:spacing w:before="120" w:after="120" w:line="360" w:lineRule="auto"/>
+        <w:rPr>
+          <w:rFonts w:ascii="黑体" w:hAnsi="黑体"/>
+          <w:b w:val="0"/>
+          <w:bCs w:val="0"/>
+          <w:sz w:val="28"/>
+          <w:szCs w:val="28"/>
+        </w:rPr>
+      </w:pPr>
+      <w:bookmarkStart w:id="29" w:name="_Toc232147912"/>
+      <w:r>
+        <w:rPr>
+          <w:rFonts w:ascii="黑体" w:hAnsi="黑体" w:hint="eastAsia"/>
+          <w:b w:val="0"/>
+          <w:bCs w:val="0"/>
+          <w:sz w:val="28"/>
+          <w:szCs w:val="28"/>
+        </w:rPr>
+        <w:t>4.1工作总结</w:t>
+      </w:r>
+      <w:bookmarkEnd w:id="29"/>
+    </w:p>
+    <w:p>
+      <w:pPr>
+        <w:spacing w:beforeLines="0" w:before="0" w:afterLines="0" w:after="0" w:line="400" w:lineRule="exact"/>
+        <w:ind w:firstLineChars="200" w:firstLine="480"/>
+        <w:rPr>
+          <w:rFonts w:ascii="宋体" w:hAnsi="宋体" w:hint="eastAsia"/>
+        </w:rPr>
+      </w:pPr>
+      <w:r>
+        <w:rPr>
+          <w:rFonts w:ascii="宋体" w:hAnsi="宋体" w:hint="eastAsia"/>
+        </w:rPr>
+        <w:t>本课程设计以"基于 LM358 运算放大器的温度检测系统"为题，围绕模拟电子技术的核心知识点，遵循电子系统开发的完整流程——从需求分析、方案论证、器件选型、电路参数计算到 Proteus 仿真验证——系统地完成了一款面向水温监测与超温报警场景的纯模拟温度检测装置的设计。现将主要工作总结如下。</w:t>
+      </w:r>
+    </w:p>
+    <w:p>
+      <w:pPr>
+        <w:spacing w:beforeLines="0" w:before="0" w:afterLines="0" w:after="0" w:line="400" w:lineRule="exact"/>
+        <w:ind w:firstLineChars="200" w:firstLine="480"/>
+        <w:rPr>
+          <w:rFonts w:ascii="宋体" w:hAnsi="宋体" w:hint="eastAsia"/>
+        </w:rPr>
+      </w:pPr>
+      <w:r>
+        <w:rPr>
+          <w:rFonts w:ascii="宋体" w:hAnsi="宋体" w:hint="eastAsia"/>
+        </w:rPr>
+        <w:t>（1）系统总体方案设计与论证。根据课程设计任务要求，明确了系统的功能需求与技术指标：温度检测范围 25°C ~ 100°C，检测精度 ±1°C，采用 LED 指示灯输出超温告警。在此基础上规划了以 NTC 热敏电阻为温度敏感元件、惠斯通电桥为信号转换电路、LM358 双路运算放大器构成两级差分放大为信号调理核心、LM393 施密特比较器为阈值判别电路、双色 LED 为状态指示输出的系统总体架构。在方案论证阶段，分别从传感器方案、信号放大方案、比较器方案等多个维度进行了对比分析，从成本、精度、电路复杂度及教学直观性等方面综合评估，确定了最终设计方案。</w:t>
+      </w:r>
+    </w:p>
+    <w:p>
+      <w:pPr>
+        <w:spacing w:beforeLines="0" w:before="0" w:afterLines="0" w:after="0" w:line="400" w:lineRule="exact"/>
+        <w:ind w:firstLineChars="200" w:firstLine="480"/>
+        <w:rPr>
+          <w:rFonts w:ascii="宋体" w:hAnsi="宋体" w:hint="eastAsia"/>
+        </w:rPr>
+      </w:pPr>
+      <w:r>
+        <w:rPr>
+          <w:rFonts w:ascii="宋体" w:hAnsi="宋体" w:hint="eastAsia"/>
+        </w:rPr>
+        <w:t>（</w:t>
+      </w:r>
+      <w:r>
+        <w:rPr>
+          <w:rFonts w:ascii="宋体" w:hAnsi="宋体"/>
+        </w:rPr>
+        <w:t>2</w:t>
+      </w:r>
+      <w:r>
+        <w:rPr>
+          <w:rFonts w:ascii="宋体" w:hAnsi="宋体" w:hint="eastAsia"/>
+        </w:rPr>
+        <w:t>）关键器件选型与参数分析。温度传感器选用</w:t>
+      </w:r>
+      <w:r>
+        <w:rPr>
+          <w:rFonts w:ascii="宋体" w:hAnsi="宋体"/>
+        </w:rPr>
+        <w:t xml:space="preserve"> NTSD0XV103 </w:t>
+      </w:r>
+      <w:r>
+        <w:rPr>
+          <w:rFonts w:ascii="宋体" w:hAnsi="宋体" w:hint="eastAsia"/>
+        </w:rPr>
+        <w:t>型</w:t>
+      </w:r>
+      <w:r>
+        <w:rPr>
+          <w:rFonts w:ascii="宋体" w:hAnsi="宋体"/>
+        </w:rPr>
+        <w:t xml:space="preserve"> NTC </w:t>
+      </w:r>
+      <w:r>
+        <w:rPr>
+          <w:rFonts w:ascii="宋体" w:hAnsi="宋体" w:hint="eastAsia"/>
+        </w:rPr>
+        <w:t>热敏电阻，其</w:t>
+      </w:r>
+      <w:r>
+        <w:rPr>
+          <w:rFonts w:ascii="宋体" w:hAnsi="宋体"/>
+        </w:rPr>
+        <w:t xml:space="preserve"> 25°C </w:t>
+      </w:r>
+      <w:r>
+        <w:rPr>
+          <w:rFonts w:ascii="宋体" w:hAnsi="宋体" w:hint="eastAsia"/>
+        </w:rPr>
+        <w:t>标称阻值</w:t>
+      </w:r>
+      <w:r>
+        <w:rPr>
+          <w:rFonts w:ascii="宋体" w:hAnsi="宋体"/>
+        </w:rPr>
+        <w:t xml:space="preserve"> R</w:t>
+      </w:r>
+      <w:r>
+        <w:rPr>
+          <w:rFonts w:ascii="Cambria Math" w:hAnsi="Cambria Math" w:cs="Cambria Math"/>
+        </w:rPr>
+        <w:t>₂₅</w:t>
+      </w:r>
+      <w:r>
+        <w:rPr>
+          <w:rFonts w:ascii="宋体" w:hAnsi="宋体"/>
+        </w:rPr>
+        <w:t xml:space="preserve"> = 10 k</w:t>
+      </w:r>
+      <w:r>
+        <w:rPr>
+          <w:rFonts w:ascii="宋体" w:hAnsi="宋体" w:cs="宋体" w:hint="eastAsia"/>
+        </w:rPr>
+        <w:t>Ω</w:t>
+      </w:r>
+      <w:r>
+        <w:rPr>
+          <w:rFonts w:ascii="宋体" w:hAnsi="宋体" w:hint="eastAsia"/>
+        </w:rPr>
+        <w:t>、材料常数</w:t>
+      </w:r>
+      <w:r>
+        <w:rPr>
+          <w:rFonts w:ascii="宋体" w:hAnsi="宋体"/>
+        </w:rPr>
+        <w:t xml:space="preserve"> B = 3900 K</w:t>
+      </w:r>
+      <w:r>
+        <w:rPr>
+          <w:rFonts w:ascii="宋体" w:hAnsi="宋体" w:hint="eastAsia"/>
+        </w:rPr>
+        <w:t>、精度</w:t>
+      </w:r>
+      <w:r>
+        <w:rPr>
+          <w:rFonts w:ascii="宋体" w:hAnsi="宋体"/>
+        </w:rPr>
+        <w:t xml:space="preserve"> ±3%</w:t>
+      </w:r>
+      <w:r>
+        <w:rPr>
+          <w:rFonts w:ascii="宋体" w:hAnsi="宋体" w:hint="eastAsia"/>
+        </w:rPr>
+        <w:t>，工作温度范围</w:t>
+      </w:r>
+      <w:r>
+        <w:rPr>
+          <w:rFonts w:ascii="宋体" w:hAnsi="宋体"/>
+        </w:rPr>
+        <w:t xml:space="preserve"> </w:t>
+      </w:r>
+      <w:r>
+        <w:rPr>
+          <w:rFonts w:ascii="Cambria Math" w:hAnsi="Cambria Math" w:cs="Cambria Math"/>
+        </w:rPr>
+        <w:t>−</w:t>
+      </w:r>
+      <w:r>
+        <w:rPr>
+          <w:rFonts w:ascii="宋体" w:hAnsi="宋体"/>
+        </w:rPr>
+        <w:t>40</w:t>
+      </w:r>
+      <w:r>
+        <w:rPr>
+          <w:rFonts w:ascii="宋体" w:hAnsi="宋体" w:cs="宋体" w:hint="eastAsia"/>
+        </w:rPr>
+        <w:t>°</w:t>
+      </w:r>
+      <w:r>
+        <w:rPr>
+          <w:rFonts w:ascii="宋体" w:hAnsi="宋体"/>
+        </w:rPr>
+        <w:t>C ~ +125</w:t>
+      </w:r>
+      <w:r>
+        <w:rPr>
+          <w:rFonts w:ascii="宋体" w:hAnsi="宋体" w:cs="宋体" w:hint="eastAsia"/>
+        </w:rPr>
+        <w:t>°</w:t>
+      </w:r>
+      <w:r>
+        <w:rPr>
+          <w:rFonts w:ascii="宋体" w:hAnsi="宋体"/>
+        </w:rPr>
+        <w:t>C</w:t>
+      </w:r>
+      <w:r>
+        <w:rPr>
+          <w:rFonts w:ascii="宋体" w:hAnsi="宋体" w:hint="eastAsia"/>
+        </w:rPr>
+        <w:t>，阻值量程与电桥桥臂电阻匹配良好，径向引线封装便于浸水测温安装。信号放大核心器件选用</w:t>
+      </w:r>
+      <w:r>
+        <w:rPr>
+          <w:rFonts w:ascii="宋体" w:hAnsi="宋体"/>
+        </w:rPr>
+        <w:t xml:space="preserve"> LM358 </w:t>
+      </w:r>
+      <w:r>
+        <w:rPr>
+          <w:rFonts w:ascii="宋体" w:hAnsi="宋体" w:hint="eastAsia"/>
+        </w:rPr>
+        <w:t>双路通用运算放大器，其输入偏置电流典型值仅</w:t>
+      </w:r>
+      <w:r>
+        <w:rPr>
+          <w:rFonts w:ascii="宋体" w:hAnsi="宋体"/>
+        </w:rPr>
+        <w:t xml:space="preserve"> 45 nA</w:t>
+      </w:r>
+      <w:r>
+        <w:rPr>
+          <w:rFonts w:ascii="宋体" w:hAnsi="宋体" w:hint="eastAsia"/>
+        </w:rPr>
+        <w:t>、输入共模范围可低至</w:t>
+      </w:r>
+      <w:r>
+        <w:rPr>
+          <w:rFonts w:ascii="宋体" w:hAnsi="宋体"/>
+        </w:rPr>
+        <w:t xml:space="preserve"> 0 V</w:t>
+      </w:r>
+      <w:r>
+        <w:rPr>
+          <w:rFonts w:ascii="宋体" w:hAnsi="宋体" w:hint="eastAsia"/>
+        </w:rPr>
+        <w:t>、单位增益带宽</w:t>
+      </w:r>
+      <w:r>
+        <w:rPr>
+          <w:rFonts w:ascii="宋体" w:hAnsi="宋体"/>
+        </w:rPr>
+        <w:t xml:space="preserve"> 0.7 MHz</w:t>
+      </w:r>
+      <w:r>
+        <w:rPr>
+          <w:rFonts w:ascii="宋体" w:hAnsi="宋体" w:hint="eastAsia"/>
+        </w:rPr>
+        <w:t>、单芯片集成两路独立运放，可同时满足差分放大和同相放大两级电路的需求，成本低廉。阈值比较器件选用 LM393 双路电压比较器，开集电极输出结构可直接驱动 LED 负载，输入偏置电流仅 25 nA，响应时间 1.3 μs，满足温度缓变信号的实时检测需求。</w:t>
+      </w:r>
+    </w:p>
+    <w:p>
+      <w:pPr>
+        <w:spacing w:beforeLines="0" w:before="0" w:afterLines="0" w:after="0" w:line="400" w:lineRule="exact"/>
+        <w:ind w:firstLineChars="200" w:firstLine="480"/>
+        <w:rPr>
+          <w:rFonts w:ascii="宋体" w:hAnsi="宋体" w:hint="eastAsia"/>
+        </w:rPr>
+      </w:pPr>
+      <w:r>
+        <w:rPr>
+          <w:rFonts w:ascii="宋体" w:hAnsi="宋体" w:hint="eastAsia"/>
+        </w:rPr>
+        <w:t>（3）电路参数计算与详细设计。在温度采集模块中，基于惠斯通电桥拓扑完成了直流工作点分析；推导了电桥平衡条件，并给出了 0°C 至 100°C 各关键温度点的差分输出电压理论值。第一级采用差分放大，第二级采用同相比例放大器，总放大倍数 A_v_total = 100；在电压比较与指示模块中，以 LM393 构建施密特触发器为主要电路；设计了开集电极输出配合双色 LED 的指示电路，实现状态的直观区分。</w:t>
+      </w:r>
+    </w:p>
+    <w:p>
+      <w:pPr>
+        <w:spacing w:beforeLines="0" w:before="0" w:afterLines="0" w:after="0" w:line="400" w:lineRule="exact"/>
+        <w:ind w:firstLineChars="200" w:firstLine="480"/>
+        <w:rPr>
+          <w:rFonts w:ascii="宋体" w:hAnsi="宋体" w:hint="eastAsia"/>
+        </w:rPr>
+      </w:pPr>
+      <w:r>
+        <w:rPr>
+          <w:rFonts w:ascii="宋体" w:hAnsi="宋体" w:hint="eastAsia"/>
+        </w:rPr>
+        <w:t>（4）Proteus 仿真验证。在完成电路原理图设计的基础上，使用 Proteus 仿真平台分模块搭建了完整的温度检测及报警系统模型。对惠斯通电桥进行了直流扫描（DC Sweep）仿真；对两级放大与滤波电路进行了直流工作点和交流分析仿真；对比较器电路进行了传输特性（DC Transfer）仿真；最后进行了全链路瞬态仿真，以正弦波或三角波模拟温度缓变过程，验证了 LED 交替点亮的控制逻辑正确性。仿真结果表明，各模块</w:t>
+      </w:r>
+      <w:r>
+        <w:rPr>
+          <w:rFonts w:ascii="宋体" w:hAnsi="宋体" w:hint="eastAsia"/>
+        </w:rPr>
+        <w:lastRenderedPageBreak/>
+        <w:t>电路参数与理论计算值吻合良好，系统整体功能满足设计指标要求。</w:t>
+      </w:r>
+    </w:p>
+    <w:p>
+      <w:pPr>
+        <w:spacing w:beforeLines="0" w:before="0" w:afterLines="0" w:after="0" w:line="400" w:lineRule="exact"/>
+        <w:ind w:firstLineChars="200" w:firstLine="480"/>
+        <w:rPr>
+          <w:rFonts w:ascii="宋体" w:hAnsi="宋体" w:hint="eastAsia"/>
+        </w:rPr>
+      </w:pPr>
+      <w:r>
+        <w:rPr>
+          <w:rFonts w:ascii="宋体" w:hAnsi="宋体" w:hint="eastAsia"/>
+        </w:rPr>
+        <w:t>（5）系统性能分析与工程考量。在仿真验证完成后，对系统的整体性能进行了综合评估：温度检测灵敏度约 55 mV/°C（桥端），经 ×100 放大后约 5.5 V/°C，远大于 LM393 的 2 mV 输入失调电压，阈值判断可靠性充分；信号链路的各环节在电平、阻抗和带宽三个维度上实现了协调匹配——电桥 5 kΩ 量级输出阻抗与 LM358 的 45 nA 低偏置电流匹配、±5 V 量级放大输出处于 ±10.5 V 线性输出范围内、10 Hz 滤波器带宽在工频抑制与信号通过之间取得平衡、100 kΩ 电位器内阻与正反馈电阻的匹配保证了滞回可靠性。同时，对电路中的非理想因素进行了分析与工程处理；针对电桥校准需求，给出了 25°C 恒温条件下的调零方法；。</w:t>
+      </w:r>
+    </w:p>
+    <w:p>
+      <w:pPr>
+        <w:spacing w:beforeLines="0" w:before="0" w:afterLines="0" w:after="0" w:line="400" w:lineRule="exact"/>
+        <w:ind w:firstLineChars="200" w:firstLine="480"/>
+        <w:rPr>
+          <w:rFonts w:ascii="宋体" w:hAnsi="宋体" w:hint="eastAsia"/>
+        </w:rPr>
+      </w:pPr>
+      <w:r>
+        <w:rPr>
+          <w:rFonts w:ascii="宋体" w:hAnsi="宋体" w:hint="eastAsia"/>
+        </w:rPr>
+        <w:t>综上所述，本设计以纯模拟电子器件构建了一套功能完整的温度检测与报警系统。系统结构简洁，信号链路清晰完整，涵盖了传感器信号采集、电桥变换、差分放大、低通滤波、阈值比较和状态指示等环节。</w:t>
+      </w:r>
+    </w:p>
+    <w:p>
+      <w:pPr>
+        <w:pStyle w:val="2"/>
+        <w:numPr>
+          <w:ilvl w:val="0"/>
+          <w:numId w:val="0"/>
+        </w:numPr>
+        <w:spacing w:before="120" w:after="120" w:line="360" w:lineRule="auto"/>
+        <w:ind w:left="576" w:hanging="576"/>
+        <w:rPr>
+          <w:rFonts w:ascii="黑体" w:hAnsi="黑体"/>
+          <w:b w:val="0"/>
+          <w:bCs w:val="0"/>
+          <w:sz w:val="28"/>
+          <w:szCs w:val="28"/>
+        </w:rPr>
+      </w:pPr>
+      <w:bookmarkStart w:id="30" w:name="_Toc232147913"/>
+      <w:r>
+        <w:rPr>
+          <w:rFonts w:ascii="黑体" w:hAnsi="黑体" w:hint="eastAsia"/>
+          <w:b w:val="0"/>
+          <w:bCs w:val="0"/>
+          <w:sz w:val="28"/>
+          <w:szCs w:val="28"/>
+        </w:rPr>
+        <w:t>4.2改进方向</w:t>
+      </w:r>
+      <w:bookmarkEnd w:id="30"/>
+    </w:p>
+    <w:p>
+      <w:pPr>
+        <w:spacing w:beforeLines="0" w:before="0" w:afterLines="0" w:after="0" w:line="400" w:lineRule="exact"/>
+        <w:ind w:firstLineChars="200" w:firstLine="480"/>
+        <w:rPr>
+          <w:rFonts w:ascii="宋体" w:hAnsi="宋体" w:hint="eastAsia"/>
+        </w:rPr>
+      </w:pPr>
+      <w:r>
+        <w:rPr>
+          <w:rFonts w:ascii="宋体" w:hAnsi="宋体" w:hint="eastAsia"/>
+        </w:rPr>
+        <w:t>本设计在满足课程设计功能与技术指标要求的基础上，仍存在若干可在后续工作中进一步优化的方向。</w:t>
+      </w:r>
+    </w:p>
+    <w:p>
+      <w:pPr>
+        <w:spacing w:beforeLines="0" w:before="0" w:afterLines="0" w:after="0" w:line="400" w:lineRule="exact"/>
+        <w:ind w:firstLineChars="200" w:firstLine="480"/>
+        <w:rPr>
+          <w:rFonts w:ascii="宋体" w:hAnsi="宋体" w:hint="eastAsia"/>
+        </w:rPr>
+      </w:pPr>
+      <w:r>
+        <w:rPr>
+          <w:rFonts w:ascii="宋体" w:hAnsi="宋体" w:hint="eastAsia"/>
+        </w:rPr>
+        <w:t>（1）信号调理精度的提升。四电阻差分放大器的 CMRR 受限于电阻匹配精度，1% 精度电阻在最坏情况下等效 CMRR 仅约 46 dB，共模抑制残差约 0.2°C。改进措施：选用 0.1% 精密电阻网络或集成电阻阵列；或直接以 AD620 等仪表放大器替代分立差分电路，在 G = 100 时 CMRR 可达 130 dB，电路更简洁。</w:t>
+      </w:r>
+    </w:p>
+    <w:p>
+      <w:pPr>
+        <w:spacing w:beforeLines="0" w:before="0" w:afterLines="0" w:after="0" w:line="400" w:lineRule="exact"/>
+        <w:ind w:firstLineChars="200" w:firstLine="480"/>
+        <w:rPr>
+          <w:rFonts w:ascii="宋体" w:hAnsi="宋体"/>
+        </w:rPr>
+      </w:pPr>
+      <w:r>
+        <w:rPr>
+          <w:rFonts w:ascii="宋体" w:hAnsi="宋体" w:hint="eastAsia"/>
+        </w:rPr>
+        <w:t>（</w:t>
+      </w:r>
+      <w:r>
+        <w:rPr>
+          <w:rFonts w:ascii="宋体" w:hAnsi="宋体"/>
+        </w:rPr>
+        <w:t>2</w:t>
+      </w:r>
+      <w:r>
+        <w:rPr>
+          <w:rFonts w:ascii="宋体" w:hAnsi="宋体" w:hint="eastAsia"/>
+        </w:rPr>
+        <w:t>）温度传感器的线性化与校准。</w:t>
+      </w:r>
+      <w:r>
+        <w:rPr>
+          <w:rFonts w:ascii="宋体" w:hAnsi="宋体"/>
+        </w:rPr>
+        <w:t xml:space="preserve">NTC </w:t>
+      </w:r>
+      <w:r>
+        <w:rPr>
+          <w:rFonts w:ascii="宋体" w:hAnsi="宋体" w:hint="eastAsia"/>
+        </w:rPr>
+        <w:t>阻</w:t>
+      </w:r>
+      <w:r>
+        <w:rPr>
+          <w:rFonts w:ascii="宋体" w:hAnsi="宋体"/>
+        </w:rPr>
+        <w:t>-</w:t>
+      </w:r>
+      <w:r>
+        <w:rPr>
+          <w:rFonts w:ascii="宋体" w:hAnsi="宋体" w:hint="eastAsia"/>
+        </w:rPr>
+        <w:t>温关系的指数非线性使电桥灵敏度从</w:t>
+      </w:r>
+      <w:r>
+        <w:rPr>
+          <w:rFonts w:ascii="宋体" w:hAnsi="宋体"/>
+        </w:rPr>
+        <w:t xml:space="preserve"> 25°C </w:t>
+      </w:r>
+      <w:r>
+        <w:rPr>
+          <w:rFonts w:ascii="宋体" w:hAnsi="宋体" w:hint="eastAsia"/>
+        </w:rPr>
+        <w:t>的</w:t>
+      </w:r>
+      <w:r>
+        <w:rPr>
+          <w:rFonts w:ascii="宋体" w:hAnsi="宋体"/>
+        </w:rPr>
+        <w:t xml:space="preserve"> </w:t>
+      </w:r>
+      <w:r>
+        <w:rPr>
+          <w:rFonts w:ascii="Cambria Math" w:hAnsi="Cambria Math" w:cs="Cambria Math"/>
+        </w:rPr>
+        <w:t>−</w:t>
+      </w:r>
+      <w:r>
+        <w:rPr>
+          <w:rFonts w:ascii="宋体" w:hAnsi="宋体"/>
+        </w:rPr>
+        <w:t>54.8 mV/</w:t>
+      </w:r>
+      <w:r>
+        <w:rPr>
+          <w:rFonts w:ascii="宋体" w:hAnsi="宋体" w:cs="宋体" w:hint="eastAsia"/>
+        </w:rPr>
+        <w:t>°</w:t>
+      </w:r>
+      <w:r>
+        <w:rPr>
+          <w:rFonts w:ascii="宋体" w:hAnsi="宋体"/>
+        </w:rPr>
+        <w:t xml:space="preserve">C </w:t>
+      </w:r>
+      <w:r>
+        <w:rPr>
+          <w:rFonts w:ascii="宋体" w:hAnsi="宋体" w:hint="eastAsia"/>
+        </w:rPr>
+        <w:t>衰减至</w:t>
+      </w:r>
+      <w:r>
+        <w:rPr>
+          <w:rFonts w:ascii="宋体" w:hAnsi="宋体"/>
+        </w:rPr>
+        <w:t xml:space="preserve"> 100°C </w:t>
+      </w:r>
+      <w:r>
+        <w:rPr>
+          <w:rFonts w:ascii="宋体" w:hAnsi="宋体" w:hint="eastAsia"/>
+        </w:rPr>
+        <w:t>的</w:t>
+      </w:r>
+      <w:r>
+        <w:rPr>
+          <w:rFonts w:ascii="宋体" w:hAnsi="宋体"/>
+        </w:rPr>
+        <w:t xml:space="preserve"> </w:t>
+      </w:r>
+      <w:r>
+        <w:rPr>
+          <w:rFonts w:ascii="Cambria Math" w:hAnsi="Cambria Math" w:cs="Cambria Math"/>
+        </w:rPr>
+        <w:t>−</w:t>
+      </w:r>
+      <w:r>
+        <w:rPr>
+          <w:rFonts w:ascii="宋体" w:hAnsi="宋体"/>
+        </w:rPr>
+        <w:t>28.9 mV/</w:t>
+      </w:r>
+      <w:r>
+        <w:rPr>
+          <w:rFonts w:ascii="宋体" w:hAnsi="宋体" w:cs="宋体" w:hint="eastAsia"/>
+        </w:rPr>
+        <w:t>°</w:t>
+      </w:r>
+      <w:r>
+        <w:rPr>
+          <w:rFonts w:ascii="宋体" w:hAnsi="宋体"/>
+        </w:rPr>
+        <w:t>C</w:t>
+      </w:r>
+      <w:r>
+        <w:rPr>
+          <w:rFonts w:ascii="宋体" w:hAnsi="宋体" w:hint="eastAsia"/>
+        </w:rPr>
+        <w:t>。改进措施：在桥臂中并联固定电阻构成硬件线性化网络；或引入微控制器后通过</w:t>
+      </w:r>
+      <w:r>
+        <w:rPr>
+          <w:rFonts w:ascii="宋体" w:hAnsi="宋体"/>
+        </w:rPr>
+        <w:t xml:space="preserve"> Steinhart-Hart </w:t>
+      </w:r>
+      <w:r>
+        <w:rPr>
+          <w:rFonts w:ascii="宋体" w:hAnsi="宋体" w:hint="eastAsia"/>
+        </w:rPr>
+        <w:t>方程进行软件非线性校正，精度可优于</w:t>
+      </w:r>
+      <w:r>
+        <w:rPr>
+          <w:rFonts w:ascii="宋体" w:hAnsi="宋体"/>
+        </w:rPr>
+        <w:t xml:space="preserve"> ±0.1°C</w:t>
+      </w:r>
+      <w:r>
+        <w:rPr>
+          <w:rFonts w:ascii="宋体" w:hAnsi="宋体" w:hint="eastAsia"/>
+        </w:rPr>
+        <w:t>。</w:t>
+      </w:r>
+    </w:p>
+    <w:p>
+      <w:pPr>
+        <w:spacing w:beforeLines="0" w:before="0" w:afterLines="0" w:after="0" w:line="400" w:lineRule="exact"/>
+        <w:ind w:firstLineChars="200" w:firstLine="480"/>
+        <w:rPr>
+          <w:rFonts w:ascii="宋体" w:hAnsi="宋体" w:hint="eastAsia"/>
+        </w:rPr>
+      </w:pPr>
+      <w:r>
+        <w:rPr>
+          <w:rFonts w:ascii="宋体" w:hAnsi="宋体" w:hint="eastAsia"/>
+        </w:rPr>
+        <w:t>（3）数字化与智能化扩展。引入微控制器后可实现：ADC 采集 + 数码管/LCD 实时温度显示、数字电位器替代 RV2 实现数字化阈值设定、PID 闭环温度控制、蜂鸣器声光报警，以及通过蓝牙/WiFi 模块实现远程监控与数据追溯。</w:t>
+      </w:r>
+    </w:p>
+    <w:p>
+      <w:pPr>
+        <w:spacing w:beforeLines="0" w:before="0" w:afterLines="0" w:after="0" w:line="400" w:lineRule="exact"/>
+        <w:ind w:firstLineChars="200" w:firstLine="480"/>
+        <w:rPr>
+          <w:rFonts w:ascii="宋体" w:hAnsi="宋体" w:hint="eastAsia"/>
+        </w:rPr>
+      </w:pPr>
+      <w:r>
+        <w:rPr>
+          <w:rFonts w:ascii="宋体" w:hAnsi="宋体" w:hint="eastAsia"/>
+        </w:rPr>
+        <w:t>（4）电源模块的优化。当前 7812/7912 + 7805 方案虽可靠，但 +5 V 未经独立稳压，电压波动直接耦合至电桥输出。改进：电桥供电端增设 TL431 或 REF02 精密基准源，将电压稳定度从 ±2% 提升至 ±0.1%，温度检测零漂可从约 ±1.8°C 降至 ±0.1°C 以下。</w:t>
+      </w:r>
+    </w:p>
+    <w:p>
+      <w:pPr>
+        <w:spacing w:beforeLines="0" w:before="0" w:afterLines="0" w:after="0" w:line="400" w:lineRule="exact"/>
+        <w:ind w:firstLineChars="200" w:firstLine="480"/>
+        <w:rPr>
+          <w:rFonts w:ascii="宋体" w:hAnsi="宋体" w:hint="eastAsia"/>
+        </w:rPr>
+      </w:pPr>
+      <w:r>
+        <w:rPr>
+          <w:rFonts w:ascii="宋体" w:hAnsi="宋体" w:hint="eastAsia"/>
+        </w:rPr>
+        <w:t xml:space="preserve">（5）硬件保护与可靠性增强。除已提到的 LM393 输入负压钳位保护外，建议：NTC 引线端加装 TVS 或 RC 吸收网络防 ESD；继电器驱动回路增加 PC817 光耦隔离实现强弱电隔离；电源输入端增加自恢复保险丝和反接保护二极管；加热回路串联 105°C </w:t>
+      </w:r>
+      <w:r>
+        <w:rPr>
+          <w:rFonts w:ascii="宋体" w:hAnsi="宋体" w:hint="eastAsia"/>
+        </w:rPr>
+        <w:lastRenderedPageBreak/>
+        <w:t>常闭温控开关作为独立过温保护最后防线。</w:t>
+      </w:r>
+    </w:p>
+    <w:p>
+      <w:pPr>
+        <w:spacing w:beforeLines="0" w:before="0" w:afterLines="0" w:after="0" w:line="400" w:lineRule="exact"/>
+        <w:ind w:firstLineChars="200" w:firstLine="480"/>
+        <w:rPr>
+          <w:rFonts w:ascii="宋体" w:hAnsi="宋体" w:hint="eastAsia"/>
+        </w:rPr>
+      </w:pPr>
+      <w:r>
+        <w:rPr>
+          <w:rFonts w:ascii="宋体" w:hAnsi="宋体" w:hint="eastAsia"/>
+        </w:rPr>
+        <w:t>（6）PCB 布局与实物调试。后续可推进：使用 Altium Designer 或立创 EDA 绘制 PCB，遵循模拟区与功率区分区布局、单点接地、运放输入走线短而对称等规范；焊接实物后逐级调试。</w:t>
+      </w:r>
+    </w:p>
+    <w:p>
+      <w:pPr>
+        <w:spacing w:beforeLines="0" w:before="0" w:afterLines="0" w:after="0" w:line="400" w:lineRule="exact"/>
+        <w:ind w:firstLineChars="200" w:firstLine="480"/>
+        <w:rPr>
+          <w:rFonts w:ascii="宋体" w:hAnsi="宋体" w:hint="eastAsia"/>
+        </w:rPr>
+      </w:pPr>
+      <w:r>
+        <w:rPr>
+          <w:rFonts w:ascii="宋体" w:hAnsi="宋体" w:hint="eastAsia"/>
+        </w:rPr>
+        <w:t>（7）温度检测范围的扩展。当前范围受限于 NTC 特性。扩展方案：更换 B 值更高的 NTC 并调整桥臂比例；改恒压源为恒流源激励以减小非线性；高温段改用 PT100 铂电阻或 K 型热电偶配合 MAX31865/MAX6675 等专用调理 IC。</w:t>
+      </w:r>
+    </w:p>
+    <w:p>
+      <w:pPr>
+        <w:spacing w:beforeLines="0" w:before="0" w:afterLines="0" w:after="0" w:line="400" w:lineRule="exact"/>
+        <w:ind w:firstLineChars="200" w:firstLine="480"/>
+        <w:rPr>
+          <w:rFonts w:ascii="宋体" w:hAnsi="宋体" w:hint="eastAsia"/>
+        </w:rPr>
+      </w:pPr>
+      <w:r>
+        <w:rPr>
+          <w:rFonts w:ascii="宋体" w:hAnsi="宋体" w:hint="eastAsia"/>
+        </w:rPr>
+        <w:t>（8）控制执行环节的完善。当前仅以 LED 指示输出，预留的继电器驱动接口需核算 LM393 灌电流余量，必要时增加缓冲三极管；可增加加热电流反馈实现断线/短路检测；以功率 MOSFET 替代继电器实现 PWM 无触点调功，消除触点火花并提高控温平稳性。</w:t>
+      </w:r>
+    </w:p>
+    <w:p>
+      <w:pPr>
+        <w:spacing w:beforeLines="0" w:before="0" w:afterLines="0" w:after="0" w:line="400" w:lineRule="exact"/>
+        <w:ind w:firstLineChars="200" w:firstLine="480"/>
+        <w:rPr>
+          <w:rFonts w:ascii="宋体" w:hAnsi="宋体" w:hint="eastAsia"/>
+        </w:rPr>
+      </w:pPr>
+      <w:r>
+        <w:rPr>
+          <w:rFonts w:ascii="宋体" w:hAnsi="宋体" w:hint="eastAsia"/>
+        </w:rPr>
+        <w:t>综上所述，本系统在纯模拟框架下已完整实现温度检测与报警的全部核心功能，而在精度提升、数字化扩展、电源优化、硬件保护、PCB 实现和范围扩展等方面均有明确的改进路径，为后续工程实践和毕业设计深化提供了充分的拓展空间。</w:t>
+      </w:r>
+    </w:p>
     <w:sectPr>
-      <w:headerReference w:type="default" r:id="rId39"/>
       <w:pgSz w:w="11906" w:h="16838"/>
       <w:pgMar w:top="1418" w:right="1418" w:bottom="1418" w:left="1418" w:header="851" w:footer="992" w:gutter="0"/>
-      <w:pgNumType w:start="14"/>
+      <w:pgNumType w:start="21"/>
       <w:cols w:space="720"/>
       <w:docGrid w:linePitch="312"/>
     </w:sectPr>
@@ -16917,6 +18648,60 @@
         <w:sz w:val="21"/>
         <w:szCs w:val="21"/>
       </w:rPr>
+      <w:t>绪  论</w:t>
+    </w:r>
+  </w:p>
+</w:hdr>
+</file>
+
+<file path=word/header11.xml><?xml version="1.0" encoding="utf-8"?>
+<w:hdr xmlns:wpc="http://schemas.microsoft.com/office/word/2010/wordprocessingCanvas" xmlns:cx="http://schemas.microsoft.com/office/drawing/2014/chartex" xmlns:cx1="http://schemas.microsoft.com/office/drawing/2015/9/8/chartex" xmlns:cx2="http://schemas.microsoft.com/office/drawing/2015/10/21/chartex" xmlns:cx3="http://schemas.microsoft.com/office/drawing/2016/5/9/chartex" xmlns:cx4="http://schemas.microsoft.com/office/drawing/2016/5/10/chartex" xmlns:cx5="http://schemas.microsoft.com/office/drawing/2016/5/11/chartex" xmlns:cx6="http://schemas.microsoft.com/office/drawing/2016/5/12/chartex" xmlns:cx7="http://schemas.microsoft.com/office/drawing/2016/5/13/chartex" xmlns:cx8="http://schemas.microsoft.com/office/drawing/2016/5/14/chartex" xmlns:mc="http://schemas.openxmlformats.org/markup-compatibility/2006" xmlns:aink="http://schemas.microsoft.com/office/drawing/2016/ink" xmlns:am3d="http://schemas.microsoft.com/office/drawing/2017/model3d" xmlns:o="urn:schemas-microsoft-com:office:office" xmlns:oel="http://schemas.microsoft.com/office/2019/extlst" xmlns:r="http://schemas.openxmlformats.org/officeDocument/2006/relationships" xmlns:m="http://schemas.openxmlformats.org/officeDocument/2006/math" xmlns:v="urn:schemas-microsoft-com:vml" xmlns:wp14="http://schemas.microsoft.com/office/word/2010/wordprocessingDrawing" xmlns:wp="http://schemas.openxmlformats.org/drawingml/2006/wordprocessingDrawing" xmlns:w10="urn:schemas-microsoft-com:office:word" xmlns:w="http://schemas.openxmlformats.org/wordprocessingml/2006/main" xmlns:w14="http://schemas.microsoft.com/office/word/2010/wordml" xmlns:w15="http://schemas.microsoft.com/office/word/2012/wordml" xmlns:w16cex="http://schemas.microsoft.com/office/word/2018/wordml/cex" xmlns:w16cid="http://schemas.microsoft.com/office/word/2016/wordml/cid" xmlns:w16="http://schemas.microsoft.com/office/word/2018/wordml" xmlns:w16du="http://schemas.microsoft.com/office/word/2023/wordml/word16du" xmlns:w16sdtdh="http://schemas.microsoft.com/office/word/2020/wordml/sdtdatahash" xmlns:w16sdtfl="http://schemas.microsoft.com/office/word/2024/wordml/sdtformatlock" xmlns:w16se="http://schemas.microsoft.com/office/word/2015/wordml/symex" xmlns:wpg="http://schemas.microsoft.com/office/word/2010/wordprocessingGroup" xmlns:wpi="http://schemas.microsoft.com/office/word/2010/wordprocessingInk" xmlns:wne="http://schemas.microsoft.com/office/word/2006/wordml" xmlns:wps="http://schemas.microsoft.com/office/word/2010/wordprocessingShape" mc:Ignorable="w14 w15 w16se w16cid w16 w16cex w16sdtdh w16sdtfl w16du wp14">
+  <w:p>
+    <w:pPr>
+      <w:pStyle w:val="a4"/>
+      <w:pBdr>
+        <w:bottom w:val="single" w:sz="4" w:space="1" w:color="auto"/>
+      </w:pBdr>
+      <w:spacing w:before="120" w:after="120"/>
+      <w:rPr>
+        <w:rFonts w:ascii="宋体" w:hAnsi="宋体" w:hint="eastAsia"/>
+        <w:sz w:val="21"/>
+        <w:szCs w:val="21"/>
+      </w:rPr>
+    </w:pPr>
+    <w:r>
+      <w:rPr>
+        <w:rFonts w:ascii="宋体" w:hAnsi="宋体"/>
+        <w:sz w:val="21"/>
+        <w:szCs w:val="21"/>
+      </w:rPr>
+      <w:t>系统方案论证与选择</w:t>
+    </w:r>
+  </w:p>
+</w:hdr>
+</file>
+
+<file path=word/header12.xml><?xml version="1.0" encoding="utf-8"?>
+<w:hdr xmlns:wpc="http://schemas.microsoft.com/office/word/2010/wordprocessingCanvas" xmlns:cx="http://schemas.microsoft.com/office/drawing/2014/chartex" xmlns:cx1="http://schemas.microsoft.com/office/drawing/2015/9/8/chartex" xmlns:cx2="http://schemas.microsoft.com/office/drawing/2015/10/21/chartex" xmlns:cx3="http://schemas.microsoft.com/office/drawing/2016/5/9/chartex" xmlns:cx4="http://schemas.microsoft.com/office/drawing/2016/5/10/chartex" xmlns:cx5="http://schemas.microsoft.com/office/drawing/2016/5/11/chartex" xmlns:cx6="http://schemas.microsoft.com/office/drawing/2016/5/12/chartex" xmlns:cx7="http://schemas.microsoft.com/office/drawing/2016/5/13/chartex" xmlns:cx8="http://schemas.microsoft.com/office/drawing/2016/5/14/chartex" xmlns:mc="http://schemas.openxmlformats.org/markup-compatibility/2006" xmlns:aink="http://schemas.microsoft.com/office/drawing/2016/ink" xmlns:am3d="http://schemas.microsoft.com/office/drawing/2017/model3d" xmlns:o="urn:schemas-microsoft-com:office:office" xmlns:oel="http://schemas.microsoft.com/office/2019/extlst" xmlns:r="http://schemas.openxmlformats.org/officeDocument/2006/relationships" xmlns:m="http://schemas.openxmlformats.org/officeDocument/2006/math" xmlns:v="urn:schemas-microsoft-com:vml" xmlns:wp14="http://schemas.microsoft.com/office/word/2010/wordprocessingDrawing" xmlns:wp="http://schemas.openxmlformats.org/drawingml/2006/wordprocessingDrawing" xmlns:w10="urn:schemas-microsoft-com:office:word" xmlns:w="http://schemas.openxmlformats.org/wordprocessingml/2006/main" xmlns:w14="http://schemas.microsoft.com/office/word/2010/wordml" xmlns:w15="http://schemas.microsoft.com/office/word/2012/wordml" xmlns:w16cex="http://schemas.microsoft.com/office/word/2018/wordml/cex" xmlns:w16cid="http://schemas.microsoft.com/office/word/2016/wordml/cid" xmlns:w16="http://schemas.microsoft.com/office/word/2018/wordml" xmlns:w16du="http://schemas.microsoft.com/office/word/2023/wordml/word16du" xmlns:w16sdtdh="http://schemas.microsoft.com/office/word/2020/wordml/sdtdatahash" xmlns:w16sdtfl="http://schemas.microsoft.com/office/word/2024/wordml/sdtformatlock" xmlns:w16se="http://schemas.microsoft.com/office/word/2015/wordml/symex" xmlns:wpg="http://schemas.microsoft.com/office/word/2010/wordprocessingGroup" xmlns:wpi="http://schemas.microsoft.com/office/word/2010/wordprocessingInk" xmlns:wne="http://schemas.microsoft.com/office/word/2006/wordml" xmlns:wps="http://schemas.microsoft.com/office/word/2010/wordprocessingShape" mc:Ignorable="w14 w15 w16se w16cid w16 w16cex w16sdtdh w16sdtfl w16du wp14">
+  <w:p>
+    <w:pPr>
+      <w:pStyle w:val="a4"/>
+      <w:pBdr>
+        <w:bottom w:val="single" w:sz="4" w:space="1" w:color="auto"/>
+      </w:pBdr>
+      <w:spacing w:before="120" w:after="120"/>
+      <w:rPr>
+        <w:rFonts w:ascii="宋体" w:hAnsi="宋体" w:hint="eastAsia"/>
+        <w:sz w:val="21"/>
+        <w:szCs w:val="21"/>
+      </w:rPr>
+    </w:pPr>
+    <w:r>
+      <w:rPr>
+        <w:rFonts w:ascii="宋体" w:hAnsi="宋体" w:hint="eastAsia"/>
+        <w:sz w:val="21"/>
+        <w:szCs w:val="21"/>
+      </w:rPr>
       <w:t>系统硬件电路设计</w:t>
     </w:r>
   </w:p>
@@ -16928,9 +18713,6 @@
   <w:p>
     <w:pPr>
       <w:spacing w:before="120" w:after="120"/>
-      <w:rPr>
-        <w:rFonts w:hint="eastAsia"/>
-      </w:rPr>
     </w:pPr>
   </w:p>
 </w:hdr>
@@ -17066,13 +18848,40 @@
         <w:sz w:val="21"/>
         <w:szCs w:val="21"/>
       </w:rPr>
+      <w:t>Abstract</w:t>
+    </w:r>
+  </w:p>
+</w:hdr>
+</file>
+
+<file path=word/header8.xml><?xml version="1.0" encoding="utf-8"?>
+<w:hdr xmlns:wpc="http://schemas.microsoft.com/office/word/2010/wordprocessingCanvas" xmlns:cx="http://schemas.microsoft.com/office/drawing/2014/chartex" xmlns:cx1="http://schemas.microsoft.com/office/drawing/2015/9/8/chartex" xmlns:cx2="http://schemas.microsoft.com/office/drawing/2015/10/21/chartex" xmlns:cx3="http://schemas.microsoft.com/office/drawing/2016/5/9/chartex" xmlns:cx4="http://schemas.microsoft.com/office/drawing/2016/5/10/chartex" xmlns:cx5="http://schemas.microsoft.com/office/drawing/2016/5/11/chartex" xmlns:cx6="http://schemas.microsoft.com/office/drawing/2016/5/12/chartex" xmlns:cx7="http://schemas.microsoft.com/office/drawing/2016/5/13/chartex" xmlns:cx8="http://schemas.microsoft.com/office/drawing/2016/5/14/chartex" xmlns:mc="http://schemas.openxmlformats.org/markup-compatibility/2006" xmlns:aink="http://schemas.microsoft.com/office/drawing/2016/ink" xmlns:am3d="http://schemas.microsoft.com/office/drawing/2017/model3d" xmlns:o="urn:schemas-microsoft-com:office:office" xmlns:oel="http://schemas.microsoft.com/office/2019/extlst" xmlns:r="http://schemas.openxmlformats.org/officeDocument/2006/relationships" xmlns:m="http://schemas.openxmlformats.org/officeDocument/2006/math" xmlns:v="urn:schemas-microsoft-com:vml" xmlns:wp14="http://schemas.microsoft.com/office/word/2010/wordprocessingDrawing" xmlns:wp="http://schemas.openxmlformats.org/drawingml/2006/wordprocessingDrawing" xmlns:w10="urn:schemas-microsoft-com:office:word" xmlns:w="http://schemas.openxmlformats.org/wordprocessingml/2006/main" xmlns:w14="http://schemas.microsoft.com/office/word/2010/wordml" xmlns:w15="http://schemas.microsoft.com/office/word/2012/wordml" xmlns:w16cex="http://schemas.microsoft.com/office/word/2018/wordml/cex" xmlns:w16cid="http://schemas.microsoft.com/office/word/2016/wordml/cid" xmlns:w16="http://schemas.microsoft.com/office/word/2018/wordml" xmlns:w16du="http://schemas.microsoft.com/office/word/2023/wordml/word16du" xmlns:w16sdtdh="http://schemas.microsoft.com/office/word/2020/wordml/sdtdatahash" xmlns:w16sdtfl="http://schemas.microsoft.com/office/word/2024/wordml/sdtformatlock" xmlns:w16se="http://schemas.microsoft.com/office/word/2015/wordml/symex" xmlns:wpg="http://schemas.microsoft.com/office/word/2010/wordprocessingGroup" xmlns:wpi="http://schemas.microsoft.com/office/word/2010/wordprocessingInk" xmlns:wne="http://schemas.microsoft.com/office/word/2006/wordml" xmlns:wps="http://schemas.microsoft.com/office/word/2010/wordprocessingShape" mc:Ignorable="w14 w15 w16se w16cid w16 w16cex w16sdtdh w16sdtfl w16du wp14">
+  <w:p>
+    <w:pPr>
+      <w:pStyle w:val="a4"/>
+      <w:pBdr>
+        <w:bottom w:val="single" w:sz="4" w:space="1" w:color="auto"/>
+      </w:pBdr>
+      <w:spacing w:before="120" w:after="120"/>
+      <w:rPr>
+        <w:rFonts w:ascii="宋体" w:hAnsi="宋体" w:hint="eastAsia"/>
+        <w:sz w:val="21"/>
+        <w:szCs w:val="21"/>
+      </w:rPr>
+    </w:pPr>
+    <w:r>
+      <w:rPr>
+        <w:rFonts w:ascii="宋体" w:hAnsi="宋体" w:hint="eastAsia"/>
+        <w:sz w:val="21"/>
+        <w:szCs w:val="21"/>
+      </w:rPr>
       <w:t>目  录</w:t>
     </w:r>
   </w:p>
 </w:hdr>
 </file>
 
-<file path=word/header8.xml><?xml version="1.0" encoding="utf-8"?>
+<file path=word/header9.xml><?xml version="1.0" encoding="utf-8"?>
 <w:hdr xmlns:wpc="http://schemas.microsoft.com/office/word/2010/wordprocessingCanvas" xmlns:cx="http://schemas.microsoft.com/office/drawing/2014/chartex" xmlns:cx1="http://schemas.microsoft.com/office/drawing/2015/9/8/chartex" xmlns:cx2="http://schemas.microsoft.com/office/drawing/2015/10/21/chartex" xmlns:cx3="http://schemas.microsoft.com/office/drawing/2016/5/9/chartex" xmlns:cx4="http://schemas.microsoft.com/office/drawing/2016/5/10/chartex" xmlns:cx5="http://schemas.microsoft.com/office/drawing/2016/5/11/chartex" xmlns:cx6="http://schemas.microsoft.com/office/drawing/2016/5/12/chartex" xmlns:cx7="http://schemas.microsoft.com/office/drawing/2016/5/13/chartex" xmlns:cx8="http://schemas.microsoft.com/office/drawing/2016/5/14/chartex" xmlns:mc="http://schemas.openxmlformats.org/markup-compatibility/2006" xmlns:aink="http://schemas.microsoft.com/office/drawing/2016/ink" xmlns:am3d="http://schemas.microsoft.com/office/drawing/2017/model3d" xmlns:o="urn:schemas-microsoft-com:office:office" xmlns:oel="http://schemas.microsoft.com/office/2019/extlst" xmlns:r="http://schemas.openxmlformats.org/officeDocument/2006/relationships" xmlns:m="http://schemas.openxmlformats.org/officeDocument/2006/math" xmlns:v="urn:schemas-microsoft-com:vml" xmlns:wp14="http://schemas.microsoft.com/office/word/2010/wordprocessingDrawing" xmlns:wp="http://schemas.openxmlformats.org/drawingml/2006/wordprocessingDrawing" xmlns:w10="urn:schemas-microsoft-com:office:word" xmlns:w="http://schemas.openxmlformats.org/wordprocessingml/2006/main" xmlns:w14="http://schemas.microsoft.com/office/word/2010/wordml" xmlns:w15="http://schemas.microsoft.com/office/word/2012/wordml" xmlns:w16cex="http://schemas.microsoft.com/office/word/2018/wordml/cex" xmlns:w16cid="http://schemas.microsoft.com/office/word/2016/wordml/cid" xmlns:w16="http://schemas.microsoft.com/office/word/2018/wordml" xmlns:w16du="http://schemas.microsoft.com/office/word/2023/wordml/word16du" xmlns:w16sdtdh="http://schemas.microsoft.com/office/word/2020/wordml/sdtdatahash" xmlns:w16sdtfl="http://schemas.microsoft.com/office/word/2024/wordml/sdtformatlock" xmlns:w16se="http://schemas.microsoft.com/office/word/2015/wordml/symex" xmlns:wpg="http://schemas.microsoft.com/office/word/2010/wordprocessingGroup" xmlns:wpi="http://schemas.microsoft.com/office/word/2010/wordprocessingInk" xmlns:wne="http://schemas.microsoft.com/office/word/2006/wordml" xmlns:wps="http://schemas.microsoft.com/office/word/2010/wordprocessingShape" mc:Ignorable="w14 w15 w16se w16cid w16 w16cex w16sdtdh w16sdtfl w16du wp14">
   <w:p>
     <w:pPr>
@@ -17101,33 +18910,6 @@
 </w:hdr>
 </file>
 
-<file path=word/header9.xml><?xml version="1.0" encoding="utf-8"?>
-<w:hdr xmlns:wpc="http://schemas.microsoft.com/office/word/2010/wordprocessingCanvas" xmlns:cx="http://schemas.microsoft.com/office/drawing/2014/chartex" xmlns:cx1="http://schemas.microsoft.com/office/drawing/2015/9/8/chartex" xmlns:cx2="http://schemas.microsoft.com/office/drawing/2015/10/21/chartex" xmlns:cx3="http://schemas.microsoft.com/office/drawing/2016/5/9/chartex" xmlns:cx4="http://schemas.microsoft.com/office/drawing/2016/5/10/chartex" xmlns:cx5="http://schemas.microsoft.com/office/drawing/2016/5/11/chartex" xmlns:cx6="http://schemas.microsoft.com/office/drawing/2016/5/12/chartex" xmlns:cx7="http://schemas.microsoft.com/office/drawing/2016/5/13/chartex" xmlns:cx8="http://schemas.microsoft.com/office/drawing/2016/5/14/chartex" xmlns:mc="http://schemas.openxmlformats.org/markup-compatibility/2006" xmlns:aink="http://schemas.microsoft.com/office/drawing/2016/ink" xmlns:am3d="http://schemas.microsoft.com/office/drawing/2017/model3d" xmlns:o="urn:schemas-microsoft-com:office:office" xmlns:oel="http://schemas.microsoft.com/office/2019/extlst" xmlns:r="http://schemas.openxmlformats.org/officeDocument/2006/relationships" xmlns:m="http://schemas.openxmlformats.org/officeDocument/2006/math" xmlns:v="urn:schemas-microsoft-com:vml" xmlns:wp14="http://schemas.microsoft.com/office/word/2010/wordprocessingDrawing" xmlns:wp="http://schemas.openxmlformats.org/drawingml/2006/wordprocessingDrawing" xmlns:w10="urn:schemas-microsoft-com:office:word" xmlns:w="http://schemas.openxmlformats.org/wordprocessingml/2006/main" xmlns:w14="http://schemas.microsoft.com/office/word/2010/wordml" xmlns:w15="http://schemas.microsoft.com/office/word/2012/wordml" xmlns:w16cex="http://schemas.microsoft.com/office/word/2018/wordml/cex" xmlns:w16cid="http://schemas.microsoft.com/office/word/2016/wordml/cid" xmlns:w16="http://schemas.microsoft.com/office/word/2018/wordml" xmlns:w16du="http://schemas.microsoft.com/office/word/2023/wordml/word16du" xmlns:w16sdtdh="http://schemas.microsoft.com/office/word/2020/wordml/sdtdatahash" xmlns:w16sdtfl="http://schemas.microsoft.com/office/word/2024/wordml/sdtformatlock" xmlns:w16se="http://schemas.microsoft.com/office/word/2015/wordml/symex" xmlns:wpg="http://schemas.microsoft.com/office/word/2010/wordprocessingGroup" xmlns:wpi="http://schemas.microsoft.com/office/word/2010/wordprocessingInk" xmlns:wne="http://schemas.microsoft.com/office/word/2006/wordml" xmlns:wps="http://schemas.microsoft.com/office/word/2010/wordprocessingShape" mc:Ignorable="w14 w15 w16se w16cid w16 w16cex w16sdtdh w16sdtfl w16du wp14">
-  <w:p>
-    <w:pPr>
-      <w:pStyle w:val="a4"/>
-      <w:pBdr>
-        <w:bottom w:val="single" w:sz="4" w:space="1" w:color="auto"/>
-      </w:pBdr>
-      <w:spacing w:before="120" w:after="120"/>
-      <w:rPr>
-        <w:rFonts w:ascii="宋体" w:hAnsi="宋体" w:hint="eastAsia"/>
-        <w:sz w:val="21"/>
-        <w:szCs w:val="21"/>
-      </w:rPr>
-    </w:pPr>
-    <w:r>
-      <w:rPr>
-        <w:rFonts w:ascii="宋体" w:hAnsi="宋体"/>
-        <w:sz w:val="21"/>
-        <w:szCs w:val="21"/>
-      </w:rPr>
-      <w:t>系统方案论证与选择</w:t>
-    </w:r>
-  </w:p>
-</w:hdr>
-</file>
-
 <file path=word/numbering.xml><?xml version="1.0" encoding="utf-8"?>
 <w:numbering xmlns:wpc="http://schemas.microsoft.com/office/word/2010/wordprocessingCanvas" xmlns:cx="http://schemas.microsoft.com/office/drawing/2014/chartex" xmlns:cx1="http://schemas.microsoft.com/office/drawing/2015/9/8/chartex" xmlns:cx2="http://schemas.microsoft.com/office/drawing/2015/10/21/chartex" xmlns:cx3="http://schemas.microsoft.com/office/drawing/2016/5/9/chartex" xmlns:cx4="http://schemas.microsoft.com/office/drawing/2016/5/10/chartex" xmlns:cx5="http://schemas.microsoft.com/office/drawing/2016/5/11/chartex" xmlns:cx6="http://schemas.microsoft.com/office/drawing/2016/5/12/chartex" xmlns:cx7="http://schemas.microsoft.com/office/drawing/2016/5/13/chartex" xmlns:cx8="http://schemas.microsoft.com/office/drawing/2016/5/14/chartex" xmlns:mc="http://schemas.openxmlformats.org/markup-compatibility/2006" xmlns:aink="http://schemas.microsoft.com/office/drawing/2016/ink" xmlns:am3d="http://schemas.microsoft.com/office/drawing/2017/model3d" xmlns:o="urn:schemas-microsoft-com:office:office" xmlns:oel="http://schemas.microsoft.com/office/2019/extlst" xmlns:r="http://schemas.openxmlformats.org/officeDocument/2006/relationships" xmlns:m="http://schemas.openxmlformats.org/officeDocument/2006/math" xmlns:v="urn:schemas-microsoft-com:vml" xmlns:wp14="http://schemas.microsoft.com/office/word/2010/wordprocessingDrawing" xmlns:wp="http://schemas.openxmlformats.org/drawingml/2006/wordprocessingDrawing" xmlns:w10="urn:schemas-microsoft-com:office:word" xmlns:w="http://schemas.openxmlformats.org/wordprocessingml/2006/main" xmlns:w14="http://schemas.microsoft.com/office/word/2010/wordml" xmlns:w15="http://schemas.microsoft.com/office/word/2012/wordml" xmlns:w16cex="http://schemas.microsoft.com/office/word/2018/wordml/cex" xmlns:w16cid="http://schemas.microsoft.com/office/word/2016/wordml/cid" xmlns:w16="http://schemas.microsoft.com/office/word/2018/wordml" xmlns:w16du="http://schemas.microsoft.com/office/word/2023/wordml/word16du" xmlns:w16sdtdh="http://schemas.microsoft.com/office/word/2020/wordml/sdtdatahash" xmlns:w16sdtfl="http://schemas.microsoft.com/office/word/2024/wordml/sdtformatlock" xmlns:w16se="http://schemas.microsoft.com/office/word/2015/wordml/symex" xmlns:wpg="http://schemas.microsoft.com/office/word/2010/wordprocessingGroup" xmlns:wpi="http://schemas.microsoft.com/office/word/2010/wordprocessingInk" xmlns:wne="http://schemas.microsoft.com/office/word/2006/wordml" xmlns:wps="http://schemas.microsoft.com/office/word/2010/wordprocessingShape" mc:Ignorable="w14 w15 w16se w16cid w16 w16cex w16sdtdh w16sdtfl w16du wp14">
   <w:abstractNum w:abstractNumId="0" w15:restartNumberingAfterBreak="0">
@@ -18177,6 +19959,119 @@
     </w:lvl>
   </w:abstractNum>
   <w:abstractNum w:abstractNumId="9" w15:restartNumberingAfterBreak="0">
+    <w:nsid w:val="5F5173A5"/>
+    <w:multiLevelType w:val="multilevel"/>
+    <w:tmpl w:val="8B4C8E24"/>
+    <w:lvl w:ilvl="0">
+      <w:start w:val="4"/>
+      <w:numFmt w:val="decimal"/>
+      <w:lvlText w:val="%1"/>
+      <w:lvlJc w:val="left"/>
+      <w:pPr>
+        <w:ind w:left="450" w:hanging="450"/>
+      </w:pPr>
+      <w:rPr>
+        <w:rFonts w:hint="default"/>
+      </w:rPr>
+    </w:lvl>
+    <w:lvl w:ilvl="1">
+      <w:start w:val="2"/>
+      <w:numFmt w:val="decimal"/>
+      <w:lvlText w:val="%1.%2"/>
+      <w:lvlJc w:val="left"/>
+      <w:pPr>
+        <w:ind w:left="1296" w:hanging="720"/>
+      </w:pPr>
+      <w:rPr>
+        <w:rFonts w:hint="default"/>
+      </w:rPr>
+    </w:lvl>
+    <w:lvl w:ilvl="2">
+      <w:start w:val="1"/>
+      <w:numFmt w:val="decimal"/>
+      <w:lvlText w:val="%1.%2.%3"/>
+      <w:lvlJc w:val="left"/>
+      <w:pPr>
+        <w:ind w:left="1872" w:hanging="720"/>
+      </w:pPr>
+      <w:rPr>
+        <w:rFonts w:hint="default"/>
+      </w:rPr>
+    </w:lvl>
+    <w:lvl w:ilvl="3">
+      <w:start w:val="1"/>
+      <w:numFmt w:val="decimal"/>
+      <w:lvlText w:val="%1.%2.%3.%4"/>
+      <w:lvlJc w:val="left"/>
+      <w:pPr>
+        <w:ind w:left="2808" w:hanging="1080"/>
+      </w:pPr>
+      <w:rPr>
+        <w:rFonts w:hint="default"/>
+      </w:rPr>
+    </w:lvl>
+    <w:lvl w:ilvl="4">
+      <w:start w:val="1"/>
+      <w:numFmt w:val="decimal"/>
+      <w:lvlText w:val="%1.%2.%3.%4.%5"/>
+      <w:lvlJc w:val="left"/>
+      <w:pPr>
+        <w:ind w:left="3744" w:hanging="1440"/>
+      </w:pPr>
+      <w:rPr>
+        <w:rFonts w:hint="default"/>
+      </w:rPr>
+    </w:lvl>
+    <w:lvl w:ilvl="5">
+      <w:start w:val="1"/>
+      <w:numFmt w:val="decimal"/>
+      <w:lvlText w:val="%1.%2.%3.%4.%5.%6"/>
+      <w:lvlJc w:val="left"/>
+      <w:pPr>
+        <w:ind w:left="4680" w:hanging="1800"/>
+      </w:pPr>
+      <w:rPr>
+        <w:rFonts w:hint="default"/>
+      </w:rPr>
+    </w:lvl>
+    <w:lvl w:ilvl="6">
+      <w:start w:val="1"/>
+      <w:numFmt w:val="decimal"/>
+      <w:lvlText w:val="%1.%2.%3.%4.%5.%6.%7"/>
+      <w:lvlJc w:val="left"/>
+      <w:pPr>
+        <w:ind w:left="5256" w:hanging="1800"/>
+      </w:pPr>
+      <w:rPr>
+        <w:rFonts w:hint="default"/>
+      </w:rPr>
+    </w:lvl>
+    <w:lvl w:ilvl="7">
+      <w:start w:val="1"/>
+      <w:numFmt w:val="decimal"/>
+      <w:lvlText w:val="%1.%2.%3.%4.%5.%6.%7.%8"/>
+      <w:lvlJc w:val="left"/>
+      <w:pPr>
+        <w:ind w:left="6192" w:hanging="2160"/>
+      </w:pPr>
+      <w:rPr>
+        <w:rFonts w:hint="default"/>
+      </w:rPr>
+    </w:lvl>
+    <w:lvl w:ilvl="8">
+      <w:start w:val="1"/>
+      <w:numFmt w:val="decimal"/>
+      <w:lvlText w:val="%1.%2.%3.%4.%5.%6.%7.%8.%9"/>
+      <w:lvlJc w:val="left"/>
+      <w:pPr>
+        <w:ind w:left="7128" w:hanging="2520"/>
+      </w:pPr>
+      <w:rPr>
+        <w:rFonts w:hint="default"/>
+      </w:rPr>
+    </w:lvl>
+  </w:abstractNum>
+  <w:abstractNum w:abstractNumId="10" w15:restartNumberingAfterBreak="0">
     <w:nsid w:val="755343E8"/>
     <w:multiLevelType w:val="hybridMultilevel"/>
     <w:tmpl w:val="B90A69A6"/>
@@ -18290,10 +20185,13 @@
     <w:abstractNumId w:val="1"/>
   </w:num>
   <w:num w:numId="9" w16cid:durableId="1416315522">
-    <w:abstractNumId w:val="9"/>
+    <w:abstractNumId w:val="10"/>
   </w:num>
   <w:num w:numId="10" w16cid:durableId="310209342">
     <w:abstractNumId w:val="2"/>
+  </w:num>
+  <w:num w:numId="11" w16cid:durableId="1269778559">
+    <w:abstractNumId w:val="9"/>
   </w:num>
 </w:numbering>
 </file>
@@ -18852,6 +20750,7 @@
   <w:style w:type="character" w:default="1" w:styleId="a0">
     <w:name w:val="Default Paragraph Font"/>
     <w:uiPriority w:val="1"/>
+    <w:semiHidden/>
     <w:unhideWhenUsed/>
   </w:style>
   <w:style w:type="table" w:default="1" w:styleId="a1">
